--- a/fuentes/CF4_240201524_DI.docx
+++ b/fuentes/CF4_240201524_DI.docx
@@ -2670,7 +2670,7 @@
           <w:b w:val="1"/>
           <w:bCs w:val="1"/>
         </w:rPr>
-        <w:t xml:space="preserve"> tema.</w:t>
+        <w:t xml:space="preserve"> tema</w:t>
       </w:r>
     </w:p>
     <w:p>
@@ -2771,6 +2771,10 @@
     <w:p>
       <w:pPr>
         <w:pStyle w:val="Prrafodelista"/>
+        <w:rPr>
+          <w:noProof w:val="0"/>
+          <w:lang w:val="es-CO"/>
+        </w:rPr>
       </w:pPr>
       <w:r>
         <w:rPr/>
@@ -2785,11 +2789,29 @@
         <w:t xml:space="preserve"> </w:t>
       </w:r>
       <w:r>
+        <w:rPr/>
+        <w:t xml:space="preserve">como refiere </w:t>
+      </w:r>
+      <w:r>
         <w:rPr>
           <w:noProof w:val="0"/>
           <w:lang w:val="es-CO"/>
         </w:rPr>
-        <w:t>Sánchez (2007) señala que "elabore argumentaciones que corroboren la tesis que se está escribiendo" (p. 453).</w:t>
+        <w:t>Sánchez (2007)</w:t>
+      </w:r>
+      <w:r>
+        <w:rPr>
+          <w:noProof w:val="0"/>
+          <w:lang w:val="es-CO"/>
+        </w:rPr>
+        <w:t xml:space="preserve">, </w:t>
+      </w:r>
+      <w:r>
+        <w:rPr>
+          <w:noProof w:val="0"/>
+          <w:lang w:val="es-CO"/>
+        </w:rPr>
+        <w:t>"elabore argumentaciones que corroboren la tesis que se está escribiendo" (p. 453).</w:t>
       </w:r>
     </w:p>
     <w:p>
@@ -2894,9 +2916,19 @@
           <w:ilvl w:val="0"/>
           <w:numId w:val="6"/>
         </w:numPr>
-      </w:pPr>
-      <w:r>
-        <w:t>Organiza el material consultado y citado por estudiantes, profesores e investigadores.</w:t>
+        <w:rPr/>
+      </w:pPr>
+      <w:r>
+        <w:rPr/>
+        <w:t>Organiza</w:t>
+      </w:r>
+      <w:r>
+        <w:rPr/>
+        <w:t>r</w:t>
+      </w:r>
+      <w:r>
+        <w:rPr/>
+        <w:t xml:space="preserve"> el material consultado y citado por estudiantes, profesores e investigadores.</w:t>
       </w:r>
     </w:p>
     <w:p/>
@@ -4341,25 +4373,176 @@
     <w:p>
       <w:pPr>
         <w:rPr>
-          <w:i/>
-          <w:iCs/>
-        </w:rPr>
-      </w:pPr>
-      <w:r>
-        <w:rPr>
-          <w:i/>
-          <w:iCs/>
-        </w:rPr>
-        <w:lastRenderedPageBreak/>
-        <w:t xml:space="preserve">KOSTOFF, RN. The use and misuse of citation analysis in research evaluation. En: Scientometrics. Budapest, </w:t>
-      </w:r>
-      <w:r>
+          <w:i w:val="1"/>
+          <w:iCs w:val="1"/>
+          <w:lang w:val="en-US"/>
+        </w:rPr>
+      </w:pPr>
+      <w:r>
+        <w:rPr>
+          <w:rFonts w:ascii="Arial" w:hAnsi="Arial" w:eastAsia="Arial" w:cs="Arial"/>
+          <w:noProof w:val="0"/>
+          <w:sz w:val="22"/>
+          <w:szCs w:val="22"/>
+          <w:lang w:val="en-US"/>
+        </w:rPr>
+        <w:t>¹</w:t>
+      </w:r>
+      <w:r>
+        <w:rPr>
+          <w:i w:val="1"/>
+          <w:iCs w:val="1"/>
+          <w:lang w:val="en-US"/>
+        </w:rPr>
+        <w:t xml:space="preserve"> </w:t>
+      </w:r>
+      <w:r>
+        <w:rPr>
+          <w:i w:val="1"/>
+          <w:iCs w:val="1"/>
+          <w:lang w:val="en-US"/>
+        </w:rPr>
+        <w:t xml:space="preserve">KOSTOFF, RN. </w:t>
+      </w:r>
+      <w:r>
+        <w:rPr>
+          <w:i w:val="1"/>
+          <w:iCs w:val="1"/>
+          <w:lang w:val="en-US"/>
+        </w:rPr>
+        <w:t>The</w:t>
+      </w:r>
+      <w:r>
+        <w:rPr>
+          <w:i w:val="1"/>
+          <w:iCs w:val="1"/>
+          <w:lang w:val="en-US"/>
+        </w:rPr>
+        <w:t xml:space="preserve"> use and </w:t>
+      </w:r>
+      <w:r>
+        <w:rPr>
+          <w:i w:val="1"/>
+          <w:iCs w:val="1"/>
+          <w:lang w:val="en-US"/>
+        </w:rPr>
+        <w:t>misuse</w:t>
+      </w:r>
+      <w:r>
+        <w:rPr>
+          <w:i w:val="1"/>
+          <w:iCs w:val="1"/>
+          <w:lang w:val="en-US"/>
+        </w:rPr>
+        <w:t xml:space="preserve"> </w:t>
+      </w:r>
+      <w:r>
+        <w:rPr>
+          <w:i w:val="1"/>
+          <w:iCs w:val="1"/>
+          <w:lang w:val="en-US"/>
+        </w:rPr>
+        <w:t>of</w:t>
+      </w:r>
+      <w:r>
+        <w:rPr>
+          <w:i w:val="1"/>
+          <w:iCs w:val="1"/>
+          <w:lang w:val="en-US"/>
+        </w:rPr>
+        <w:t xml:space="preserve"> </w:t>
+      </w:r>
+      <w:r>
+        <w:rPr>
+          <w:i w:val="1"/>
+          <w:iCs w:val="1"/>
+          <w:lang w:val="en-US"/>
+        </w:rPr>
+        <w:t>citation</w:t>
+      </w:r>
+      <w:r>
+        <w:rPr>
+          <w:i w:val="1"/>
+          <w:iCs w:val="1"/>
+          <w:lang w:val="en-US"/>
+        </w:rPr>
+        <w:t xml:space="preserve"> </w:t>
+      </w:r>
+      <w:r>
+        <w:rPr>
+          <w:i w:val="1"/>
+          <w:iCs w:val="1"/>
+          <w:lang w:val="en-US"/>
+        </w:rPr>
+        <w:t>analysis</w:t>
+      </w:r>
+      <w:r>
+        <w:rPr>
+          <w:i w:val="1"/>
+          <w:iCs w:val="1"/>
+          <w:lang w:val="en-US"/>
+        </w:rPr>
+        <w:t xml:space="preserve"> in </w:t>
+      </w:r>
+      <w:r>
+        <w:rPr>
+          <w:i w:val="1"/>
+          <w:iCs w:val="1"/>
+          <w:lang w:val="en-US"/>
+        </w:rPr>
+        <w:t>research</w:t>
+      </w:r>
+      <w:r>
+        <w:rPr>
+          <w:i w:val="1"/>
+          <w:iCs w:val="1"/>
+          <w:lang w:val="en-US"/>
+        </w:rPr>
+        <w:t xml:space="preserve"> </w:t>
+      </w:r>
+      <w:r>
+        <w:rPr>
+          <w:i w:val="1"/>
+          <w:iCs w:val="1"/>
+          <w:lang w:val="en-US"/>
+        </w:rPr>
+        <w:t>evaluation</w:t>
+      </w:r>
+      <w:r>
+        <w:rPr>
+          <w:i w:val="1"/>
+          <w:iCs w:val="1"/>
+          <w:lang w:val="en-US"/>
+        </w:rPr>
+        <w:t xml:space="preserve">. En: </w:t>
+      </w:r>
+      <w:r>
+        <w:rPr>
+          <w:i w:val="1"/>
+          <w:iCs w:val="1"/>
+          <w:lang w:val="en-US"/>
+        </w:rPr>
+        <w:t>Scientometrics</w:t>
+      </w:r>
+      <w:r>
+        <w:rPr>
+          <w:i w:val="1"/>
+          <w:iCs w:val="1"/>
+          <w:lang w:val="en-US"/>
+        </w:rPr>
+        <w:t xml:space="preserve">. Budapest, </w:t>
+      </w:r>
+      <w:r>
+        <w:rPr>
+          <w:lang w:val="en-US"/>
+        </w:rPr>
         <w:t>1998. Vol. 43, no.1. p.28</w:t>
       </w:r>
       <w:r>
         <w:rPr>
-          <w:i/>
-          <w:iCs/>
+          <w:i w:val="1"/>
+          <w:iCs w:val="1"/>
+          <w:lang w:val="en-US"/>
         </w:rPr>
         <w:t>”</w:t>
       </w:r>
@@ -6261,7 +6444,7 @@
                 <w:b w:val="0"/>
                 <w:bCs w:val="0"/>
               </w:rPr>
-              <w:t>Sánchez, Lobato</w:t>
+              <w:t>Sánchez Lobato</w:t>
             </w:r>
             <w:r>
               <w:rPr>
@@ -7919,7 +8102,7 @@
           <w:sz w:val="24"/>
           <w:szCs w:val="24"/>
         </w:rPr>
-        <w:t xml:space="preserve">Sánchez, </w:t>
+        <w:t xml:space="preserve">Sánchez </w:t>
       </w:r>
       <w:r>
         <w:rPr>
@@ -7975,7 +8158,7 @@
         </w:rPr>
         <w:t xml:space="preserve"> </w:t>
       </w:r>
-      <w:hyperlink r:id="R420b93521e864e9c">
+      <w:hyperlink r:id="Rde44713707264901">
         <w:r>
           <w:rPr>
             <w:rStyle w:val="Hipervnculo"/>

--- a/fuentes/CF4_240201524_DI.docx
+++ b/fuentes/CF4_240201524_DI.docx
@@ -1,6 +1,6 @@
 
 <file path=word/document.xml><?xml version="1.0" encoding="utf-8"?>
-<w:document xmlns:wpc="http://schemas.microsoft.com/office/word/2010/wordprocessingCanvas" xmlns:cx="http://schemas.microsoft.com/office/drawing/2014/chartex" xmlns:cx1="http://schemas.microsoft.com/office/drawing/2015/9/8/chartex" xmlns:cx2="http://schemas.microsoft.com/office/drawing/2015/10/21/chartex" xmlns:cx3="http://schemas.microsoft.com/office/drawing/2016/5/9/chartex" xmlns:cx4="http://schemas.microsoft.com/office/drawing/2016/5/10/chartex" xmlns:cx5="http://schemas.microsoft.com/office/drawing/2016/5/11/chartex" xmlns:cx6="http://schemas.microsoft.com/office/drawing/2016/5/12/chartex" xmlns:cx7="http://schemas.microsoft.com/office/drawing/2016/5/13/chartex" xmlns:cx8="http://schemas.microsoft.com/office/drawing/2016/5/14/chartex" xmlns:mc="http://schemas.openxmlformats.org/markup-compatibility/2006" xmlns:aink="http://schemas.microsoft.com/office/drawing/2016/ink" xmlns:am3d="http://schemas.microsoft.com/office/drawing/2017/model3d" xmlns:o="urn:schemas-microsoft-com:office:office" xmlns:r="http://schemas.openxmlformats.org/officeDocument/2006/relationships" xmlns:m="http://schemas.openxmlformats.org/officeDocument/2006/math" xmlns:v="urn:schemas-microsoft-com:vml" xmlns:wp14="http://schemas.microsoft.com/office/word/2010/wordprocessingDrawing" xmlns:wp="http://schemas.openxmlformats.org/drawingml/2006/wordprocessingDrawing" xmlns:w10="urn:schemas-microsoft-com:office:word" xmlns:w="http://schemas.openxmlformats.org/wordprocessingml/2006/main" xmlns:w14="http://schemas.microsoft.com/office/word/2010/wordml" xmlns:w15="http://schemas.microsoft.com/office/word/2012/wordml" xmlns:w16cex="http://schemas.microsoft.com/office/word/2018/wordml/cex" xmlns:w16cid="http://schemas.microsoft.com/office/word/2016/wordml/cid" xmlns:w16="http://schemas.microsoft.com/office/word/2018/wordml" xmlns:w16sdtdh="http://schemas.microsoft.com/office/word/2020/wordml/sdtdatahash" xmlns:w16se="http://schemas.microsoft.com/office/word/2015/wordml/symex" xmlns:wpg="http://schemas.microsoft.com/office/word/2010/wordprocessingGroup" xmlns:wpi="http://schemas.microsoft.com/office/word/2010/wordprocessingInk" xmlns:wne="http://schemas.microsoft.com/office/word/2006/wordml" xmlns:wps="http://schemas.microsoft.com/office/word/2010/wordprocessingShape" xmlns:a="http://schemas.openxmlformats.org/drawingml/2006/main" xmlns:pic="http://schemas.openxmlformats.org/drawingml/2006/picture" xmlns:a14="http://schemas.microsoft.com/office/drawing/2010/main" xmlns:dgm="http://schemas.openxmlformats.org/drawingml/2006/diagram" mc:Ignorable="w14 w15 w16se w16cid w16 w16cex w16sdtdh wp14">
+<w:document xmlns:wpc="http://schemas.microsoft.com/office/word/2010/wordprocessingCanvas" xmlns:cx="http://schemas.microsoft.com/office/drawing/2014/chartex" xmlns:cx1="http://schemas.microsoft.com/office/drawing/2015/9/8/chartex" xmlns:cx2="http://schemas.microsoft.com/office/drawing/2015/10/21/chartex" xmlns:cx3="http://schemas.microsoft.com/office/drawing/2016/5/9/chartex" xmlns:cx4="http://schemas.microsoft.com/office/drawing/2016/5/10/chartex" xmlns:cx5="http://schemas.microsoft.com/office/drawing/2016/5/11/chartex" xmlns:cx6="http://schemas.microsoft.com/office/drawing/2016/5/12/chartex" xmlns:cx7="http://schemas.microsoft.com/office/drawing/2016/5/13/chartex" xmlns:cx8="http://schemas.microsoft.com/office/drawing/2016/5/14/chartex" xmlns:mc="http://schemas.openxmlformats.org/markup-compatibility/2006" xmlns:aink="http://schemas.microsoft.com/office/drawing/2016/ink" xmlns:am3d="http://schemas.microsoft.com/office/drawing/2017/model3d" xmlns:o="urn:schemas-microsoft-com:office:office" xmlns:r="http://schemas.openxmlformats.org/officeDocument/2006/relationships" xmlns:m="http://schemas.openxmlformats.org/officeDocument/2006/math" xmlns:v="urn:schemas-microsoft-com:vml" xmlns:wp14="http://schemas.microsoft.com/office/word/2010/wordprocessingDrawing" xmlns:wp="http://schemas.openxmlformats.org/drawingml/2006/wordprocessingDrawing" xmlns:w10="urn:schemas-microsoft-com:office:word" xmlns:w="http://schemas.openxmlformats.org/wordprocessingml/2006/main" xmlns:w14="http://schemas.microsoft.com/office/word/2010/wordml" xmlns:w15="http://schemas.microsoft.com/office/word/2012/wordml" xmlns:w16cex="http://schemas.microsoft.com/office/word/2018/wordml/cex" xmlns:w16cid="http://schemas.microsoft.com/office/word/2016/wordml/cid" xmlns:w16="http://schemas.microsoft.com/office/word/2018/wordml" xmlns:w16sdtdh="http://schemas.microsoft.com/office/word/2020/wordml/sdtdatahash" xmlns:w16se="http://schemas.microsoft.com/office/word/2015/wordml/symex" xmlns:wpg="http://schemas.microsoft.com/office/word/2010/wordprocessingGroup" xmlns:wpi="http://schemas.microsoft.com/office/word/2010/wordprocessingInk" xmlns:wne="http://schemas.microsoft.com/office/word/2006/wordml" xmlns:wps="http://schemas.microsoft.com/office/word/2010/wordprocessingShape" mc:Ignorable="w14 w15 w16se w16cid w16 w16cex w16sdtdh wp14">
   <w:body>
     <w:p>
       <w:pPr>
@@ -8,16 +8,16 @@
         <w:ind w:firstLine="720"/>
         <w:jc w:val="center"/>
         <w:rPr>
-          <w:b w:val="1"/>
-          <w:bCs w:val="1"/>
+          <w:b/>
+          <w:bCs/>
           <w:sz w:val="20"/>
           <w:szCs w:val="20"/>
         </w:rPr>
       </w:pPr>
       <w:r>
         <w:rPr>
-          <w:b w:val="1"/>
-          <w:bCs w:val="1"/>
+          <w:b/>
+          <w:bCs/>
           <w:sz w:val="20"/>
           <w:szCs w:val="20"/>
         </w:rPr>
@@ -42,12 +42,12 @@
         <w:tblW w:w="9962" w:type="dxa"/>
         <w:tblInd w:w="0" w:type="dxa"/>
         <w:tblBorders>
-          <w:top w:val="single" w:color="000000" w:sz="4" w:space="0"/>
-          <w:left w:val="single" w:color="000000" w:sz="4" w:space="0"/>
-          <w:bottom w:val="single" w:color="000000" w:sz="4" w:space="0"/>
-          <w:right w:val="single" w:color="000000" w:sz="4" w:space="0"/>
-          <w:insideH w:val="single" w:color="000000" w:sz="4" w:space="0"/>
-          <w:insideV w:val="single" w:color="000000" w:sz="4" w:space="0"/>
+          <w:top w:val="single" w:sz="4" w:space="0" w:color="000000"/>
+          <w:left w:val="single" w:sz="4" w:space="0" w:color="000000"/>
+          <w:bottom w:val="single" w:sz="4" w:space="0" w:color="000000"/>
+          <w:right w:val="single" w:sz="4" w:space="0" w:color="000000"/>
+          <w:insideH w:val="single" w:sz="4" w:space="0" w:color="000000"/>
+          <w:insideV w:val="single" w:sz="4" w:space="0" w:color="000000"/>
         </w:tblBorders>
         <w:tblLayout w:type="fixed"/>
         <w:tblLook w:val="0400" w:firstRow="0" w:lastRow="0" w:firstColumn="0" w:lastColumn="0" w:noHBand="0" w:noVBand="1"/>
@@ -131,12 +131,12 @@
         <w:tblW w:w="9962" w:type="dxa"/>
         <w:tblInd w:w="0" w:type="dxa"/>
         <w:tblBorders>
-          <w:top w:val="single" w:color="000000" w:sz="4" w:space="0"/>
-          <w:left w:val="single" w:color="000000" w:sz="4" w:space="0"/>
-          <w:bottom w:val="single" w:color="000000" w:sz="4" w:space="0"/>
-          <w:right w:val="single" w:color="000000" w:sz="4" w:space="0"/>
-          <w:insideH w:val="single" w:color="000000" w:sz="4" w:space="0"/>
-          <w:insideV w:val="single" w:color="000000" w:sz="4" w:space="0"/>
+          <w:top w:val="single" w:sz="4" w:space="0" w:color="000000"/>
+          <w:left w:val="single" w:sz="4" w:space="0" w:color="000000"/>
+          <w:bottom w:val="single" w:sz="4" w:space="0" w:color="000000"/>
+          <w:right w:val="single" w:sz="4" w:space="0" w:color="000000"/>
+          <w:insideH w:val="single" w:sz="4" w:space="0" w:color="000000"/>
+          <w:insideV w:val="single" w:sz="4" w:space="0" w:color="000000"/>
         </w:tblBorders>
         <w:tblLayout w:type="fixed"/>
         <w:tblLook w:val="0400" w:firstRow="0" w:lastRow="0" w:firstColumn="0" w:lastColumn="0" w:noHBand="0" w:noVBand="1"/>
@@ -298,12 +298,12 @@
         <w:tblW w:w="9962" w:type="dxa"/>
         <w:tblInd w:w="0" w:type="dxa"/>
         <w:tblBorders>
-          <w:top w:val="single" w:color="000000" w:sz="4" w:space="0"/>
-          <w:left w:val="single" w:color="000000" w:sz="4" w:space="0"/>
-          <w:bottom w:val="single" w:color="000000" w:sz="4" w:space="0"/>
-          <w:right w:val="single" w:color="000000" w:sz="4" w:space="0"/>
-          <w:insideH w:val="single" w:color="000000" w:sz="4" w:space="0"/>
-          <w:insideV w:val="single" w:color="000000" w:sz="4" w:space="0"/>
+          <w:top w:val="single" w:sz="4" w:space="0" w:color="000000"/>
+          <w:left w:val="single" w:sz="4" w:space="0" w:color="000000"/>
+          <w:bottom w:val="single" w:sz="4" w:space="0" w:color="000000"/>
+          <w:right w:val="single" w:sz="4" w:space="0" w:color="000000"/>
+          <w:insideH w:val="single" w:sz="4" w:space="0" w:color="000000"/>
+          <w:insideV w:val="single" w:sz="4" w:space="0" w:color="000000"/>
         </w:tblBorders>
         <w:tblLayout w:type="fixed"/>
         <w:tblLook w:val="0400" w:firstRow="0" w:lastRow="0" w:firstColumn="0" w:lastColumn="0" w:noHBand="0" w:noVBand="1"/>
@@ -545,12 +545,12 @@
         <w:tblW w:w="9962" w:type="dxa"/>
         <w:tblInd w:w="0" w:type="dxa"/>
         <w:tblBorders>
-          <w:top w:val="single" w:color="000000" w:sz="4" w:space="0"/>
-          <w:left w:val="single" w:color="000000" w:sz="4" w:space="0"/>
-          <w:bottom w:val="single" w:color="000000" w:sz="4" w:space="0"/>
-          <w:right w:val="single" w:color="000000" w:sz="4" w:space="0"/>
-          <w:insideH w:val="single" w:color="000000" w:sz="4" w:space="0"/>
-          <w:insideV w:val="single" w:color="000000" w:sz="4" w:space="0"/>
+          <w:top w:val="single" w:sz="4" w:space="0" w:color="000000"/>
+          <w:left w:val="single" w:sz="4" w:space="0" w:color="000000"/>
+          <w:bottom w:val="single" w:sz="4" w:space="0" w:color="000000"/>
+          <w:right w:val="single" w:sz="4" w:space="0" w:color="000000"/>
+          <w:insideH w:val="single" w:sz="4" w:space="0" w:color="000000"/>
+          <w:insideV w:val="single" w:sz="4" w:space="0" w:color="000000"/>
         </w:tblBorders>
         <w:tblLayout w:type="fixed"/>
         <w:tblLook w:val="0400" w:firstRow="0" w:lastRow="0" w:firstColumn="0" w:lastColumn="0" w:noHBand="0" w:noVBand="1"/>
@@ -1317,126 +1317,11 @@
         <w:pStyle w:val="Prrafodelista"/>
         <w:numPr>
           <w:ilvl w:val="0"/>
-          <w:numId w:val="2"/>
+          <w:numId w:val="3"/>
         </w:numPr>
       </w:pPr>
       <w:r>
         <w:t>Un texto bien elaborado se centra en un tema específico, ya sea con el propósito de responder una pregunta, reafirmar una proposición, refutar un argumento o exponer una idea de manera clara y estructurada.</w:t>
-      </w:r>
-    </w:p>
-    <w:p/>
-    <w:p>
-      <w:pPr>
-        <w:pStyle w:val="Prrafodelista"/>
-        <w:numPr>
-          <w:ilvl w:val="0"/>
-          <w:numId w:val="2"/>
-        </w:numPr>
-      </w:pPr>
-      <w:r>
-        <w:t>Debe ser comprensible para el público al que va dirigido, lo cual implica el uso adecuado del lenguaje, incorporando tecnicismos solo cuando sean pertinentes según el nivel y los intereses del lector.</w:t>
-      </w:r>
-    </w:p>
-    <w:p/>
-    <w:p>
-      <w:pPr>
-        <w:pStyle w:val="Prrafodelista"/>
-        <w:numPr>
-          <w:ilvl w:val="0"/>
-          <w:numId w:val="2"/>
-        </w:numPr>
-      </w:pPr>
-      <w:r>
-        <w:t>Debe ser concreto y mantener el enfoque en el tema central. Su extensión dependerá de la complejidad del contenido y del propósito comunicativo que se persiga, evitando desviaciones innecesarias.</w:t>
-      </w:r>
-    </w:p>
-    <w:p/>
-    <w:p>
-      <w:pPr>
-        <w:pStyle w:val="Prrafodelista"/>
-        <w:numPr>
-          <w:ilvl w:val="0"/>
-          <w:numId w:val="2"/>
-        </w:numPr>
-      </w:pPr>
-      <w:r>
-        <w:t>Un buen texto debe estimular el conocimiento del lector: puede despertar nuevas inquietudes, ampliar saberes previos, resolver dudas o responder a necesidades concretas. En cualquier caso, debe representar un aporte significativo y útil para quien lo lee.</w:t>
-      </w:r>
-    </w:p>
-    <w:p/>
-    <w:p/>
-    <w:p>
-      <w:pPr>
-        <w:rPr>
-          <w:b/>
-          <w:bCs/>
-          <w:sz w:val="28"/>
-          <w:szCs w:val="28"/>
-        </w:rPr>
-      </w:pPr>
-      <w:r>
-        <w:rPr>
-          <w:b/>
-          <w:bCs/>
-          <w:sz w:val="28"/>
-          <w:szCs w:val="28"/>
-        </w:rPr>
-        <w:t xml:space="preserve">1.2 Tipos de textos </w:t>
-      </w:r>
-      <w:r>
-        <w:rPr>
-          <w:b/>
-          <w:bCs/>
-          <w:sz w:val="28"/>
-          <w:szCs w:val="28"/>
-        </w:rPr>
-        <w:t>(</w:t>
-      </w:r>
-      <w:r>
-        <w:rPr>
-          <w:b/>
-          <w:bCs/>
-          <w:sz w:val="28"/>
-          <w:szCs w:val="28"/>
-        </w:rPr>
-        <w:t>análisis literario</w:t>
-      </w:r>
-      <w:r>
-        <w:rPr>
-          <w:b/>
-          <w:bCs/>
-          <w:sz w:val="28"/>
-          <w:szCs w:val="28"/>
-        </w:rPr>
-        <w:t>)</w:t>
-      </w:r>
-    </w:p>
-    <w:p/>
-    <w:p>
-      <w:pPr>
-        <w:rPr>
-          <w:b w:val="1"/>
-          <w:bCs w:val="1"/>
-        </w:rPr>
-      </w:pPr>
-      <w:r>
-        <w:rPr>
-          <w:b w:val="1"/>
-          <w:bCs w:val="1"/>
-        </w:rPr>
-        <w:t>Contexto, autor, mensaje</w:t>
-      </w:r>
-    </w:p>
-    <w:p/>
-    <w:p>
-      <w:r>
-        <w:t>Escribir, es un ejercicio enriquecedor, que sugiere investigación, construcción de conocimiento, mirada crítica y autocrítica; y atracción por el tema sobre el que se escribe. Por tanto, hacer análisis literario de las fuentes que se consultan, es sumamente importante al momento de vincular autores al texto que se está elaborando. Análisis literario implica: evaluar la calidad del texto, en cuanto a claridad en el tema; argumentación del mismo; estilo del texto; lenguaje utilizado, de manera que se posibilite la comprensión de textos consultados.</w:t>
-      </w:r>
-    </w:p>
-    <w:p/>
-    <w:p>
-      <w:r>
-        <w:t>Al momento de consultar el texto, se hace necesario tener en cuenta tres elementos clave:</w:t>
       </w:r>
     </w:p>
     <w:p/>
@@ -1447,25 +1332,9 @@
           <w:ilvl w:val="0"/>
           <w:numId w:val="3"/>
         </w:numPr>
-        <w:rPr>
-          <w:b/>
-          <w:bCs/>
-        </w:rPr>
-      </w:pPr>
-      <w:r>
-        <w:rPr>
-          <w:b/>
-          <w:bCs/>
-        </w:rPr>
-        <w:t>Importancia del contexto</w:t>
-      </w:r>
-    </w:p>
-    <w:p>
-      <w:pPr>
-        <w:pStyle w:val="Prrafodelista"/>
-      </w:pPr>
-      <w:r>
-        <w:t>El contexto en el que se escribe (social, económico o histórico) influye en el mensaje. Este no debe desvincularse de la situación del momento.</w:t>
+      </w:pPr>
+      <w:r>
+        <w:t>Debe ser comprensible para el público al que va dirigido, lo cual implica el uso adecuado del lenguaje, incorporando tecnicismos solo cuando sean pertinentes según el nivel y los intereses del lector.</w:t>
       </w:r>
     </w:p>
     <w:p/>
@@ -1476,25 +1345,9 @@
           <w:ilvl w:val="0"/>
           <w:numId w:val="3"/>
         </w:numPr>
-        <w:rPr>
-          <w:b/>
-          <w:bCs/>
-        </w:rPr>
-      </w:pPr>
-      <w:r>
-        <w:rPr>
-          <w:b/>
-          <w:bCs/>
-        </w:rPr>
-        <w:t>Reconocimiento del autor</w:t>
-      </w:r>
-    </w:p>
-    <w:p>
-      <w:pPr>
-        <w:pStyle w:val="Prrafodelista"/>
-      </w:pPr>
-      <w:r>
-        <w:t>Citar al autor del texto no es opcional, sino un deber ético. El reconocimiento de las fuentes es fundamental en cualquier escrito.</w:t>
+      </w:pPr>
+      <w:r>
+        <w:t>Debe ser concreto y mantener el enfoque en el tema central. Su extensión dependerá de la complejidad del contenido y del propósito comunicativo que se persiga, evitando desviaciones innecesarias.</w:t>
       </w:r>
     </w:p>
     <w:p/>
@@ -1505,71 +1358,88 @@
           <w:ilvl w:val="0"/>
           <w:numId w:val="3"/>
         </w:numPr>
+      </w:pPr>
+      <w:r>
+        <w:t>Un buen texto debe estimular el conocimiento del lector: puede despertar nuevas inquietudes, ampliar saberes previos, resolver dudas o responder a necesidades concretas. En cualquier caso, debe representar un aporte significativo y útil para quien lo lee.</w:t>
+      </w:r>
+    </w:p>
+    <w:p/>
+    <w:p/>
+    <w:p>
+      <w:pPr>
         <w:rPr>
           <w:b/>
           <w:bCs/>
+          <w:sz w:val="28"/>
+          <w:szCs w:val="28"/>
         </w:rPr>
       </w:pPr>
       <w:r>
         <w:rPr>
           <w:b/>
           <w:bCs/>
-        </w:rPr>
-        <w:lastRenderedPageBreak/>
-        <w:t>Claridad y articulación del mensaje citado</w:t>
-      </w:r>
-    </w:p>
-    <w:p>
-      <w:pPr>
-        <w:pStyle w:val="Prrafodelista"/>
-      </w:pPr>
-      <w:r>
-        <w:t>Es crucial comprender claramente el mensaje que se cita y asegurarse de que esté adecuadamente articulado con el proyecto de escritura, de modo que tanto el aporte como la cita estén bien integrados.</w:t>
+          <w:sz w:val="28"/>
+          <w:szCs w:val="28"/>
+        </w:rPr>
+        <w:t xml:space="preserve">1.2 Tipos de textos </w:t>
+      </w:r>
+      <w:r>
+        <w:rPr>
+          <w:b/>
+          <w:bCs/>
+          <w:sz w:val="28"/>
+          <w:szCs w:val="28"/>
+        </w:rPr>
+        <w:t>(</w:t>
+      </w:r>
+      <w:r>
+        <w:rPr>
+          <w:b/>
+          <w:bCs/>
+          <w:sz w:val="28"/>
+          <w:szCs w:val="28"/>
+        </w:rPr>
+        <w:t>análisis literario</w:t>
+      </w:r>
+      <w:r>
+        <w:rPr>
+          <w:b/>
+          <w:bCs/>
+          <w:sz w:val="28"/>
+          <w:szCs w:val="28"/>
+        </w:rPr>
+        <w:t>)</w:t>
       </w:r>
     </w:p>
     <w:p/>
     <w:p>
-      <w:r>
-        <w:t>Lo anterior, aplica para textos científicos, académicos o libros, no aplica para páginas de internet informales, toda vez que estas pueden tomar diferentes fuentes, por tanto, la veracidad no es contundente.</w:t>
+      <w:pPr>
+        <w:rPr>
+          <w:b/>
+          <w:bCs/>
+        </w:rPr>
+      </w:pPr>
+      <w:r>
+        <w:rPr>
+          <w:b/>
+          <w:bCs/>
+        </w:rPr>
+        <w:t>Contexto, autor, mensaje</w:t>
       </w:r>
     </w:p>
     <w:p/>
     <w:p>
       <w:r>
-        <w:t>Es subjetivo reducir los textos a tipos para su clasificación, sin embargo, se hace una clasificación que puede tener en cuenta en su avance como escritor:</w:t>
-      </w:r>
-    </w:p>
-    <w:p>
-      <w:pPr>
-        <w:rPr>
-          <w:b/>
-          <w:bCs/>
-        </w:rPr>
-      </w:pPr>
-    </w:p>
-    <w:p>
-      <w:pPr>
-        <w:rPr>
-          <w:b/>
-          <w:bCs/>
-        </w:rPr>
-      </w:pPr>
-      <w:r>
-        <w:rPr>
-          <w:b/>
-          <w:bCs/>
-        </w:rPr>
-        <w:t>Textos científicos o técnicos se subdividen en:</w:t>
-      </w:r>
-    </w:p>
-    <w:p>
-      <w:pPr>
-        <w:rPr>
-          <w:b/>
-          <w:bCs/>
-        </w:rPr>
-      </w:pPr>
-    </w:p>
+        <w:t>Escribir, es un ejercicio enriquecedor, que sugiere investigación, construcción de conocimiento, mirada crítica y autocrítica; y atracción por el tema sobre el que se escribe. Por tanto, hacer análisis literario de las fuentes que se consultan, es sumamente importante al momento de vincular autores al texto que se está elaborando. Análisis literario implica: evaluar la calidad del texto, en cuanto a claridad en el tema; argumentación del mismo; estilo del texto; lenguaje utilizado, de manera que se posibilite la comprensión de textos consultados.</w:t>
+      </w:r>
+    </w:p>
+    <w:p/>
+    <w:p>
+      <w:r>
+        <w:t>Al momento de consultar el texto, se hace necesario tener en cuenta tres elementos clave:</w:t>
+      </w:r>
+    </w:p>
+    <w:p/>
     <w:p>
       <w:pPr>
         <w:pStyle w:val="Prrafodelista"/>
@@ -1577,17 +1447,28 @@
           <w:ilvl w:val="0"/>
           <w:numId w:val="4"/>
         </w:numPr>
-        <w:ind w:left="1080"/>
-      </w:pPr>
-      <w:r>
-        <w:t>Textos periodísticos informativos.</w:t>
-      </w:r>
-    </w:p>
-    <w:p>
-      <w:pPr>
-        <w:ind w:left="360"/>
-      </w:pPr>
-    </w:p>
+        <w:rPr>
+          <w:b/>
+          <w:bCs/>
+        </w:rPr>
+      </w:pPr>
+      <w:r>
+        <w:rPr>
+          <w:b/>
+          <w:bCs/>
+        </w:rPr>
+        <w:t>Importancia del contexto</w:t>
+      </w:r>
+    </w:p>
+    <w:p>
+      <w:pPr>
+        <w:pStyle w:val="Prrafodelista"/>
+      </w:pPr>
+      <w:r>
+        <w:t>El contexto en el que se escribe (social, económico o histórico) influye en el mensaje. Este no debe desvincularse de la situación del momento.</w:t>
+      </w:r>
+    </w:p>
+    <w:p/>
     <w:p>
       <w:pPr>
         <w:pStyle w:val="Prrafodelista"/>
@@ -1595,17 +1476,28 @@
           <w:ilvl w:val="0"/>
           <w:numId w:val="4"/>
         </w:numPr>
-        <w:ind w:left="1080"/>
-      </w:pPr>
-      <w:r>
-        <w:t>Textos periodísticos de opinión.</w:t>
-      </w:r>
-    </w:p>
-    <w:p>
-      <w:pPr>
-        <w:ind w:left="360"/>
-      </w:pPr>
-    </w:p>
+        <w:rPr>
+          <w:b/>
+          <w:bCs/>
+        </w:rPr>
+      </w:pPr>
+      <w:r>
+        <w:rPr>
+          <w:b/>
+          <w:bCs/>
+        </w:rPr>
+        <w:t>Reconocimiento del autor</w:t>
+      </w:r>
+    </w:p>
+    <w:p>
+      <w:pPr>
+        <w:pStyle w:val="Prrafodelista"/>
+      </w:pPr>
+      <w:r>
+        <w:t>Citar al autor del texto no es opcional, sino un deber ético. El reconocimiento de las fuentes es fundamental en cualquier escrito.</w:t>
+      </w:r>
+    </w:p>
+    <w:p/>
     <w:p>
       <w:pPr>
         <w:pStyle w:val="Prrafodelista"/>
@@ -1613,30 +1505,71 @@
           <w:ilvl w:val="0"/>
           <w:numId w:val="4"/>
         </w:numPr>
-        <w:ind w:left="1080"/>
-      </w:pPr>
-      <w:r>
-        <w:t>Textos periodísticos mixtos.</w:t>
+        <w:rPr>
+          <w:b/>
+          <w:bCs/>
+        </w:rPr>
+      </w:pPr>
+      <w:r>
+        <w:rPr>
+          <w:b/>
+          <w:bCs/>
+        </w:rPr>
+        <w:lastRenderedPageBreak/>
+        <w:t>Claridad y articulación del mensaje citado</w:t>
+      </w:r>
+    </w:p>
+    <w:p>
+      <w:pPr>
+        <w:pStyle w:val="Prrafodelista"/>
+      </w:pPr>
+      <w:r>
+        <w:t>Es crucial comprender claramente el mensaje que se cita y asegurarse de que esté adecuadamente articulado con el proyecto de escritura, de modo que tanto el aporte como la cita estén bien integrados.</w:t>
       </w:r>
     </w:p>
     <w:p/>
+    <w:p>
+      <w:r>
+        <w:t>Lo anterior, aplica para textos científicos, académicos o libros, no aplica para páginas de internet informales, toda vez que estas pueden tomar diferentes fuentes, por tanto, la veracidad no es contundente.</w:t>
+      </w:r>
+    </w:p>
     <w:p/>
     <w:p>
+      <w:r>
+        <w:t>Es subjetivo reducir los textos a tipos para su clasificación, sin embargo, se hace una clasificación que puede tener en cuenta en su avance como escritor:</w:t>
+      </w:r>
+    </w:p>
+    <w:p>
       <w:pPr>
         <w:rPr>
           <w:b/>
           <w:bCs/>
         </w:rPr>
       </w:pPr>
-      <w:r>
+    </w:p>
+    <w:p>
+      <w:pPr>
         <w:rPr>
           <w:b/>
           <w:bCs/>
         </w:rPr>
-        <w:t>Textos literarios:</w:t>
-      </w:r>
-    </w:p>
-    <w:p/>
+      </w:pPr>
+      <w:r>
+        <w:rPr>
+          <w:b/>
+          <w:bCs/>
+        </w:rPr>
+        <w:t>Textos científicos o técnicos se subdividen en:</w:t>
+      </w:r>
+    </w:p>
+    <w:p>
+      <w:pPr>
+        <w:rPr>
+          <w:b/>
+          <w:bCs/>
+        </w:rPr>
+      </w:pPr>
+    </w:p>
     <w:p>
       <w:pPr>
         <w:pStyle w:val="Prrafodelista"/>
@@ -1647,13 +1580,12 @@
         <w:ind w:left="1080"/>
       </w:pPr>
       <w:r>
-        <w:t>Textos líricos.</w:t>
-      </w:r>
-    </w:p>
-    <w:p>
-      <w:pPr>
-        <w:pStyle w:val="Prrafodelista"/>
-        <w:ind w:left="1080"/>
+        <w:t>Textos periodísticos informativos.</w:t>
+      </w:r>
+    </w:p>
+    <w:p>
+      <w:pPr>
+        <w:ind w:left="360"/>
       </w:pPr>
     </w:p>
     <w:p>
@@ -1666,13 +1598,12 @@
         <w:ind w:left="1080"/>
       </w:pPr>
       <w:r>
-        <w:t>Textos narrativos.</w:t>
-      </w:r>
-    </w:p>
-    <w:p>
-      <w:pPr>
-        <w:pStyle w:val="Prrafodelista"/>
-        <w:ind w:left="1080"/>
+        <w:t>Textos periodísticos de opinión.</w:t>
+      </w:r>
+    </w:p>
+    <w:p>
+      <w:pPr>
+        <w:ind w:left="360"/>
       </w:pPr>
     </w:p>
     <w:p>
@@ -1685,6 +1616,75 @@
         <w:ind w:left="1080"/>
       </w:pPr>
       <w:r>
+        <w:t>Textos periodísticos mixtos.</w:t>
+      </w:r>
+    </w:p>
+    <w:p/>
+    <w:p/>
+    <w:p>
+      <w:pPr>
+        <w:rPr>
+          <w:b/>
+          <w:bCs/>
+        </w:rPr>
+      </w:pPr>
+      <w:r>
+        <w:rPr>
+          <w:b/>
+          <w:bCs/>
+        </w:rPr>
+        <w:t>Textos literarios:</w:t>
+      </w:r>
+    </w:p>
+    <w:p/>
+    <w:p>
+      <w:pPr>
+        <w:pStyle w:val="Prrafodelista"/>
+        <w:numPr>
+          <w:ilvl w:val="0"/>
+          <w:numId w:val="6"/>
+        </w:numPr>
+        <w:ind w:left="1080"/>
+      </w:pPr>
+      <w:r>
+        <w:t>Textos líricos.</w:t>
+      </w:r>
+    </w:p>
+    <w:p>
+      <w:pPr>
+        <w:pStyle w:val="Prrafodelista"/>
+        <w:ind w:left="1080"/>
+      </w:pPr>
+    </w:p>
+    <w:p>
+      <w:pPr>
+        <w:pStyle w:val="Prrafodelista"/>
+        <w:numPr>
+          <w:ilvl w:val="0"/>
+          <w:numId w:val="6"/>
+        </w:numPr>
+        <w:ind w:left="1080"/>
+      </w:pPr>
+      <w:r>
+        <w:t>Textos narrativos.</w:t>
+      </w:r>
+    </w:p>
+    <w:p>
+      <w:pPr>
+        <w:pStyle w:val="Prrafodelista"/>
+        <w:ind w:left="1080"/>
+      </w:pPr>
+    </w:p>
+    <w:p>
+      <w:pPr>
+        <w:pStyle w:val="Prrafodelista"/>
+        <w:numPr>
+          <w:ilvl w:val="0"/>
+          <w:numId w:val="6"/>
+        </w:numPr>
+        <w:ind w:left="1080"/>
+      </w:pPr>
+      <w:r>
         <w:t>Textos dramáticos.</w:t>
       </w:r>
     </w:p>
@@ -1718,17 +1718,17 @@
         <w:rPr>
           <w:noProof/>
         </w:rPr>
-        <mc:AlternateContent xmlns:mc="http://schemas.openxmlformats.org/markup-compatibility/2006">
-          <mc:Choice xmlns:mc="http://schemas.openxmlformats.org/markup-compatibility/2006" Requires="wps">
-            <w:drawing xmlns:w="http://schemas.openxmlformats.org/wordprocessingml/2006/main">
-              <wp:inline xmlns:wp="http://schemas.openxmlformats.org/drawingml/2006/wordprocessingDrawing" xmlns:wp14="http://schemas.microsoft.com/office/word/2010/wordprocessingDrawing" distT="0" distB="0" distL="0" distR="0" wp14:anchorId="461A20D6" wp14:editId="0037F03E">
-                <wp:extent xmlns:wp="http://schemas.openxmlformats.org/drawingml/2006/wordprocessingDrawing" cx="6553200" cy="885825"/>
-                <wp:effectExtent xmlns:wp="http://schemas.openxmlformats.org/drawingml/2006/wordprocessingDrawing" l="0" t="0" r="19050" b="28575"/>
-                <wp:docPr xmlns:wp="http://schemas.openxmlformats.org/drawingml/2006/wordprocessingDrawing" id="1651353172" name="Rectángulo 1"/>
-                <wp:cNvGraphicFramePr xmlns:wp="http://schemas.openxmlformats.org/drawingml/2006/wordprocessingDrawing"/>
+        <mc:AlternateContent>
+          <mc:Choice Requires="wps">
+            <w:drawing>
+              <wp:inline distT="0" distB="0" distL="0" distR="0" wp14:anchorId="461A20D6" wp14:editId="0037F03E">
+                <wp:extent cx="6553200" cy="885825"/>
+                <wp:effectExtent l="0" t="0" r="19050" b="28575"/>
+                <wp:docPr id="1651353172" name="Rectángulo 1"/>
+                <wp:cNvGraphicFramePr/>
                 <a:graphic xmlns:a="http://schemas.openxmlformats.org/drawingml/2006/main">
                   <a:graphicData uri="http://schemas.microsoft.com/office/word/2010/wordprocessingShape">
-                    <wps:wsp xmlns:wps="http://schemas.microsoft.com/office/word/2010/wordprocessingShape">
+                    <wps:wsp>
                       <wps:cNvSpPr/>
                       <wps:spPr>
                         <a:xfrm>
@@ -1748,25 +1748,19 @@
                         </a:ln>
                       </wps:spPr>
                       <wps:txbx>
-                        <w:txbxContent xmlns:w="http://schemas.openxmlformats.org/wordprocessingml/2006/main">
+                        <w:txbxContent>
                           <w:p>
                             <w:pPr>
                               <w:rPr>
                                 <w:rFonts w:ascii="Aptos" w:hAnsi="Aptos"/>
                                 <w:color w:val="000000"/>
-                                <w:kern w:val="0"/>
-                                <w:sz w:val="22"/>
-                                <w:szCs w:val="22"/>
                                 <w:lang w:val="en-US"/>
-                                <w14:ligatures xmlns:w14="http://schemas.microsoft.com/office/word/2010/wordml" w14:val="none"/>
                               </w:rPr>
                             </w:pPr>
                             <w:r>
                               <w:rPr>
                                 <w:rFonts w:ascii="Aptos" w:hAnsi="Aptos"/>
                                 <w:color w:val="000000"/>
-                                <w:sz w:val="22"/>
-                                <w:szCs w:val="22"/>
                                 <w:lang w:val="en-US"/>
                               </w:rPr>
                               <w:t>Nombre: Tipos de textos</w:t>
@@ -1777,8 +1771,6 @@
                               <w:rPr>
                                 <w:rFonts w:ascii="Aptos" w:hAnsi="Aptos"/>
                                 <w:color w:val="000000"/>
-                                <w:sz w:val="22"/>
-                                <w:szCs w:val="22"/>
                                 <w:lang w:val="en-US"/>
                               </w:rPr>
                             </w:pPr>
@@ -1786,8 +1778,6 @@
                               <w:rPr>
                                 <w:rFonts w:ascii="Aptos" w:hAnsi="Aptos"/>
                                 <w:color w:val="000000"/>
-                                <w:sz w:val="22"/>
-                                <w:szCs w:val="22"/>
                                 <w:lang w:val="en-US"/>
                               </w:rPr>
                               <w:t xml:space="preserve">Descripción: Se invita a reforzar sus conocimientos mediante la siguiente infografia: </w:t>
@@ -1802,35 +1792,83 @@
               </wp:inline>
             </w:drawing>
           </mc:Choice>
-          <mc:Fallback xmlns:mc="http://schemas.openxmlformats.org/markup-compatibility/2006"/>
+          <mc:Fallback>
+            <w:pict>
+              <v:rect w14:anchorId="461A20D6" id="Rectángulo 1" o:spid="_x0000_s1026" style="width:516pt;height:69.75pt;visibility:visible;mso-wrap-style:square;mso-left-percent:-10001;mso-top-percent:-10001;mso-position-horizontal:absolute;mso-position-horizontal-relative:char;mso-position-vertical:absolute;mso-position-vertical-relative:line;mso-left-percent:-10001;mso-top-percent:-10001;v-text-anchor:top" o:gfxdata="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" fillcolor="white [3201]">
+                <v:textbox>
+                  <w:txbxContent>
+                    <w:p>
+                      <w:pPr>
+                        <w:rPr>
+                          <w:rFonts w:ascii="Aptos" w:hAnsi="Aptos"/>
+                          <w:color w:val="000000"/>
+                          <w:lang w:val="en-US"/>
+                        </w:rPr>
+                      </w:pPr>
+                      <w:r>
+                        <w:rPr>
+                          <w:rFonts w:ascii="Aptos" w:hAnsi="Aptos"/>
+                          <w:color w:val="000000"/>
+                          <w:lang w:val="en-US"/>
+                        </w:rPr>
+                        <w:t>Nombre: Tipos de textos</w:t>
+                      </w:r>
+                    </w:p>
+                    <w:p>
+                      <w:pPr>
+                        <w:rPr>
+                          <w:rFonts w:ascii="Aptos" w:hAnsi="Aptos"/>
+                          <w:color w:val="000000"/>
+                          <w:lang w:val="en-US"/>
+                        </w:rPr>
+                      </w:pPr>
+                      <w:r>
+                        <w:rPr>
+                          <w:rFonts w:ascii="Aptos" w:hAnsi="Aptos"/>
+                          <w:color w:val="000000"/>
+                          <w:lang w:val="en-US"/>
+                        </w:rPr>
+                        <w:t xml:space="preserve">Descripción: Se invita a reforzar sus conocimientos mediante la siguiente infografia: </w:t>
+                      </w:r>
+                    </w:p>
+                  </w:txbxContent>
+                </v:textbox>
+                <w10:anchorlock/>
+              </v:rect>
+            </w:pict>
+          </mc:Fallback>
         </mc:AlternateContent>
       </w:r>
     </w:p>
     <w:p>
       <w:r>
+        <w:rPr>
+          <w:noProof/>
+        </w:rPr>
+        <w:lastRenderedPageBreak/>
         <w:drawing>
-          <wp:inline wp14:editId="43E426E4" wp14:anchorId="3E7A6500">
+          <wp:inline distT="0" distB="0" distL="0" distR="0" wp14:anchorId="3E7A6500" wp14:editId="43E426E4">
             <wp:extent cx="3690772" cy="2360529"/>
             <wp:effectExtent l="0" t="0" r="0" b="0"/>
             <wp:docPr id="2" name="Imagen 2"/>
             <wp:cNvGraphicFramePr>
-              <a:graphicFrameLocks noChangeAspect="1"/>
+              <a:graphicFrameLocks xmlns:a="http://schemas.openxmlformats.org/drawingml/2006/main" noChangeAspect="1"/>
             </wp:cNvGraphicFramePr>
-            <a:graphic>
-              <a:graphicData xmlns:a="http://schemas.openxmlformats.org/drawingml/2006/main" uri="http://schemas.openxmlformats.org/drawingml/2006/picture">
+            <a:graphic xmlns:a="http://schemas.openxmlformats.org/drawingml/2006/main">
+              <a:graphicData uri="http://schemas.openxmlformats.org/drawingml/2006/picture">
                 <pic:pic xmlns:pic="http://schemas.openxmlformats.org/drawingml/2006/picture">
                   <pic:nvPicPr>
                     <pic:cNvPr id="1" name=""/>
                     <pic:cNvPicPr/>
                   </pic:nvPicPr>
                   <pic:blipFill>
-                    <a:blip xmlns:r="http://schemas.openxmlformats.org/officeDocument/2006/relationships" r:embed="rId15"/>
+                    <a:blip r:embed="rId15"/>
                     <a:stretch>
                       <a:fillRect/>
                     </a:stretch>
                   </pic:blipFill>
                   <pic:spPr>
-                    <a:xfrm rot="0">
+                    <a:xfrm>
                       <a:off x="0" y="0"/>
                       <a:ext cx="3690772" cy="2360529"/>
                     </a:xfrm>
@@ -1976,6 +2014,7 @@
           <w:sz w:val="28"/>
           <w:szCs w:val="28"/>
         </w:rPr>
+        <w:lastRenderedPageBreak/>
         <w:t>1.4 Concepto de párrafo, tipos de párrafo y formas para estructurar párrafos</w:t>
       </w:r>
     </w:p>
@@ -1997,420 +2036,17 @@
     <w:p/>
     <w:p>
       <w:r>
-        <w:rPr/>
         <w:t xml:space="preserve">En la construcción de un párrafo, </w:t>
       </w:r>
       <w:r>
-        <w:rPr/>
         <w:t>s</w:t>
       </w:r>
       <w:r>
-        <w:rPr/>
         <w:t>e deben tener en cuenta elementos básicos como:</w:t>
       </w:r>
     </w:p>
     <w:p/>
     <w:p/>
-    <w:p>
-      <w:pPr>
-        <w:pStyle w:val="Prrafodelista"/>
-        <w:numPr>
-          <w:ilvl w:val="0"/>
-          <w:numId w:val="6"/>
-        </w:numPr>
-      </w:pPr>
-      <w:r>
-        <w:t>Articulación con párrafo anterior o posterior. De manera que se articule con la globalidad del escrito.</w:t>
-      </w:r>
-    </w:p>
-    <w:p/>
-    <w:p>
-      <w:pPr>
-        <w:pStyle w:val="Prrafodelista"/>
-        <w:numPr>
-          <w:ilvl w:val="0"/>
-          <w:numId w:val="6"/>
-        </w:numPr>
-      </w:pPr>
-      <w:r>
-        <w:t>Utilización apropiada de conectores.</w:t>
-      </w:r>
-    </w:p>
-    <w:p/>
-    <w:p>
-      <w:pPr>
-        <w:pStyle w:val="Prrafodelista"/>
-        <w:numPr>
-          <w:ilvl w:val="0"/>
-          <w:numId w:val="6"/>
-        </w:numPr>
-      </w:pPr>
-      <w:r>
-        <w:t>Adecuada puntuación que conlleve a la claridad y comprensión.</w:t>
-      </w:r>
-    </w:p>
-    <w:p/>
-    <w:p>
-      <w:pPr>
-        <w:pStyle w:val="Prrafodelista"/>
-        <w:numPr>
-          <w:ilvl w:val="0"/>
-          <w:numId w:val="6"/>
-        </w:numPr>
-      </w:pPr>
-      <w:r>
-        <w:t>Tener claridad del tipo de texto para definir su estructura.</w:t>
-      </w:r>
-    </w:p>
-    <w:p/>
-    <w:p>
-      <w:pPr>
-        <w:pStyle w:val="Prrafodelista"/>
-        <w:numPr>
-          <w:ilvl w:val="0"/>
-          <w:numId w:val="6"/>
-        </w:numPr>
-      </w:pPr>
-      <w:r>
-        <w:t>Se debe releer verificando que no se repitan palabras o se presenten pleonasmo.</w:t>
-      </w:r>
-    </w:p>
-    <w:p/>
-    <w:p>
-      <w:pPr>
-        <w:pStyle w:val="Prrafodelista"/>
-        <w:numPr>
-          <w:ilvl w:val="0"/>
-          <w:numId w:val="6"/>
-        </w:numPr>
-      </w:pPr>
-      <w:r>
-        <w:t>Verificar que la idea sea coherente, es decir, que no haya contradicciones.</w:t>
-      </w:r>
-    </w:p>
-    <w:p/>
-    <w:p>
-      <w:pPr>
-        <w:pStyle w:val="Prrafodelista"/>
-        <w:numPr>
-          <w:ilvl w:val="0"/>
-          <w:numId w:val="6"/>
-        </w:numPr>
-      </w:pPr>
-      <w:r>
-        <w:t>Diferenciar una frase de un párrafo, lo que indica que el contenido del párrafo es la unión de frases, separadas por signos de puntuación.</w:t>
-      </w:r>
-    </w:p>
-    <w:p/>
-    <w:p>
-      <w:pPr>
-        <w:pStyle w:val="Prrafodelista"/>
-        <w:numPr>
-          <w:ilvl w:val="0"/>
-          <w:numId w:val="6"/>
-        </w:numPr>
-      </w:pPr>
-      <w:r>
-        <w:t>Tener clara la idea que se va a transmitir en el párrafo, complementando, ampliando o trasladando a un nuevo subtema, iniciando o finalizando el escrito. Esto a fin de evitar hacer comentarios innecesarios o rodeos que desconecten al lector.</w:t>
-      </w:r>
-    </w:p>
-    <w:p/>
-    <w:p>
-      <w:pPr>
-        <w:pStyle w:val="Prrafodelista"/>
-        <w:numPr>
-          <w:ilvl w:val="0"/>
-          <w:numId w:val="6"/>
-        </w:numPr>
-      </w:pPr>
-      <w:r>
-        <w:t>Cada párrafo debe cerrar de manera adecuada una idea o un tema, de manera que no se corte abruptamente el tema del que se esté escribiendo.</w:t>
-      </w:r>
-    </w:p>
-    <w:p/>
-    <w:p>
-      <w:pPr>
-        <w:pStyle w:val="Prrafodelista"/>
-        <w:numPr>
-          <w:ilvl w:val="0"/>
-          <w:numId w:val="6"/>
-        </w:numPr>
-      </w:pPr>
-      <w:r>
-        <w:t>La extensión depende del tipo de texto, sin embargo, para textos técnicos y narrativos, es recomendable no exceder la escritura en cada párrafo.</w:t>
-      </w:r>
-    </w:p>
-    <w:p/>
-    <w:p>
-      <w:pPr>
-        <w:pStyle w:val="Prrafodelista"/>
-        <w:numPr>
-          <w:ilvl w:val="0"/>
-          <w:numId w:val="6"/>
-        </w:numPr>
-      </w:pPr>
-      <w:r>
-        <w:t>En caso de complementar el escrito con voces de especialistas, según consultas o referencias, es deber ético y profesional (como se ha manifestado) hacer la referencia correspondiente.</w:t>
-      </w:r>
-    </w:p>
-    <w:p/>
-    <w:p/>
-    <w:p>
-      <w:pPr>
-        <w:pStyle w:val="Prrafodelista"/>
-        <w:numPr>
-          <w:ilvl w:val="0"/>
-          <w:numId w:val="6"/>
-        </w:numPr>
-        <w:rPr>
-          <w:b w:val="1"/>
-          <w:bCs w:val="1"/>
-        </w:rPr>
-      </w:pPr>
-      <w:r>
-        <w:rPr>
-          <w:b w:val="1"/>
-          <w:bCs w:val="1"/>
-        </w:rPr>
-        <w:t>Párrafo de enumeración</w:t>
-      </w:r>
-    </w:p>
-    <w:p/>
-    <w:p>
-      <w:pPr>
-        <w:pStyle w:val="Prrafodelista"/>
-      </w:pPr>
-      <w:r>
-        <w:t>Constituido por una lista de propiedades que describen un mismo objeto, hecho o idea y por una frase organizadora (antes o después del párrafo) que indica al lector la estructura del párrafo.</w:t>
-      </w:r>
-    </w:p>
-    <w:p>
-      <w:pPr>
-        <w:rPr>
-          <w:b/>
-          <w:bCs/>
-        </w:rPr>
-      </w:pPr>
-    </w:p>
-    <w:p>
-      <w:pPr>
-        <w:pStyle w:val="Prrafodelista"/>
-        <w:numPr>
-          <w:ilvl w:val="0"/>
-          <w:numId w:val="6"/>
-        </w:numPr>
-        <w:rPr>
-          <w:b w:val="1"/>
-          <w:bCs w:val="1"/>
-        </w:rPr>
-      </w:pPr>
-      <w:r>
-        <w:rPr>
-          <w:b w:val="1"/>
-          <w:bCs w:val="1"/>
-        </w:rPr>
-        <w:t>Párrafo de comparación/contraste</w:t>
-      </w:r>
-    </w:p>
-    <w:p>
-      <w:pPr>
-        <w:rPr>
-          <w:b/>
-          <w:bCs/>
-        </w:rPr>
-      </w:pPr>
-    </w:p>
-    <w:p>
-      <w:pPr>
-        <w:pStyle w:val="Prrafodelista"/>
-      </w:pPr>
-      <w:r>
-        <w:t>Indica las semejanzas y diferencias entre dos más objetos, ideas o personas, comparándolos, según cierto número de categorías.</w:t>
-      </w:r>
-    </w:p>
-    <w:p/>
-    <w:p>
-      <w:pPr>
-        <w:pStyle w:val="Prrafodelista"/>
-        <w:numPr>
-          <w:ilvl w:val="0"/>
-          <w:numId w:val="6"/>
-        </w:numPr>
-        <w:rPr>
-          <w:b w:val="1"/>
-          <w:bCs w:val="1"/>
-        </w:rPr>
-      </w:pPr>
-      <w:r>
-        <w:rPr>
-          <w:b w:val="1"/>
-          <w:bCs w:val="1"/>
-        </w:rPr>
-        <w:t>Párrafo de desarrollo de un concepto</w:t>
-      </w:r>
-    </w:p>
-    <w:p/>
-    <w:p>
-      <w:pPr>
-        <w:pStyle w:val="Prrafodelista"/>
-      </w:pPr>
-      <w:r>
-        <w:t>Se da una idea principal, enunciada de forma explícita, que posteriormente se reafirma por medio de ejemplos, argumentaciones. De manera que se explica, aclara, detalla o ilustra la afirmación principal.</w:t>
-      </w:r>
-    </w:p>
-    <w:p/>
-    <w:p>
-      <w:pPr>
-        <w:pStyle w:val="Prrafodelista"/>
-        <w:numPr>
-          <w:ilvl w:val="0"/>
-          <w:numId w:val="6"/>
-        </w:numPr>
-        <w:rPr>
-          <w:b w:val="1"/>
-          <w:bCs w:val="1"/>
-        </w:rPr>
-      </w:pPr>
-      <w:r>
-        <w:rPr>
-          <w:b w:val="1"/>
-          <w:bCs w:val="1"/>
-        </w:rPr>
-        <w:t>Párrafo de enunciado/solución de un problema</w:t>
-      </w:r>
-    </w:p>
-    <w:p/>
-    <w:p>
-      <w:pPr>
-        <w:pStyle w:val="Prrafodelista"/>
-      </w:pPr>
-      <w:r>
-        <w:t>Plantea un problema para posteriormente solucionarlo.</w:t>
-      </w:r>
-    </w:p>
-    <w:p/>
-    <w:p>
-      <w:pPr>
-        <w:pStyle w:val="Prrafodelista"/>
-        <w:numPr>
-          <w:ilvl w:val="0"/>
-          <w:numId w:val="6"/>
-        </w:numPr>
-        <w:rPr>
-          <w:b w:val="1"/>
-          <w:bCs w:val="1"/>
-        </w:rPr>
-      </w:pPr>
-      <w:r>
-        <w:rPr>
-          <w:b w:val="1"/>
-          <w:bCs w:val="1"/>
-        </w:rPr>
-        <w:t>Párrafo de causa/efecto</w:t>
-      </w:r>
-    </w:p>
-    <w:p/>
-    <w:p>
-      <w:pPr>
-        <w:pStyle w:val="Prrafodelista"/>
-      </w:pPr>
-      <w:r>
-        <w:t>Presenta un acontecimiento o una situación seguido por las razones que los han causado.</w:t>
-      </w:r>
-    </w:p>
-    <w:p/>
-    <w:p/>
-    <w:p>
-      <w:pPr>
-        <w:rPr>
-          <w:b/>
-          <w:bCs/>
-          <w:sz w:val="28"/>
-          <w:szCs w:val="28"/>
-        </w:rPr>
-      </w:pPr>
-      <w:r>
-        <w:rPr>
-          <w:b/>
-          <w:bCs/>
-          <w:sz w:val="28"/>
-          <w:szCs w:val="28"/>
-        </w:rPr>
-        <w:t>1.5 Técnicas de redacción</w:t>
-      </w:r>
-    </w:p>
-    <w:p/>
-    <w:p>
-      <w:r>
-        <w:t xml:space="preserve">La técnica para escribir textos va de acuerdo a la pretensión del escrito, por tanto, para este aparte se citarán elementos clave aportados por </w:t>
-      </w:r>
-      <w:r>
-        <w:t>Sánchez</w:t>
-      </w:r>
-      <w:r>
-        <w:t xml:space="preserve"> (2007).</w:t>
-      </w:r>
-    </w:p>
-    <w:p/>
-    <w:p>
-      <w:pPr>
-        <w:pStyle w:val="Prrafodelista"/>
-        <w:numPr>
-          <w:ilvl w:val="0"/>
-          <w:numId w:val="6"/>
-        </w:numPr>
-        <w:rPr>
-          <w:b/>
-          <w:bCs/>
-        </w:rPr>
-      </w:pPr>
-      <w:r>
-        <w:rPr>
-          <w:b/>
-          <w:bCs/>
-        </w:rPr>
-        <w:t>Texto argumentativo</w:t>
-      </w:r>
-    </w:p>
-    <w:p>
-      <w:pPr>
-        <w:pStyle w:val="Prrafodelista"/>
-      </w:pPr>
-      <w:r>
-        <w:t>“Para apoyar los contenidos, el escribiente se sirve de informaciones compartidas y de otras dotadas de validez objetiva y contrastada que facilite la asimilación por parte del lector”.</w:t>
-      </w:r>
-    </w:p>
-    <w:p/>
-    <w:p>
-      <w:r>
-        <w:rPr/>
-        <w:t xml:space="preserve">Sánchez </w:t>
-      </w:r>
-      <w:commentRangeStart w:id="3"/>
-      <w:r>
-        <w:rPr/>
-        <w:t>refiere</w:t>
-      </w:r>
-      <w:commentRangeEnd w:id="3"/>
-      <w:r>
-        <w:rPr>
-          <w:rStyle w:val="CommentReference"/>
-        </w:rPr>
-        <w:commentReference w:id="3"/>
-      </w:r>
-      <w:r>
-        <w:rPr/>
-        <w:t xml:space="preserve"> los siguientes componentes del texto argumentativo:</w:t>
-      </w:r>
-    </w:p>
-    <w:p>
-      <w:pPr>
-        <w:rPr>
-          <w:b/>
-          <w:bCs/>
-        </w:rPr>
-      </w:pPr>
-    </w:p>
     <w:p>
       <w:pPr>
         <w:pStyle w:val="Prrafodelista"/>
@@ -2418,37 +2054,12 @@
           <w:ilvl w:val="0"/>
           <w:numId w:val="7"/>
         </w:numPr>
-        <w:rPr>
-          <w:b/>
-          <w:bCs/>
-        </w:rPr>
-      </w:pPr>
-      <w:r>
-        <w:rPr>
-          <w:b/>
-          <w:bCs/>
-        </w:rPr>
-        <w:t>Introducción</w:t>
-      </w:r>
-    </w:p>
-    <w:p>
-      <w:pPr>
-        <w:pStyle w:val="Prrafodelista"/>
-      </w:pPr>
-      <w:r>
-        <w:t>Se presenta una premisa inicial, donde se propone una información nueva a modo de tesis para poder ser explicada, legitimada, validada o demostrada.</w:t>
-      </w:r>
-    </w:p>
-    <w:p>
-      <w:pPr>
-        <w:pStyle w:val="Prrafodelista"/>
-      </w:pPr>
-    </w:p>
-    <w:p>
-      <w:pPr>
-        <w:pStyle w:val="Prrafodelista"/>
-      </w:pPr>
-    </w:p>
+      </w:pPr>
+      <w:r>
+        <w:t>Articulación con párrafo anterior o posterior. De manera que se articule con la globalidad del escrito.</w:t>
+      </w:r>
+    </w:p>
+    <w:p/>
     <w:p>
       <w:pPr>
         <w:pStyle w:val="Prrafodelista"/>
@@ -2456,34 +2067,9 @@
           <w:ilvl w:val="0"/>
           <w:numId w:val="7"/>
         </w:numPr>
-        <w:rPr>
-          <w:b/>
-          <w:bCs/>
-        </w:rPr>
-      </w:pPr>
-      <w:r>
-        <w:rPr>
-          <w:b/>
-          <w:bCs/>
-        </w:rPr>
-        <w:lastRenderedPageBreak/>
-        <w:t>Cuerpo</w:t>
-      </w:r>
-    </w:p>
-    <w:p>
-      <w:pPr>
-        <w:pStyle w:val="Prrafodelista"/>
-      </w:pPr>
-      <w:r>
-        <w:t>Se integra por datos, propuestas de verdades y creencias, por haber sido adquiridas o por ser evidentes. La información que se aporta supone una aceptación implícita.</w:t>
-      </w:r>
-    </w:p>
-    <w:p>
-      <w:pPr>
-        <w:pStyle w:val="Prrafodelista"/>
-      </w:pPr>
-      <w:r>
-        <w:t>La información que se añade o aduce se apoya en datos y en otro tipo de argumentos citados.</w:t>
+      </w:pPr>
+      <w:r>
+        <w:t>Utilización apropiada de conectores.</w:t>
       </w:r>
     </w:p>
     <w:p/>
@@ -2493,6 +2079,451 @@
         <w:numPr>
           <w:ilvl w:val="0"/>
           <w:numId w:val="7"/>
+        </w:numPr>
+      </w:pPr>
+      <w:r>
+        <w:t>Adecuada puntuación que conlleve a la claridad y comprensión.</w:t>
+      </w:r>
+    </w:p>
+    <w:p/>
+    <w:p>
+      <w:pPr>
+        <w:pStyle w:val="Prrafodelista"/>
+        <w:numPr>
+          <w:ilvl w:val="0"/>
+          <w:numId w:val="7"/>
+        </w:numPr>
+      </w:pPr>
+      <w:r>
+        <w:t>Tener claridad del tipo de texto para definir su estructura.</w:t>
+      </w:r>
+    </w:p>
+    <w:p/>
+    <w:p>
+      <w:pPr>
+        <w:pStyle w:val="Prrafodelista"/>
+        <w:numPr>
+          <w:ilvl w:val="0"/>
+          <w:numId w:val="7"/>
+        </w:numPr>
+      </w:pPr>
+      <w:r>
+        <w:t>Se debe releer verificando que no se repitan palabras o se presenten pleonasmo.</w:t>
+      </w:r>
+    </w:p>
+    <w:p/>
+    <w:p>
+      <w:pPr>
+        <w:pStyle w:val="Prrafodelista"/>
+        <w:numPr>
+          <w:ilvl w:val="0"/>
+          <w:numId w:val="7"/>
+        </w:numPr>
+      </w:pPr>
+      <w:r>
+        <w:t>Verificar que la idea sea coherente, es decir, que no haya contradicciones.</w:t>
+      </w:r>
+    </w:p>
+    <w:p/>
+    <w:p>
+      <w:pPr>
+        <w:pStyle w:val="Prrafodelista"/>
+        <w:numPr>
+          <w:ilvl w:val="0"/>
+          <w:numId w:val="7"/>
+        </w:numPr>
+      </w:pPr>
+      <w:r>
+        <w:t>Diferenciar una frase de un párrafo, lo que indica que el contenido del párrafo es la unión de frases, separadas por signos de puntuación.</w:t>
+      </w:r>
+    </w:p>
+    <w:p/>
+    <w:p>
+      <w:pPr>
+        <w:pStyle w:val="Prrafodelista"/>
+        <w:numPr>
+          <w:ilvl w:val="0"/>
+          <w:numId w:val="7"/>
+        </w:numPr>
+      </w:pPr>
+      <w:r>
+        <w:t>Tener clara la idea que se va a transmitir en el párrafo, complementando, ampliando o trasladando a un nuevo subtema, iniciando o finalizando el escrito. Esto a fin de evitar hacer comentarios innecesarios o rodeos que desconecten al lector.</w:t>
+      </w:r>
+    </w:p>
+    <w:p/>
+    <w:p>
+      <w:pPr>
+        <w:pStyle w:val="Prrafodelista"/>
+        <w:numPr>
+          <w:ilvl w:val="0"/>
+          <w:numId w:val="7"/>
+        </w:numPr>
+      </w:pPr>
+      <w:r>
+        <w:t>Cada párrafo debe cerrar de manera adecuada una idea o un tema, de manera que no se corte abruptamente el tema del que se esté escribiendo.</w:t>
+      </w:r>
+    </w:p>
+    <w:p/>
+    <w:p>
+      <w:pPr>
+        <w:pStyle w:val="Prrafodelista"/>
+        <w:numPr>
+          <w:ilvl w:val="0"/>
+          <w:numId w:val="7"/>
+        </w:numPr>
+      </w:pPr>
+      <w:r>
+        <w:t>La extensión depende del tipo de texto, sin embargo, para textos técnicos y narrativos, es recomendable no exceder la escritura en cada párrafo.</w:t>
+      </w:r>
+    </w:p>
+    <w:p/>
+    <w:p>
+      <w:pPr>
+        <w:pStyle w:val="Prrafodelista"/>
+        <w:numPr>
+          <w:ilvl w:val="0"/>
+          <w:numId w:val="7"/>
+        </w:numPr>
+      </w:pPr>
+      <w:r>
+        <w:t>En caso de complementar el escrito con voces de especialistas, según consultas o referencias, es deber ético y profesional (como se ha manifestado) hacer la referencia correspondiente.</w:t>
+      </w:r>
+    </w:p>
+    <w:p/>
+    <w:p/>
+    <w:p>
+      <w:pPr>
+        <w:pStyle w:val="Prrafodelista"/>
+        <w:numPr>
+          <w:ilvl w:val="0"/>
+          <w:numId w:val="7"/>
+        </w:numPr>
+        <w:rPr>
+          <w:b/>
+          <w:bCs/>
+        </w:rPr>
+      </w:pPr>
+      <w:r>
+        <w:rPr>
+          <w:b/>
+          <w:bCs/>
+        </w:rPr>
+        <w:lastRenderedPageBreak/>
+        <w:t>Párrafo de enumeración</w:t>
+      </w:r>
+    </w:p>
+    <w:p/>
+    <w:p>
+      <w:pPr>
+        <w:pStyle w:val="Prrafodelista"/>
+      </w:pPr>
+      <w:r>
+        <w:t>Constituido por una lista de propiedades que describen un mismo objeto, hecho o idea y por una frase organizadora (antes o después del párrafo) que indica al lector la estructura del párrafo.</w:t>
+      </w:r>
+    </w:p>
+    <w:p>
+      <w:pPr>
+        <w:rPr>
+          <w:b/>
+          <w:bCs/>
+        </w:rPr>
+      </w:pPr>
+    </w:p>
+    <w:p>
+      <w:pPr>
+        <w:pStyle w:val="Prrafodelista"/>
+        <w:numPr>
+          <w:ilvl w:val="0"/>
+          <w:numId w:val="7"/>
+        </w:numPr>
+        <w:rPr>
+          <w:b/>
+          <w:bCs/>
+        </w:rPr>
+      </w:pPr>
+      <w:r>
+        <w:rPr>
+          <w:b/>
+          <w:bCs/>
+        </w:rPr>
+        <w:t>Párrafo de comparación/contraste</w:t>
+      </w:r>
+    </w:p>
+    <w:p>
+      <w:pPr>
+        <w:rPr>
+          <w:b/>
+          <w:bCs/>
+        </w:rPr>
+      </w:pPr>
+    </w:p>
+    <w:p>
+      <w:pPr>
+        <w:pStyle w:val="Prrafodelista"/>
+      </w:pPr>
+      <w:r>
+        <w:t>Indica las semejanzas y diferencias entre dos más objetos, ideas o personas, comparándolos, según cierto número de categorías.</w:t>
+      </w:r>
+    </w:p>
+    <w:p/>
+    <w:p>
+      <w:pPr>
+        <w:pStyle w:val="Prrafodelista"/>
+        <w:numPr>
+          <w:ilvl w:val="0"/>
+          <w:numId w:val="7"/>
+        </w:numPr>
+        <w:rPr>
+          <w:b/>
+          <w:bCs/>
+        </w:rPr>
+      </w:pPr>
+      <w:r>
+        <w:rPr>
+          <w:b/>
+          <w:bCs/>
+        </w:rPr>
+        <w:t>Párrafo de desarrollo de un concepto</w:t>
+      </w:r>
+    </w:p>
+    <w:p/>
+    <w:p>
+      <w:pPr>
+        <w:pStyle w:val="Prrafodelista"/>
+      </w:pPr>
+      <w:r>
+        <w:t>Se da una idea principal, enunciada de forma explícita, que posteriormente se reafirma por medio de ejemplos, argumentaciones. De manera que se explica, aclara, detalla o ilustra la afirmación principal.</w:t>
+      </w:r>
+    </w:p>
+    <w:p/>
+    <w:p>
+      <w:pPr>
+        <w:pStyle w:val="Prrafodelista"/>
+        <w:numPr>
+          <w:ilvl w:val="0"/>
+          <w:numId w:val="7"/>
+        </w:numPr>
+        <w:rPr>
+          <w:b/>
+          <w:bCs/>
+        </w:rPr>
+      </w:pPr>
+      <w:r>
+        <w:rPr>
+          <w:b/>
+          <w:bCs/>
+        </w:rPr>
+        <w:t>Párrafo de enunciado/solución de un problema</w:t>
+      </w:r>
+    </w:p>
+    <w:p/>
+    <w:p>
+      <w:pPr>
+        <w:pStyle w:val="Prrafodelista"/>
+      </w:pPr>
+      <w:r>
+        <w:t>Plantea un problema para posteriormente solucionarlo.</w:t>
+      </w:r>
+    </w:p>
+    <w:p/>
+    <w:p>
+      <w:pPr>
+        <w:pStyle w:val="Prrafodelista"/>
+        <w:numPr>
+          <w:ilvl w:val="0"/>
+          <w:numId w:val="7"/>
+        </w:numPr>
+        <w:rPr>
+          <w:b/>
+          <w:bCs/>
+        </w:rPr>
+      </w:pPr>
+      <w:r>
+        <w:rPr>
+          <w:b/>
+          <w:bCs/>
+        </w:rPr>
+        <w:t>Párrafo de causa/efecto</w:t>
+      </w:r>
+    </w:p>
+    <w:p/>
+    <w:p>
+      <w:pPr>
+        <w:pStyle w:val="Prrafodelista"/>
+      </w:pPr>
+      <w:r>
+        <w:t>Presenta un acontecimiento o una situación seguido por las razones que los han causado.</w:t>
+      </w:r>
+    </w:p>
+    <w:p/>
+    <w:p/>
+    <w:p>
+      <w:pPr>
+        <w:rPr>
+          <w:b/>
+          <w:bCs/>
+          <w:sz w:val="28"/>
+          <w:szCs w:val="28"/>
+        </w:rPr>
+      </w:pPr>
+      <w:r>
+        <w:rPr>
+          <w:b/>
+          <w:bCs/>
+          <w:sz w:val="28"/>
+          <w:szCs w:val="28"/>
+        </w:rPr>
+        <w:t>1.5 Técnicas de redacción</w:t>
+      </w:r>
+    </w:p>
+    <w:p/>
+    <w:p>
+      <w:r>
+        <w:t xml:space="preserve">La técnica para escribir textos va de acuerdo a la pretensión del escrito, por tanto, para este aparte se citarán elementos clave aportados por </w:t>
+      </w:r>
+      <w:r>
+        <w:t>Sánchez</w:t>
+      </w:r>
+      <w:r>
+        <w:t xml:space="preserve"> (2007).</w:t>
+      </w:r>
+    </w:p>
+    <w:p/>
+    <w:p>
+      <w:pPr>
+        <w:pStyle w:val="Prrafodelista"/>
+        <w:numPr>
+          <w:ilvl w:val="0"/>
+          <w:numId w:val="7"/>
+        </w:numPr>
+        <w:rPr>
+          <w:b/>
+          <w:bCs/>
+        </w:rPr>
+      </w:pPr>
+      <w:r>
+        <w:rPr>
+          <w:b/>
+          <w:bCs/>
+        </w:rPr>
+        <w:t>Texto argumentativo</w:t>
+      </w:r>
+    </w:p>
+    <w:p>
+      <w:pPr>
+        <w:pStyle w:val="Prrafodelista"/>
+      </w:pPr>
+      <w:r>
+        <w:t>“Para apoyar los contenidos, el escribiente se sirve de informaciones compartidas y de otras dotadas de validez objetiva y contrastada que facilite la asimilación por parte del lector”.</w:t>
+      </w:r>
+    </w:p>
+    <w:p/>
+    <w:p>
+      <w:r>
+        <w:t xml:space="preserve">Sánchez </w:t>
+      </w:r>
+      <w:commentRangeStart w:id="3"/>
+      <w:r>
+        <w:t>refiere</w:t>
+      </w:r>
+      <w:commentRangeEnd w:id="3"/>
+      <w:r>
+        <w:commentReference w:id="3"/>
+      </w:r>
+      <w:r>
+        <w:t xml:space="preserve"> los siguientes componentes del texto argumentativo:</w:t>
+      </w:r>
+    </w:p>
+    <w:p>
+      <w:pPr>
+        <w:rPr>
+          <w:b/>
+          <w:bCs/>
+        </w:rPr>
+      </w:pPr>
+    </w:p>
+    <w:p>
+      <w:pPr>
+        <w:pStyle w:val="Prrafodelista"/>
+        <w:numPr>
+          <w:ilvl w:val="0"/>
+          <w:numId w:val="8"/>
+        </w:numPr>
+        <w:rPr>
+          <w:b/>
+          <w:bCs/>
+        </w:rPr>
+      </w:pPr>
+      <w:r>
+        <w:rPr>
+          <w:b/>
+          <w:bCs/>
+        </w:rPr>
+        <w:t>Introducción</w:t>
+      </w:r>
+    </w:p>
+    <w:p>
+      <w:pPr>
+        <w:pStyle w:val="Prrafodelista"/>
+      </w:pPr>
+      <w:r>
+        <w:t>Se presenta una premisa inicial, donde se propone una información nueva a modo de tesis para poder ser explicada, legitimada, validada o demostrada.</w:t>
+      </w:r>
+    </w:p>
+    <w:p>
+      <w:pPr>
+        <w:pStyle w:val="Prrafodelista"/>
+      </w:pPr>
+    </w:p>
+    <w:p>
+      <w:pPr>
+        <w:pStyle w:val="Prrafodelista"/>
+      </w:pPr>
+    </w:p>
+    <w:p>
+      <w:pPr>
+        <w:pStyle w:val="Prrafodelista"/>
+        <w:numPr>
+          <w:ilvl w:val="0"/>
+          <w:numId w:val="8"/>
+        </w:numPr>
+        <w:rPr>
+          <w:b/>
+          <w:bCs/>
+        </w:rPr>
+      </w:pPr>
+      <w:r>
+        <w:rPr>
+          <w:b/>
+          <w:bCs/>
+        </w:rPr>
+        <w:t>Cuerpo</w:t>
+      </w:r>
+    </w:p>
+    <w:p>
+      <w:pPr>
+        <w:pStyle w:val="Prrafodelista"/>
+      </w:pPr>
+      <w:r>
+        <w:lastRenderedPageBreak/>
+        <w:t>Se integra por datos, propuestas de verdades y creencias, por haber sido adquiridas o por ser evidentes. La información que se aporta supone una aceptación implícita.</w:t>
+      </w:r>
+    </w:p>
+    <w:p>
+      <w:pPr>
+        <w:pStyle w:val="Prrafodelista"/>
+      </w:pPr>
+      <w:r>
+        <w:t>La información que se añade o aduce se apoya en datos y en otro tipo de argumentos citados.</w:t>
+      </w:r>
+    </w:p>
+    <w:p/>
+    <w:p>
+      <w:pPr>
+        <w:pStyle w:val="Prrafodelista"/>
+        <w:numPr>
+          <w:ilvl w:val="0"/>
+          <w:numId w:val="8"/>
         </w:numPr>
         <w:rPr>
           <w:b/>
@@ -2609,377 +2640,7 @@
     <w:p/>
     <w:p>
       <w:r>
-        <w:rPr/>
         <w:t>Siguiendo a Sánchez (2007), la redacción de textos científicos o técnicos se desarrolla a través de los siguientes pasos del proceso:</w:t>
-      </w:r>
-    </w:p>
-    <w:p/>
-    <w:p>
-      <w:pPr>
-        <w:pStyle w:val="Prrafodelista"/>
-        <w:numPr>
-          <w:ilvl w:val="0"/>
-          <w:numId w:val="8"/>
-        </w:numPr>
-      </w:pPr>
-      <w:r>
-        <w:rPr>
-          <w:b/>
-          <w:bCs/>
-        </w:rPr>
-        <w:t>Elección del tema concreto</w:t>
-      </w:r>
-    </w:p>
-    <w:p>
-      <w:pPr>
-        <w:pStyle w:val="Prrafodelista"/>
-      </w:pPr>
-      <w:r>
-        <w:t>Si es un tema general, se debe perfilar el punto de vista desde el cual se quiere tratar, es decir, definir el tema preciso de interés para que en la búsqueda de información no se pierda el foco del escrito. Aunque no se descarta, como refiere Sánchez "en ocasiones, es necesario acudir a fuentes generales de aproximación al tema como primer paso para nuestro trabajo"</w:t>
-      </w:r>
-    </w:p>
-    <w:p/>
-    <w:p>
-      <w:pPr>
-        <w:pStyle w:val="Prrafodelista"/>
-        <w:numPr>
-          <w:ilvl w:val="0"/>
-          <w:numId w:val="8"/>
-        </w:numPr>
-        <w:rPr>
-          <w:b w:val="1"/>
-          <w:bCs w:val="1"/>
-        </w:rPr>
-      </w:pPr>
-      <w:r>
-        <w:rPr>
-          <w:b w:val="1"/>
-          <w:bCs w:val="1"/>
-        </w:rPr>
-        <w:t xml:space="preserve">Recopilación de material </w:t>
-      </w:r>
-      <w:r>
-        <w:rPr>
-          <w:b w:val="1"/>
-          <w:bCs w:val="1"/>
-        </w:rPr>
-        <w:t>con relación al</w:t>
-      </w:r>
-      <w:r>
-        <w:rPr>
-          <w:b w:val="1"/>
-          <w:bCs w:val="1"/>
-        </w:rPr>
-        <w:t xml:space="preserve"> tema</w:t>
-      </w:r>
-    </w:p>
-    <w:p>
-      <w:pPr>
-        <w:pStyle w:val="Prrafodelista"/>
-      </w:pPr>
-      <w:r>
-        <w:rPr/>
-        <w:t>L</w:t>
-      </w:r>
-      <w:r>
-        <w:rPr/>
-        <w:t xml:space="preserve">o que se configura como insumo básico para el trabajo, las fuentes deben ser diferentes, </w:t>
-      </w:r>
-      <w:r>
-        <w:rPr>
-          <w:rFonts w:ascii="Calibri" w:hAnsi="Calibri" w:eastAsia="Calibri" w:cs="Calibri"/>
-          <w:b w:val="0"/>
-          <w:bCs w:val="0"/>
-          <w:i w:val="0"/>
-          <w:iCs w:val="0"/>
-          <w:caps w:val="0"/>
-          <w:smallCaps w:val="0"/>
-          <w:noProof w:val="0"/>
-          <w:color w:val="000000" w:themeColor="text1" w:themeTint="FF" w:themeShade="FF"/>
-          <w:sz w:val="22"/>
-          <w:szCs w:val="22"/>
-          <w:lang w:val="es-CO"/>
-        </w:rPr>
-        <w:t>de manera que la mirada hacia el tema sean diversas teorías</w:t>
-      </w:r>
-      <w:r>
-        <w:rPr/>
-        <w:t>, datos estadísticos, registros fotográficos, documentos históricos o memorias</w:t>
-      </w:r>
-      <w:r>
-        <w:rPr/>
-        <w:t xml:space="preserve"> y </w:t>
-      </w:r>
-      <w:r>
-        <w:rPr/>
-        <w:t>tesis</w:t>
-      </w:r>
-      <w:r>
-        <w:rPr/>
-        <w:t xml:space="preserve">; </w:t>
-      </w:r>
-      <w:r>
-        <w:rPr/>
-        <w:t xml:space="preserve">Esto indica que la bibliografía debe </w:t>
-      </w:r>
-      <w:r>
-        <w:rPr/>
-        <w:t>ser variada y actualizada en el caso de datos.</w:t>
-      </w:r>
-      <w:r>
-        <w:rPr/>
-        <w:t xml:space="preserve"> Para buscar fuentes se recomienda </w:t>
-      </w:r>
-      <w:r>
-        <w:rPr/>
-        <w:t>indagar</w:t>
-      </w:r>
-      <w:r>
-        <w:rPr/>
-        <w:t xml:space="preserve"> bibliografías de textos relacionados con el tema, chequear catálogos de bibliotecas, además de buscadores en la </w:t>
-      </w:r>
-      <w:r>
-        <w:rPr/>
-        <w:t>web</w:t>
-      </w:r>
-      <w:r>
-        <w:rPr/>
-        <w:t>, los cuales debe ser argumentados y veraces.</w:t>
-      </w:r>
-    </w:p>
-    <w:p/>
-    <w:p>
-      <w:pPr>
-        <w:pStyle w:val="Prrafodelista"/>
-        <w:numPr>
-          <w:ilvl w:val="0"/>
-          <w:numId w:val="8"/>
-        </w:numPr>
-        <w:rPr>
-          <w:b/>
-          <w:bCs/>
-        </w:rPr>
-      </w:pPr>
-      <w:r>
-        <w:rPr>
-          <w:b/>
-          <w:bCs/>
-        </w:rPr>
-        <w:t>Ordenar documentos o información consultada</w:t>
-      </w:r>
-    </w:p>
-    <w:p>
-      <w:pPr>
-        <w:pStyle w:val="Prrafodelista"/>
-        <w:rPr>
-          <w:noProof w:val="0"/>
-          <w:lang w:val="es-CO"/>
-        </w:rPr>
-      </w:pPr>
-      <w:r>
-        <w:rPr/>
-        <w:t>P</w:t>
-      </w:r>
-      <w:r>
-        <w:rPr/>
-        <w:t>ara ello se sugiere hacer una matriz en donde se categoricen las lecturas, se refieran datos bibliográficos y las ideas principales de los aspectos a resaltar ya sea de manera textual o parafraseada. Otro aparte sería su propio juicio de valor,</w:t>
-      </w:r>
-      <w:r>
-        <w:rPr/>
-        <w:t xml:space="preserve"> </w:t>
-      </w:r>
-      <w:r>
-        <w:rPr/>
-        <w:t xml:space="preserve">como refiere </w:t>
-      </w:r>
-      <w:r>
-        <w:rPr>
-          <w:noProof w:val="0"/>
-          <w:lang w:val="es-CO"/>
-        </w:rPr>
-        <w:t>Sánchez (2007)</w:t>
-      </w:r>
-      <w:r>
-        <w:rPr>
-          <w:noProof w:val="0"/>
-          <w:lang w:val="es-CO"/>
-        </w:rPr>
-        <w:t xml:space="preserve">, </w:t>
-      </w:r>
-      <w:r>
-        <w:rPr>
-          <w:noProof w:val="0"/>
-          <w:lang w:val="es-CO"/>
-        </w:rPr>
-        <w:t>"elabore argumentaciones que corroboren la tesis que se está escribiendo" (p. 453).</w:t>
-      </w:r>
-    </w:p>
-    <w:p>
-      <w:pPr>
-        <w:pStyle w:val="Prrafodelista"/>
-        <w:numPr>
-          <w:ilvl w:val="0"/>
-          <w:numId w:val="8"/>
-        </w:numPr>
-        <w:rPr>
-          <w:b/>
-          <w:bCs/>
-        </w:rPr>
-      </w:pPr>
-      <w:r>
-        <w:rPr>
-          <w:b/>
-          <w:bCs/>
-        </w:rPr>
-        <w:t>Unificar reflexiones surgidas de la lectura del material</w:t>
-      </w:r>
-    </w:p>
-    <w:p>
-      <w:pPr>
-        <w:pStyle w:val="Prrafodelista"/>
-      </w:pPr>
-      <w:r>
-        <w:t>Elaborar un esquema de lo recopilado es un ejercicio que da profundidad, coherencia y orden al escrito. Lo que quiere decir: primero, se ordenan las ideas, se argumentan y después se da inicio al escrito.</w:t>
-      </w:r>
-    </w:p>
-    <w:p/>
-    <w:p>
-      <w:r>
-        <w:t>En líneas generales acá se presenta la caracterización de las técnicas más usadas de redacción, sin embargo, usted como aprendiz puede revisar la lectura adicional que se encuentra con el nombre de “Saber escribir” de Jesús Sánchez (2007).</w:t>
-      </w:r>
-    </w:p>
-    <w:p/>
-    <w:p/>
-    <w:p>
-      <w:pPr>
-        <w:rPr>
-          <w:b/>
-          <w:bCs/>
-          <w:sz w:val="28"/>
-          <w:szCs w:val="28"/>
-        </w:rPr>
-      </w:pPr>
-      <w:r>
-        <w:rPr>
-          <w:b/>
-          <w:bCs/>
-          <w:sz w:val="28"/>
-          <w:szCs w:val="28"/>
-        </w:rPr>
-        <w:t>1.6 Conociendo las normas APA de manera sencilla</w:t>
-      </w:r>
-    </w:p>
-    <w:p>
-      <w:pPr>
-        <w:rPr>
-          <w:b/>
-          <w:bCs/>
-          <w:sz w:val="28"/>
-          <w:szCs w:val="28"/>
-        </w:rPr>
-      </w:pPr>
-    </w:p>
-    <w:p>
-      <w:r>
-        <w:t>APA son siglas que hacen referencia a la abreviación de la Asociación Americana de Psicología (</w:t>
-      </w:r>
-      <w:r>
-        <w:rPr>
-          <w:i/>
-          <w:iCs/>
-        </w:rPr>
-        <w:t>American Psichological Associatión</w:t>
-      </w:r>
-      <w:r>
-        <w:t xml:space="preserve"> en inglés). Las normas APA, están consignadas en un manual. Se construyen algunas de sus funciones.</w:t>
-      </w:r>
-    </w:p>
-    <w:p/>
-    <w:p/>
-    <w:p>
-      <w:pPr>
-        <w:pStyle w:val="Prrafodelista"/>
-        <w:numPr>
-          <w:ilvl w:val="0"/>
-          <w:numId w:val="6"/>
-        </w:numPr>
-      </w:pPr>
-      <w:r>
-        <w:t>Estandarizar la presentación de documentos técnicos y científicos del universo académico.</w:t>
-      </w:r>
-    </w:p>
-    <w:p/>
-    <w:p>
-      <w:pPr>
-        <w:pStyle w:val="Prrafodelista"/>
-        <w:numPr>
-          <w:ilvl w:val="0"/>
-          <w:numId w:val="6"/>
-        </w:numPr>
-        <w:rPr/>
-      </w:pPr>
-      <w:r>
-        <w:rPr/>
-        <w:t>Organiza</w:t>
-      </w:r>
-      <w:r>
-        <w:rPr/>
-        <w:t>r</w:t>
-      </w:r>
-      <w:r>
-        <w:rPr/>
-        <w:t xml:space="preserve"> el material consultado y citado por estudiantes, profesores e investigadores.</w:t>
-      </w:r>
-    </w:p>
-    <w:p/>
-    <w:p>
-      <w:pPr>
-        <w:pStyle w:val="Prrafodelista"/>
-        <w:numPr>
-          <w:ilvl w:val="0"/>
-          <w:numId w:val="6"/>
-        </w:numPr>
-      </w:pPr>
-      <w:r>
-        <w:t>Apoyar las múltiples formas en que las personas se comunican a partir de escritos.</w:t>
-      </w:r>
-    </w:p>
-    <w:p/>
-    <w:p>
-      <w:pPr>
-        <w:pStyle w:val="Prrafodelista"/>
-        <w:numPr>
-          <w:ilvl w:val="0"/>
-          <w:numId w:val="6"/>
-        </w:numPr>
-      </w:pPr>
-      <w:r>
-        <w:t>El manual simplificó la forma como se deben mostrar fuentes consultadas, DOI y URL.</w:t>
-      </w:r>
-    </w:p>
-    <w:p>
-      <w:pPr>
-        <w:rPr>
-          <w:b/>
-          <w:bCs/>
-          <w:sz w:val="32"/>
-          <w:szCs w:val="32"/>
-        </w:rPr>
-      </w:pPr>
-    </w:p>
-    <w:p>
-      <w:pPr>
-        <w:rPr>
-          <w:b/>
-          <w:bCs/>
-        </w:rPr>
-      </w:pPr>
-      <w:r>
-        <w:rPr>
-          <w:b/>
-          <w:bCs/>
-        </w:rPr>
-        <w:t>Acondicionado:</w:t>
       </w:r>
     </w:p>
     <w:p/>
@@ -2992,73 +2653,22 @@
         </w:numPr>
       </w:pPr>
       <w:r>
-        <w:t>Las normas APA facilitan la creación y comprensión de documentos, libros, revistas, folletos de naturaleza técnica o científica.</w:t>
-      </w:r>
-    </w:p>
-    <w:p>
-      <w:pPr>
         <w:rPr>
           <w:b/>
           <w:bCs/>
-          <w:sz w:val="32"/>
-          <w:szCs w:val="32"/>
-        </w:rPr>
-      </w:pPr>
-    </w:p>
-    <w:p>
-      <w:r>
-        <w:t xml:space="preserve">Las normas APA aportan a la unificación y orden en la presentación de un documento, trabajo o escrito, invitando al lector a centrarse en el texto. Word cuenta con una pestaña “Referencias” en </w:t>
-      </w:r>
-      <w:r>
-        <w:lastRenderedPageBreak/>
-        <w:t>donde aparece “APA” y la edición, lo que indica que hay una base para citar bajo la norma, objeto de ajustes de acuerdo a la actualización de la misma.</w:t>
+        </w:rPr>
+        <w:t>Elección del tema concreto</w:t>
+      </w:r>
+    </w:p>
+    <w:p>
+      <w:pPr>
+        <w:pStyle w:val="Prrafodelista"/>
+      </w:pPr>
+      <w:r>
+        <w:t>Si es un tema general, se debe perfilar el punto de vista desde el cual se quiere tratar, es decir, definir el tema preciso de interés para que en la búsqueda de información no se pierda el foco del escrito. Aunque no se descarta, como refiere Sánchez "en ocasiones, es necesario acudir a fuentes generales de aproximación al tema como primer paso para nuestro trabajo"</w:t>
       </w:r>
     </w:p>
     <w:p/>
-    <w:p>
-      <w:r>
-        <w:t>En el siguiente aparte se muestran algunos lineamientos propios de las normas, tanto para estudiantes como académicos docentes. Lo mencionado en este aparte es tomado de la Guía resumen del estilo APA - Séptima edición 2020.</w:t>
-      </w:r>
-    </w:p>
-    <w:p>
-      <w:pPr>
-        <w:rPr>
-          <w:b/>
-          <w:bCs/>
-          <w:sz w:val="32"/>
-          <w:szCs w:val="32"/>
-        </w:rPr>
-      </w:pPr>
-    </w:p>
-    <w:p>
-      <w:pPr>
-        <w:rPr>
-          <w:b/>
-          <w:bCs/>
-          <w:sz w:val="24"/>
-          <w:szCs w:val="24"/>
-        </w:rPr>
-      </w:pPr>
-      <w:r>
-        <w:rPr>
-          <w:b/>
-          <w:bCs/>
-          <w:sz w:val="24"/>
-          <w:szCs w:val="24"/>
-        </w:rPr>
-        <w:t>Orden de las páginas</w:t>
-      </w:r>
-    </w:p>
-    <w:p>
-      <w:pPr>
-        <w:rPr>
-          <w:b/>
-          <w:bCs/>
-          <w:sz w:val="32"/>
-          <w:szCs w:val="32"/>
-        </w:rPr>
-      </w:pPr>
-    </w:p>
     <w:p>
       <w:pPr>
         <w:pStyle w:val="Prrafodelista"/>
@@ -3066,9 +2676,73 @@
           <w:ilvl w:val="0"/>
           <w:numId w:val="9"/>
         </w:numPr>
-      </w:pPr>
-      <w:r>
-        <w:t>Página de portada</w:t>
+        <w:rPr>
+          <w:b/>
+          <w:bCs/>
+        </w:rPr>
+      </w:pPr>
+      <w:r>
+        <w:rPr>
+          <w:b/>
+          <w:bCs/>
+        </w:rPr>
+        <w:t xml:space="preserve">Recopilación de material </w:t>
+      </w:r>
+      <w:r>
+        <w:rPr>
+          <w:b/>
+          <w:bCs/>
+        </w:rPr>
+        <w:t>con relación al</w:t>
+      </w:r>
+      <w:r>
+        <w:rPr>
+          <w:b/>
+          <w:bCs/>
+        </w:rPr>
+        <w:t xml:space="preserve"> tema</w:t>
+      </w:r>
+    </w:p>
+    <w:p>
+      <w:pPr>
+        <w:pStyle w:val="Prrafodelista"/>
+      </w:pPr>
+      <w:r>
+        <w:t xml:space="preserve">Lo que se configura como insumo básico para el trabajo, las fuentes deben ser diferentes, </w:t>
+      </w:r>
+      <w:r>
+        <w:rPr>
+          <w:rFonts w:ascii="Calibri" w:eastAsia="Calibri" w:hAnsi="Calibri" w:cs="Calibri"/>
+          <w:color w:val="000000" w:themeColor="text1"/>
+        </w:rPr>
+        <w:t>de manera que la mirada hacia el tema sean diversas teorías</w:t>
+      </w:r>
+      <w:r>
+        <w:t>, datos estadísticos, registros fotográficos, documentos históricos o memorias</w:t>
+      </w:r>
+      <w:r>
+        <w:t xml:space="preserve"> y </w:t>
+      </w:r>
+      <w:r>
+        <w:t>tesis</w:t>
+      </w:r>
+      <w:r>
+        <w:t xml:space="preserve">; </w:t>
+      </w:r>
+      <w:r>
+        <w:t xml:space="preserve">Esto indica que la bibliografía debe ser variada y actualizada en el caso de datos. Para buscar fuentes se recomienda </w:t>
+      </w:r>
+      <w:r>
+        <w:t>indagar</w:t>
+      </w:r>
+      <w:r>
+        <w:t xml:space="preserve"> bibliografías de textos relacionados con el tema, chequear catálogos de bibliotecas, además de buscadores en la </w:t>
+      </w:r>
+      <w:r>
+        <w:t>web</w:t>
+      </w:r>
+      <w:r>
+        <w:t>, los cuales debe ser argumentados y veraces.</w:t>
       </w:r>
     </w:p>
     <w:p/>
@@ -3079,22 +2753,42 @@
           <w:ilvl w:val="0"/>
           <w:numId w:val="9"/>
         </w:numPr>
-      </w:pPr>
-      <w:r>
-        <w:t>Resumen (</w:t>
-      </w:r>
-      <w:r>
-        <w:rPr>
-          <w:i/>
-          <w:iCs/>
-        </w:rPr>
-        <w:t>Abstract</w:t>
-      </w:r>
-      <w:r>
-        <w:t>)</w:t>
-      </w:r>
-    </w:p>
-    <w:p/>
+        <w:rPr>
+          <w:b/>
+          <w:bCs/>
+        </w:rPr>
+      </w:pPr>
+      <w:r>
+        <w:rPr>
+          <w:b/>
+          <w:bCs/>
+        </w:rPr>
+        <w:t>Ordenar documentos o información consultada</w:t>
+      </w:r>
+    </w:p>
+    <w:p>
+      <w:pPr>
+        <w:pStyle w:val="Prrafodelista"/>
+      </w:pPr>
+      <w:r>
+        <w:t>Para ello se sugiere hacer una matriz en donde se categoricen las lecturas, se refieran datos bibliográficos y las ideas principales de los aspectos a resaltar ya sea de manera textual o parafraseada. Otro aparte sería su propio juicio de valor,</w:t>
+      </w:r>
+      <w:r>
+        <w:t xml:space="preserve"> </w:t>
+      </w:r>
+      <w:r>
+        <w:t xml:space="preserve">como refiere </w:t>
+      </w:r>
+      <w:r>
+        <w:t>Sánchez (2007)</w:t>
+      </w:r>
+      <w:r>
+        <w:t xml:space="preserve">, </w:t>
+      </w:r>
+      <w:r>
+        <w:t>"elabore argumentaciones que corroboren la tesis que se está escribiendo" (p. 453).</w:t>
+      </w:r>
+    </w:p>
     <w:p>
       <w:pPr>
         <w:pStyle w:val="Prrafodelista"/>
@@ -3102,22 +2796,91 @@
           <w:ilvl w:val="0"/>
           <w:numId w:val="9"/>
         </w:numPr>
-      </w:pPr>
-      <w:r>
-        <w:t>Texto o contenido</w:t>
-      </w:r>
-    </w:p>
+        <w:rPr>
+          <w:b/>
+          <w:bCs/>
+        </w:rPr>
+      </w:pPr>
+      <w:r>
+        <w:rPr>
+          <w:b/>
+          <w:bCs/>
+        </w:rPr>
+        <w:t>Unificar reflexiones surgidas de la lectura del material</w:t>
+      </w:r>
+    </w:p>
+    <w:p>
+      <w:pPr>
+        <w:pStyle w:val="Prrafodelista"/>
+      </w:pPr>
+      <w:r>
+        <w:t>Elaborar un esquema de lo recopilado es un ejercicio que da profundidad, coherencia y orden al escrito. Lo que quiere decir: primero, se ordenan las ideas, se argumentan y después se da inicio al escrito.</w:t>
+      </w:r>
+    </w:p>
+    <w:p/>
+    <w:p>
+      <w:r>
+        <w:t>En líneas generales acá se presenta la caracterización de las técnicas más usadas de redacción, sin embargo, usted como aprendiz puede revisar la lectura adicional que se encuentra con el nombre de “Saber escribir” de Jesús Sánchez (2007).</w:t>
+      </w:r>
+    </w:p>
+    <w:p/>
+    <w:p/>
+    <w:p>
+      <w:pPr>
+        <w:rPr>
+          <w:b/>
+          <w:bCs/>
+          <w:sz w:val="28"/>
+          <w:szCs w:val="28"/>
+        </w:rPr>
+      </w:pPr>
+      <w:r>
+        <w:rPr>
+          <w:b/>
+          <w:bCs/>
+          <w:sz w:val="28"/>
+          <w:szCs w:val="28"/>
+        </w:rPr>
+        <w:t>1.6 Conociendo las normas APA de manera sencilla</w:t>
+      </w:r>
+    </w:p>
+    <w:p>
+      <w:pPr>
+        <w:rPr>
+          <w:b/>
+          <w:bCs/>
+          <w:sz w:val="28"/>
+          <w:szCs w:val="28"/>
+        </w:rPr>
+      </w:pPr>
+    </w:p>
+    <w:p>
+      <w:r>
+        <w:t>APA son siglas que hacen referencia a la abreviación de la Asociación Americana de Psicología (</w:t>
+      </w:r>
+      <w:r>
+        <w:rPr>
+          <w:i/>
+          <w:iCs/>
+        </w:rPr>
+        <w:t>American Psichological Associatión</w:t>
+      </w:r>
+      <w:r>
+        <w:t xml:space="preserve"> en inglés). Las normas APA, están consignadas en un manual. Se construyen algunas de sus funciones.</w:t>
+      </w:r>
+    </w:p>
+    <w:p/>
     <w:p/>
     <w:p>
       <w:pPr>
         <w:pStyle w:val="Prrafodelista"/>
         <w:numPr>
           <w:ilvl w:val="0"/>
-          <w:numId w:val="9"/>
+          <w:numId w:val="7"/>
         </w:numPr>
       </w:pPr>
       <w:r>
-        <w:t>Referencias</w:t>
+        <w:t>Estandarizar la presentación de documentos técnicos y científicos del universo académico.</w:t>
       </w:r>
     </w:p>
     <w:p/>
@@ -3126,11 +2889,17 @@
         <w:pStyle w:val="Prrafodelista"/>
         <w:numPr>
           <w:ilvl w:val="0"/>
-          <w:numId w:val="9"/>
+          <w:numId w:val="7"/>
         </w:numPr>
       </w:pPr>
       <w:r>
-        <w:t>Apéndices</w:t>
+        <w:t>Organiza</w:t>
+      </w:r>
+      <w:r>
+        <w:t>r</w:t>
+      </w:r>
+      <w:r>
+        <w:t xml:space="preserve"> el material consultado y citado por estudiantes, profesores e investigadores.</w:t>
       </w:r>
     </w:p>
     <w:p/>
@@ -3139,11 +2908,11 @@
         <w:pStyle w:val="Prrafodelista"/>
         <w:numPr>
           <w:ilvl w:val="0"/>
-          <w:numId w:val="9"/>
+          <w:numId w:val="7"/>
         </w:numPr>
       </w:pPr>
       <w:r>
-        <w:t>Notas al pie</w:t>
+        <w:t>Apoyar las múltiples formas en que las personas se comunican a partir de escritos.</w:t>
       </w:r>
     </w:p>
     <w:p/>
@@ -3152,11 +2921,36 @@
         <w:pStyle w:val="Prrafodelista"/>
         <w:numPr>
           <w:ilvl w:val="0"/>
-          <w:numId w:val="9"/>
+          <w:numId w:val="7"/>
         </w:numPr>
       </w:pPr>
       <w:r>
-        <w:t>Tablas</w:t>
+        <w:t>El manual simplificó la forma como se deben mostrar fuentes consultadas, DOI y URL.</w:t>
+      </w:r>
+    </w:p>
+    <w:p>
+      <w:pPr>
+        <w:rPr>
+          <w:b/>
+          <w:bCs/>
+          <w:sz w:val="32"/>
+          <w:szCs w:val="32"/>
+        </w:rPr>
+      </w:pPr>
+    </w:p>
+    <w:p>
+      <w:pPr>
+        <w:rPr>
+          <w:b/>
+          <w:bCs/>
+        </w:rPr>
+      </w:pPr>
+      <w:r>
+        <w:rPr>
+          <w:b/>
+          <w:bCs/>
+        </w:rPr>
+        <w:t>Acondicionado:</w:t>
       </w:r>
     </w:p>
     <w:p/>
@@ -3165,11 +2959,209 @@
         <w:pStyle w:val="Prrafodelista"/>
         <w:numPr>
           <w:ilvl w:val="0"/>
-          <w:numId w:val="9"/>
+          <w:numId w:val="10"/>
         </w:numPr>
       </w:pPr>
       <w:r>
+        <w:t>Las normas APA facilitan la creación y comprensión de documentos, libros, revistas, folletos de naturaleza técnica o científica.</w:t>
+      </w:r>
+    </w:p>
+    <w:p>
+      <w:pPr>
+        <w:rPr>
+          <w:b/>
+          <w:bCs/>
+          <w:sz w:val="32"/>
+          <w:szCs w:val="32"/>
+        </w:rPr>
+      </w:pPr>
+    </w:p>
+    <w:p>
+      <w:r>
+        <w:t>Las normas APA aportan a la unificación y orden en la presentación de un documento, trabajo o escrito, invitando al lector a centrarse en el texto. Word cuenta con una pestaña “Referencias” en donde aparece “APA” y la edición, lo que indica que hay una base para citar bajo la norma, objeto de ajustes de acuerdo a la actualización de la misma.</w:t>
+      </w:r>
+    </w:p>
+    <w:p/>
+    <w:p>
+      <w:r>
+        <w:lastRenderedPageBreak/>
+        <w:t>En el siguiente aparte se muestran algunos lineamientos propios de las normas, tanto para estudiantes como académicos docentes. Lo mencionado en este aparte es tomado de la Guía resumen del estilo APA - Séptima edición 2020.</w:t>
+      </w:r>
+    </w:p>
+    <w:p>
+      <w:pPr>
+        <w:rPr>
+          <w:b/>
+          <w:bCs/>
+          <w:sz w:val="32"/>
+          <w:szCs w:val="32"/>
+        </w:rPr>
+      </w:pPr>
+    </w:p>
+    <w:p>
+      <w:pPr>
+        <w:rPr>
+          <w:b/>
+          <w:bCs/>
+          <w:sz w:val="24"/>
+          <w:szCs w:val="24"/>
+        </w:rPr>
+      </w:pPr>
+      <w:r>
+        <w:rPr>
+          <w:b/>
+          <w:bCs/>
+          <w:sz w:val="24"/>
+          <w:szCs w:val="24"/>
+        </w:rPr>
+        <w:t>Orden de las páginas</w:t>
+      </w:r>
+    </w:p>
+    <w:p>
+      <w:pPr>
+        <w:rPr>
+          <w:b/>
+          <w:bCs/>
+          <w:sz w:val="32"/>
+          <w:szCs w:val="32"/>
+        </w:rPr>
+      </w:pPr>
+    </w:p>
+    <w:p>
+      <w:pPr>
+        <w:pStyle w:val="Prrafodelista"/>
+        <w:numPr>
+          <w:ilvl w:val="0"/>
+          <w:numId w:val="10"/>
+        </w:numPr>
+      </w:pPr>
+      <w:r>
+        <w:t>Página de portada</w:t>
+      </w:r>
+      <w:r>
+        <w:t>.</w:t>
+      </w:r>
+    </w:p>
+    <w:p/>
+    <w:p>
+      <w:pPr>
+        <w:pStyle w:val="Prrafodelista"/>
+        <w:numPr>
+          <w:ilvl w:val="0"/>
+          <w:numId w:val="10"/>
+        </w:numPr>
+      </w:pPr>
+      <w:r>
+        <w:t>Resumen (</w:t>
+      </w:r>
+      <w:r>
+        <w:rPr>
+          <w:i/>
+          <w:iCs/>
+        </w:rPr>
+        <w:t>Abstract</w:t>
+      </w:r>
+      <w:r>
+        <w:t>)</w:t>
+      </w:r>
+      <w:r>
+        <w:t>.</w:t>
+      </w:r>
+    </w:p>
+    <w:p/>
+    <w:p>
+      <w:pPr>
+        <w:pStyle w:val="Prrafodelista"/>
+        <w:numPr>
+          <w:ilvl w:val="0"/>
+          <w:numId w:val="10"/>
+        </w:numPr>
+      </w:pPr>
+      <w:r>
+        <w:t>Texto o contenido</w:t>
+      </w:r>
+      <w:r>
+        <w:t>.</w:t>
+      </w:r>
+    </w:p>
+    <w:p/>
+    <w:p>
+      <w:pPr>
+        <w:pStyle w:val="Prrafodelista"/>
+        <w:numPr>
+          <w:ilvl w:val="0"/>
+          <w:numId w:val="10"/>
+        </w:numPr>
+      </w:pPr>
+      <w:r>
+        <w:t>Referencias</w:t>
+      </w:r>
+      <w:r>
+        <w:t>.</w:t>
+      </w:r>
+    </w:p>
+    <w:p/>
+    <w:p>
+      <w:pPr>
+        <w:pStyle w:val="Prrafodelista"/>
+        <w:numPr>
+          <w:ilvl w:val="0"/>
+          <w:numId w:val="10"/>
+        </w:numPr>
+      </w:pPr>
+      <w:r>
+        <w:t>Apéndices</w:t>
+      </w:r>
+      <w:r>
+        <w:t>.</w:t>
+      </w:r>
+    </w:p>
+    <w:p/>
+    <w:p>
+      <w:pPr>
+        <w:pStyle w:val="Prrafodelista"/>
+        <w:numPr>
+          <w:ilvl w:val="0"/>
+          <w:numId w:val="10"/>
+        </w:numPr>
+      </w:pPr>
+      <w:r>
+        <w:t>Notas al pie</w:t>
+      </w:r>
+      <w:r>
+        <w:t>.</w:t>
+      </w:r>
+    </w:p>
+    <w:p/>
+    <w:p>
+      <w:pPr>
+        <w:pStyle w:val="Prrafodelista"/>
+        <w:numPr>
+          <w:ilvl w:val="0"/>
+          <w:numId w:val="10"/>
+        </w:numPr>
+      </w:pPr>
+      <w:r>
+        <w:t>Tablas</w:t>
+      </w:r>
+      <w:r>
+        <w:t>.</w:t>
+      </w:r>
+    </w:p>
+    <w:p/>
+    <w:p>
+      <w:pPr>
+        <w:pStyle w:val="Prrafodelista"/>
+        <w:numPr>
+          <w:ilvl w:val="0"/>
+          <w:numId w:val="10"/>
+        </w:numPr>
+      </w:pPr>
+      <w:r>
         <w:t>Figuras</w:t>
+      </w:r>
+      <w:r>
+        <w:t>.</w:t>
       </w:r>
     </w:p>
     <w:p/>
@@ -3182,11 +3174,7 @@
     <w:p/>
     <w:p/>
     <w:p/>
-    <w:p>
-      <w:pPr>
-        <w:pStyle w:val="Normal"/>
-      </w:pPr>
-    </w:p>
+    <w:p/>
     <w:p/>
     <w:p>
       <w:pPr>
@@ -3204,7 +3192,6 @@
           <w:sz w:val="24"/>
           <w:szCs w:val="24"/>
         </w:rPr>
-        <w:lastRenderedPageBreak/>
         <w:t>Márgenes</w:t>
       </w:r>
     </w:p>
@@ -3254,6 +3241,7 @@
           <w:sz w:val="32"/>
           <w:szCs w:val="32"/>
         </w:rPr>
+        <w:lastRenderedPageBreak/>
         <w:drawing>
           <wp:inline distT="0" distB="0" distL="0" distR="0" wp14:anchorId="6A286C8E" wp14:editId="03AC1839">
             <wp:extent cx="2354551" cy="3166280"/>
@@ -3390,20 +3378,11 @@
         <w:pStyle w:val="Prrafodelista"/>
         <w:numPr>
           <w:ilvl w:val="0"/>
-          <w:numId w:val="17"/>
+          <w:numId w:val="1"/>
         </w:numPr>
-        <w:rPr>
-          <w:sz w:val="22"/>
-          <w:szCs w:val="22"/>
-        </w:rPr>
-      </w:pPr>
-      <w:r>
-        <w:rPr/>
-        <w:t>Calibrí</w:t>
-      </w:r>
-      <w:r>
-        <w:rPr/>
-        <w:t xml:space="preserve"> 11 puntos.</w:t>
+      </w:pPr>
+      <w:r>
+        <w:t>Calibrí 11 puntos.</w:t>
       </w:r>
     </w:p>
     <w:p>
@@ -3411,15 +3390,10 @@
         <w:pStyle w:val="Prrafodelista"/>
         <w:numPr>
           <w:ilvl w:val="0"/>
-          <w:numId w:val="17"/>
+          <w:numId w:val="1"/>
         </w:numPr>
-        <w:rPr>
-          <w:sz w:val="22"/>
-          <w:szCs w:val="22"/>
-        </w:rPr>
-      </w:pPr>
-      <w:r>
-        <w:rPr/>
+      </w:pPr>
+      <w:r>
         <w:t>Arial 11 puntos.</w:t>
       </w:r>
     </w:p>
@@ -3428,15 +3402,10 @@
         <w:pStyle w:val="Prrafodelista"/>
         <w:numPr>
           <w:ilvl w:val="0"/>
-          <w:numId w:val="17"/>
+          <w:numId w:val="1"/>
         </w:numPr>
-        <w:rPr>
-          <w:sz w:val="22"/>
-          <w:szCs w:val="22"/>
-        </w:rPr>
-      </w:pPr>
-      <w:r>
-        <w:rPr/>
+      </w:pPr>
+      <w:r>
         <w:t>Lucida Sans Unicode 10 puntos.</w:t>
       </w:r>
     </w:p>
@@ -3445,24 +3414,11 @@
         <w:pStyle w:val="Prrafodelista"/>
         <w:numPr>
           <w:ilvl w:val="0"/>
-          <w:numId w:val="17"/>
+          <w:numId w:val="1"/>
         </w:numPr>
-        <w:rPr>
-          <w:sz w:val="22"/>
-          <w:szCs w:val="22"/>
-        </w:rPr>
-      </w:pPr>
-      <w:r>
-        <w:rPr/>
-        <w:t xml:space="preserve">Times New </w:t>
-      </w:r>
-      <w:r>
-        <w:rPr/>
-        <w:t>Roman</w:t>
-      </w:r>
-      <w:r>
-        <w:rPr/>
-        <w:t xml:space="preserve"> de 12 puntos.</w:t>
+      </w:pPr>
+      <w:r>
+        <w:t>Times New Roman de 12 puntos.</w:t>
       </w:r>
     </w:p>
     <w:p>
@@ -3470,15 +3426,10 @@
         <w:pStyle w:val="Prrafodelista"/>
         <w:numPr>
           <w:ilvl w:val="0"/>
-          <w:numId w:val="17"/>
+          <w:numId w:val="1"/>
         </w:numPr>
-        <w:rPr>
-          <w:sz w:val="22"/>
-          <w:szCs w:val="22"/>
-        </w:rPr>
-      </w:pPr>
-      <w:r>
-        <w:rPr/>
+      </w:pPr>
+      <w:r>
         <w:t>Georgia de 12 puntos.</w:t>
       </w:r>
     </w:p>
@@ -3487,23 +3438,13 @@
         <w:pStyle w:val="Prrafodelista"/>
         <w:numPr>
           <w:ilvl w:val="0"/>
-          <w:numId w:val="17"/>
+          <w:numId w:val="1"/>
         </w:numPr>
-        <w:rPr>
-          <w:sz w:val="22"/>
-          <w:szCs w:val="22"/>
-        </w:rPr>
-      </w:pPr>
-      <w:r>
-        <w:rPr/>
-        <w:t>Computer</w:t>
-      </w:r>
-      <w:r>
-        <w:rPr/>
-        <w:t xml:space="preserve"> Modern normal (10 puntos)</w:t>
-      </w:r>
-      <w:r>
-        <w:rPr/>
+      </w:pPr>
+      <w:r>
+        <w:t>Computer Modern normal (10 puntos)</w:t>
+      </w:r>
+      <w:r>
         <w:t>.</w:t>
       </w:r>
     </w:p>
@@ -3537,6 +3478,7 @@
     </w:p>
     <w:p>
       <w:r>
+        <w:lastRenderedPageBreak/>
         <w:t>Doble espacio en todas las partes, incluido el resumen.</w:t>
       </w:r>
     </w:p>
@@ -3550,156 +3492,6 @@
         <w:t>Se exceptúa el doble espacio en los siguientes casos:</w:t>
       </w:r>
     </w:p>
-    <w:p>
-      <w:pPr>
-        <w:pStyle w:val="Prrafodelista"/>
-        <w:numPr>
-          <w:ilvl w:val="0"/>
-          <w:numId w:val="10"/>
-        </w:numPr>
-      </w:pPr>
-      <w:r>
-        <w:t>Página de título.</w:t>
-      </w:r>
-    </w:p>
-    <w:p>
-      <w:pPr>
-        <w:pStyle w:val="Prrafodelista"/>
-        <w:numPr>
-          <w:ilvl w:val="0"/>
-          <w:numId w:val="10"/>
-        </w:numPr>
-      </w:pPr>
-      <w:r>
-        <w:t>Tablas.</w:t>
-      </w:r>
-    </w:p>
-    <w:p>
-      <w:pPr>
-        <w:pStyle w:val="Prrafodelista"/>
-        <w:numPr>
-          <w:ilvl w:val="0"/>
-          <w:numId w:val="10"/>
-        </w:numPr>
-      </w:pPr>
-      <w:r>
-        <w:t>Figuras.</w:t>
-      </w:r>
-    </w:p>
-    <w:p>
-      <w:pPr>
-        <w:pStyle w:val="Prrafodelista"/>
-        <w:numPr>
-          <w:ilvl w:val="0"/>
-          <w:numId w:val="10"/>
-        </w:numPr>
-      </w:pPr>
-      <w:r>
-        <w:t>Notas al pie.</w:t>
-      </w:r>
-    </w:p>
-    <w:p>
-      <w:pPr>
-        <w:pStyle w:val="Prrafodelista"/>
-        <w:numPr>
-          <w:ilvl w:val="0"/>
-          <w:numId w:val="10"/>
-        </w:numPr>
-      </w:pPr>
-      <w:r>
-        <w:t>Ecuaciones mostradas.</w:t>
-      </w:r>
-    </w:p>
-    <w:p/>
-    <w:p>
-      <w:pPr>
-        <w:rPr>
-          <w:b/>
-          <w:bCs/>
-        </w:rPr>
-      </w:pPr>
-      <w:r>
-        <w:rPr>
-          <w:b/>
-          <w:bCs/>
-        </w:rPr>
-        <w:t>Alineación del párrafo</w:t>
-      </w:r>
-    </w:p>
-    <w:p/>
-    <w:p>
-      <w:r>
-        <w:t>El texto se alinea con el margen izquierdo; con el margen derecho se deja desigual, es decir, no se justifica.</w:t>
-      </w:r>
-    </w:p>
-    <w:p/>
-    <w:p>
-      <w:pPr>
-        <w:rPr>
-          <w:b/>
-          <w:bCs/>
-        </w:rPr>
-      </w:pPr>
-      <w:r>
-        <w:rPr>
-          <w:b/>
-          <w:bCs/>
-        </w:rPr>
-        <w:t>Sangría del párrafo</w:t>
-      </w:r>
-    </w:p>
-    <w:p/>
-    <w:p>
-      <w:r>
-        <w:t>Se coloca sangría a la primera línea de cada párrafo del texto a 0.5 pulgadas (1.27 cm) del margen izquierdo, se recomienda usar la tecla de tabulación y no usar la barra espaciadora.</w:t>
-      </w:r>
-    </w:p>
-    <w:p/>
-    <w:p>
-      <w:pPr>
-        <w:rPr>
-          <w:b/>
-          <w:bCs/>
-        </w:rPr>
-      </w:pPr>
-      <w:r>
-        <w:rPr>
-          <w:b/>
-          <w:bCs/>
-        </w:rPr>
-        <w:t>Encabezado de página</w:t>
-      </w:r>
-    </w:p>
-    <w:p>
-      <w:pPr>
-        <w:rPr>
-          <w:b/>
-          <w:bCs/>
-        </w:rPr>
-      </w:pPr>
-    </w:p>
-    <w:p>
-      <w:r>
-        <w:t>Aparece dentro del margen superior de cada página del documento.</w:t>
-      </w:r>
-    </w:p>
-    <w:p/>
-    <w:p>
-      <w:pPr>
-        <w:rPr>
-          <w:b/>
-          <w:bCs/>
-        </w:rPr>
-      </w:pPr>
-      <w:r>
-        <w:rPr>
-          <w:b/>
-          <w:bCs/>
-        </w:rPr>
-        <w:t>Números de página</w:t>
-      </w:r>
-    </w:p>
-    <w:p/>
     <w:p>
       <w:pPr>
         <w:pStyle w:val="Prrafodelista"/>
@@ -3709,7 +3501,7 @@
         </w:numPr>
       </w:pPr>
       <w:r>
-        <w:t>Usar la función de numeración de páginas.</w:t>
+        <w:t>Página de título.</w:t>
       </w:r>
     </w:p>
     <w:p>
@@ -3721,7 +3513,7 @@
         </w:numPr>
       </w:pPr>
       <w:r>
-        <w:t>Insertar números de página en la esquina superior derecha, debe aparecer en todas las páginas.</w:t>
+        <w:t>Tablas.</w:t>
       </w:r>
     </w:p>
     <w:p>
@@ -3733,7 +3525,31 @@
         </w:numPr>
       </w:pPr>
       <w:r>
-        <w:t>La página de portada o título lleva número 1.</w:t>
+        <w:t>Figuras.</w:t>
+      </w:r>
+    </w:p>
+    <w:p>
+      <w:pPr>
+        <w:pStyle w:val="Prrafodelista"/>
+        <w:numPr>
+          <w:ilvl w:val="0"/>
+          <w:numId w:val="11"/>
+        </w:numPr>
+      </w:pPr>
+      <w:r>
+        <w:t>Notas al pie.</w:t>
+      </w:r>
+    </w:p>
+    <w:p>
+      <w:pPr>
+        <w:pStyle w:val="Prrafodelista"/>
+        <w:numPr>
+          <w:ilvl w:val="0"/>
+          <w:numId w:val="11"/>
+        </w:numPr>
+      </w:pPr>
+      <w:r>
+        <w:t>Ecuaciones mostradas.</w:t>
       </w:r>
     </w:p>
     <w:p/>
@@ -3742,27 +3558,87 @@
         <w:rPr>
           <w:b/>
           <w:bCs/>
-          <w:sz w:val="24"/>
-          <w:szCs w:val="24"/>
         </w:rPr>
       </w:pPr>
       <w:r>
         <w:rPr>
           <w:b/>
           <w:bCs/>
-          <w:sz w:val="24"/>
-          <w:szCs w:val="24"/>
-        </w:rPr>
-        <w:t>Formato de los títulos</w:t>
+        </w:rPr>
+        <w:t>Alineación del párrafo</w:t>
       </w:r>
     </w:p>
     <w:p/>
     <w:p>
       <w:r>
-        <w:t>Niveles de encabezado en normas APA</w:t>
-      </w:r>
-      <w:r>
-        <w:t xml:space="preserve">: </w:t>
+        <w:t>El texto se alinea con el margen izquierdo; con el margen derecho se deja desigual, es decir, no se justifica.</w:t>
+      </w:r>
+    </w:p>
+    <w:p/>
+    <w:p>
+      <w:pPr>
+        <w:rPr>
+          <w:b/>
+          <w:bCs/>
+        </w:rPr>
+      </w:pPr>
+      <w:r>
+        <w:rPr>
+          <w:b/>
+          <w:bCs/>
+        </w:rPr>
+        <w:t>Sangría del párrafo</w:t>
+      </w:r>
+    </w:p>
+    <w:p/>
+    <w:p>
+      <w:r>
+        <w:t>Se coloca sangría a la primera línea de cada párrafo del texto a 0.5 pulgadas (1.27 cm) del margen izquierdo, se recomienda usar la tecla de tabulación y no usar la barra espaciadora.</w:t>
+      </w:r>
+    </w:p>
+    <w:p/>
+    <w:p>
+      <w:pPr>
+        <w:rPr>
+          <w:b/>
+          <w:bCs/>
+        </w:rPr>
+      </w:pPr>
+      <w:r>
+        <w:rPr>
+          <w:b/>
+          <w:bCs/>
+        </w:rPr>
+        <w:t>Encabezado de página</w:t>
+      </w:r>
+    </w:p>
+    <w:p>
+      <w:pPr>
+        <w:rPr>
+          <w:b/>
+          <w:bCs/>
+        </w:rPr>
+      </w:pPr>
+    </w:p>
+    <w:p>
+      <w:r>
+        <w:t>Aparece dentro del margen superior de cada página del documento.</w:t>
+      </w:r>
+    </w:p>
+    <w:p/>
+    <w:p>
+      <w:pPr>
+        <w:rPr>
+          <w:b/>
+          <w:bCs/>
+        </w:rPr>
+      </w:pPr>
+      <w:r>
+        <w:rPr>
+          <w:b/>
+          <w:bCs/>
+        </w:rPr>
+        <w:t>Números de página</w:t>
       </w:r>
     </w:p>
     <w:p/>
@@ -3775,30 +3651,7 @@
         </w:numPr>
       </w:pPr>
       <w:r>
-        <w:rPr>
-          <w:b/>
-          <w:bCs/>
-        </w:rPr>
-        <w:t>Nivel 1</w:t>
-      </w:r>
-    </w:p>
-    <w:p>
-      <w:pPr>
-        <w:ind w:left="720"/>
-      </w:pPr>
-      <w:r>
-        <w:t>Formato: centrado</w:t>
-      </w:r>
-      <w:r>
-        <w:t>, negrita, título del encabezado del caso.</w:t>
-      </w:r>
-    </w:p>
-    <w:p>
-      <w:pPr>
-        <w:ind w:left="720"/>
-      </w:pPr>
-      <w:r>
-        <w:t>El texto comienza con un nuevo párrafo.</w:t>
+        <w:t>Usar la función de numeración de páginas.</w:t>
       </w:r>
     </w:p>
     <w:p>
@@ -3810,37 +3663,8 @@
         </w:numPr>
       </w:pPr>
       <w:r>
-        <w:rPr>
-          <w:b/>
-          <w:bCs/>
-        </w:rPr>
-        <w:t>Nivel 2</w:t>
-      </w:r>
-    </w:p>
-    <w:p>
-      <w:pPr>
-        <w:ind w:left="720"/>
-      </w:pPr>
-      <w:r>
-        <w:lastRenderedPageBreak/>
-        <w:t>Formato:</w:t>
-      </w:r>
-      <w:r>
-        <w:t xml:space="preserve"> alineación a la izquierda, negrita, título del encabezado del caso.</w:t>
-      </w:r>
-    </w:p>
-    <w:p>
-      <w:pPr>
-        <w:ind w:left="720"/>
-      </w:pPr>
-      <w:r>
-        <w:t>El texto comienza con un nuevo párrafo.</w:t>
-      </w:r>
-    </w:p>
-    <w:p>
-      <w:pPr>
-        <w:ind w:left="720"/>
-      </w:pPr>
+        <w:t>Insertar números de página en la esquina superior derecha, debe aparecer en todas las páginas.</w:t>
+      </w:r>
     </w:p>
     <w:p>
       <w:pPr>
@@ -3851,38 +3675,45 @@
         </w:numPr>
       </w:pPr>
       <w:r>
+        <w:t>La página de portada o título lleva número 1.</w:t>
+      </w:r>
+    </w:p>
+    <w:p/>
+    <w:p>
+      <w:pPr>
         <w:rPr>
           <w:b/>
           <w:bCs/>
-        </w:rPr>
-        <w:t>Nivel 3</w:t>
-      </w:r>
-    </w:p>
-    <w:p>
-      <w:pPr>
-        <w:ind w:left="720"/>
-      </w:pPr>
-      <w:r>
-        <w:t>Formato:</w:t>
-      </w:r>
-      <w:r>
-        <w:t xml:space="preserve"> alineación a la izquierda, negrita cursiva, título del encabezado del caso.</w:t>
-      </w:r>
-    </w:p>
-    <w:p>
-      <w:pPr>
-        <w:ind w:left="720"/>
-      </w:pPr>
-      <w:r>
-        <w:t>El texto comienza con un nuevo párrafo.</w:t>
-      </w:r>
-    </w:p>
+          <w:sz w:val="24"/>
+          <w:szCs w:val="24"/>
+        </w:rPr>
+      </w:pPr>
+      <w:r>
+        <w:rPr>
+          <w:b/>
+          <w:bCs/>
+          <w:sz w:val="24"/>
+          <w:szCs w:val="24"/>
+        </w:rPr>
+        <w:t>Formato de los títulos</w:t>
+      </w:r>
+    </w:p>
+    <w:p/>
+    <w:p>
+      <w:r>
+        <w:t>Niveles de encabezado en normas APA</w:t>
+      </w:r>
+      <w:r>
+        <w:t xml:space="preserve">: </w:t>
+      </w:r>
+    </w:p>
+    <w:p/>
     <w:p>
       <w:pPr>
         <w:pStyle w:val="Prrafodelista"/>
         <w:numPr>
           <w:ilvl w:val="0"/>
-          <w:numId w:val="12"/>
+          <w:numId w:val="13"/>
         </w:numPr>
       </w:pPr>
       <w:r>
@@ -3890,7 +3721,7 @@
           <w:b/>
           <w:bCs/>
         </w:rPr>
-        <w:t>Nivel 4</w:t>
+        <w:t>Nivel 1</w:t>
       </w:r>
     </w:p>
     <w:p>
@@ -3898,10 +3729,10 @@
         <w:ind w:left="720"/>
       </w:pPr>
       <w:r>
-        <w:t>Formato:</w:t>
-      </w:r>
-      <w:r>
-        <w:t xml:space="preserve"> sangría, negrita, título del encabezado del caso, finalización con un punto.</w:t>
+        <w:t>Formato: centrado</w:t>
+      </w:r>
+      <w:r>
+        <w:t>, negrita, título del encabezado del caso.</w:t>
       </w:r>
     </w:p>
     <w:p>
@@ -3909,7 +3740,7 @@
         <w:ind w:left="720"/>
       </w:pPr>
       <w:r>
-        <w:t>El texto comienza en la misma línea y continúa como un párrafo regular.</w:t>
+        <w:t>El texto comienza con un nuevo párrafo.</w:t>
       </w:r>
     </w:p>
     <w:p>
@@ -3917,7 +3748,118 @@
         <w:pStyle w:val="Prrafodelista"/>
         <w:numPr>
           <w:ilvl w:val="0"/>
-          <w:numId w:val="12"/>
+          <w:numId w:val="13"/>
+        </w:numPr>
+      </w:pPr>
+      <w:r>
+        <w:rPr>
+          <w:b/>
+          <w:bCs/>
+        </w:rPr>
+        <w:t>Nivel 2</w:t>
+      </w:r>
+    </w:p>
+    <w:p>
+      <w:pPr>
+        <w:ind w:left="720"/>
+      </w:pPr>
+      <w:r>
+        <w:t>Formato:</w:t>
+      </w:r>
+      <w:r>
+        <w:t xml:space="preserve"> alineación a la izquierda, negrita, título del encabezado del caso.</w:t>
+      </w:r>
+    </w:p>
+    <w:p>
+      <w:pPr>
+        <w:ind w:left="720"/>
+      </w:pPr>
+      <w:r>
+        <w:t>El texto comienza con un nuevo párrafo.</w:t>
+      </w:r>
+    </w:p>
+    <w:p>
+      <w:pPr>
+        <w:ind w:left="720"/>
+      </w:pPr>
+    </w:p>
+    <w:p>
+      <w:pPr>
+        <w:pStyle w:val="Prrafodelista"/>
+        <w:numPr>
+          <w:ilvl w:val="0"/>
+          <w:numId w:val="13"/>
+        </w:numPr>
+      </w:pPr>
+      <w:r>
+        <w:rPr>
+          <w:b/>
+          <w:bCs/>
+        </w:rPr>
+        <w:t>Nivel 3</w:t>
+      </w:r>
+    </w:p>
+    <w:p>
+      <w:pPr>
+        <w:ind w:left="720"/>
+      </w:pPr>
+      <w:r>
+        <w:t>Formato:</w:t>
+      </w:r>
+      <w:r>
+        <w:t xml:space="preserve"> alineación a la izquierda, negrita cursiva, título del encabezado del caso.</w:t>
+      </w:r>
+    </w:p>
+    <w:p>
+      <w:pPr>
+        <w:ind w:left="720"/>
+      </w:pPr>
+      <w:r>
+        <w:lastRenderedPageBreak/>
+        <w:t>El texto comienza con un nuevo párrafo.</w:t>
+      </w:r>
+    </w:p>
+    <w:p>
+      <w:pPr>
+        <w:pStyle w:val="Prrafodelista"/>
+        <w:numPr>
+          <w:ilvl w:val="0"/>
+          <w:numId w:val="13"/>
+        </w:numPr>
+      </w:pPr>
+      <w:r>
+        <w:rPr>
+          <w:b/>
+          <w:bCs/>
+        </w:rPr>
+        <w:t>Nivel 4</w:t>
+      </w:r>
+    </w:p>
+    <w:p>
+      <w:pPr>
+        <w:ind w:left="720"/>
+      </w:pPr>
+      <w:r>
+        <w:t>Formato:</w:t>
+      </w:r>
+      <w:r>
+        <w:t xml:space="preserve"> sangría, negrita, título del encabezado del caso, finalización con un punto.</w:t>
+      </w:r>
+    </w:p>
+    <w:p>
+      <w:pPr>
+        <w:ind w:left="720"/>
+      </w:pPr>
+      <w:r>
+        <w:t>El texto comienza en la misma línea y continúa como un párrafo regular.</w:t>
+      </w:r>
+    </w:p>
+    <w:p>
+      <w:pPr>
+        <w:pStyle w:val="Prrafodelista"/>
+        <w:numPr>
+          <w:ilvl w:val="0"/>
+          <w:numId w:val="13"/>
         </w:numPr>
       </w:pPr>
       <w:r>
@@ -4043,120 +3985,80 @@
     <w:p/>
     <w:p>
       <w:r>
-        <w:rPr/>
         <w:t>Navas Talero</w:t>
       </w:r>
       <w:r>
-        <w:rPr/>
         <w:t xml:space="preserve"> </w:t>
       </w:r>
       <w:r>
-        <w:rPr/>
         <w:t>(2016)</w:t>
       </w:r>
       <w:r>
-        <w:rPr/>
         <w:t>,</w:t>
       </w:r>
       <w:r>
-        <w:rPr/>
         <w:t xml:space="preserve"> señala:</w:t>
       </w:r>
     </w:p>
     <w:p>
       <w:r>
-        <w:rPr/>
-        <w:t xml:space="preserve">"Todos tenemos derecho a escribir nuestra historia, escribir no es un privilegio de los </w:t>
-      </w:r>
-      <w:r>
-        <w:rPr/>
-        <w:t>intelec</w:t>
-      </w:r>
-      <w:r>
-        <w:rPr/>
-        <w:t xml:space="preserve">tuales; escribir es una actividad humana indispensable para la mente, indispensable para </w:t>
-      </w:r>
-      <w:r>
-        <w:rPr/>
+        <w:t xml:space="preserve">"Todos tenemos derecho a escribir nuestra historia, escribir no es un privilegio de los intelectuales; escribir es una actividad humana indispensable para </w:t>
+      </w:r>
+      <w:r>
         <w:t>la mente y la salud</w:t>
       </w:r>
       <w:r>
-        <w:rPr/>
         <w:t>..."</w:t>
       </w:r>
     </w:p>
-    <w:p>
-      <w:pPr>
-        <w:pStyle w:val="Normal"/>
-      </w:pPr>
-    </w:p>
-    <w:p>
-      <w:r>
-        <w:rPr/>
-        <w:t xml:space="preserve">"Todos tenemos derecho a escribir nuestra historia, escribir no es un privilegio de los </w:t>
-      </w:r>
-      <w:r>
-        <w:rPr/>
-        <w:t>intelec</w:t>
-      </w:r>
-      <w:r>
-        <w:rPr/>
-        <w:t xml:space="preserve">tuales; escribir es una actividad humana indispensable para la mente, indispensable para </w:t>
-      </w:r>
-      <w:r>
-        <w:rPr/>
+    <w:p/>
+    <w:p>
+      <w:r>
+        <w:t xml:space="preserve">"Todos tenemos derecho a escribir nuestra historia, escribir no es un privilegio de los intelectuales; escribir es una actividad humana indispensable para </w:t>
+      </w:r>
+      <w:r>
         <w:t>la mente y la salud...</w:t>
       </w:r>
       <w:r>
-        <w:rPr/>
         <w:t>"</w:t>
       </w:r>
     </w:p>
     <w:p>
       <w:r>
-        <w:rPr/>
         <w:t>-</w:t>
       </w:r>
       <w:r>
-        <w:rPr/>
         <w:t xml:space="preserve"> Navas Talero (2016)</w:t>
       </w:r>
       <w:r>
-        <w:rPr/>
         <w:t>.</w:t>
       </w:r>
     </w:p>
-    <w:p>
-      <w:pPr>
-        <w:pStyle w:val="Normal"/>
-      </w:pPr>
-    </w:p>
-    <w:p>
-      <w:pPr>
-        <w:pStyle w:val="Normal"/>
-      </w:pPr>
-      <w:r>
-        <w:rPr/>
+    <w:p/>
+    <w:p>
+      <w:r>
         <w:t xml:space="preserve"> </w:t>
       </w:r>
       <w:r>
         <w:rPr>
           <w:noProof/>
         </w:rPr>
-        <mc:AlternateContent xmlns:mc="http://schemas.openxmlformats.org/markup-compatibility/2006">
-          <mc:Choice xmlns:mc="http://schemas.openxmlformats.org/markup-compatibility/2006" Requires="wps">
-            <w:drawing xmlns:w="http://schemas.openxmlformats.org/wordprocessingml/2006/main">
-              <wp:inline xmlns:wp14="http://schemas.microsoft.com/office/word/2010/wordprocessingDrawing" xmlns:wp="http://schemas.openxmlformats.org/drawingml/2006/wordprocessingDrawing" wp14:anchorId="1EC16DAA" wp14:editId="50ADDCBA">
-                <wp:extent xmlns:wp="http://schemas.openxmlformats.org/drawingml/2006/wordprocessingDrawing" cx="5200650" cy="628650"/>
-                <wp:effectExtent xmlns:wp="http://schemas.openxmlformats.org/drawingml/2006/wordprocessingDrawing" l="0" t="0" r="19050" b="19050"/>
-                <wp:docPr xmlns:wp="http://schemas.openxmlformats.org/drawingml/2006/wordprocessingDrawing" id="1705458595" name="drawing"/>
-                <wp:cNvGraphicFramePr xmlns:wp="http://schemas.openxmlformats.org/drawingml/2006/wordprocessingDrawing">
+        <mc:AlternateContent>
+          <mc:Choice Requires="wps">
+            <w:drawing>
+              <wp:inline distT="0" distB="0" distL="0" distR="0" wp14:anchorId="1EC16DAA" wp14:editId="50ADDCBA">
+                <wp:extent cx="5200650" cy="628650"/>
+                <wp:effectExtent l="0" t="0" r="19050" b="19050"/>
+                <wp:docPr id="1705458595" name="drawing"/>
+                <wp:cNvGraphicFramePr>
                   <a:graphicFrameLocks xmlns:a="http://schemas.openxmlformats.org/drawingml/2006/main"/>
                 </wp:cNvGraphicFramePr>
                 <a:graphic xmlns:a="http://schemas.openxmlformats.org/drawingml/2006/main">
                   <a:graphicData uri="http://schemas.microsoft.com/office/word/2010/wordprocessingShape">
-                    <wps:wsp xmlns:wps="http://schemas.microsoft.com/office/word/2010/wordprocessingShape">
-                      <wps:cNvSpPr/>
+                    <wps:wsp>
+                      <wps:cNvSpPr>
+                        <a:spLocks/>
+                      </wps:cNvSpPr>
                       <wps:spPr>
                         <a:xfrm>
                           <a:off x="0" y="0"/>
@@ -4175,37 +4077,40 @@
                         </a:ln>
                       </wps:spPr>
                       <wps:txbx>
-                        <w:txbxContent xmlns:w="http://schemas.openxmlformats.org/wordprocessingml/2006/main">
+                        <w:txbxContent>
                           <w:p>
                             <w:pPr>
-                              <w:spacing w:line="276" w:lineRule="auto"/>
                               <w:rPr>
-                                <w:rFonts w:ascii="Cambria" w:hAnsi="Cambria" w:eastAsia="Cambria"/>
-                                <w:kern w:val="0"/>
+                                <w:rFonts w:ascii="Cambria" w:eastAsia="Cambria" w:hAnsi="Cambria"/>
                                 <w:lang w:val="en-US"/>
-                                <w14:ligatures xmlns:w14="http://schemas.microsoft.com/office/word/2010/wordml" w14:val="none"/>
                               </w:rPr>
                             </w:pPr>
                             <w:r>
                               <w:rPr>
-                                <w:rFonts w:ascii="Cambria" w:hAnsi="Cambria" w:eastAsia="Cambria"/>
+                                <w:rFonts w:ascii="Cambria" w:eastAsia="Cambria" w:hAnsi="Cambria"/>
                                 <w:lang w:val="en-US"/>
                               </w:rPr>
-                              <w:t xml:space="preserve">A la Página en Blanco se la Derrota Mirándola a los Ojos. </w:t>
+                              <w:t>A la Página en Blanc</w:t>
+                            </w:r>
+                            <w:r>
+                              <w:rPr>
+                                <w:rFonts w:ascii="Cambria" w:eastAsia="Cambria" w:hAnsi="Cambria"/>
+                                <w:lang w:val="en-US"/>
+                              </w:rPr>
+                              <w:t xml:space="preserve">o se la Derrota Mirándola a los Ojos. </w:t>
                             </w:r>
                           </w:p>
                           <w:p>
                             <w:pPr>
-                              <w:spacing w:line="276" w:lineRule="auto"/>
                               <w:rPr>
-                                <w:rFonts w:ascii="Cambria" w:hAnsi="Cambria" w:eastAsia="Cambria"/>
+                                <w:rFonts w:ascii="Cambria" w:eastAsia="Cambria" w:hAnsi="Cambria"/>
                                 <w:color w:val="000000"/>
                                 <w:lang w:val="en-US"/>
                               </w:rPr>
                             </w:pPr>
                             <w:r>
                               <w:rPr>
-                                <w:rFonts w:ascii="Cambria" w:hAnsi="Cambria" w:eastAsia="Cambria"/>
+                                <w:rFonts w:ascii="Cambria" w:eastAsia="Cambria" w:hAnsi="Cambria"/>
                                 <w:color w:val="000000"/>
                                 <w:lang w:val="en-US"/>
                               </w:rPr>
@@ -4214,15 +4119,14 @@
                           </w:p>
                           <w:p>
                             <w:pPr>
-                              <w:spacing w:line="276" w:lineRule="auto"/>
                               <w:rPr>
-                                <w:rFonts w:ascii="Cambria" w:hAnsi="Cambria" w:eastAsia="Cambria"/>
+                                <w:rFonts w:ascii="Cambria" w:eastAsia="Cambria" w:hAnsi="Cambria"/>
                                 <w:lang w:val="en-US"/>
                               </w:rPr>
                             </w:pPr>
                             <w:r>
                               <w:rPr>
-                                <w:rFonts w:ascii="Cambria" w:hAnsi="Cambria" w:eastAsia="Cambria"/>
+                                <w:rFonts w:ascii="Cambria" w:eastAsia="Cambria" w:hAnsi="Cambria"/>
                                 <w:lang w:val="en-US"/>
                               </w:rPr>
                               <w:t xml:space="preserve"> </w:t>
@@ -4230,15 +4134,14 @@
                           </w:p>
                           <w:p>
                             <w:pPr>
-                              <w:spacing w:line="276" w:lineRule="auto"/>
                               <w:rPr>
-                                <w:rFonts w:ascii="Cambria" w:hAnsi="Cambria" w:eastAsia="Cambria"/>
+                                <w:rFonts w:ascii="Cambria" w:eastAsia="Cambria" w:hAnsi="Cambria"/>
                                 <w:lang w:val="en-US"/>
                               </w:rPr>
                             </w:pPr>
                             <w:r>
                               <w:rPr>
-                                <w:rFonts w:ascii="Cambria" w:hAnsi="Cambria" w:eastAsia="Cambria"/>
+                                <w:rFonts w:ascii="Cambria" w:eastAsia="Cambria" w:hAnsi="Cambria"/>
                                 <w:lang w:val="en-US"/>
                               </w:rPr>
                               <w:t>Lo invitamos a explorar el siguiente video:</w:t>
@@ -4253,14 +4156,98 @@
               </wp:inline>
             </w:drawing>
           </mc:Choice>
-          <mc:Fallback xmlns:mc="http://schemas.openxmlformats.org/markup-compatibility/2006"/>
+          <mc:Fallback>
+            <w:pict>
+              <v:rect w14:anchorId="1EC16DAA" id="drawing" o:spid="_x0000_s1027" style="width:409.5pt;height:49.5pt;visibility:visible;mso-wrap-style:square;mso-left-percent:-10001;mso-top-percent:-10001;mso-position-horizontal:absolute;mso-position-horizontal-relative:char;mso-position-vertical:absolute;mso-position-vertical-relative:line;mso-left-percent:-10001;mso-top-percent:-10001;v-text-anchor:top" o:gfxdata="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" fillcolor="white [3201]">
+                <v:path arrowok="t"/>
+                <v:textbox>
+                  <w:txbxContent>
+                    <w:p>
+                      <w:pPr>
+                        <w:rPr>
+                          <w:rFonts w:ascii="Cambria" w:eastAsia="Cambria" w:hAnsi="Cambria"/>
+                          <w:lang w:val="en-US"/>
+                        </w:rPr>
+                      </w:pPr>
+                      <w:r>
+                        <w:rPr>
+                          <w:rFonts w:ascii="Cambria" w:eastAsia="Cambria" w:hAnsi="Cambria"/>
+                          <w:lang w:val="en-US"/>
+                        </w:rPr>
+                        <w:t>A la Página en Blanc</w:t>
+                      </w:r>
+                      <w:r>
+                        <w:rPr>
+                          <w:rFonts w:ascii="Cambria" w:eastAsia="Cambria" w:hAnsi="Cambria"/>
+                          <w:lang w:val="en-US"/>
+                        </w:rPr>
+                        <w:t xml:space="preserve">o se la Derrota Mirándola a los Ojos. </w:t>
+                      </w:r>
+                    </w:p>
+                    <w:p>
+                      <w:pPr>
+                        <w:rPr>
+                          <w:rFonts w:ascii="Cambria" w:eastAsia="Cambria" w:hAnsi="Cambria"/>
+                          <w:color w:val="000000"/>
+                          <w:lang w:val="en-US"/>
+                        </w:rPr>
+                      </w:pPr>
+                      <w:r>
+                        <w:rPr>
+                          <w:rFonts w:ascii="Cambria" w:eastAsia="Cambria" w:hAnsi="Cambria"/>
+                          <w:color w:val="000000"/>
+                          <w:lang w:val="en-US"/>
+                        </w:rPr>
+                        <w:t>Lo invitamos a explorar el siguiente video: Enlace</w:t>
+                      </w:r>
+                    </w:p>
+                    <w:p>
+                      <w:pPr>
+                        <w:rPr>
+                          <w:rFonts w:ascii="Cambria" w:eastAsia="Cambria" w:hAnsi="Cambria"/>
+                          <w:lang w:val="en-US"/>
+                        </w:rPr>
+                      </w:pPr>
+                      <w:r>
+                        <w:rPr>
+                          <w:rFonts w:ascii="Cambria" w:eastAsia="Cambria" w:hAnsi="Cambria"/>
+                          <w:lang w:val="en-US"/>
+                        </w:rPr>
+                        <w:t xml:space="preserve"> </w:t>
+                      </w:r>
+                    </w:p>
+                    <w:p>
+                      <w:pPr>
+                        <w:rPr>
+                          <w:rFonts w:ascii="Cambria" w:eastAsia="Cambria" w:hAnsi="Cambria"/>
+                          <w:lang w:val="en-US"/>
+                        </w:rPr>
+                      </w:pPr>
+                      <w:r>
+                        <w:rPr>
+                          <w:rFonts w:ascii="Cambria" w:eastAsia="Cambria" w:hAnsi="Cambria"/>
+                          <w:lang w:val="en-US"/>
+                        </w:rPr>
+                        <w:t>Lo invitamos a explorar el siguiente video:</w:t>
+                      </w:r>
+                    </w:p>
+                  </w:txbxContent>
+                </v:textbox>
+                <w10:anchorlock/>
+              </v:rect>
+            </w:pict>
+          </mc:Fallback>
         </mc:AlternateContent>
       </w:r>
     </w:p>
     <w:p/>
     <w:p>
       <w:r>
-        <w:t>En casos en que la cita tiene más de 40 palabras, no se utiliza comillas, se separa del párrafo con el que se relaciona, se ajusta a una sangría de tres centímetros, recomendando aquí que se disminuya el tamaño de la letra (un punto), lo cual no obliga, esto hace que se diferencie del resto del texto. Un ejemplo sería.</w:t>
+        <w:t xml:space="preserve">En casos en que la cita tiene más de 40 palabras, no se utiliza comillas, se separa del párrafo con el que se relaciona, se ajusta a una sangría de tres centímetros, recomendando aquí que se disminuya </w:t>
+      </w:r>
+      <w:r>
+        <w:lastRenderedPageBreak/>
+        <w:t>el tamaño de la letra (un punto), lo cual no obliga, esto hace que se diferencie del resto del texto. Un ejemplo sería.</w:t>
       </w:r>
     </w:p>
     <w:p/>
@@ -4351,21 +4338,12 @@
     </w:p>
     <w:p>
       <w:r>
-        <w:rPr/>
         <w:t xml:space="preserve">Para </w:t>
       </w:r>
       <w:r>
-        <w:rPr>
-          <w:rFonts w:ascii="Arial" w:hAnsi="Arial" w:eastAsia="Arial" w:cs="Arial"/>
-          <w:noProof w:val="0"/>
-          <w:sz w:val="22"/>
-          <w:szCs w:val="22"/>
-          <w:lang w:val="es-CO"/>
-        </w:rPr>
         <w:t xml:space="preserve">Kostoff¹ </w:t>
       </w:r>
       <w:r>
-        <w:rPr/>
         <w:t>las citas representan los cimientos intelectuales anteriores sobre lo que sustenta un trabajo de investigación y, por tanto, el trabajo citado supone un escalón en el desarrollo del conocimiento científico.</w:t>
       </w:r>
     </w:p>
@@ -4373,184 +4351,51 @@
     <w:p>
       <w:pPr>
         <w:rPr>
-          <w:i w:val="1"/>
-          <w:iCs w:val="1"/>
+          <w:i/>
+          <w:iCs/>
           <w:lang w:val="en-US"/>
         </w:rPr>
       </w:pPr>
       <w:r>
         <w:rPr>
-          <w:rFonts w:ascii="Arial" w:hAnsi="Arial" w:eastAsia="Arial" w:cs="Arial"/>
-          <w:noProof w:val="0"/>
-          <w:sz w:val="22"/>
-          <w:szCs w:val="22"/>
           <w:lang w:val="en-US"/>
         </w:rPr>
         <w:t>¹</w:t>
       </w:r>
       <w:r>
         <w:rPr>
-          <w:i w:val="1"/>
-          <w:iCs w:val="1"/>
+          <w:i/>
+          <w:iCs/>
           <w:lang w:val="en-US"/>
         </w:rPr>
         <w:t xml:space="preserve"> </w:t>
       </w:r>
       <w:r>
         <w:rPr>
-          <w:i w:val="1"/>
-          <w:iCs w:val="1"/>
+          <w:i/>
+          <w:iCs/>
           <w:lang w:val="en-US"/>
         </w:rPr>
-        <w:t xml:space="preserve">KOSTOFF, RN. </w:t>
-      </w:r>
-      <w:r>
-        <w:rPr>
-          <w:i w:val="1"/>
-          <w:iCs w:val="1"/>
+        <w:t xml:space="preserve">KOSTOFF, RN. The use and misuse of citation analysis in research evaluation. En: Scientometrics. Budapest, </w:t>
+      </w:r>
+      <w:r>
+        <w:rPr>
           <w:lang w:val="en-US"/>
         </w:rPr>
-        <w:t>The</w:t>
-      </w:r>
-      <w:r>
-        <w:rPr>
-          <w:i w:val="1"/>
-          <w:iCs w:val="1"/>
+        <w:t>1998. Vol. 43, no.1. p.28</w:t>
+      </w:r>
+      <w:r>
+        <w:rPr>
+          <w:i/>
+          <w:iCs/>
           <w:lang w:val="en-US"/>
         </w:rPr>
-        <w:t xml:space="preserve"> use and </w:t>
-      </w:r>
-      <w:r>
-        <w:rPr>
-          <w:i w:val="1"/>
-          <w:iCs w:val="1"/>
-          <w:lang w:val="en-US"/>
-        </w:rPr>
-        <w:t>misuse</w:t>
-      </w:r>
-      <w:r>
-        <w:rPr>
-          <w:i w:val="1"/>
-          <w:iCs w:val="1"/>
-          <w:lang w:val="en-US"/>
-        </w:rPr>
-        <w:t xml:space="preserve"> </w:t>
-      </w:r>
-      <w:r>
-        <w:rPr>
-          <w:i w:val="1"/>
-          <w:iCs w:val="1"/>
-          <w:lang w:val="en-US"/>
-        </w:rPr>
-        <w:t>of</w:t>
-      </w:r>
-      <w:r>
-        <w:rPr>
-          <w:i w:val="1"/>
-          <w:iCs w:val="1"/>
-          <w:lang w:val="en-US"/>
-        </w:rPr>
-        <w:t xml:space="preserve"> </w:t>
-      </w:r>
-      <w:r>
-        <w:rPr>
-          <w:i w:val="1"/>
-          <w:iCs w:val="1"/>
-          <w:lang w:val="en-US"/>
-        </w:rPr>
-        <w:t>citation</w:t>
-      </w:r>
-      <w:r>
-        <w:rPr>
-          <w:i w:val="1"/>
-          <w:iCs w:val="1"/>
-          <w:lang w:val="en-US"/>
-        </w:rPr>
-        <w:t xml:space="preserve"> </w:t>
-      </w:r>
-      <w:r>
-        <w:rPr>
-          <w:i w:val="1"/>
-          <w:iCs w:val="1"/>
-          <w:lang w:val="en-US"/>
-        </w:rPr>
-        <w:t>analysis</w:t>
-      </w:r>
-      <w:r>
-        <w:rPr>
-          <w:i w:val="1"/>
-          <w:iCs w:val="1"/>
-          <w:lang w:val="en-US"/>
-        </w:rPr>
-        <w:t xml:space="preserve"> in </w:t>
-      </w:r>
-      <w:r>
-        <w:rPr>
-          <w:i w:val="1"/>
-          <w:iCs w:val="1"/>
-          <w:lang w:val="en-US"/>
-        </w:rPr>
-        <w:t>research</w:t>
-      </w:r>
-      <w:r>
-        <w:rPr>
-          <w:i w:val="1"/>
-          <w:iCs w:val="1"/>
-          <w:lang w:val="en-US"/>
-        </w:rPr>
-        <w:t xml:space="preserve"> </w:t>
-      </w:r>
-      <w:r>
-        <w:rPr>
-          <w:i w:val="1"/>
-          <w:iCs w:val="1"/>
-          <w:lang w:val="en-US"/>
-        </w:rPr>
-        <w:t>evaluation</w:t>
-      </w:r>
-      <w:r>
-        <w:rPr>
-          <w:i w:val="1"/>
-          <w:iCs w:val="1"/>
-          <w:lang w:val="en-US"/>
-        </w:rPr>
-        <w:t xml:space="preserve">. En: </w:t>
-      </w:r>
-      <w:r>
-        <w:rPr>
-          <w:i w:val="1"/>
-          <w:iCs w:val="1"/>
-          <w:lang w:val="en-US"/>
-        </w:rPr>
-        <w:t>Scientometrics</w:t>
-      </w:r>
-      <w:r>
-        <w:rPr>
-          <w:i w:val="1"/>
-          <w:iCs w:val="1"/>
-          <w:lang w:val="en-US"/>
-        </w:rPr>
-        <w:t xml:space="preserve">. Budapest, </w:t>
-      </w:r>
-      <w:r>
-        <w:rPr>
-          <w:lang w:val="en-US"/>
-        </w:rPr>
-        <w:t>1998. Vol. 43, no.1. p.28</w:t>
-      </w:r>
-      <w:r>
-        <w:rPr>
-          <w:i w:val="1"/>
-          <w:iCs w:val="1"/>
-          <w:lang w:val="en-US"/>
-        </w:rPr>
         <w:t>”</w:t>
       </w:r>
     </w:p>
     <w:p/>
     <w:p>
       <w:r>
-        <w:rPr/>
         <w:t>Es decir que todo el material que no sea de su autoría debe estar citado de forma correcta porque de lo contrario no se puede usar ya que se incurre en problemas legales de derechos de autor.</w:t>
       </w:r>
     </w:p>
@@ -4571,6 +4416,7 @@
           <w:sz w:val="32"/>
           <w:szCs w:val="32"/>
         </w:rPr>
+        <w:lastRenderedPageBreak/>
         <w:t>2. Comunicación digital actual</w:t>
       </w:r>
     </w:p>
@@ -4628,15 +4474,7 @@
         <w:spacing w:line="360" w:lineRule="auto"/>
       </w:pPr>
       <w:r>
-        <w:t xml:space="preserve">Para el caso que ocupa este curso, se enfocará la utilización de herramientas tecnológicas en contextos profesionales, ya sea desde la formación o el desempeño profesional, de manera que </w:t>
-      </w:r>
-      <w:proofErr w:type="gramStart"/>
-      <w:r>
-        <w:t>la asertividad</w:t>
-      </w:r>
-      <w:proofErr w:type="gramEnd"/>
-      <w:r>
-        <w:t xml:space="preserve"> caracterice la forma de emitir comunicados por medios tecnológicos.</w:t>
+        <w:t>Para el caso que ocupa este curso, se enfocará la utilización de herramientas tecnológicas en contextos profesionales, ya sea desde la formación o el desempeño profesional, de manera que la asertividad caracterice la forma de emitir comunicados por medios tecnológicos.</w:t>
       </w:r>
     </w:p>
     <w:p>
@@ -4650,21 +4488,18 @@
       </w:pPr>
       <w:r>
         <w:rPr>
-          <w:b w:val="1"/>
-          <w:bCs w:val="1"/>
+          <w:b/>
+          <w:bCs/>
         </w:rPr>
         <w:t>El MSM o mensaje de texto:</w:t>
       </w:r>
       <w:r>
-        <w:rPr/>
         <w:t xml:space="preserve"> se debe limitar a ciento sesenta (160) caracteres que reflejen información básica de aquello que se quiere decir, por lo cual</w:t>
       </w:r>
       <w:r>
-        <w:rPr/>
         <w:t>,</w:t>
       </w:r>
       <w:r>
-        <w:rPr/>
         <w:t xml:space="preserve"> debe ser claro y conciso.</w:t>
       </w:r>
     </w:p>
@@ -4707,132 +4542,6 @@
       </w:pPr>
       <w:r>
         <w:t>Estos dos medios se ven caracterizados por la inmediatez de la comunicación, por nuevos códigos y el estilo informal que se refleja en los escritos. Pese a ello, vale decir que dichas características no eximen los textos de cordialidad, respeto, objetividad y precisión al momento de enviar cualquier tipo de mensaje, dadas estas características el chat es ideal para:</w:t>
-      </w:r>
-    </w:p>
-    <w:p>
-      <w:pPr>
-        <w:spacing w:line="360" w:lineRule="auto"/>
-      </w:pPr>
-    </w:p>
-    <w:p>
-      <w:pPr>
-        <w:pStyle w:val="Prrafodelista"/>
-        <w:numPr>
-          <w:ilvl w:val="0"/>
-          <w:numId w:val="12"/>
-        </w:numPr>
-        <w:spacing w:line="360" w:lineRule="auto"/>
-      </w:pPr>
-      <w:r>
-        <w:t>Acordar o cancelar encuentros.</w:t>
-      </w:r>
-    </w:p>
-    <w:p>
-      <w:pPr>
-        <w:pStyle w:val="Prrafodelista"/>
-        <w:numPr>
-          <w:ilvl w:val="0"/>
-          <w:numId w:val="12"/>
-        </w:numPr>
-        <w:spacing w:line="360" w:lineRule="auto"/>
-      </w:pPr>
-      <w:r>
-        <w:t>Recordar reuniones.</w:t>
-      </w:r>
-    </w:p>
-    <w:p>
-      <w:pPr>
-        <w:pStyle w:val="Prrafodelista"/>
-        <w:numPr>
-          <w:ilvl w:val="0"/>
-          <w:numId w:val="12"/>
-        </w:numPr>
-        <w:spacing w:line="360" w:lineRule="auto"/>
-      </w:pPr>
-      <w:r>
-        <w:t>Enviar links.</w:t>
-      </w:r>
-    </w:p>
-    <w:p>
-      <w:pPr>
-        <w:pStyle w:val="Prrafodelista"/>
-        <w:numPr>
-          <w:ilvl w:val="0"/>
-          <w:numId w:val="12"/>
-        </w:numPr>
-        <w:spacing w:line="360" w:lineRule="auto"/>
-      </w:pPr>
-      <w:r>
-        <w:lastRenderedPageBreak/>
-        <w:t>Enviar documentos derivados del actuar profesional.</w:t>
-      </w:r>
-    </w:p>
-    <w:p>
-      <w:pPr>
-        <w:spacing w:line="360" w:lineRule="auto"/>
-      </w:pPr>
-    </w:p>
-    <w:p>
-      <w:pPr>
-        <w:spacing w:line="360" w:lineRule="auto"/>
-      </w:pPr>
-      <w:r>
-        <w:t>Es decir, se debe manejar información de interés general para los participantes del chat en el caso de un grupo. Lo que indica que se debe procurar dejar intereses personales a un lado, característica que se le dará dependiendo de los lineamientos acordados por el grupo, las normas impartidas son necesarias para el buen funcionamiento del grupo de chat y su objetivo.</w:t>
-      </w:r>
-    </w:p>
-    <w:p>
-      <w:pPr>
-        <w:spacing w:line="360" w:lineRule="auto"/>
-      </w:pPr>
-    </w:p>
-    <w:p>
-      <w:pPr>
-        <w:spacing w:line="360" w:lineRule="auto"/>
-        <w:rPr>
-          <w:b/>
-          <w:bCs/>
-          <w:sz w:val="24"/>
-          <w:szCs w:val="24"/>
-        </w:rPr>
-      </w:pPr>
-      <w:r>
-        <w:rPr>
-          <w:b/>
-          <w:bCs/>
-          <w:sz w:val="24"/>
-          <w:szCs w:val="24"/>
-        </w:rPr>
-        <w:t>Página web</w:t>
-      </w:r>
-    </w:p>
-    <w:p>
-      <w:pPr>
-        <w:spacing w:line="360" w:lineRule="auto"/>
-      </w:pPr>
-      <w:r>
-        <w:rPr/>
-        <w:t>Una página web es un documento digital elaborado en formato HTML (lenguaje hipertextual de etiquetado de documentos) en el que se utilizan: imágenes, texto escrito, v</w:t>
-      </w:r>
-      <w:r>
-        <w:rPr/>
-        <w:t>i</w:t>
-      </w:r>
-      <w:r>
-        <w:rPr/>
-        <w:t>deos, animaciones, links, etc.</w:t>
-      </w:r>
-    </w:p>
-    <w:p>
-      <w:pPr>
-        <w:spacing w:line="360" w:lineRule="auto"/>
-      </w:pPr>
-    </w:p>
-    <w:p>
-      <w:pPr>
-        <w:spacing w:line="360" w:lineRule="auto"/>
-      </w:pPr>
-      <w:r>
-        <w:t>Redacción: Sánchez (2007) refiere elementos importantes en la redacción los siguientes:</w:t>
       </w:r>
     </w:p>
     <w:p>
@@ -4850,7 +4559,7 @@
         <w:spacing w:line="360" w:lineRule="auto"/>
       </w:pPr>
       <w:r>
-        <w:t>Títulos y subtítulos simples, claros y concisos.</w:t>
+        <w:t>Acordar o cancelar encuentros.</w:t>
       </w:r>
     </w:p>
     <w:p>
@@ -4863,7 +4572,7 @@
         <w:spacing w:line="360" w:lineRule="auto"/>
       </w:pPr>
       <w:r>
-        <w:t>Párrafos ajustados a una misma idea.</w:t>
+        <w:t>Recordar reuniones.</w:t>
       </w:r>
     </w:p>
     <w:p>
@@ -4876,7 +4585,7 @@
         <w:spacing w:line="360" w:lineRule="auto"/>
       </w:pPr>
       <w:r>
-        <w:t>Uso de resúmenes y tablas de contenidos.</w:t>
+        <w:t>Enviar links.</w:t>
       </w:r>
     </w:p>
     <w:p>
@@ -4889,112 +4598,30 @@
         <w:spacing w:line="360" w:lineRule="auto"/>
       </w:pPr>
       <w:r>
-        <w:t>Frases cortas.</w:t>
-      </w:r>
-    </w:p>
-    <w:p>
-      <w:pPr>
-        <w:pStyle w:val="Prrafodelista"/>
-        <w:numPr>
-          <w:ilvl w:val="0"/>
-          <w:numId w:val="13"/>
-        </w:numPr>
+        <w:t>Enviar documentos derivados del actuar profesional.</w:t>
+      </w:r>
+    </w:p>
+    <w:p>
+      <w:pPr>
         <w:spacing w:line="360" w:lineRule="auto"/>
       </w:pPr>
-      <w:r>
-        <w:t>Resaltar lo importante.</w:t>
-      </w:r>
-    </w:p>
-    <w:p>
-      <w:pPr>
-        <w:pStyle w:val="Prrafodelista"/>
-        <w:numPr>
-          <w:ilvl w:val="0"/>
-          <w:numId w:val="13"/>
-        </w:numPr>
+    </w:p>
+    <w:p>
+      <w:pPr>
         <w:spacing w:line="360" w:lineRule="auto"/>
       </w:pPr>
       <w:r>
-        <w:t>Iniciar el texto con la conclusión y cerrar con los detalles.</w:t>
-      </w:r>
-    </w:p>
-    <w:p>
-      <w:pPr>
-        <w:pStyle w:val="Prrafodelista"/>
-        <w:numPr>
-          <w:ilvl w:val="0"/>
-          <w:numId w:val="13"/>
-        </w:numPr>
+        <w:t xml:space="preserve">Es decir, se debe manejar información de interés general para los participantes del chat en el caso de un grupo. Lo que indica que se debe procurar dejar intereses personales a un lado, característica que </w:t>
+      </w:r>
+      <w:r>
+        <w:lastRenderedPageBreak/>
+        <w:t>se le dará dependiendo de los lineamientos acordados por el grupo, las normas impartidas son necesarias para el buen funcionamiento del grupo de chat y su objetivo.</w:t>
+      </w:r>
+    </w:p>
+    <w:p>
+      <w:pPr>
         <w:spacing w:line="360" w:lineRule="auto"/>
       </w:pPr>
-      <w:r>
-        <w:t>Evitar la redundancia, omitir palabras innecesarias o poco pertinentes.</w:t>
-      </w:r>
-    </w:p>
-    <w:p>
-      <w:pPr>
-        <w:pStyle w:val="Prrafodelista"/>
-        <w:numPr>
-          <w:ilvl w:val="0"/>
-          <w:numId w:val="13"/>
-        </w:numPr>
-        <w:spacing w:line="360" w:lineRule="auto"/>
-      </w:pPr>
-      <w:r>
-        <w:t>El lenguaje informal es más adecuado.</w:t>
-      </w:r>
-    </w:p>
-    <w:p>
-      <w:pPr>
-        <w:pStyle w:val="Prrafodelista"/>
-        <w:numPr>
-          <w:ilvl w:val="0"/>
-          <w:numId w:val="13"/>
-        </w:numPr>
-        <w:spacing w:line="360" w:lineRule="auto"/>
-      </w:pPr>
-      <w:r>
-        <w:t>Usar listas numeradas.</w:t>
-      </w:r>
-    </w:p>
-    <w:p>
-      <w:pPr>
-        <w:pStyle w:val="Prrafodelista"/>
-        <w:numPr>
-          <w:ilvl w:val="0"/>
-          <w:numId w:val="13"/>
-        </w:numPr>
-        <w:spacing w:line="360" w:lineRule="auto"/>
-      </w:pPr>
-      <w:r>
-        <w:t>Jerarquizar la información sin perder el foco de la misma.</w:t>
-      </w:r>
-    </w:p>
-    <w:p>
-      <w:pPr>
-        <w:pStyle w:val="Prrafodelista"/>
-        <w:numPr>
-          <w:ilvl w:val="0"/>
-          <w:numId w:val="13"/>
-        </w:numPr>
-        <w:spacing w:line="360" w:lineRule="auto"/>
-      </w:pPr>
-      <w:r>
-        <w:t>Combinar textos y colores de fondo que contrasten.</w:t>
-      </w:r>
-    </w:p>
-    <w:p>
-      <w:pPr>
-        <w:pStyle w:val="Prrafodelista"/>
-        <w:numPr>
-          <w:ilvl w:val="0"/>
-          <w:numId w:val="13"/>
-        </w:numPr>
-        <w:spacing w:line="360" w:lineRule="auto"/>
-      </w:pPr>
-      <w:r>
-        <w:t>Evitar textos parpadeantes, dado que dificultan su lectura y pueden ser distractores.</w:t>
-      </w:r>
     </w:p>
     <w:p>
       <w:pPr>
@@ -5006,25 +4633,14 @@
           <w:szCs w:val="24"/>
         </w:rPr>
       </w:pPr>
-    </w:p>
-    <w:p>
-      <w:pPr>
-        <w:spacing w:line="360" w:lineRule="auto"/>
+      <w:r>
         <w:rPr>
           <w:b/>
           <w:bCs/>
           <w:sz w:val="24"/>
           <w:szCs w:val="24"/>
         </w:rPr>
-      </w:pPr>
-      <w:r>
-        <w:rPr>
-          <w:b/>
-          <w:bCs/>
-          <w:sz w:val="24"/>
-          <w:szCs w:val="24"/>
-        </w:rPr>
-        <w:t>Correo electrónico</w:t>
+        <w:t>Página web</w:t>
       </w:r>
     </w:p>
     <w:p>
@@ -5032,7 +4648,13 @@
         <w:spacing w:line="360" w:lineRule="auto"/>
       </w:pPr>
       <w:r>
-        <w:t>Siguiendo a Sánchez (2007), “el correo electrónico se ha convertido en un medio de comunicación vital, y una de las aplicaciones con más alcance y éxito de internet”.</w:t>
+        <w:t>Una página web es un documento digital elaborado en formato HTML (lenguaje hipertextual de etiquetado de documentos) en el que se utilizan: imágenes, texto escrito, v</w:t>
+      </w:r>
+      <w:r>
+        <w:t>i</w:t>
+      </w:r>
+      <w:r>
+        <w:t>deos, animaciones, links, etc.</w:t>
       </w:r>
     </w:p>
     <w:p>
@@ -5045,7 +4667,7 @@
         <w:spacing w:line="360" w:lineRule="auto"/>
       </w:pPr>
       <w:r>
-        <w:t>Parafraseando a Sánchez (2007) el correo electrónico cuenta con las siguientes características:</w:t>
+        <w:t>Redacción: Sánchez (2007) refiere elementos importantes en la redacción los siguientes:</w:t>
       </w:r>
     </w:p>
     <w:p>
@@ -5063,8 +4685,7 @@
         <w:spacing w:line="360" w:lineRule="auto"/>
       </w:pPr>
       <w:r>
-        <w:lastRenderedPageBreak/>
-        <w:t>Velocidad en la transmisión de los mensajes.</w:t>
+        <w:t>Títulos y subtítulos simples, claros y concisos.</w:t>
       </w:r>
     </w:p>
     <w:p>
@@ -5077,7 +4698,7 @@
         <w:spacing w:line="360" w:lineRule="auto"/>
       </w:pPr>
       <w:r>
-        <w:t>Coste no excesivamente alto.</w:t>
+        <w:t>Párrafos ajustados a una misma idea.</w:t>
       </w:r>
     </w:p>
     <w:p>
@@ -5088,19 +4709,9 @@
           <w:numId w:val="14"/>
         </w:numPr>
         <w:spacing w:line="360" w:lineRule="auto"/>
-        <w:rPr/>
-      </w:pPr>
-      <w:r>
-        <w:rPr/>
-        <w:t xml:space="preserve">Espacio de intercambio de fotografías, música, </w:t>
-      </w:r>
-      <w:r>
-        <w:rPr/>
-        <w:t>enlaces,</w:t>
-      </w:r>
-      <w:r>
-        <w:rPr/>
-        <w:t xml:space="preserve"> textos, además de mensajes escritos.</w:t>
+      </w:pPr>
+      <w:r>
+        <w:t>Uso de resúmenes y tablas de contenidos.</w:t>
       </w:r>
     </w:p>
     <w:p>
@@ -5113,7 +4724,7 @@
         <w:spacing w:line="360" w:lineRule="auto"/>
       </w:pPr>
       <w:r>
-        <w:t>Comunicación en corto tiempo.</w:t>
+        <w:t>Frases cortas.</w:t>
       </w:r>
     </w:p>
     <w:p>
@@ -5126,7 +4737,7 @@
         <w:spacing w:line="360" w:lineRule="auto"/>
       </w:pPr>
       <w:r>
-        <w:t>Posibilita enviar mensajes a varias personas o a un grupo, creando listas de distribución.</w:t>
+        <w:t>Resaltar lo importante.</w:t>
       </w:r>
     </w:p>
     <w:p>
@@ -5139,7 +4750,85 @@
         <w:spacing w:line="360" w:lineRule="auto"/>
       </w:pPr>
       <w:r>
-        <w:t>Permite reenviar un mensaje a otro receptor o responder rápidamente.</w:t>
+        <w:t>Iniciar el texto con la conclusión y cerrar con los detalles.</w:t>
+      </w:r>
+    </w:p>
+    <w:p>
+      <w:pPr>
+        <w:pStyle w:val="Prrafodelista"/>
+        <w:numPr>
+          <w:ilvl w:val="0"/>
+          <w:numId w:val="14"/>
+        </w:numPr>
+        <w:spacing w:line="360" w:lineRule="auto"/>
+      </w:pPr>
+      <w:r>
+        <w:t>Evitar la redundancia, omitir palabras innecesarias o poco pertinentes.</w:t>
+      </w:r>
+    </w:p>
+    <w:p>
+      <w:pPr>
+        <w:pStyle w:val="Prrafodelista"/>
+        <w:numPr>
+          <w:ilvl w:val="0"/>
+          <w:numId w:val="14"/>
+        </w:numPr>
+        <w:spacing w:line="360" w:lineRule="auto"/>
+      </w:pPr>
+      <w:r>
+        <w:t>El lenguaje informal es más adecuado.</w:t>
+      </w:r>
+    </w:p>
+    <w:p>
+      <w:pPr>
+        <w:pStyle w:val="Prrafodelista"/>
+        <w:numPr>
+          <w:ilvl w:val="0"/>
+          <w:numId w:val="14"/>
+        </w:numPr>
+        <w:spacing w:line="360" w:lineRule="auto"/>
+      </w:pPr>
+      <w:r>
+        <w:t>Usar listas numeradas.</w:t>
+      </w:r>
+    </w:p>
+    <w:p>
+      <w:pPr>
+        <w:pStyle w:val="Prrafodelista"/>
+        <w:numPr>
+          <w:ilvl w:val="0"/>
+          <w:numId w:val="14"/>
+        </w:numPr>
+        <w:spacing w:line="360" w:lineRule="auto"/>
+      </w:pPr>
+      <w:r>
+        <w:t>Jerarquizar la información sin perder el foco de la misma.</w:t>
+      </w:r>
+    </w:p>
+    <w:p>
+      <w:pPr>
+        <w:pStyle w:val="Prrafodelista"/>
+        <w:numPr>
+          <w:ilvl w:val="0"/>
+          <w:numId w:val="14"/>
+        </w:numPr>
+        <w:spacing w:line="360" w:lineRule="auto"/>
+      </w:pPr>
+      <w:r>
+        <w:t>Combinar textos y colores de fondo que contrasten.</w:t>
+      </w:r>
+    </w:p>
+    <w:p>
+      <w:pPr>
+        <w:pStyle w:val="Prrafodelista"/>
+        <w:numPr>
+          <w:ilvl w:val="0"/>
+          <w:numId w:val="14"/>
+        </w:numPr>
+        <w:spacing w:line="360" w:lineRule="auto"/>
+      </w:pPr>
+      <w:r>
+        <w:t>Evitar textos parpadeantes, dado que dificultan su lectura y pueden ser distractores.</w:t>
       </w:r>
     </w:p>
     <w:p>
@@ -5170,8 +4859,34 @@
           <w:sz w:val="24"/>
           <w:szCs w:val="24"/>
         </w:rPr>
-        <w:t>Adicional</w:t>
-      </w:r>
+        <w:t>Correo electrónico</w:t>
+      </w:r>
+    </w:p>
+    <w:p>
+      <w:pPr>
+        <w:spacing w:line="360" w:lineRule="auto"/>
+      </w:pPr>
+      <w:r>
+        <w:t>Siguiendo a Sánchez (2007), “el correo electrónico se ha convertido en un medio de comunicación vital, y una de las aplicaciones con más alcance y éxito de internet”.</w:t>
+      </w:r>
+    </w:p>
+    <w:p>
+      <w:pPr>
+        <w:spacing w:line="360" w:lineRule="auto"/>
+      </w:pPr>
+    </w:p>
+    <w:p>
+      <w:pPr>
+        <w:spacing w:line="360" w:lineRule="auto"/>
+      </w:pPr>
+      <w:r>
+        <w:t>Parafraseando a Sánchez (2007) el correo electrónico cuenta con las siguientes características:</w:t>
+      </w:r>
+    </w:p>
+    <w:p>
+      <w:pPr>
+        <w:spacing w:line="360" w:lineRule="auto"/>
+      </w:pPr>
     </w:p>
     <w:p>
       <w:pPr>
@@ -5183,7 +4898,7 @@
         <w:spacing w:line="360" w:lineRule="auto"/>
       </w:pPr>
       <w:r>
-        <w:t>Se puede enviar con copia oculta a aquellos receptores que se desee no sean visibles.</w:t>
+        <w:t>Velocidad en la transmisión de los mensajes.</w:t>
       </w:r>
     </w:p>
     <w:p>
@@ -5196,7 +4911,7 @@
         <w:spacing w:line="360" w:lineRule="auto"/>
       </w:pPr>
       <w:r>
-        <w:t>Con el tiempo se ha convertido en un medio de comunicación formal, que evidencia gestión administrativa, cumplimiento de deberes, transmisión de comunicados institucionales, etc. Lo que indica que debe contestarse a la mayor brevedad aportando la información requerida, con copia a los implicados en el proceso si se considera pertinente.</w:t>
+        <w:t>Coste no excesivamente alto.</w:t>
       </w:r>
     </w:p>
     <w:p>
@@ -5209,18 +4924,54 @@
         <w:spacing w:line="360" w:lineRule="auto"/>
       </w:pPr>
       <w:r>
-        <w:t>Puede ser personal o institucional, para el segundo caso, los mensajes se deben ajustar exclusivamente a labores propias de lo académico o lo laboral.</w:t>
+        <w:t xml:space="preserve">Espacio de intercambio de fotografías, música, </w:t>
+      </w:r>
+      <w:r>
+        <w:t>enlaces,</w:t>
+      </w:r>
+      <w:r>
+        <w:t xml:space="preserve"> textos, además de mensajes escritos.</w:t>
       </w:r>
     </w:p>
     <w:p>
       <w:pPr>
         <w:pStyle w:val="Prrafodelista"/>
+        <w:numPr>
+          <w:ilvl w:val="0"/>
+          <w:numId w:val="15"/>
+        </w:numPr>
         <w:spacing w:line="360" w:lineRule="auto"/>
-        <w:rPr>
-          <w:sz w:val="24"/>
-          <w:szCs w:val="24"/>
-        </w:rPr>
-      </w:pPr>
+      </w:pPr>
+      <w:r>
+        <w:t>Comunicación en corto tiempo.</w:t>
+      </w:r>
+    </w:p>
+    <w:p>
+      <w:pPr>
+        <w:pStyle w:val="Prrafodelista"/>
+        <w:numPr>
+          <w:ilvl w:val="0"/>
+          <w:numId w:val="15"/>
+        </w:numPr>
+        <w:spacing w:line="360" w:lineRule="auto"/>
+      </w:pPr>
+      <w:r>
+        <w:lastRenderedPageBreak/>
+        <w:t>Posibilita enviar mensajes a varias personas o a un grupo, creando listas de distribución.</w:t>
+      </w:r>
+    </w:p>
+    <w:p>
+      <w:pPr>
+        <w:pStyle w:val="Prrafodelista"/>
+        <w:numPr>
+          <w:ilvl w:val="0"/>
+          <w:numId w:val="15"/>
+        </w:numPr>
+        <w:spacing w:line="360" w:lineRule="auto"/>
+      </w:pPr>
+      <w:r>
+        <w:t>Permite reenviar un mensaje a otro receptor o responder rápidamente.</w:t>
+      </w:r>
     </w:p>
     <w:p>
       <w:pPr>
@@ -5232,28 +4983,26 @@
           <w:szCs w:val="24"/>
         </w:rPr>
       </w:pPr>
-      <w:r>
+    </w:p>
+    <w:p>
+      <w:pPr>
+        <w:spacing w:line="360" w:lineRule="auto"/>
         <w:rPr>
           <w:b/>
           <w:bCs/>
           <w:sz w:val="24"/>
           <w:szCs w:val="24"/>
         </w:rPr>
-        <w:t>Redacción del correo electrónico</w:t>
-      </w:r>
-    </w:p>
-    <w:p>
-      <w:pPr>
-        <w:spacing w:line="360" w:lineRule="auto"/>
-      </w:pPr>
-      <w:r>
-        <w:t>Dadas las características anteriores, el correo electrónico debe tener mínimos para su adecuado uso:</w:t>
-      </w:r>
-    </w:p>
-    <w:p>
-      <w:pPr>
-        <w:spacing w:line="360" w:lineRule="auto"/>
-      </w:pPr>
+      </w:pPr>
+      <w:r>
+        <w:rPr>
+          <w:b/>
+          <w:bCs/>
+          <w:sz w:val="24"/>
+          <w:szCs w:val="24"/>
+        </w:rPr>
+        <w:t>Adicional</w:t>
+      </w:r>
     </w:p>
     <w:p>
       <w:pPr>
@@ -5263,18 +5012,9 @@
           <w:numId w:val="16"/>
         </w:numPr>
         <w:spacing w:line="360" w:lineRule="auto"/>
-        <w:rPr/>
-      </w:pPr>
-      <w:r>
-        <w:rPr>
-          <w:b w:val="1"/>
-          <w:bCs w:val="1"/>
-        </w:rPr>
-        <w:t xml:space="preserve">Asunto: </w:t>
-      </w:r>
-      <w:r>
-        <w:rPr/>
-        <w:t>debe referir clara y concretamente la intención del correo.</w:t>
+      </w:pPr>
+      <w:r>
+        <w:t>Se puede enviar con copia oculta a aquellos receptores que se desee no sean visibles.</w:t>
       </w:r>
     </w:p>
     <w:p>
@@ -5285,18 +5025,9 @@
           <w:numId w:val="16"/>
         </w:numPr>
         <w:spacing w:line="360" w:lineRule="auto"/>
-        <w:rPr/>
-      </w:pPr>
-      <w:r>
-        <w:rPr>
-          <w:b w:val="1"/>
-          <w:bCs w:val="1"/>
-        </w:rPr>
-        <w:t>Nombre completo del destinatario:</w:t>
-      </w:r>
-      <w:r>
-        <w:rPr/>
-        <w:t xml:space="preserve"> cargo, empresa y ciudad.</w:t>
+      </w:pPr>
+      <w:r>
+        <w:t>Con el tiempo se ha convertido en un medio de comunicación formal, que evidencia gestión administrativa, cumplimiento de deberes, transmisión de comunicados institucionales, etc. Lo que indica que debe contestarse a la mayor brevedad aportando la información requerida, con copia a los implicados en el proceso si se considera pertinente.</w:t>
       </w:r>
     </w:p>
     <w:p>
@@ -5309,36 +5040,70 @@
         <w:spacing w:line="360" w:lineRule="auto"/>
       </w:pPr>
       <w:r>
-        <w:t>Asunto: un saludo cordial.</w:t>
-      </w:r>
+        <w:t>Puede ser personal o institucional, para el segundo caso, los mensajes se deben ajustar exclusivamente a labores propias de lo académico o lo laboral.</w:t>
+      </w:r>
+    </w:p>
+    <w:p>
+      <w:pPr>
+        <w:pStyle w:val="Prrafodelista"/>
+        <w:spacing w:line="360" w:lineRule="auto"/>
+        <w:rPr>
+          <w:sz w:val="24"/>
+          <w:szCs w:val="24"/>
+        </w:rPr>
+      </w:pPr>
+    </w:p>
+    <w:p>
+      <w:pPr>
+        <w:spacing w:line="360" w:lineRule="auto"/>
+        <w:rPr>
+          <w:b/>
+          <w:bCs/>
+          <w:sz w:val="24"/>
+          <w:szCs w:val="24"/>
+        </w:rPr>
+      </w:pPr>
+      <w:r>
+        <w:rPr>
+          <w:b/>
+          <w:bCs/>
+          <w:sz w:val="24"/>
+          <w:szCs w:val="24"/>
+        </w:rPr>
+        <w:t>Redacción del correo electrónico</w:t>
+      </w:r>
+    </w:p>
+    <w:p>
+      <w:pPr>
+        <w:spacing w:line="360" w:lineRule="auto"/>
+      </w:pPr>
+      <w:r>
+        <w:t>Dadas las características anteriores, el correo electrónico debe tener mínimos para su adecuado uso:</w:t>
+      </w:r>
+    </w:p>
+    <w:p>
+      <w:pPr>
+        <w:spacing w:line="360" w:lineRule="auto"/>
+      </w:pPr>
     </w:p>
     <w:p>
       <w:pPr>
         <w:pStyle w:val="Prrafodelista"/>
         <w:numPr>
           <w:ilvl w:val="0"/>
-          <w:numId w:val="16"/>
+          <w:numId w:val="17"/>
         </w:numPr>
         <w:spacing w:line="360" w:lineRule="auto"/>
-        <w:rPr/>
-      </w:pPr>
-      <w:r>
-        <w:rPr>
-          <w:b w:val="1"/>
-          <w:bCs w:val="1"/>
-        </w:rPr>
-        <w:t>Contenido</w:t>
-      </w:r>
-      <w:r>
-        <w:rPr>
-          <w:b w:val="1"/>
-          <w:bCs w:val="1"/>
-        </w:rPr>
-        <w:t xml:space="preserve">: </w:t>
-      </w:r>
-      <w:r>
-        <w:rPr/>
-        <w:t>concreto y claro, si se requiere mayor organización del texto, se sugiere discriminar la información en puntos, de manera que cada uno mencione los temas relacionados al asunto, sin salirse del tema objeto del mensaje.</w:t>
+      </w:pPr>
+      <w:r>
+        <w:rPr>
+          <w:b/>
+          <w:bCs/>
+        </w:rPr>
+        <w:t xml:space="preserve">Asunto: </w:t>
+      </w:r>
+      <w:r>
+        <w:t>debe referir clara y concretamente la intención del correo.</w:t>
       </w:r>
     </w:p>
     <w:p>
@@ -5346,43 +5111,19 @@
         <w:pStyle w:val="Prrafodelista"/>
         <w:numPr>
           <w:ilvl w:val="0"/>
-          <w:numId w:val="16"/>
+          <w:numId w:val="17"/>
         </w:numPr>
         <w:spacing w:line="360" w:lineRule="auto"/>
-        <w:rPr/>
-      </w:pPr>
-      <w:r>
-        <w:rPr>
-          <w:b w:val="1"/>
-          <w:bCs w:val="1"/>
-        </w:rPr>
-        <w:t>Despedida</w:t>
-      </w:r>
-      <w:r>
-        <w:rPr>
-          <w:b w:val="1"/>
-          <w:bCs w:val="1"/>
-        </w:rPr>
-        <w:t>:</w:t>
-      </w:r>
-      <w:r>
-        <w:rPr>
-          <w:b w:val="1"/>
-          <w:bCs w:val="1"/>
-        </w:rPr>
-        <w:t xml:space="preserve"> </w:t>
-      </w:r>
-      <w:r>
-        <w:rPr/>
-        <w:t xml:space="preserve">con un </w:t>
-      </w:r>
-      <w:r>
-        <w:rPr/>
-        <w:t>atentamente o cordialmente</w:t>
-      </w:r>
-      <w:r>
-        <w:rPr/>
-        <w:t>.</w:t>
+      </w:pPr>
+      <w:r>
+        <w:rPr>
+          <w:b/>
+          <w:bCs/>
+        </w:rPr>
+        <w:t>Nombre completo del destinatario:</w:t>
+      </w:r>
+      <w:r>
+        <w:t xml:space="preserve"> cargo, empresa y ciudad.</w:t>
       </w:r>
     </w:p>
     <w:p>
@@ -5390,28 +5131,98 @@
         <w:pStyle w:val="Prrafodelista"/>
         <w:numPr>
           <w:ilvl w:val="0"/>
-          <w:numId w:val="16"/>
+          <w:numId w:val="17"/>
         </w:numPr>
         <w:spacing w:line="360" w:lineRule="auto"/>
-        <w:rPr/>
-      </w:pPr>
-      <w:r>
-        <w:rPr>
-          <w:b w:val="1"/>
-          <w:bCs w:val="1"/>
+      </w:pPr>
+      <w:r>
+        <w:t>Asunto: un saludo cordial.</w:t>
+      </w:r>
+    </w:p>
+    <w:p>
+      <w:pPr>
+        <w:pStyle w:val="Prrafodelista"/>
+        <w:numPr>
+          <w:ilvl w:val="0"/>
+          <w:numId w:val="17"/>
+        </w:numPr>
+        <w:spacing w:line="360" w:lineRule="auto"/>
+      </w:pPr>
+      <w:r>
+        <w:rPr>
+          <w:b/>
+          <w:bCs/>
+        </w:rPr>
+        <w:t>Contenido</w:t>
+      </w:r>
+      <w:r>
+        <w:rPr>
+          <w:b/>
+          <w:bCs/>
+        </w:rPr>
+        <w:t xml:space="preserve">: </w:t>
+      </w:r>
+      <w:r>
+        <w:t>concreto y claro, si se requiere mayor organización del texto, se sugiere discriminar la información en puntos, de manera que cada uno mencione los temas relacionados al asunto, sin salirse del tema objeto del mensaje.</w:t>
+      </w:r>
+    </w:p>
+    <w:p>
+      <w:pPr>
+        <w:pStyle w:val="Prrafodelista"/>
+        <w:numPr>
+          <w:ilvl w:val="0"/>
+          <w:numId w:val="17"/>
+        </w:numPr>
+        <w:spacing w:line="360" w:lineRule="auto"/>
+      </w:pPr>
+      <w:r>
+        <w:rPr>
+          <w:b/>
+          <w:bCs/>
+        </w:rPr>
+        <w:t>Despedida</w:t>
+      </w:r>
+      <w:r>
+        <w:rPr>
+          <w:b/>
+          <w:bCs/>
+        </w:rPr>
+        <w:t>:</w:t>
+      </w:r>
+      <w:r>
+        <w:rPr>
+          <w:b/>
+          <w:bCs/>
+        </w:rPr>
+        <w:t xml:space="preserve"> </w:t>
+      </w:r>
+      <w:r>
+        <w:t>con un atentamente o cordialmente.</w:t>
+      </w:r>
+    </w:p>
+    <w:p>
+      <w:pPr>
+        <w:pStyle w:val="Prrafodelista"/>
+        <w:numPr>
+          <w:ilvl w:val="0"/>
+          <w:numId w:val="17"/>
+        </w:numPr>
+        <w:spacing w:line="360" w:lineRule="auto"/>
+      </w:pPr>
+      <w:r>
+        <w:rPr>
+          <w:b/>
+          <w:bCs/>
         </w:rPr>
         <w:t>Remitente:</w:t>
       </w:r>
       <w:r>
-        <w:rPr/>
         <w:t xml:space="preserve"> nombre, cargo, empresa y n</w:t>
       </w:r>
       <w:r>
-        <w:rPr/>
         <w:t>ú</w:t>
       </w:r>
       <w:r>
-        <w:rPr/>
         <w:t>mero de contacto de ser necesario.</w:t>
       </w:r>
     </w:p>
@@ -5479,6 +5290,7 @@
         <w:spacing w:line="360" w:lineRule="auto"/>
       </w:pPr>
       <w:r>
+        <w:lastRenderedPageBreak/>
         <w:t>“</w:t>
       </w:r>
       <w:r>
@@ -5493,27 +5305,21 @@
         <w:spacing w:line="360" w:lineRule="auto"/>
       </w:pPr>
       <w:r>
-        <w:rPr/>
         <w:t>“</w:t>
       </w:r>
       <w:r>
-        <w:rPr/>
         <w:t>C</w:t>
       </w:r>
       <w:r>
-        <w:rPr/>
         <w:t>eremonia en la manera de tratarse las personas particulares o en actos de la vida privada, a diferencia de los usos de confianza”</w:t>
       </w:r>
       <w:r>
-        <w:rPr/>
         <w:t xml:space="preserve"> –</w:t>
       </w:r>
       <w:r>
-        <w:rPr/>
         <w:t xml:space="preserve"> RAE</w:t>
       </w:r>
       <w:r>
-        <w:rPr/>
         <w:t>.</w:t>
       </w:r>
     </w:p>
@@ -5678,8 +5484,28 @@
           <w:b/>
           <w:bCs/>
         </w:rPr>
+        <w:t>Norma 6</w:t>
+      </w:r>
+    </w:p>
+    <w:p>
+      <w:pPr>
+        <w:spacing w:line="360" w:lineRule="auto"/>
+      </w:pPr>
+      <w:r>
+        <w:t>Tener presente el tipo de red a utilizar, procurando ajustarse a la cantidad de texto requerido con claridad y precisión, esto implica que se debe pensar y estructurar muy bien el mensaje antes de escribirlo, sin dejar información para que el destinatario descifre o suponga.</w:t>
+      </w:r>
+    </w:p>
+    <w:p>
+      <w:pPr>
+        <w:spacing w:line="360" w:lineRule="auto"/>
+      </w:pPr>
+      <w:r>
+        <w:rPr>
+          <w:b/>
+          <w:bCs/>
+        </w:rPr>
         <w:lastRenderedPageBreak/>
-        <w:t>Norma 6</w:t>
+        <w:t>Norma 7</w:t>
       </w:r>
     </w:p>
     <w:p>
@@ -5687,7 +5513,7 @@
         <w:spacing w:line="360" w:lineRule="auto"/>
       </w:pPr>
       <w:r>
-        <w:t>Tener presente el tipo de red a utilizar, procurando ajustarse a la cantidad de texto requerido con claridad y precisión, esto implica que se debe pensar y estructurar muy bien el mensaje antes de escribirlo, sin dejar información para que el destinatario descifre o suponga.</w:t>
+        <w:t>Si estima identificar su red con una foto, se recomienda formalidad en esta, en donde el rostro se vea con claridad, recordando que le identifican en contextos académicos y laborales.</w:t>
       </w:r>
     </w:p>
     <w:p>
@@ -5699,7 +5525,10 @@
           <w:b/>
           <w:bCs/>
         </w:rPr>
-        <w:t>Norma 7</w:t>
+        <w:t>Norma 8</w:t>
+      </w:r>
+      <w:r>
+        <w:t> </w:t>
       </w:r>
     </w:p>
     <w:p>
@@ -5707,7 +5536,7 @@
         <w:spacing w:line="360" w:lineRule="auto"/>
       </w:pPr>
       <w:r>
-        <w:t>Si estima identificar su red con una foto, se recomienda formalidad en esta, en donde el rostro se vea con claridad, recordando que le identifican en contextos académicos y laborales.</w:t>
+        <w:t>Si el objeto del mensaje es un reclamo o una queja, debe hacerse en los mejores términos, expresando los hechos (lista numerada en orden cronológico, por ejemplo), los perjuicios ocasionados, y por último la petición amable y respetuosa.</w:t>
       </w:r>
     </w:p>
     <w:p>
@@ -5719,7 +5548,7 @@
           <w:b/>
           <w:bCs/>
         </w:rPr>
-        <w:t>Norma 8</w:t>
+        <w:t>Norma 9</w:t>
       </w:r>
       <w:r>
         <w:t> </w:t>
@@ -5730,7 +5559,7 @@
         <w:spacing w:line="360" w:lineRule="auto"/>
       </w:pPr>
       <w:r>
-        <w:t>Si el objeto del mensaje es un reclamo o una queja, debe hacerse en los mejores términos, expresando los hechos (lista numerada en orden cronológico, por ejemplo), los perjuicios ocasionados, y por último la petición amable y respetuosa.</w:t>
+        <w:t>Siguiendo con el punto anterior, cuando se conteste una petición debe ser en el mismo historial si se trata de correo electrónico, lo que permitirá un seguimiento al caso. Si el caso es que no se recibe respuesta del correo enviado, reenviar el correo haciendo énfasis en la petición.</w:t>
       </w:r>
     </w:p>
     <w:p>
@@ -5742,7 +5571,7 @@
           <w:b/>
           <w:bCs/>
         </w:rPr>
-        <w:t>Norma 9</w:t>
+        <w:t>Norma 10</w:t>
       </w:r>
       <w:r>
         <w:t> </w:t>
@@ -5753,7 +5582,7 @@
         <w:spacing w:line="360" w:lineRule="auto"/>
       </w:pPr>
       <w:r>
-        <w:t>Siguiendo con el punto anterior, cuando se conteste una petición debe ser en el mismo historial si se trata de correo electrónico, lo que permitirá un seguimiento al caso. Si el caso es que no se recibe respuesta del correo enviado, reenviar el correo haciendo énfasis en la petición.</w:t>
+        <w:t>Cualquier comunicado exige veracidad y envío de soportes que se estimen pertinentes, evitando caer en supuestos que motiven conflictos innecesarios. En esto vale recordar que lo escrito, escrito queda y que asegurar una información implica investigarla antes de enviarla.</w:t>
       </w:r>
     </w:p>
     <w:p>
@@ -5765,7 +5594,7 @@
           <w:b/>
           <w:bCs/>
         </w:rPr>
-        <w:t>Norma 10</w:t>
+        <w:t>Norma 11</w:t>
       </w:r>
       <w:r>
         <w:t> </w:t>
@@ -5776,7 +5605,7 @@
         <w:spacing w:line="360" w:lineRule="auto"/>
       </w:pPr>
       <w:r>
-        <w:t>Cualquier comunicado exige veracidad y envío de soportes que se estimen pertinentes, evitando caer en supuestos que motiven conflictos innecesarios. En esto vale recordar que lo escrito, escrito queda y que asegurar una información implica investigarla antes de enviarla.</w:t>
+        <w:t>En el caso de foros de discusión o comentarios a alguna publicación, es necesario mantener el respeto por la opinión opuesta, lo que implica escribir el punto de vista propio, dar aportes a modo de complemento, sin caer en el ataque hacia el otro.</w:t>
       </w:r>
     </w:p>
     <w:p>
@@ -5788,7 +5617,7 @@
           <w:b/>
           <w:bCs/>
         </w:rPr>
-        <w:t>Norma 11</w:t>
+        <w:t>Norma 12</w:t>
       </w:r>
       <w:r>
         <w:t> </w:t>
@@ -5799,22 +5628,33 @@
         <w:spacing w:line="360" w:lineRule="auto"/>
       </w:pPr>
       <w:r>
-        <w:t>En el caso de foros de discusión o comentarios a alguna publicación, es necesario mantener el respeto por la opinión opuesta, lo que implica escribir el punto de vista propio, dar aportes a modo de complemento, sin caer en el ataque hacia el otro.</w:t>
+        <w:t xml:space="preserve">“Todas las personas tienen derecho a su intimidad personal y familiar y a su buen nombre…” </w:t>
+      </w:r>
+      <w:r>
+        <w:rPr>
+          <w:rFonts w:ascii="Calibri" w:eastAsia="Calibri" w:hAnsi="Calibri" w:cs="Calibri"/>
+          <w:color w:val="000000" w:themeColor="text1"/>
+        </w:rPr>
+        <w:t>(art. 15 de la Constitución Política de Colombia, 1991)</w:t>
+      </w:r>
+      <w:r>
+        <w:t>. En las redes sociales no hay excepción a esta norma, lo que implica que no se debe publicar información personal o familiar de otros y si se estima publicar información propia, esta debe ser objeto de análisis antes de publicar, evitando caer en arrepentimientos.</w:t>
       </w:r>
     </w:p>
     <w:p>
       <w:pPr>
         <w:spacing w:line="360" w:lineRule="auto"/>
-      </w:pPr>
-      <w:r>
         <w:rPr>
           <w:b/>
           <w:bCs/>
         </w:rPr>
-        <w:t>Norma 12</w:t>
-      </w:r>
-      <w:r>
-        <w:t> </w:t>
+      </w:pPr>
+      <w:r>
+        <w:rPr>
+          <w:b/>
+          <w:bCs/>
+        </w:rPr>
+        <w:t>Norma 13</w:t>
       </w:r>
     </w:p>
     <w:p>
@@ -5822,58 +5662,18 @@
         <w:spacing w:line="360" w:lineRule="auto"/>
       </w:pPr>
       <w:r>
-        <w:rPr/>
-        <w:t xml:space="preserve">“Todas las personas tienen derecho a su intimidad personal y familiar y a su buen nombre…” </w:t>
-      </w:r>
-      <w:r>
-        <w:rPr>
-          <w:rFonts w:ascii="Calibri" w:hAnsi="Calibri" w:eastAsia="Calibri" w:cs="Calibri"/>
-          <w:b w:val="0"/>
-          <w:bCs w:val="0"/>
-          <w:i w:val="0"/>
-          <w:iCs w:val="0"/>
-          <w:caps w:val="0"/>
-          <w:smallCaps w:val="0"/>
-          <w:noProof w:val="0"/>
-          <w:color w:val="000000" w:themeColor="text1" w:themeTint="FF" w:themeShade="FF"/>
-          <w:sz w:val="22"/>
-          <w:szCs w:val="22"/>
-          <w:lang w:val="es-CO"/>
-        </w:rPr>
-        <w:t>(art. 15 de la Constitución Política de Colombia, 1991)</w:t>
-      </w:r>
-      <w:r>
-        <w:rPr/>
-        <w:t>. En las redes sociales no hay excepción a esta norma, lo que implica que no se debe publicar información personal o familiar de otros y si se estima publicar información propia, esta debe ser objeto de análisis antes de publicar, evitando caer en arrepentimientos.</w:t>
+        <w:t> Evite caer en el humor colectivo, por medio del cual se generan burlas hacia personas que tienen una condición física determinada, fuera de lo que se estima como “normal”. Los llamados memes, en algunos casos son generadores de indignación y maltrato colectivo hacia algunas poblaciones con características físicas o culturales, que no deberían ser objeto de burla. Aquí la netiqueta debe ser, no transmitir este tipo de comunicados, partiendo de la dignidad y el respeto por el otro cualquiera que este sea, así esta cultura virtual empieza a cambiar desde estos contextos pedagógicos.</w:t>
       </w:r>
     </w:p>
     <w:p>
       <w:pPr>
         <w:spacing w:line="360" w:lineRule="auto"/>
-        <w:rPr>
-          <w:b/>
-          <w:bCs/>
-        </w:rPr>
-      </w:pPr>
-      <w:r>
-        <w:rPr>
-          <w:b/>
-          <w:bCs/>
-        </w:rPr>
-        <w:t>Norma 13</w:t>
-      </w:r>
+      </w:pPr>
     </w:p>
     <w:p>
       <w:pPr>
         <w:spacing w:line="360" w:lineRule="auto"/>
       </w:pPr>
-      <w:r>
-        <w:t xml:space="preserve"> Evite caer en el humor colectivo, por medio del cual se generan burlas hacia personas que tienen una condición física determinada, fuera de lo que se estima como “normal”. Los llamados memes, en algunos casos son generadores de indignación y maltrato colectivo hacia algunas poblaciones con características físicas o culturales, que no deberían ser objeto de burla. Aquí la netiqueta debe ser, no </w:t>
-      </w:r>
-      <w:r>
-        <w:lastRenderedPageBreak/>
-        <w:t>transmitir este tipo de comunicados, partiendo de la dignidad y el respeto por el otro cualquiera que este sea, así esta cultura virtual empieza a cambiar desde estos contextos pedagógicos.</w:t>
-      </w:r>
     </w:p>
     <w:p>
       <w:pPr>
@@ -5892,17 +5692,6 @@
     </w:p>
     <w:p>
       <w:pPr>
-        <w:spacing w:line="360" w:lineRule="auto"/>
-      </w:pPr>
-    </w:p>
-    <w:p>
-      <w:pPr>
-        <w:spacing w:line="360" w:lineRule="auto"/>
-      </w:pPr>
-    </w:p>
-    <w:p>
-      <w:pPr>
-        <w:pStyle w:val="Normal"/>
         <w:spacing w:line="360" w:lineRule="auto"/>
       </w:pPr>
     </w:p>
@@ -5916,19 +5705,18 @@
         <w:pStyle w:val="Ttulo1"/>
         <w:spacing w:line="360" w:lineRule="auto"/>
       </w:pPr>
-      <w:commentRangeStart w:id="8"/>
-      <w:r>
-        <w:lastRenderedPageBreak/>
+      <w:commentRangeStart w:id="7"/>
+      <w:r>
         <w:t>SÍNTESIS</w:t>
       </w:r>
-      <w:commentRangeEnd w:id="8"/>
+      <w:commentRangeEnd w:id="7"/>
       <w:r>
         <w:rPr>
           <w:rStyle w:val="Refdecomentario"/>
           <w:rFonts w:ascii="Arial" w:hAnsi="Arial"/>
           <w:b w:val="0"/>
         </w:rPr>
-        <w:commentReference w:id="8"/>
+        <w:commentReference w:id="7"/>
       </w:r>
       <w:r>
         <w:t xml:space="preserve"> </w:t>
@@ -5938,7 +5726,7 @@
       <w:pPr>
         <w:spacing w:line="360" w:lineRule="auto"/>
       </w:pPr>
-      <w:bookmarkStart w:name="_Hlk195713059" w:id="9"/>
+      <w:bookmarkStart w:id="8" w:name="_Hlk195713059"/>
       <w:r>
         <w:t>La escritura es una de las formas más complejas y poderosas de la comunicación humana. Desde una perspectiva teórica, representa un sistema de signos que permite codificar pensamientos, emociones e ideas de manera estructurada y permanente. A diferencia de la comunicación oral, que es efímera e inmediata, la escritura deja huella, puede revisarse, reflexionarse y compartirse en diversos contextos, lo que la convierte en un pilar fundamental del conocimiento y la cultura.</w:t>
       </w:r>
@@ -5984,7 +5772,7 @@
     </w:p>
     <w:p/>
     <w:p/>
-    <w:bookmarkEnd w:id="9"/>
+    <w:bookmarkEnd w:id="8"/>
     <w:p>
       <w:r>
         <w:rPr>
@@ -6006,7 +5794,6 @@
         </w:drawing>
       </w:r>
       <w:r>
-        <w:rPr/>
         <w:t>.</w:t>
       </w:r>
     </w:p>
@@ -6081,18 +5868,18 @@
         <w:lastRenderedPageBreak/>
         <w:t xml:space="preserve">ACTIVIDADES </w:t>
       </w:r>
-      <w:commentRangeStart w:id="10"/>
+      <w:commentRangeStart w:id="9"/>
       <w:r>
         <w:t xml:space="preserve">DIDÁCTICAS </w:t>
       </w:r>
-      <w:commentRangeEnd w:id="10"/>
+      <w:commentRangeEnd w:id="9"/>
       <w:r>
         <w:rPr>
           <w:rStyle w:val="Refdecomentario"/>
           <w:rFonts w:ascii="Arial" w:hAnsi="Arial"/>
           <w:b w:val="0"/>
         </w:rPr>
-        <w:commentReference w:id="10"/>
+        <w:commentReference w:id="9"/>
       </w:r>
     </w:p>
     <w:p>
@@ -6206,12 +5993,12 @@
         <w:tblW w:w="10072" w:type="dxa"/>
         <w:tblInd w:w="0" w:type="dxa"/>
         <w:tblBorders>
-          <w:top w:val="single" w:color="000000" w:sz="4" w:space="0"/>
-          <w:left w:val="single" w:color="000000" w:sz="4" w:space="0"/>
-          <w:bottom w:val="single" w:color="000000" w:sz="4" w:space="0"/>
-          <w:right w:val="single" w:color="000000" w:sz="4" w:space="0"/>
-          <w:insideH w:val="single" w:color="000000" w:sz="4" w:space="0"/>
-          <w:insideV w:val="single" w:color="000000" w:sz="4" w:space="0"/>
+          <w:top w:val="single" w:sz="4" w:space="0" w:color="000000"/>
+          <w:left w:val="single" w:sz="4" w:space="0" w:color="000000"/>
+          <w:bottom w:val="single" w:sz="4" w:space="0" w:color="000000"/>
+          <w:right w:val="single" w:sz="4" w:space="0" w:color="000000"/>
+          <w:insideH w:val="single" w:sz="4" w:space="0" w:color="000000"/>
+          <w:insideV w:val="single" w:sz="4" w:space="0" w:color="000000"/>
         </w:tblBorders>
         <w:tblLayout w:type="fixed"/>
         <w:tblLook w:val="0400" w:firstRow="0" w:lastRow="0" w:firstColumn="0" w:lastColumn="0" w:noHBand="0" w:noVBand="1"/>
@@ -6403,7 +6190,6 @@
               <w:pStyle w:val="Normal0"/>
               <w:rPr>
                 <w:b w:val="0"/>
-                <w:bCs w:val="0"/>
                 <w:sz w:val="22"/>
                 <w:szCs w:val="22"/>
               </w:rPr>
@@ -6411,7 +6197,6 @@
             <w:r>
               <w:rPr>
                 <w:b w:val="0"/>
-                <w:bCs w:val="0"/>
                 <w:sz w:val="22"/>
                 <w:szCs w:val="22"/>
               </w:rPr>
@@ -6434,7 +6219,6 @@
               <w:pStyle w:val="Normal0"/>
               <w:rPr>
                 <w:b w:val="0"/>
-                <w:bCs w:val="0"/>
                 <w:sz w:val="22"/>
                 <w:szCs w:val="22"/>
               </w:rPr>
@@ -6442,35 +6226,30 @@
             <w:r>
               <w:rPr>
                 <w:b w:val="0"/>
-                <w:bCs w:val="0"/>
               </w:rPr>
               <w:t>Sánchez Lobato</w:t>
             </w:r>
             <w:r>
               <w:rPr>
                 <w:b w:val="0"/>
-                <w:bCs w:val="0"/>
               </w:rPr>
               <w:t>, J.</w:t>
             </w:r>
             <w:r>
               <w:rPr>
                 <w:b w:val="0"/>
-                <w:bCs w:val="0"/>
               </w:rPr>
               <w:t xml:space="preserve"> (200</w:t>
             </w:r>
             <w:r>
               <w:rPr>
                 <w:b w:val="0"/>
-                <w:bCs w:val="0"/>
               </w:rPr>
               <w:t>6</w:t>
             </w:r>
             <w:r>
               <w:rPr>
                 <w:b w:val="0"/>
-                <w:bCs w:val="0"/>
               </w:rPr>
               <w:t>). Saber escribir. Editorial Aguilar.</w:t>
             </w:r>
@@ -6523,7 +6302,7 @@
                 <w:szCs w:val="20"/>
               </w:rPr>
             </w:pPr>
-            <w:hyperlink w:history="1" r:id="rId25">
+            <w:hyperlink r:id="rId25" w:history="1">
               <w:r>
                 <w:rPr>
                   <w:rStyle w:val="Hipervnculo"/>
@@ -6589,12 +6368,12 @@
         <w:tblW w:w="9962" w:type="dxa"/>
         <w:tblInd w:w="0" w:type="dxa"/>
         <w:tblBorders>
-          <w:top w:val="single" w:color="000000" w:sz="4" w:space="0"/>
-          <w:left w:val="single" w:color="000000" w:sz="4" w:space="0"/>
-          <w:bottom w:val="single" w:color="000000" w:sz="4" w:space="0"/>
-          <w:right w:val="single" w:color="000000" w:sz="4" w:space="0"/>
-          <w:insideH w:val="single" w:color="000000" w:sz="4" w:space="0"/>
-          <w:insideV w:val="single" w:color="000000" w:sz="4" w:space="0"/>
+          <w:top w:val="single" w:sz="4" w:space="0" w:color="000000"/>
+          <w:left w:val="single" w:sz="4" w:space="0" w:color="000000"/>
+          <w:bottom w:val="single" w:sz="4" w:space="0" w:color="000000"/>
+          <w:right w:val="single" w:sz="4" w:space="0" w:color="000000"/>
+          <w:insideH w:val="single" w:sz="4" w:space="0" w:color="000000"/>
+          <w:insideV w:val="single" w:sz="4" w:space="0" w:color="000000"/>
         </w:tblBorders>
         <w:tblLayout w:type="fixed"/>
         <w:tblLook w:val="0400" w:firstRow="0" w:lastRow="0" w:firstColumn="0" w:lastColumn="0" w:noHBand="0" w:noVBand="1"/>
@@ -6725,7 +6504,6 @@
               <w:pStyle w:val="Normal0"/>
               <w:rPr>
                 <w:b w:val="0"/>
-                <w:bCs w:val="0"/>
                 <w:sz w:val="22"/>
                 <w:szCs w:val="22"/>
               </w:rPr>
@@ -6733,21 +6511,18 @@
             <w:r>
               <w:rPr>
                 <w:b w:val="0"/>
-                <w:bCs w:val="0"/>
               </w:rPr>
               <w:t xml:space="preserve">proceso mediante el cual un emisor transmite un mensaje a un receptor a través de un canal y utilizando un código compartido, dentro de un contexto determinado. </w:t>
             </w:r>
             <w:r>
               <w:rPr>
                 <w:b w:val="0"/>
-                <w:bCs w:val="0"/>
               </w:rPr>
               <w:t>P</w:t>
             </w:r>
             <w:r>
               <w:rPr>
                 <w:b w:val="0"/>
-                <w:bCs w:val="0"/>
               </w:rPr>
               <w:t>uede ser oral, escrita, gestual, visual, entre otras.</w:t>
             </w:r>
@@ -6802,7 +6577,6 @@
               <w:pStyle w:val="Normal0"/>
               <w:rPr>
                 <w:b w:val="0"/>
-                <w:bCs w:val="0"/>
                 <w:sz w:val="22"/>
                 <w:szCs w:val="22"/>
               </w:rPr>
@@ -6810,21 +6584,18 @@
             <w:r>
               <w:rPr>
                 <w:b w:val="0"/>
-                <w:bCs w:val="0"/>
               </w:rPr>
               <w:t xml:space="preserve">conjunto de signos y reglas que comparten el emisor y el receptor para que la comunicación sea posible. </w:t>
             </w:r>
             <w:r>
               <w:rPr>
                 <w:b w:val="0"/>
-                <w:bCs w:val="0"/>
               </w:rPr>
               <w:t>E</w:t>
             </w:r>
             <w:r>
               <w:rPr>
                 <w:b w:val="0"/>
-                <w:bCs w:val="0"/>
               </w:rPr>
               <w:t>n el lenguaje humano, el código suele ser la lengua.</w:t>
             </w:r>
@@ -6942,7 +6713,6 @@
               <w:pStyle w:val="Normal0"/>
               <w:rPr>
                 <w:b w:val="0"/>
-                <w:bCs w:val="0"/>
                 <w:sz w:val="22"/>
                 <w:szCs w:val="22"/>
               </w:rPr>
@@ -6950,21 +6720,18 @@
             <w:r>
               <w:rPr>
                 <w:b w:val="0"/>
-                <w:bCs w:val="0"/>
               </w:rPr>
               <w:t xml:space="preserve">relativo a los sistemas que procesan, almacenan o transmiten información mediante señales discretas, generalmente binarios (bits). </w:t>
             </w:r>
             <w:r>
               <w:rPr>
                 <w:b w:val="0"/>
-                <w:bCs w:val="0"/>
               </w:rPr>
               <w:t>T</w:t>
             </w:r>
             <w:r>
               <w:rPr>
                 <w:b w:val="0"/>
-                <w:bCs w:val="0"/>
               </w:rPr>
               <w:t>ambién puede referirse a dispositivos tecnológicos que funcionan mediante esta lógica.</w:t>
             </w:r>
@@ -7080,27 +6847,23 @@
               <w:pStyle w:val="Normal0"/>
               <w:rPr>
                 <w:b w:val="0"/>
-                <w:bCs w:val="0"/>
               </w:rPr>
             </w:pPr>
             <w:r>
               <w:rPr>
                 <w:b w:val="0"/>
-                <w:bCs w:val="0"/>
               </w:rPr>
               <w:t xml:space="preserve">conjunto de palabras de una lengua o el vocabulario de un hablante, grupo o área específica. </w:t>
             </w:r>
             <w:r>
               <w:rPr>
                 <w:b w:val="0"/>
-                <w:bCs w:val="0"/>
               </w:rPr>
               <w:t>T</w:t>
             </w:r>
             <w:r>
               <w:rPr>
                 <w:b w:val="0"/>
-                <w:bCs w:val="0"/>
               </w:rPr>
               <w:t>ambién se refiere al aspecto semántico del lenguaje, frente a su gramática.</w:t>
             </w:r>
@@ -7154,27 +6917,23 @@
               <w:pStyle w:val="Normal0"/>
               <w:rPr>
                 <w:b w:val="0"/>
-                <w:bCs w:val="0"/>
               </w:rPr>
             </w:pPr>
             <w:r>
               <w:rPr>
                 <w:b w:val="0"/>
-                <w:bCs w:val="0"/>
               </w:rPr>
               <w:t xml:space="preserve">información o contenido que el emisor quiere transmitir al receptor. </w:t>
             </w:r>
             <w:r>
               <w:rPr>
                 <w:b w:val="0"/>
-                <w:bCs w:val="0"/>
               </w:rPr>
               <w:t>P</w:t>
             </w:r>
             <w:r>
               <w:rPr>
                 <w:b w:val="0"/>
-                <w:bCs w:val="0"/>
               </w:rPr>
               <w:t>uede adoptar diversas formas: verbal, escrita, visual, gestual, entre otras.</w:t>
             </w:r>
@@ -7286,27 +7045,23 @@
               <w:pStyle w:val="Normal0"/>
               <w:rPr>
                 <w:b w:val="0"/>
-                <w:bCs w:val="0"/>
               </w:rPr>
             </w:pPr>
             <w:r>
               <w:rPr>
                 <w:b w:val="0"/>
-                <w:bCs w:val="0"/>
               </w:rPr>
               <w:t xml:space="preserve">característica de los mensajes producidos mediante la voz humana. </w:t>
             </w:r>
             <w:r>
               <w:rPr>
                 <w:b w:val="0"/>
-                <w:bCs w:val="0"/>
               </w:rPr>
               <w:t>I</w:t>
             </w:r>
             <w:r>
               <w:rPr>
                 <w:b w:val="0"/>
-                <w:bCs w:val="0"/>
               </w:rPr>
               <w:t>mplica el uso de la lengua hablada en contextos formales o informales.</w:t>
             </w:r>
@@ -7359,27 +7114,23 @@
               <w:pStyle w:val="Normal0"/>
               <w:rPr>
                 <w:b w:val="0"/>
-                <w:bCs w:val="0"/>
               </w:rPr>
             </w:pPr>
             <w:r>
               <w:rPr>
                 <w:b w:val="0"/>
-                <w:bCs w:val="0"/>
               </w:rPr>
               <w:t xml:space="preserve">unidad de sentido dentro de un texto escrito, compuesta por una o más oraciones que desarrollan una misma idea. </w:t>
             </w:r>
             <w:r>
               <w:rPr>
                 <w:b w:val="0"/>
-                <w:bCs w:val="0"/>
               </w:rPr>
               <w:t>S</w:t>
             </w:r>
             <w:r>
               <w:rPr>
                 <w:b w:val="0"/>
-                <w:bCs w:val="0"/>
               </w:rPr>
               <w:t>e separa de otros párrafos por un punto y aparte.</w:t>
             </w:r>
@@ -7491,27 +7242,23 @@
               <w:pStyle w:val="Normal0"/>
               <w:rPr>
                 <w:b w:val="0"/>
-                <w:bCs w:val="0"/>
               </w:rPr>
             </w:pPr>
             <w:r>
               <w:rPr>
                 <w:b w:val="0"/>
-                <w:bCs w:val="0"/>
               </w:rPr>
               <w:t xml:space="preserve">conjunto coherente de enunciados orales o escritos que comunican un mensaje. </w:t>
             </w:r>
             <w:r>
               <w:rPr>
                 <w:b w:val="0"/>
-                <w:bCs w:val="0"/>
               </w:rPr>
               <w:t>P</w:t>
             </w:r>
             <w:r>
               <w:rPr>
                 <w:b w:val="0"/>
-                <w:bCs w:val="0"/>
               </w:rPr>
               <w:t>uede clasificarse por su forma, función o género discursivo.</w:t>
             </w:r>
@@ -7623,27 +7370,23 @@
               <w:pStyle w:val="Normal0"/>
               <w:rPr>
                 <w:b w:val="0"/>
-                <w:bCs w:val="0"/>
               </w:rPr>
             </w:pPr>
             <w:r>
               <w:rPr>
                 <w:b w:val="0"/>
-                <w:bCs w:val="0"/>
               </w:rPr>
               <w:t xml:space="preserve">forma de comunicación que se expresa mediante el habla. </w:t>
             </w:r>
             <w:r>
               <w:rPr>
                 <w:b w:val="0"/>
-                <w:bCs w:val="0"/>
               </w:rPr>
               <w:t>E</w:t>
             </w:r>
             <w:r>
               <w:rPr>
                 <w:b w:val="0"/>
-                <w:bCs w:val="0"/>
               </w:rPr>
               <w:t>s inmediata y muchas veces espontánea, aunque puede seguir estructuras formales.</w:t>
             </w:r>
@@ -7664,18 +7407,18 @@
       <w:pPr>
         <w:pStyle w:val="Ttulo1"/>
       </w:pPr>
-      <w:commentRangeStart w:id="11"/>
+      <w:commentRangeStart w:id="10"/>
       <w:r>
         <w:t xml:space="preserve">REFERENCIAS BIBLIOGRÁFICAS: </w:t>
       </w:r>
-      <w:commentRangeEnd w:id="11"/>
+      <w:commentRangeEnd w:id="10"/>
       <w:r>
         <w:rPr>
           <w:rStyle w:val="Refdecomentario"/>
           <w:rFonts w:ascii="Arial" w:hAnsi="Arial"/>
           <w:b w:val="0"/>
         </w:rPr>
-        <w:commentReference w:id="11"/>
+        <w:commentReference w:id="10"/>
       </w:r>
     </w:p>
     <w:p>
@@ -7712,7 +7455,7 @@
         </w:rPr>
         <w:t xml:space="preserve"> </w:t>
       </w:r>
-      <w:hyperlink w:history="1" r:id="rId26">
+      <w:hyperlink r:id="rId26" w:history="1">
         <w:r>
           <w:rPr>
             <w:rStyle w:val="Hipervnculo"/>
@@ -7741,7 +7484,7 @@
           <w:szCs w:val="24"/>
         </w:rPr>
         <w:pict w14:anchorId="260F2609">
-          <v:rect id="_x0000_i1025" style="width:0;height:0" o:hr="t" o:hrstd="t" o:hrnoshade="t" fillcolor="#12263f" stroked="f"/>
+          <v:rect id="_x0000_i1025" style="width:0;height:0" o:hrstd="t" o:hrnoshade="t" o:hr="t" fillcolor="#12263f" stroked="f"/>
         </w:pict>
       </w:r>
     </w:p>
@@ -7772,7 +7515,7 @@
         </w:rPr>
         <w:t xml:space="preserve"> </w:t>
       </w:r>
-      <w:hyperlink w:history="1" r:id="rId27">
+      <w:hyperlink r:id="rId27" w:history="1">
         <w:r>
           <w:rPr>
             <w:rStyle w:val="Hipervnculo"/>
@@ -7801,7 +7544,7 @@
           <w:szCs w:val="24"/>
         </w:rPr>
         <w:pict w14:anchorId="2E32FC04">
-          <v:rect id="_x0000_i1026" style="width:0;height:0" o:hr="t" o:hrstd="t" o:hrnoshade="t" fillcolor="#12263f" stroked="f"/>
+          <v:rect id="_x0000_i1026" style="width:0;height:0" o:hrstd="t" o:hrnoshade="t" o:hr="t" fillcolor="#12263f" stroked="f"/>
         </w:pict>
       </w:r>
     </w:p>
@@ -7841,7 +7584,7 @@
           <w:szCs w:val="24"/>
         </w:rPr>
         <w:pict w14:anchorId="74FAE9A3">
-          <v:rect id="_x0000_i1027" style="width:0;height:0" o:hr="t" o:hrstd="t" o:hrnoshade="t" fillcolor="#12263f" stroked="f"/>
+          <v:rect id="_x0000_i1027" style="width:0;height:0" o:hrstd="t" o:hrnoshade="t" o:hr="t" fillcolor="#12263f" stroked="f"/>
         </w:pict>
       </w:r>
     </w:p>
@@ -7872,7 +7615,7 @@
         </w:rPr>
         <w:t xml:space="preserve"> </w:t>
       </w:r>
-      <w:hyperlink w:tgtFrame="_blank" w:history="1" r:id="rId28">
+      <w:hyperlink r:id="rId28" w:tgtFrame="_blank" w:history="1">
         <w:r>
           <w:rPr>
             <w:rStyle w:val="Hipervnculo"/>
@@ -7901,7 +7644,7 @@
           <w:szCs w:val="24"/>
         </w:rPr>
         <w:pict w14:anchorId="58E1F74B">
-          <v:rect id="_x0000_i1028" style="width:0;height:0" o:hr="t" o:hrstd="t" o:hrnoshade="t" fillcolor="#12263f" stroked="f"/>
+          <v:rect id="_x0000_i1028" style="width:0;height:0" o:hrstd="t" o:hrnoshade="t" o:hr="t" fillcolor="#12263f" stroked="f"/>
         </w:pict>
       </w:r>
     </w:p>
@@ -7932,7 +7675,7 @@
         </w:rPr>
         <w:t xml:space="preserve"> </w:t>
       </w:r>
-      <w:hyperlink w:history="1" r:id="rId29">
+      <w:hyperlink r:id="rId29" w:history="1">
         <w:r>
           <w:rPr>
             <w:rStyle w:val="Hipervnculo"/>
@@ -7961,7 +7704,7 @@
           <w:szCs w:val="24"/>
         </w:rPr>
         <w:pict w14:anchorId="6FD8D36E">
-          <v:rect id="_x0000_i1029" style="width:0;height:0" o:hr="t" o:hrstd="t" o:hrnoshade="t" fillcolor="#12263f" stroked="f"/>
+          <v:rect id="_x0000_i1029" style="width:0;height:0" o:hrstd="t" o:hrnoshade="t" o:hr="t" fillcolor="#12263f" stroked="f"/>
         </w:pict>
       </w:r>
     </w:p>
@@ -7992,7 +7735,7 @@
         </w:rPr>
         <w:t xml:space="preserve"> </w:t>
       </w:r>
-      <w:hyperlink w:history="1" r:id="rId30">
+      <w:hyperlink r:id="rId30" w:history="1">
         <w:r>
           <w:rPr>
             <w:rStyle w:val="Hipervnculo"/>
@@ -8022,7 +7765,7 @@
         </w:rPr>
         <w:lastRenderedPageBreak/>
         <w:pict w14:anchorId="6C342555">
-          <v:rect id="_x0000_i1030" style="width:0;height:0" o:hr="t" o:hrstd="t" o:hrnoshade="t" fillcolor="#12263f" stroked="f"/>
+          <v:rect id="_x0000_i1030" style="width:0;height:0" o:hrstd="t" o:hrnoshade="t" o:hr="t" fillcolor="#12263f" stroked="f"/>
         </w:pict>
       </w:r>
     </w:p>
@@ -8053,7 +7796,7 @@
         </w:rPr>
         <w:t xml:space="preserve"> </w:t>
       </w:r>
-      <w:hyperlink w:history="1" r:id="rId31">
+      <w:hyperlink r:id="rId31" w:history="1">
         <w:r>
           <w:rPr>
             <w:rStyle w:val="Hipervnculo"/>
@@ -8082,7 +7825,7 @@
           <w:szCs w:val="24"/>
         </w:rPr>
         <w:pict w14:anchorId="2789302E">
-          <v:rect id="_x0000_i1031" style="width:0;height:0" o:hr="t" o:hrstd="t" o:hrnoshade="t" fillcolor="#12263f" stroked="f"/>
+          <v:rect id="_x0000_i1031" style="width:0;height:0" o:hrstd="t" o:hrnoshade="t" o:hr="t" fillcolor="#12263f" stroked="f"/>
         </w:pict>
       </w:r>
     </w:p>
@@ -8158,7 +7901,7 @@
         </w:rPr>
         <w:t xml:space="preserve"> </w:t>
       </w:r>
-      <w:hyperlink r:id="Rde44713707264901">
+      <w:hyperlink r:id="rId32">
         <w:r>
           <w:rPr>
             <w:rStyle w:val="Hipervnculo"/>
@@ -8187,7 +7930,7 @@
           <w:szCs w:val="24"/>
         </w:rPr>
         <w:pict w14:anchorId="550A29C1">
-          <v:rect id="_x0000_i1032" style="width:0;height:0" o:hr="t" o:hrstd="t" o:hrnoshade="t" fillcolor="#12263f" stroked="f"/>
+          <v:rect id="_x0000_i1032" style="width:0;height:0" o:hrstd="t" o:hrnoshade="t" o:hr="t" fillcolor="#12263f" stroked="f"/>
         </w:pict>
       </w:r>
     </w:p>
@@ -8225,18 +7968,9 @@
           <w:sz w:val="24"/>
           <w:szCs w:val="24"/>
         </w:rPr>
-        <w:t>. (1994). Cómo se escribe.</w:t>
-      </w:r>
-      <w:r>
-        <w:rPr>
-          <w:rFonts w:eastAsia="Times New Roman"/>
-          <w:color w:val="12263F"/>
-          <w:sz w:val="24"/>
-          <w:szCs w:val="24"/>
-        </w:rPr>
-        <w:t xml:space="preserve"> </w:t>
-      </w:r>
-      <w:hyperlink r:id="Rdb8a15a938444aa2">
+        <w:t xml:space="preserve">. (1994). Cómo se escribe. </w:t>
+      </w:r>
+      <w:hyperlink r:id="rId33">
         <w:r>
           <w:rPr>
             <w:rStyle w:val="Hipervnculo"/>
@@ -8265,7 +7999,7 @@
           <w:szCs w:val="24"/>
         </w:rPr>
         <w:pict w14:anchorId="01F0B12D">
-          <v:rect id="_x0000_i1033" style="width:0;height:0" o:hr="t" o:hrstd="t" o:hrnoshade="t" fillcolor="#12263f" stroked="f"/>
+          <v:rect id="_x0000_i1033" style="width:0;height:0" o:hrstd="t" o:hrnoshade="t" o:hr="t" fillcolor="#12263f" stroked="f"/>
         </w:pict>
       </w:r>
     </w:p>
@@ -8303,18 +8037,9 @@
           <w:sz w:val="24"/>
           <w:szCs w:val="24"/>
         </w:rPr>
-        <w:t>(2020). Cita Indirecta.</w:t>
-      </w:r>
-      <w:r>
-        <w:rPr>
-          <w:rFonts w:eastAsia="Times New Roman"/>
-          <w:color w:val="12263F"/>
-          <w:sz w:val="24"/>
-          <w:szCs w:val="24"/>
-        </w:rPr>
-        <w:t xml:space="preserve"> </w:t>
-      </w:r>
-      <w:hyperlink w:anchor=":~:text=Cita%20indirecta%3A%20hace%20menci%C3%B3n%20de,antes%20de%20citar%20su%20idea" r:id="R0f04f104a4c24ed2">
+        <w:t xml:space="preserve">(2020). Cita Indirecta. </w:t>
+      </w:r>
+      <w:hyperlink r:id="rId34" w:anchor=":~:text=Cita%20indirecta%3A%20hace%20menci%C3%B3n%20de,antes%20de%20citar%20su%20idea">
         <w:r>
           <w:rPr>
             <w:rStyle w:val="Hipervnculo"/>
@@ -8354,12 +8079,12 @@
         <w:tblW w:w="9967" w:type="dxa"/>
         <w:tblInd w:w="0" w:type="dxa"/>
         <w:tblBorders>
-          <w:top w:val="single" w:color="000000" w:sz="4" w:space="0"/>
-          <w:left w:val="single" w:color="000000" w:sz="4" w:space="0"/>
-          <w:bottom w:val="single" w:color="000000" w:sz="4" w:space="0"/>
-          <w:right w:val="single" w:color="000000" w:sz="4" w:space="0"/>
-          <w:insideH w:val="single" w:color="000000" w:sz="4" w:space="0"/>
-          <w:insideV w:val="single" w:color="000000" w:sz="4" w:space="0"/>
+          <w:top w:val="single" w:sz="4" w:space="0" w:color="000000"/>
+          <w:left w:val="single" w:sz="4" w:space="0" w:color="000000"/>
+          <w:bottom w:val="single" w:sz="4" w:space="0" w:color="000000"/>
+          <w:right w:val="single" w:sz="4" w:space="0" w:color="000000"/>
+          <w:insideH w:val="single" w:sz="4" w:space="0" w:color="000000"/>
+          <w:insideV w:val="single" w:sz="4" w:space="0" w:color="000000"/>
         </w:tblBorders>
         <w:tblLayout w:type="fixed"/>
         <w:tblLook w:val="0400" w:firstRow="0" w:lastRow="0" w:firstColumn="0" w:lastColumn="0" w:noHBand="0" w:noVBand="1"/>
@@ -8872,12 +8597,12 @@
         <w:tblW w:w="9967" w:type="dxa"/>
         <w:tblInd w:w="0" w:type="dxa"/>
         <w:tblBorders>
-          <w:top w:val="single" w:color="000000" w:sz="4" w:space="0"/>
-          <w:left w:val="single" w:color="000000" w:sz="4" w:space="0"/>
-          <w:bottom w:val="single" w:color="000000" w:sz="4" w:space="0"/>
-          <w:right w:val="single" w:color="000000" w:sz="4" w:space="0"/>
-          <w:insideH w:val="single" w:color="000000" w:sz="4" w:space="0"/>
-          <w:insideV w:val="single" w:color="000000" w:sz="4" w:space="0"/>
+          <w:top w:val="single" w:sz="4" w:space="0" w:color="000000"/>
+          <w:left w:val="single" w:sz="4" w:space="0" w:color="000000"/>
+          <w:bottom w:val="single" w:sz="4" w:space="0" w:color="000000"/>
+          <w:right w:val="single" w:sz="4" w:space="0" w:color="000000"/>
+          <w:insideH w:val="single" w:sz="4" w:space="0" w:color="000000"/>
+          <w:insideV w:val="single" w:sz="4" w:space="0" w:color="000000"/>
         </w:tblBorders>
         <w:tblLayout w:type="fixed"/>
         <w:tblLook w:val="0400" w:firstRow="0" w:lastRow="0" w:firstColumn="0" w:lastColumn="0" w:noHBand="0" w:noVBand="1"/>
@@ -9331,7 +9056,7 @@
     <w:sectPr>
       <w:headerReference w:type="default" r:id="rId35"/>
       <w:footerReference w:type="default" r:id="rId36"/>
-      <w:pgSz w:w="12240" w:h="15840" w:orient="portrait"/>
+      <w:pgSz w:w="12240" w:h="15840"/>
       <w:pgMar w:top="1701" w:right="1134" w:bottom="1134" w:left="1134" w:header="720" w:footer="0" w:gutter="0"/>
       <w:pgNumType w:start="1"/>
       <w:cols w:space="720"/>
@@ -9342,7 +9067,7 @@
 
 <file path=word/comments.xml><?xml version="1.0" encoding="utf-8"?>
 <w:comments xmlns:wpc="http://schemas.microsoft.com/office/word/2010/wordprocessingCanvas" xmlns:cx="http://schemas.microsoft.com/office/drawing/2014/chartex" xmlns:cx1="http://schemas.microsoft.com/office/drawing/2015/9/8/chartex" xmlns:cx2="http://schemas.microsoft.com/office/drawing/2015/10/21/chartex" xmlns:cx3="http://schemas.microsoft.com/office/drawing/2016/5/9/chartex" xmlns:cx4="http://schemas.microsoft.com/office/drawing/2016/5/10/chartex" xmlns:cx5="http://schemas.microsoft.com/office/drawing/2016/5/11/chartex" xmlns:cx6="http://schemas.microsoft.com/office/drawing/2016/5/12/chartex" xmlns:cx7="http://schemas.microsoft.com/office/drawing/2016/5/13/chartex" xmlns:cx8="http://schemas.microsoft.com/office/drawing/2016/5/14/chartex" xmlns:mc="http://schemas.openxmlformats.org/markup-compatibility/2006" xmlns:aink="http://schemas.microsoft.com/office/drawing/2016/ink" xmlns:am3d="http://schemas.microsoft.com/office/drawing/2017/model3d" xmlns:o="urn:schemas-microsoft-com:office:office" xmlns:r="http://schemas.openxmlformats.org/officeDocument/2006/relationships" xmlns:m="http://schemas.openxmlformats.org/officeDocument/2006/math" xmlns:v="urn:schemas-microsoft-com:vml" xmlns:wp14="http://schemas.microsoft.com/office/word/2010/wordprocessingDrawing" xmlns:wp="http://schemas.openxmlformats.org/drawingml/2006/wordprocessingDrawing" xmlns:w10="urn:schemas-microsoft-com:office:word" xmlns:w="http://schemas.openxmlformats.org/wordprocessingml/2006/main" xmlns:w14="http://schemas.microsoft.com/office/word/2010/wordml" xmlns:w15="http://schemas.microsoft.com/office/word/2012/wordml" xmlns:w16cex="http://schemas.microsoft.com/office/word/2018/wordml/cex" xmlns:w16cid="http://schemas.microsoft.com/office/word/2016/wordml/cid" xmlns:w16="http://schemas.microsoft.com/office/word/2018/wordml" xmlns:w16sdtdh="http://schemas.microsoft.com/office/word/2020/wordml/sdtdatahash" xmlns:w16se="http://schemas.microsoft.com/office/word/2015/wordml/symex" xmlns:wpg="http://schemas.microsoft.com/office/word/2010/wordprocessingGroup" xmlns:wpi="http://schemas.microsoft.com/office/word/2010/wordprocessingInk" xmlns:wne="http://schemas.microsoft.com/office/word/2006/wordml" xmlns:wps="http://schemas.microsoft.com/office/word/2010/wordprocessingShape" mc:Ignorable="w14 w15 w16se w16cid w16 w16cex w16sdtdh wp14">
-  <w:comment w:initials="EFMP" w:author="Erika Fernanda Mejía Pinzón" w:date="2025-05-01T16:12:00Z" w:id="0">
+  <w:comment w:id="0" w:author="Erika Fernanda Mejía Pinzón" w:date="2025-05-01T16:12:00Z" w:initials="EFMP">
     <w:p>
       <w:pPr>
         <w:pStyle w:val="Textocomentario"/>
@@ -9353,7 +9078,7 @@
         </w:rPr>
         <w:annotationRef/>
       </w:r>
-      <w:hyperlink w:history="1" r:id="rId1">
+      <w:hyperlink r:id="rId1" w:history="1">
         <w:r>
           <w:rPr>
             <w:rStyle w:val="Hipervnculo"/>
@@ -9371,7 +9096,7 @@
       </w:pPr>
     </w:p>
   </w:comment>
-  <w:comment w:initials="EFMP" w:author="Erika Fernanda Mejía Pinzón" w:date="2025-05-01T16:14:00Z" w:id="1">
+  <w:comment w:id="1" w:author="Erika Fernanda Mejía Pinzón" w:date="2025-05-01T16:14:00Z" w:initials="EFMP">
     <w:p>
       <w:pPr>
         <w:pStyle w:val="Textocomentario"/>
@@ -9382,7 +9107,7 @@
         </w:rPr>
         <w:annotationRef/>
       </w:r>
-      <w:hyperlink w:history="1" r:id="rId2">
+      <w:hyperlink r:id="rId2" w:history="1">
         <w:r>
           <w:rPr>
             <w:rStyle w:val="Hipervnculo"/>
@@ -9395,7 +9120,7 @@
       </w:r>
     </w:p>
   </w:comment>
-  <w:comment w:initials="EFMP" w:author="Erika Fernanda Mejía Pinzón" w:date="2025-05-11T08:40:00Z" w:id="2">
+  <w:comment w:id="2" w:author="Erika Fernanda Mejía Pinzón" w:date="2025-05-11T08:40:00Z" w:initials="EFMP">
     <w:p>
       <w:pPr>
         <w:pStyle w:val="Textocomentario"/>
@@ -9416,23 +9141,20 @@
       </w:pPr>
     </w:p>
   </w:comment>
-  <w:comment xmlns:w="http://schemas.openxmlformats.org/wordprocessingml/2006/main" w:initials="EFMP" w:author="Erika Fernanda Mejía Pinzón" w:date="05/01/2025 09:22:00" w:id="3">
-    <w:p xmlns:w14="http://schemas.microsoft.com/office/word/2010/wordml">
-      <w:pPr>
-        <w:pStyle w:val="CommentText"/>
-      </w:pPr>
-      <w:r>
-        <w:rPr>
-          <w:rStyle w:val="CommentReference"/>
-        </w:rPr>
+  <w:comment w:id="3" w:author="Erika Fernanda Mejía Pinzón" w:date="1900-01-01T00:00:00Z" w:initials="EFMP">
+    <w:p>
+      <w:r>
         <w:annotationRef/>
       </w:r>
       <w:r>
-        <w:t>Realizar como recurso, que sea subrayable y no como imagen</w:t>
+        <w:t>Realizar como recurso, que sea sub</w:t>
+      </w:r>
+      <w:r>
+        <w:t>rayable y no como imagen</w:t>
       </w:r>
     </w:p>
   </w:comment>
-  <w:comment w:initials="EFMP" w:author="Erika Fernanda Mejía Pinzón" w:date="2025-05-11T08:45:00Z" w:id="4">
+  <w:comment w:id="4" w:author="Erika Fernanda Mejía Pinzón" w:date="2025-05-11T08:45:00Z" w:initials="EFMP">
     <w:p>
       <w:pPr>
         <w:pStyle w:val="Textocomentario"/>
@@ -9444,14 +9166,11 @@
         <w:annotationRef/>
       </w:r>
       <w:r>
-        <w:t>Texto alternativo: S</w:t>
-      </w:r>
-      <w:r>
-        <w:t>e organiza en tres partes principales: introducción, cuerpo argumentativo y conclusión. En la introducción se encuentra el planteamiento de la tesis y la hipótesis. El cuerpo argumentativo abarca la exposición de ideas y formulación de hipótesis, la presentación de argumentos demostrativos válidos y la refutación de objeciones. Finalmente, la conclusión incluye la confirmación de la tesis, la síntesis de las ideas expuestas y demostradas, aportaciones y sugerencias, así como nuevas propuestas deducidas.</w:t>
+        <w:t>Texto alternativo: Se organiza en tres partes principales: introducción, cuerpo argumentativo y conclusión. En la introducción se encuentra el planteamiento de la tesis y la hipótesis. El cuerpo argumentativo abarca la exposición de ideas y formulación de hipótesis, la presentación de argumentos demostrativos válidos y la refutación de objeciones. Finalmente, la conclusión incluye la confirmación de la tesis, la síntesis de las ideas expuestas y demostradas, aportaciones y sugerencias, así como nuevas propuestas deducidas.</w:t>
       </w:r>
     </w:p>
   </w:comment>
-  <w:comment w:initials="EFMP" w:author="Erika Fernanda Mejía Pinzón" w:date="2025-05-01T16:24:00Z" w:id="5">
+  <w:comment w:id="5" w:author="Erika Fernanda Mejía Pinzón" w:date="2025-05-01T16:24:00Z" w:initials="EFMP">
     <w:p>
       <w:pPr>
         <w:pStyle w:val="Textocomentario"/>
@@ -9467,7 +9186,7 @@
       </w:r>
     </w:p>
   </w:comment>
-  <w:comment w:initials="EFMP" w:author="Erika Fernanda Mejía Pinzón" w:date="2025-05-01T16:38:00Z" w:id="6">
+  <w:comment w:id="6" w:author="Erika Fernanda Mejía Pinzón" w:date="2025-05-01T16:38:00Z" w:initials="EFMP">
     <w:p>
       <w:pPr>
         <w:pStyle w:val="Textocomentario"/>
@@ -9494,7 +9213,7 @@
       </w:r>
     </w:p>
   </w:comment>
-  <w:comment w:initials="EFMP" w:author="Erika Fernanda Mejía Pinzón" w:date="2025-05-01T18:33:00Z" w:id="8">
+  <w:comment w:id="7" w:author="Erika Fernanda Mejía Pinzón" w:date="2025-05-01T18:33:00Z" w:initials="EFMP">
     <w:p>
       <w:pPr>
         <w:pStyle w:val="Textocomentario"/>
@@ -9510,7 +9229,7 @@
       </w:r>
     </w:p>
   </w:comment>
-  <w:comment w:initials="EFMp" w:author="Erika Fernanda Mejía Pinzón" w:date="2025-02-27T16:12:00Z" w:id="10">
+  <w:comment w:id="9" w:author="Erika Fernanda Mejía Pinzón" w:date="2025-02-27T16:12:00Z" w:initials="EFMp">
     <w:p>
       <w:pPr>
         <w:pStyle w:val="Textocomentario"/>
@@ -9531,7 +9250,7 @@
       </w:pPr>
     </w:p>
   </w:comment>
-  <w:comment w:initials="EFMp" w:author="Erika Fernanda Mejía Pinzón" w:date="2025-02-26T11:49:00Z" w:id="11">
+  <w:comment w:id="10" w:author="Erika Fernanda Mejía Pinzón" w:date="2025-02-26T11:49:00Z" w:initials="EFMp">
     <w:p>
       <w:pPr>
         <w:pStyle w:val="Textocomentario"/>
@@ -9551,22 +9270,22 @@
 </file>
 
 <file path=word/commentsExtended.xml><?xml version="1.0" encoding="utf-8"?>
-<w15:commentsEx xmlns:mc="http://schemas.openxmlformats.org/markup-compatibility/2006" xmlns:w15="http://schemas.microsoft.com/office/word/2012/wordml" mc:Ignorable="w15">
-  <w15:commentEx w15:done="0" w15:paraId="1ADDE11E"/>
-  <w15:commentEx w15:done="0" w15:paraId="3838F115"/>
-  <w15:commentEx w15:done="0" w15:paraId="6E64C0B8" w15:paraIdParent="3838F115"/>
-  <w15:commentEx w15:done="0" w15:paraId="742AB0AB"/>
-  <w15:commentEx w15:done="0" w15:paraId="226F6081"/>
-  <w15:commentEx w15:done="0" w15:paraId="16218005"/>
-  <w15:commentEx w15:done="0" w15:paraId="46ECAE9E"/>
-  <w15:commentEx w15:done="0" w15:paraId="1ACDE136"/>
-  <w15:commentEx w15:done="0" w15:paraId="71BF4335"/>
-  <w15:commentEx w15:done="0" w15:paraId="082943A8"/>
+<w15:commentsEx xmlns:wpc="http://schemas.microsoft.com/office/word/2010/wordprocessingCanvas" xmlns:cx="http://schemas.microsoft.com/office/drawing/2014/chartex" xmlns:cx1="http://schemas.microsoft.com/office/drawing/2015/9/8/chartex" xmlns:cx2="http://schemas.microsoft.com/office/drawing/2015/10/21/chartex" xmlns:cx3="http://schemas.microsoft.com/office/drawing/2016/5/9/chartex" xmlns:cx4="http://schemas.microsoft.com/office/drawing/2016/5/10/chartex" xmlns:cx5="http://schemas.microsoft.com/office/drawing/2016/5/11/chartex" xmlns:cx6="http://schemas.microsoft.com/office/drawing/2016/5/12/chartex" xmlns:cx7="http://schemas.microsoft.com/office/drawing/2016/5/13/chartex" xmlns:cx8="http://schemas.microsoft.com/office/drawing/2016/5/14/chartex" xmlns:mc="http://schemas.openxmlformats.org/markup-compatibility/2006" xmlns:aink="http://schemas.microsoft.com/office/drawing/2016/ink" xmlns:am3d="http://schemas.microsoft.com/office/drawing/2017/model3d" xmlns:o="urn:schemas-microsoft-com:office:office" xmlns:r="http://schemas.openxmlformats.org/officeDocument/2006/relationships" xmlns:m="http://schemas.openxmlformats.org/officeDocument/2006/math" xmlns:v="urn:schemas-microsoft-com:vml" xmlns:wp14="http://schemas.microsoft.com/office/word/2010/wordprocessingDrawing" xmlns:wp="http://schemas.openxmlformats.org/drawingml/2006/wordprocessingDrawing" xmlns:w10="urn:schemas-microsoft-com:office:word" xmlns:w="http://schemas.openxmlformats.org/wordprocessingml/2006/main" xmlns:w14="http://schemas.microsoft.com/office/word/2010/wordml" xmlns:w15="http://schemas.microsoft.com/office/word/2012/wordml" xmlns:w16cex="http://schemas.microsoft.com/office/word/2018/wordml/cex" xmlns:w16cid="http://schemas.microsoft.com/office/word/2016/wordml/cid" xmlns:w16="http://schemas.microsoft.com/office/word/2018/wordml" xmlns:w16sdtdh="http://schemas.microsoft.com/office/word/2020/wordml/sdtdatahash" xmlns:w16se="http://schemas.microsoft.com/office/word/2015/wordml/symex" xmlns:wpg="http://schemas.microsoft.com/office/word/2010/wordprocessingGroup" xmlns:wpi="http://schemas.microsoft.com/office/word/2010/wordprocessingInk" xmlns:wne="http://schemas.microsoft.com/office/word/2006/wordml" xmlns:wps="http://schemas.microsoft.com/office/word/2010/wordprocessingShape" mc:Ignorable="w14 w15 w16se w16cid w16 w16cex w16sdtdh wp14">
+  <w15:commentEx w15:paraId="1ADDE11E" w15:done="0"/>
+  <w15:commentEx w15:paraId="3838F115" w15:done="0"/>
+  <w15:commentEx w15:paraId="6E64C0B8" w15:paraIdParent="3838F115" w15:done="0"/>
+  <w15:commentEx w15:paraId="742AB0AB" w15:done="0"/>
+  <w15:commentEx w15:paraId="226F6081" w15:done="0"/>
+  <w15:commentEx w15:paraId="16218005" w15:done="0"/>
+  <w15:commentEx w15:paraId="46ECAE9E" w15:done="0"/>
+  <w15:commentEx w15:paraId="1ACDE136" w15:done="0"/>
+  <w15:commentEx w15:paraId="71BF4335" w15:done="0"/>
+  <w15:commentEx w15:paraId="082943A8" w15:done="0"/>
 </w15:commentsEx>
 </file>
 
 <file path=word/commentsExtensible.xml><?xml version="1.0" encoding="utf-8"?>
-<w16cex:commentsExtensible xmlns:w16="http://schemas.microsoft.com/office/word/2018/wordml" xmlns:w16cex="http://schemas.microsoft.com/office/word/2018/wordml/cex" xmlns:mc="http://schemas.openxmlformats.org/markup-compatibility/2006" mc:Ignorable="w16 w16cex">
+<w16cex:commentsExtensible xmlns:wpc="http://schemas.microsoft.com/office/word/2010/wordprocessingCanvas" xmlns:cx="http://schemas.microsoft.com/office/drawing/2014/chartex" xmlns:cx1="http://schemas.microsoft.com/office/drawing/2015/9/8/chartex" xmlns:cx2="http://schemas.microsoft.com/office/drawing/2015/10/21/chartex" xmlns:cx3="http://schemas.microsoft.com/office/drawing/2016/5/9/chartex" xmlns:cx4="http://schemas.microsoft.com/office/drawing/2016/5/10/chartex" xmlns:cx5="http://schemas.microsoft.com/office/drawing/2016/5/11/chartex" xmlns:cx6="http://schemas.microsoft.com/office/drawing/2016/5/12/chartex" xmlns:cx7="http://schemas.microsoft.com/office/drawing/2016/5/13/chartex" xmlns:cx8="http://schemas.microsoft.com/office/drawing/2016/5/14/chartex" xmlns:mc="http://schemas.openxmlformats.org/markup-compatibility/2006" xmlns:aink="http://schemas.microsoft.com/office/drawing/2016/ink" xmlns:am3d="http://schemas.microsoft.com/office/drawing/2017/model3d" xmlns:o="urn:schemas-microsoft-com:office:office" xmlns:r="http://schemas.openxmlformats.org/officeDocument/2006/relationships" xmlns:m="http://schemas.openxmlformats.org/officeDocument/2006/math" xmlns:v="urn:schemas-microsoft-com:vml" xmlns:wp14="http://schemas.microsoft.com/office/word/2010/wordprocessingDrawing" xmlns:wp="http://schemas.openxmlformats.org/drawingml/2006/wordprocessingDrawing" xmlns:w10="urn:schemas-microsoft-com:office:word" xmlns:w="http://schemas.openxmlformats.org/wordprocessingml/2006/main" xmlns:w14="http://schemas.microsoft.com/office/word/2010/wordml" xmlns:w15="http://schemas.microsoft.com/office/word/2012/wordml" xmlns:w16cex="http://schemas.microsoft.com/office/word/2018/wordml/cex" xmlns:w16cid="http://schemas.microsoft.com/office/word/2016/wordml/cid" xmlns:w16="http://schemas.microsoft.com/office/word/2018/wordml" xmlns:w16sdtdh="http://schemas.microsoft.com/office/word/2020/wordml/sdtdatahash" xmlns:w16se="http://schemas.microsoft.com/office/word/2015/wordml/symex" xmlns:wpg="http://schemas.microsoft.com/office/word/2010/wordprocessingGroup" xmlns:wpi="http://schemas.microsoft.com/office/word/2010/wordprocessingInk" xmlns:wne="http://schemas.microsoft.com/office/word/2006/wordml" xmlns:wps="http://schemas.microsoft.com/office/word/2010/wordprocessingShape" mc:Ignorable="w14 w15 w16se w16cid w16 w16cex w16sdtdh wp14">
   <w16cex:commentExtensible w16cex:durableId="2BBE1BEF" w16cex:dateUtc="2025-05-01T21:12:00Z"/>
   <w16cex:commentExtensible w16cex:durableId="2BBE1C5E" w16cex:dateUtc="2025-05-01T21:14:00Z"/>
   <w16cex:commentExtensible w16cex:durableId="2BCAE115" w16cex:dateUtc="2025-05-11T13:40:00Z"/>
@@ -9581,7 +9300,7 @@
 </file>
 
 <file path=word/commentsIds.xml><?xml version="1.0" encoding="utf-8"?>
-<w16cid:commentsIds xmlns:mc="http://schemas.openxmlformats.org/markup-compatibility/2006" xmlns:w16cid="http://schemas.microsoft.com/office/word/2016/wordml/cid" mc:Ignorable="w16cid">
+<w16cid:commentsIds xmlns:wpc="http://schemas.microsoft.com/office/word/2010/wordprocessingCanvas" xmlns:cx="http://schemas.microsoft.com/office/drawing/2014/chartex" xmlns:cx1="http://schemas.microsoft.com/office/drawing/2015/9/8/chartex" xmlns:cx2="http://schemas.microsoft.com/office/drawing/2015/10/21/chartex" xmlns:cx3="http://schemas.microsoft.com/office/drawing/2016/5/9/chartex" xmlns:cx4="http://schemas.microsoft.com/office/drawing/2016/5/10/chartex" xmlns:cx5="http://schemas.microsoft.com/office/drawing/2016/5/11/chartex" xmlns:cx6="http://schemas.microsoft.com/office/drawing/2016/5/12/chartex" xmlns:cx7="http://schemas.microsoft.com/office/drawing/2016/5/13/chartex" xmlns:cx8="http://schemas.microsoft.com/office/drawing/2016/5/14/chartex" xmlns:mc="http://schemas.openxmlformats.org/markup-compatibility/2006" xmlns:aink="http://schemas.microsoft.com/office/drawing/2016/ink" xmlns:am3d="http://schemas.microsoft.com/office/drawing/2017/model3d" xmlns:o="urn:schemas-microsoft-com:office:office" xmlns:r="http://schemas.openxmlformats.org/officeDocument/2006/relationships" xmlns:m="http://schemas.openxmlformats.org/officeDocument/2006/math" xmlns:v="urn:schemas-microsoft-com:vml" xmlns:wp14="http://schemas.microsoft.com/office/word/2010/wordprocessingDrawing" xmlns:wp="http://schemas.openxmlformats.org/drawingml/2006/wordprocessingDrawing" xmlns:w10="urn:schemas-microsoft-com:office:word" xmlns:w="http://schemas.openxmlformats.org/wordprocessingml/2006/main" xmlns:w14="http://schemas.microsoft.com/office/word/2010/wordml" xmlns:w15="http://schemas.microsoft.com/office/word/2012/wordml" xmlns:w16cex="http://schemas.microsoft.com/office/word/2018/wordml/cex" xmlns:w16cid="http://schemas.microsoft.com/office/word/2016/wordml/cid" xmlns:w16="http://schemas.microsoft.com/office/word/2018/wordml" xmlns:w16sdtdh="http://schemas.microsoft.com/office/word/2020/wordml/sdtdatahash" xmlns:w16se="http://schemas.microsoft.com/office/word/2015/wordml/symex" xmlns:wpg="http://schemas.microsoft.com/office/word/2010/wordprocessingGroup" xmlns:wpi="http://schemas.microsoft.com/office/word/2010/wordprocessingInk" xmlns:wne="http://schemas.microsoft.com/office/word/2006/wordml" xmlns:wps="http://schemas.microsoft.com/office/word/2010/wordprocessingShape" mc:Ignorable="w14 w15 w16se w16cid w16 w16cex w16sdtdh wp14">
   <w16cid:commentId w16cid:paraId="1ADDE11E" w16cid:durableId="2BBE1BEF"/>
   <w16cid:commentId w16cid:paraId="3838F115" w16cid:durableId="2BBE1C5E"/>
   <w16cid:commentId w16cid:paraId="6E64C0B8" w16cid:durableId="2BCAE115"/>
@@ -9654,7 +9373,7 @@
       <w:ind w:left="-2" w:hanging="2"/>
       <w:jc w:val="right"/>
       <w:rPr>
-        <w:rFonts w:ascii="Times New Roman" w:hAnsi="Times New Roman" w:eastAsia="Times New Roman" w:cs="Times New Roman"/>
+        <w:rFonts w:ascii="Times New Roman" w:eastAsia="Times New Roman" w:hAnsi="Times New Roman" w:cs="Times New Roman"/>
         <w:sz w:val="24"/>
         <w:szCs w:val="24"/>
       </w:rPr>
@@ -9665,7 +9384,7 @@
       <w:pStyle w:val="Normal0"/>
       <w:spacing w:line="240" w:lineRule="auto"/>
       <w:rPr>
-        <w:rFonts w:ascii="Times New Roman" w:hAnsi="Times New Roman" w:eastAsia="Times New Roman" w:cs="Times New Roman"/>
+        <w:rFonts w:ascii="Times New Roman" w:eastAsia="Times New Roman" w:hAnsi="Times New Roman" w:cs="Times New Roman"/>
         <w:sz w:val="24"/>
         <w:szCs w:val="24"/>
       </w:rPr>
@@ -9750,7 +9469,7 @@
 </file>
 
 <file path=word/header1.xml><?xml version="1.0" encoding="utf-8"?>
-<w:hdr xmlns:wpc="http://schemas.microsoft.com/office/word/2010/wordprocessingCanvas" xmlns:cx="http://schemas.microsoft.com/office/drawing/2014/chartex" xmlns:cx1="http://schemas.microsoft.com/office/drawing/2015/9/8/chartex" xmlns:cx2="http://schemas.microsoft.com/office/drawing/2015/10/21/chartex" xmlns:cx3="http://schemas.microsoft.com/office/drawing/2016/5/9/chartex" xmlns:cx4="http://schemas.microsoft.com/office/drawing/2016/5/10/chartex" xmlns:cx5="http://schemas.microsoft.com/office/drawing/2016/5/11/chartex" xmlns:cx6="http://schemas.microsoft.com/office/drawing/2016/5/12/chartex" xmlns:cx7="http://schemas.microsoft.com/office/drawing/2016/5/13/chartex" xmlns:cx8="http://schemas.microsoft.com/office/drawing/2016/5/14/chartex" xmlns:mc="http://schemas.openxmlformats.org/markup-compatibility/2006" xmlns:aink="http://schemas.microsoft.com/office/drawing/2016/ink" xmlns:am3d="http://schemas.microsoft.com/office/drawing/2017/model3d" xmlns:o="urn:schemas-microsoft-com:office:office" xmlns:r="http://schemas.openxmlformats.org/officeDocument/2006/relationships" xmlns:m="http://schemas.openxmlformats.org/officeDocument/2006/math" xmlns:v="urn:schemas-microsoft-com:vml" xmlns:wp14="http://schemas.microsoft.com/office/word/2010/wordprocessingDrawing" xmlns:wp="http://schemas.openxmlformats.org/drawingml/2006/wordprocessingDrawing" xmlns:w10="urn:schemas-microsoft-com:office:word" xmlns:w="http://schemas.openxmlformats.org/wordprocessingml/2006/main" xmlns:w14="http://schemas.microsoft.com/office/word/2010/wordml" xmlns:w15="http://schemas.microsoft.com/office/word/2012/wordml" xmlns:w16cex="http://schemas.microsoft.com/office/word/2018/wordml/cex" xmlns:w16cid="http://schemas.microsoft.com/office/word/2016/wordml/cid" xmlns:w16="http://schemas.microsoft.com/office/word/2018/wordml" xmlns:w16sdtdh="http://schemas.microsoft.com/office/word/2020/wordml/sdtdatahash" xmlns:w16se="http://schemas.microsoft.com/office/word/2015/wordml/symex" xmlns:wpg="http://schemas.microsoft.com/office/word/2010/wordprocessingGroup" xmlns:wpi="http://schemas.microsoft.com/office/word/2010/wordprocessingInk" xmlns:wne="http://schemas.microsoft.com/office/word/2006/wordml" xmlns:wps="http://schemas.microsoft.com/office/word/2010/wordprocessingShape" xmlns:a="http://schemas.openxmlformats.org/drawingml/2006/main" xmlns:pic="http://schemas.openxmlformats.org/drawingml/2006/picture" xmlns:a14="http://schemas.microsoft.com/office/drawing/2010/main" mc:Ignorable="w14 w15 w16se w16cid w16 w16cex w16sdtdh wp14">
+<w:hdr xmlns:wpc="http://schemas.microsoft.com/office/word/2010/wordprocessingCanvas" xmlns:cx="http://schemas.microsoft.com/office/drawing/2014/chartex" xmlns:cx1="http://schemas.microsoft.com/office/drawing/2015/9/8/chartex" xmlns:cx2="http://schemas.microsoft.com/office/drawing/2015/10/21/chartex" xmlns:cx3="http://schemas.microsoft.com/office/drawing/2016/5/9/chartex" xmlns:cx4="http://schemas.microsoft.com/office/drawing/2016/5/10/chartex" xmlns:cx5="http://schemas.microsoft.com/office/drawing/2016/5/11/chartex" xmlns:cx6="http://schemas.microsoft.com/office/drawing/2016/5/12/chartex" xmlns:cx7="http://schemas.microsoft.com/office/drawing/2016/5/13/chartex" xmlns:cx8="http://schemas.microsoft.com/office/drawing/2016/5/14/chartex" xmlns:mc="http://schemas.openxmlformats.org/markup-compatibility/2006" xmlns:aink="http://schemas.microsoft.com/office/drawing/2016/ink" xmlns:am3d="http://schemas.microsoft.com/office/drawing/2017/model3d" xmlns:o="urn:schemas-microsoft-com:office:office" xmlns:r="http://schemas.openxmlformats.org/officeDocument/2006/relationships" xmlns:m="http://schemas.openxmlformats.org/officeDocument/2006/math" xmlns:v="urn:schemas-microsoft-com:vml" xmlns:wp14="http://schemas.microsoft.com/office/word/2010/wordprocessingDrawing" xmlns:wp="http://schemas.openxmlformats.org/drawingml/2006/wordprocessingDrawing" xmlns:w10="urn:schemas-microsoft-com:office:word" xmlns:w="http://schemas.openxmlformats.org/wordprocessingml/2006/main" xmlns:w14="http://schemas.microsoft.com/office/word/2010/wordml" xmlns:w15="http://schemas.microsoft.com/office/word/2012/wordml" xmlns:w16cex="http://schemas.microsoft.com/office/word/2018/wordml/cex" xmlns:w16cid="http://schemas.microsoft.com/office/word/2016/wordml/cid" xmlns:w16="http://schemas.microsoft.com/office/word/2018/wordml" xmlns:w16sdtdh="http://schemas.microsoft.com/office/word/2020/wordml/sdtdatahash" xmlns:w16se="http://schemas.microsoft.com/office/word/2015/wordml/symex" xmlns:wpg="http://schemas.microsoft.com/office/word/2010/wordprocessingGroup" xmlns:wpi="http://schemas.microsoft.com/office/word/2010/wordprocessingInk" xmlns:wne="http://schemas.microsoft.com/office/word/2006/wordml" xmlns:wps="http://schemas.microsoft.com/office/word/2010/wordprocessingShape" mc:Ignorable="w14 w15 w16se w16cid w16 w16cex w16sdtdh wp14">
   <w:p>
     <w:pPr>
       <w:pStyle w:val="Normal0"/>
@@ -9844,118 +9563,6 @@
 
 <file path=word/numbering.xml><?xml version="1.0" encoding="utf-8"?>
 <w:numbering xmlns:wpc="http://schemas.microsoft.com/office/word/2010/wordprocessingCanvas" xmlns:cx="http://schemas.microsoft.com/office/drawing/2014/chartex" xmlns:cx1="http://schemas.microsoft.com/office/drawing/2015/9/8/chartex" xmlns:cx2="http://schemas.microsoft.com/office/drawing/2015/10/21/chartex" xmlns:cx3="http://schemas.microsoft.com/office/drawing/2016/5/9/chartex" xmlns:cx4="http://schemas.microsoft.com/office/drawing/2016/5/10/chartex" xmlns:cx5="http://schemas.microsoft.com/office/drawing/2016/5/11/chartex" xmlns:cx6="http://schemas.microsoft.com/office/drawing/2016/5/12/chartex" xmlns:cx7="http://schemas.microsoft.com/office/drawing/2016/5/13/chartex" xmlns:cx8="http://schemas.microsoft.com/office/drawing/2016/5/14/chartex" xmlns:mc="http://schemas.openxmlformats.org/markup-compatibility/2006" xmlns:aink="http://schemas.microsoft.com/office/drawing/2016/ink" xmlns:am3d="http://schemas.microsoft.com/office/drawing/2017/model3d" xmlns:o="urn:schemas-microsoft-com:office:office" xmlns:r="http://schemas.openxmlformats.org/officeDocument/2006/relationships" xmlns:m="http://schemas.openxmlformats.org/officeDocument/2006/math" xmlns:v="urn:schemas-microsoft-com:vml" xmlns:wp14="http://schemas.microsoft.com/office/word/2010/wordprocessingDrawing" xmlns:wp="http://schemas.openxmlformats.org/drawingml/2006/wordprocessingDrawing" xmlns:w10="urn:schemas-microsoft-com:office:word" xmlns:w="http://schemas.openxmlformats.org/wordprocessingml/2006/main" xmlns:w14="http://schemas.microsoft.com/office/word/2010/wordml" xmlns:w15="http://schemas.microsoft.com/office/word/2012/wordml" xmlns:w16cex="http://schemas.microsoft.com/office/word/2018/wordml/cex" xmlns:w16cid="http://schemas.microsoft.com/office/word/2016/wordml/cid" xmlns:w16="http://schemas.microsoft.com/office/word/2018/wordml" xmlns:w16sdtdh="http://schemas.microsoft.com/office/word/2020/wordml/sdtdatahash" xmlns:w16se="http://schemas.microsoft.com/office/word/2015/wordml/symex" xmlns:wpg="http://schemas.microsoft.com/office/word/2010/wordprocessingGroup" xmlns:wpi="http://schemas.microsoft.com/office/word/2010/wordprocessingInk" xmlns:wne="http://schemas.microsoft.com/office/word/2006/wordml" xmlns:wps="http://schemas.microsoft.com/office/word/2010/wordprocessingShape" mc:Ignorable="w14 w15 w16se w16cid w16 w16cex w16sdtdh wp14">
-  <w:abstractNum xmlns:w="http://schemas.openxmlformats.org/wordprocessingml/2006/main" w:abstractNumId="16">
-    <w:nsid w:val="59e374ce"/>
-    <w:multiLevelType xmlns:w="http://schemas.openxmlformats.org/wordprocessingml/2006/main" w:val="hybridMultilevel"/>
-    <w:lvl xmlns:w="http://schemas.openxmlformats.org/wordprocessingml/2006/main" w:ilvl="0">
-      <w:start w:val="1"/>
-      <w:numFmt w:val="bullet"/>
-      <w:lvlText w:val=""/>
-      <w:lvlJc w:val="left"/>
-      <w:pPr>
-        <w:ind w:left="720" w:hanging="360"/>
-      </w:pPr>
-      <w:rPr>
-        <w:rFonts w:hint="default" w:ascii="Symbol" w:hAnsi="Symbol"/>
-      </w:rPr>
-    </w:lvl>
-    <w:lvl xmlns:w="http://schemas.openxmlformats.org/wordprocessingml/2006/main" w:ilvl="1">
-      <w:start w:val="1"/>
-      <w:numFmt w:val="bullet"/>
-      <w:lvlText w:val="o"/>
-      <w:lvlJc w:val="left"/>
-      <w:pPr>
-        <w:ind w:left="1440" w:hanging="360"/>
-      </w:pPr>
-      <w:rPr>
-        <w:rFonts w:hint="default" w:ascii="Courier New" w:hAnsi="Courier New"/>
-      </w:rPr>
-    </w:lvl>
-    <w:lvl xmlns:w="http://schemas.openxmlformats.org/wordprocessingml/2006/main" w:ilvl="2">
-      <w:start w:val="1"/>
-      <w:numFmt w:val="bullet"/>
-      <w:lvlText w:val=""/>
-      <w:lvlJc w:val="left"/>
-      <w:pPr>
-        <w:ind w:left="2160" w:hanging="360"/>
-      </w:pPr>
-      <w:rPr>
-        <w:rFonts w:hint="default" w:ascii="Wingdings" w:hAnsi="Wingdings"/>
-      </w:rPr>
-    </w:lvl>
-    <w:lvl xmlns:w="http://schemas.openxmlformats.org/wordprocessingml/2006/main" w:ilvl="3">
-      <w:start w:val="1"/>
-      <w:numFmt w:val="bullet"/>
-      <w:lvlText w:val=""/>
-      <w:lvlJc w:val="left"/>
-      <w:pPr>
-        <w:ind w:left="2880" w:hanging="360"/>
-      </w:pPr>
-      <w:rPr>
-        <w:rFonts w:hint="default" w:ascii="Symbol" w:hAnsi="Symbol"/>
-      </w:rPr>
-    </w:lvl>
-    <w:lvl xmlns:w="http://schemas.openxmlformats.org/wordprocessingml/2006/main" w:ilvl="4">
-      <w:start w:val="1"/>
-      <w:numFmt w:val="bullet"/>
-      <w:lvlText w:val="o"/>
-      <w:lvlJc w:val="left"/>
-      <w:pPr>
-        <w:ind w:left="3600" w:hanging="360"/>
-      </w:pPr>
-      <w:rPr>
-        <w:rFonts w:hint="default" w:ascii="Courier New" w:hAnsi="Courier New"/>
-      </w:rPr>
-    </w:lvl>
-    <w:lvl xmlns:w="http://schemas.openxmlformats.org/wordprocessingml/2006/main" w:ilvl="5">
-      <w:start w:val="1"/>
-      <w:numFmt w:val="bullet"/>
-      <w:lvlText w:val=""/>
-      <w:lvlJc w:val="left"/>
-      <w:pPr>
-        <w:ind w:left="4320" w:hanging="360"/>
-      </w:pPr>
-      <w:rPr>
-        <w:rFonts w:hint="default" w:ascii="Wingdings" w:hAnsi="Wingdings"/>
-      </w:rPr>
-    </w:lvl>
-    <w:lvl xmlns:w="http://schemas.openxmlformats.org/wordprocessingml/2006/main" w:ilvl="6">
-      <w:start w:val="1"/>
-      <w:numFmt w:val="bullet"/>
-      <w:lvlText w:val=""/>
-      <w:lvlJc w:val="left"/>
-      <w:pPr>
-        <w:ind w:left="5040" w:hanging="360"/>
-      </w:pPr>
-      <w:rPr>
-        <w:rFonts w:hint="default" w:ascii="Symbol" w:hAnsi="Symbol"/>
-      </w:rPr>
-    </w:lvl>
-    <w:lvl xmlns:w="http://schemas.openxmlformats.org/wordprocessingml/2006/main" w:ilvl="7">
-      <w:start w:val="1"/>
-      <w:numFmt w:val="bullet"/>
-      <w:lvlText w:val="o"/>
-      <w:lvlJc w:val="left"/>
-      <w:pPr>
-        <w:ind w:left="5760" w:hanging="360"/>
-      </w:pPr>
-      <w:rPr>
-        <w:rFonts w:hint="default" w:ascii="Courier New" w:hAnsi="Courier New"/>
-      </w:rPr>
-    </w:lvl>
-    <w:lvl xmlns:w="http://schemas.openxmlformats.org/wordprocessingml/2006/main" w:ilvl="8">
-      <w:start w:val="1"/>
-      <w:numFmt w:val="bullet"/>
-      <w:lvlText w:val=""/>
-      <w:lvlJc w:val="left"/>
-      <w:pPr>
-        <w:ind w:left="6480" w:hanging="360"/>
-      </w:pPr>
-      <w:rPr>
-        <w:rFonts w:hint="default" w:ascii="Wingdings" w:hAnsi="Wingdings"/>
-      </w:rPr>
-    </w:lvl>
-  </w:abstractNum>
   <w:abstractNum w:abstractNumId="0" w15:restartNumberingAfterBreak="0">
     <w:nsid w:val="00166EFD"/>
     <w:multiLevelType w:val="hybridMultilevel"/>
@@ -9969,7 +9576,7 @@
         <w:ind w:left="720" w:hanging="360"/>
       </w:pPr>
       <w:rPr>
-        <w:rFonts w:hint="default" w:ascii="Symbol" w:hAnsi="Symbol"/>
+        <w:rFonts w:ascii="Symbol" w:hAnsi="Symbol" w:hint="default"/>
       </w:rPr>
     </w:lvl>
     <w:lvl w:ilvl="1" w:tplc="240A0003" w:tentative="1">
@@ -9981,7 +9588,7 @@
         <w:ind w:left="1440" w:hanging="360"/>
       </w:pPr>
       <w:rPr>
-        <w:rFonts w:hint="default" w:ascii="Courier New" w:hAnsi="Courier New" w:cs="Courier New"/>
+        <w:rFonts w:ascii="Courier New" w:hAnsi="Courier New" w:cs="Courier New" w:hint="default"/>
       </w:rPr>
     </w:lvl>
     <w:lvl w:ilvl="2" w:tplc="240A0005" w:tentative="1">
@@ -9993,7 +9600,7 @@
         <w:ind w:left="2160" w:hanging="360"/>
       </w:pPr>
       <w:rPr>
-        <w:rFonts w:hint="default" w:ascii="Wingdings" w:hAnsi="Wingdings"/>
+        <w:rFonts w:ascii="Wingdings" w:hAnsi="Wingdings" w:hint="default"/>
       </w:rPr>
     </w:lvl>
     <w:lvl w:ilvl="3" w:tplc="240A0001" w:tentative="1">
@@ -10005,7 +9612,7 @@
         <w:ind w:left="2880" w:hanging="360"/>
       </w:pPr>
       <w:rPr>
-        <w:rFonts w:hint="default" w:ascii="Symbol" w:hAnsi="Symbol"/>
+        <w:rFonts w:ascii="Symbol" w:hAnsi="Symbol" w:hint="default"/>
       </w:rPr>
     </w:lvl>
     <w:lvl w:ilvl="4" w:tplc="240A0003" w:tentative="1">
@@ -10017,7 +9624,7 @@
         <w:ind w:left="3600" w:hanging="360"/>
       </w:pPr>
       <w:rPr>
-        <w:rFonts w:hint="default" w:ascii="Courier New" w:hAnsi="Courier New" w:cs="Courier New"/>
+        <w:rFonts w:ascii="Courier New" w:hAnsi="Courier New" w:cs="Courier New" w:hint="default"/>
       </w:rPr>
     </w:lvl>
     <w:lvl w:ilvl="5" w:tplc="240A0005" w:tentative="1">
@@ -10029,7 +9636,7 @@
         <w:ind w:left="4320" w:hanging="360"/>
       </w:pPr>
       <w:rPr>
-        <w:rFonts w:hint="default" w:ascii="Wingdings" w:hAnsi="Wingdings"/>
+        <w:rFonts w:ascii="Wingdings" w:hAnsi="Wingdings" w:hint="default"/>
       </w:rPr>
     </w:lvl>
     <w:lvl w:ilvl="6" w:tplc="240A0001" w:tentative="1">
@@ -10041,7 +9648,7 @@
         <w:ind w:left="5040" w:hanging="360"/>
       </w:pPr>
       <w:rPr>
-        <w:rFonts w:hint="default" w:ascii="Symbol" w:hAnsi="Symbol"/>
+        <w:rFonts w:ascii="Symbol" w:hAnsi="Symbol" w:hint="default"/>
       </w:rPr>
     </w:lvl>
     <w:lvl w:ilvl="7" w:tplc="240A0003" w:tentative="1">
@@ -10053,7 +9660,7 @@
         <w:ind w:left="5760" w:hanging="360"/>
       </w:pPr>
       <w:rPr>
-        <w:rFonts w:hint="default" w:ascii="Courier New" w:hAnsi="Courier New" w:cs="Courier New"/>
+        <w:rFonts w:ascii="Courier New" w:hAnsi="Courier New" w:cs="Courier New" w:hint="default"/>
       </w:rPr>
     </w:lvl>
     <w:lvl w:ilvl="8" w:tplc="240A0005" w:tentative="1">
@@ -10065,7 +9672,7 @@
         <w:ind w:left="6480" w:hanging="360"/>
       </w:pPr>
       <w:rPr>
-        <w:rFonts w:hint="default" w:ascii="Wingdings" w:hAnsi="Wingdings"/>
+        <w:rFonts w:ascii="Wingdings" w:hAnsi="Wingdings" w:hint="default"/>
       </w:rPr>
     </w:lvl>
   </w:abstractNum>
@@ -10082,7 +9689,7 @@
         <w:ind w:left="720" w:hanging="360"/>
       </w:pPr>
       <w:rPr>
-        <w:rFonts w:hint="default" w:ascii="Symbol" w:hAnsi="Symbol"/>
+        <w:rFonts w:ascii="Symbol" w:hAnsi="Symbol" w:hint="default"/>
       </w:rPr>
     </w:lvl>
     <w:lvl w:ilvl="1" w:tplc="240A0003" w:tentative="1">
@@ -10094,7 +9701,7 @@
         <w:ind w:left="1440" w:hanging="360"/>
       </w:pPr>
       <w:rPr>
-        <w:rFonts w:hint="default" w:ascii="Courier New" w:hAnsi="Courier New" w:cs="Courier New"/>
+        <w:rFonts w:ascii="Courier New" w:hAnsi="Courier New" w:cs="Courier New" w:hint="default"/>
       </w:rPr>
     </w:lvl>
     <w:lvl w:ilvl="2" w:tplc="240A0005" w:tentative="1">
@@ -10106,7 +9713,7 @@
         <w:ind w:left="2160" w:hanging="360"/>
       </w:pPr>
       <w:rPr>
-        <w:rFonts w:hint="default" w:ascii="Wingdings" w:hAnsi="Wingdings"/>
+        <w:rFonts w:ascii="Wingdings" w:hAnsi="Wingdings" w:hint="default"/>
       </w:rPr>
     </w:lvl>
     <w:lvl w:ilvl="3" w:tplc="240A0001" w:tentative="1">
@@ -10118,7 +9725,7 @@
         <w:ind w:left="2880" w:hanging="360"/>
       </w:pPr>
       <w:rPr>
-        <w:rFonts w:hint="default" w:ascii="Symbol" w:hAnsi="Symbol"/>
+        <w:rFonts w:ascii="Symbol" w:hAnsi="Symbol" w:hint="default"/>
       </w:rPr>
     </w:lvl>
     <w:lvl w:ilvl="4" w:tplc="240A0003" w:tentative="1">
@@ -10130,7 +9737,7 @@
         <w:ind w:left="3600" w:hanging="360"/>
       </w:pPr>
       <w:rPr>
-        <w:rFonts w:hint="default" w:ascii="Courier New" w:hAnsi="Courier New" w:cs="Courier New"/>
+        <w:rFonts w:ascii="Courier New" w:hAnsi="Courier New" w:cs="Courier New" w:hint="default"/>
       </w:rPr>
     </w:lvl>
     <w:lvl w:ilvl="5" w:tplc="240A0005" w:tentative="1">
@@ -10142,7 +9749,7 @@
         <w:ind w:left="4320" w:hanging="360"/>
       </w:pPr>
       <w:rPr>
-        <w:rFonts w:hint="default" w:ascii="Wingdings" w:hAnsi="Wingdings"/>
+        <w:rFonts w:ascii="Wingdings" w:hAnsi="Wingdings" w:hint="default"/>
       </w:rPr>
     </w:lvl>
     <w:lvl w:ilvl="6" w:tplc="240A0001" w:tentative="1">
@@ -10154,7 +9761,7 @@
         <w:ind w:left="5040" w:hanging="360"/>
       </w:pPr>
       <w:rPr>
-        <w:rFonts w:hint="default" w:ascii="Symbol" w:hAnsi="Symbol"/>
+        <w:rFonts w:ascii="Symbol" w:hAnsi="Symbol" w:hint="default"/>
       </w:rPr>
     </w:lvl>
     <w:lvl w:ilvl="7" w:tplc="240A0003" w:tentative="1">
@@ -10166,7 +9773,7 @@
         <w:ind w:left="5760" w:hanging="360"/>
       </w:pPr>
       <w:rPr>
-        <w:rFonts w:hint="default" w:ascii="Courier New" w:hAnsi="Courier New" w:cs="Courier New"/>
+        <w:rFonts w:ascii="Courier New" w:hAnsi="Courier New" w:cs="Courier New" w:hint="default"/>
       </w:rPr>
     </w:lvl>
     <w:lvl w:ilvl="8" w:tplc="240A0005" w:tentative="1">
@@ -10178,7 +9785,7 @@
         <w:ind w:left="6480" w:hanging="360"/>
       </w:pPr>
       <w:rPr>
-        <w:rFonts w:hint="default" w:ascii="Wingdings" w:hAnsi="Wingdings"/>
+        <w:rFonts w:ascii="Wingdings" w:hAnsi="Wingdings" w:hint="default"/>
       </w:rPr>
     </w:lvl>
   </w:abstractNum>
@@ -10195,7 +9802,7 @@
         <w:ind w:left="720" w:hanging="360"/>
       </w:pPr>
       <w:rPr>
-        <w:rFonts w:hint="default" w:ascii="Symbol" w:hAnsi="Symbol"/>
+        <w:rFonts w:ascii="Symbol" w:hAnsi="Symbol" w:hint="default"/>
       </w:rPr>
     </w:lvl>
     <w:lvl w:ilvl="1" w:tplc="240A0003" w:tentative="1">
@@ -10207,7 +9814,7 @@
         <w:ind w:left="1440" w:hanging="360"/>
       </w:pPr>
       <w:rPr>
-        <w:rFonts w:hint="default" w:ascii="Courier New" w:hAnsi="Courier New" w:cs="Courier New"/>
+        <w:rFonts w:ascii="Courier New" w:hAnsi="Courier New" w:cs="Courier New" w:hint="default"/>
       </w:rPr>
     </w:lvl>
     <w:lvl w:ilvl="2" w:tplc="240A0005" w:tentative="1">
@@ -10219,7 +9826,7 @@
         <w:ind w:left="2160" w:hanging="360"/>
       </w:pPr>
       <w:rPr>
-        <w:rFonts w:hint="default" w:ascii="Wingdings" w:hAnsi="Wingdings"/>
+        <w:rFonts w:ascii="Wingdings" w:hAnsi="Wingdings" w:hint="default"/>
       </w:rPr>
     </w:lvl>
     <w:lvl w:ilvl="3" w:tplc="240A0001" w:tentative="1">
@@ -10231,7 +9838,7 @@
         <w:ind w:left="2880" w:hanging="360"/>
       </w:pPr>
       <w:rPr>
-        <w:rFonts w:hint="default" w:ascii="Symbol" w:hAnsi="Symbol"/>
+        <w:rFonts w:ascii="Symbol" w:hAnsi="Symbol" w:hint="default"/>
       </w:rPr>
     </w:lvl>
     <w:lvl w:ilvl="4" w:tplc="240A0003" w:tentative="1">
@@ -10243,7 +9850,7 @@
         <w:ind w:left="3600" w:hanging="360"/>
       </w:pPr>
       <w:rPr>
-        <w:rFonts w:hint="default" w:ascii="Courier New" w:hAnsi="Courier New" w:cs="Courier New"/>
+        <w:rFonts w:ascii="Courier New" w:hAnsi="Courier New" w:cs="Courier New" w:hint="default"/>
       </w:rPr>
     </w:lvl>
     <w:lvl w:ilvl="5" w:tplc="240A0005" w:tentative="1">
@@ -10255,7 +9862,7 @@
         <w:ind w:left="4320" w:hanging="360"/>
       </w:pPr>
       <w:rPr>
-        <w:rFonts w:hint="default" w:ascii="Wingdings" w:hAnsi="Wingdings"/>
+        <w:rFonts w:ascii="Wingdings" w:hAnsi="Wingdings" w:hint="default"/>
       </w:rPr>
     </w:lvl>
     <w:lvl w:ilvl="6" w:tplc="240A0001" w:tentative="1">
@@ -10267,7 +9874,7 @@
         <w:ind w:left="5040" w:hanging="360"/>
       </w:pPr>
       <w:rPr>
-        <w:rFonts w:hint="default" w:ascii="Symbol" w:hAnsi="Symbol"/>
+        <w:rFonts w:ascii="Symbol" w:hAnsi="Symbol" w:hint="default"/>
       </w:rPr>
     </w:lvl>
     <w:lvl w:ilvl="7" w:tplc="240A0003" w:tentative="1">
@@ -10279,7 +9886,7 @@
         <w:ind w:left="5760" w:hanging="360"/>
       </w:pPr>
       <w:rPr>
-        <w:rFonts w:hint="default" w:ascii="Courier New" w:hAnsi="Courier New" w:cs="Courier New"/>
+        <w:rFonts w:ascii="Courier New" w:hAnsi="Courier New" w:cs="Courier New" w:hint="default"/>
       </w:rPr>
     </w:lvl>
     <w:lvl w:ilvl="8" w:tplc="240A0005" w:tentative="1">
@@ -10291,7 +9898,7 @@
         <w:ind w:left="6480" w:hanging="360"/>
       </w:pPr>
       <w:rPr>
-        <w:rFonts w:hint="default" w:ascii="Wingdings" w:hAnsi="Wingdings"/>
+        <w:rFonts w:ascii="Wingdings" w:hAnsi="Wingdings" w:hint="default"/>
       </w:rPr>
     </w:lvl>
   </w:abstractNum>
@@ -10308,7 +9915,7 @@
         <w:ind w:left="720" w:hanging="360"/>
       </w:pPr>
       <w:rPr>
-        <w:rFonts w:hint="default" w:ascii="Symbol" w:hAnsi="Symbol"/>
+        <w:rFonts w:ascii="Symbol" w:hAnsi="Symbol" w:hint="default"/>
       </w:rPr>
     </w:lvl>
     <w:lvl w:ilvl="1" w:tplc="240A0003" w:tentative="1">
@@ -10320,7 +9927,7 @@
         <w:ind w:left="1440" w:hanging="360"/>
       </w:pPr>
       <w:rPr>
-        <w:rFonts w:hint="default" w:ascii="Courier New" w:hAnsi="Courier New" w:cs="Courier New"/>
+        <w:rFonts w:ascii="Courier New" w:hAnsi="Courier New" w:cs="Courier New" w:hint="default"/>
       </w:rPr>
     </w:lvl>
     <w:lvl w:ilvl="2" w:tplc="240A0005" w:tentative="1">
@@ -10332,7 +9939,7 @@
         <w:ind w:left="2160" w:hanging="360"/>
       </w:pPr>
       <w:rPr>
-        <w:rFonts w:hint="default" w:ascii="Wingdings" w:hAnsi="Wingdings"/>
+        <w:rFonts w:ascii="Wingdings" w:hAnsi="Wingdings" w:hint="default"/>
       </w:rPr>
     </w:lvl>
     <w:lvl w:ilvl="3" w:tplc="240A0001" w:tentative="1">
@@ -10344,7 +9951,7 @@
         <w:ind w:left="2880" w:hanging="360"/>
       </w:pPr>
       <w:rPr>
-        <w:rFonts w:hint="default" w:ascii="Symbol" w:hAnsi="Symbol"/>
+        <w:rFonts w:ascii="Symbol" w:hAnsi="Symbol" w:hint="default"/>
       </w:rPr>
     </w:lvl>
     <w:lvl w:ilvl="4" w:tplc="240A0003" w:tentative="1">
@@ -10356,7 +9963,7 @@
         <w:ind w:left="3600" w:hanging="360"/>
       </w:pPr>
       <w:rPr>
-        <w:rFonts w:hint="default" w:ascii="Courier New" w:hAnsi="Courier New" w:cs="Courier New"/>
+        <w:rFonts w:ascii="Courier New" w:hAnsi="Courier New" w:cs="Courier New" w:hint="default"/>
       </w:rPr>
     </w:lvl>
     <w:lvl w:ilvl="5" w:tplc="240A0005" w:tentative="1">
@@ -10368,7 +9975,7 @@
         <w:ind w:left="4320" w:hanging="360"/>
       </w:pPr>
       <w:rPr>
-        <w:rFonts w:hint="default" w:ascii="Wingdings" w:hAnsi="Wingdings"/>
+        <w:rFonts w:ascii="Wingdings" w:hAnsi="Wingdings" w:hint="default"/>
       </w:rPr>
     </w:lvl>
     <w:lvl w:ilvl="6" w:tplc="240A0001" w:tentative="1">
@@ -10380,7 +9987,7 @@
         <w:ind w:left="5040" w:hanging="360"/>
       </w:pPr>
       <w:rPr>
-        <w:rFonts w:hint="default" w:ascii="Symbol" w:hAnsi="Symbol"/>
+        <w:rFonts w:ascii="Symbol" w:hAnsi="Symbol" w:hint="default"/>
       </w:rPr>
     </w:lvl>
     <w:lvl w:ilvl="7" w:tplc="240A0003" w:tentative="1">
@@ -10392,7 +9999,7 @@
         <w:ind w:left="5760" w:hanging="360"/>
       </w:pPr>
       <w:rPr>
-        <w:rFonts w:hint="default" w:ascii="Courier New" w:hAnsi="Courier New" w:cs="Courier New"/>
+        <w:rFonts w:ascii="Courier New" w:hAnsi="Courier New" w:cs="Courier New" w:hint="default"/>
       </w:rPr>
     </w:lvl>
     <w:lvl w:ilvl="8" w:tplc="240A0005" w:tentative="1">
@@ -10404,7 +10011,7 @@
         <w:ind w:left="6480" w:hanging="360"/>
       </w:pPr>
       <w:rPr>
-        <w:rFonts w:hint="default" w:ascii="Wingdings" w:hAnsi="Wingdings"/>
+        <w:rFonts w:ascii="Wingdings" w:hAnsi="Wingdings" w:hint="default"/>
       </w:rPr>
     </w:lvl>
   </w:abstractNum>
@@ -10511,7 +10118,7 @@
         <w:ind w:left="720" w:hanging="360"/>
       </w:pPr>
       <w:rPr>
-        <w:rFonts w:hint="default" w:ascii="Symbol" w:hAnsi="Symbol"/>
+        <w:rFonts w:ascii="Symbol" w:hAnsi="Symbol" w:hint="default"/>
       </w:rPr>
     </w:lvl>
     <w:lvl w:ilvl="1" w:tplc="240A0003" w:tentative="1">
@@ -10523,7 +10130,7 @@
         <w:ind w:left="1440" w:hanging="360"/>
       </w:pPr>
       <w:rPr>
-        <w:rFonts w:hint="default" w:ascii="Courier New" w:hAnsi="Courier New" w:cs="Courier New"/>
+        <w:rFonts w:ascii="Courier New" w:hAnsi="Courier New" w:cs="Courier New" w:hint="default"/>
       </w:rPr>
     </w:lvl>
     <w:lvl w:ilvl="2" w:tplc="240A0005" w:tentative="1">
@@ -10535,7 +10142,7 @@
         <w:ind w:left="2160" w:hanging="360"/>
       </w:pPr>
       <w:rPr>
-        <w:rFonts w:hint="default" w:ascii="Wingdings" w:hAnsi="Wingdings"/>
+        <w:rFonts w:ascii="Wingdings" w:hAnsi="Wingdings" w:hint="default"/>
       </w:rPr>
     </w:lvl>
     <w:lvl w:ilvl="3" w:tplc="240A0001" w:tentative="1">
@@ -10547,7 +10154,7 @@
         <w:ind w:left="2880" w:hanging="360"/>
       </w:pPr>
       <w:rPr>
-        <w:rFonts w:hint="default" w:ascii="Symbol" w:hAnsi="Symbol"/>
+        <w:rFonts w:ascii="Symbol" w:hAnsi="Symbol" w:hint="default"/>
       </w:rPr>
     </w:lvl>
     <w:lvl w:ilvl="4" w:tplc="240A0003" w:tentative="1">
@@ -10559,7 +10166,7 @@
         <w:ind w:left="3600" w:hanging="360"/>
       </w:pPr>
       <w:rPr>
-        <w:rFonts w:hint="default" w:ascii="Courier New" w:hAnsi="Courier New" w:cs="Courier New"/>
+        <w:rFonts w:ascii="Courier New" w:hAnsi="Courier New" w:cs="Courier New" w:hint="default"/>
       </w:rPr>
     </w:lvl>
     <w:lvl w:ilvl="5" w:tplc="240A0005" w:tentative="1">
@@ -10571,7 +10178,7 @@
         <w:ind w:left="4320" w:hanging="360"/>
       </w:pPr>
       <w:rPr>
-        <w:rFonts w:hint="default" w:ascii="Wingdings" w:hAnsi="Wingdings"/>
+        <w:rFonts w:ascii="Wingdings" w:hAnsi="Wingdings" w:hint="default"/>
       </w:rPr>
     </w:lvl>
     <w:lvl w:ilvl="6" w:tplc="240A0001" w:tentative="1">
@@ -10583,7 +10190,7 @@
         <w:ind w:left="5040" w:hanging="360"/>
       </w:pPr>
       <w:rPr>
-        <w:rFonts w:hint="default" w:ascii="Symbol" w:hAnsi="Symbol"/>
+        <w:rFonts w:ascii="Symbol" w:hAnsi="Symbol" w:hint="default"/>
       </w:rPr>
     </w:lvl>
     <w:lvl w:ilvl="7" w:tplc="240A0003" w:tentative="1">
@@ -10595,7 +10202,7 @@
         <w:ind w:left="5760" w:hanging="360"/>
       </w:pPr>
       <w:rPr>
-        <w:rFonts w:hint="default" w:ascii="Courier New" w:hAnsi="Courier New" w:cs="Courier New"/>
+        <w:rFonts w:ascii="Courier New" w:hAnsi="Courier New" w:cs="Courier New" w:hint="default"/>
       </w:rPr>
     </w:lvl>
     <w:lvl w:ilvl="8" w:tplc="240A0005" w:tentative="1">
@@ -10607,7 +10214,7 @@
         <w:ind w:left="6480" w:hanging="360"/>
       </w:pPr>
       <w:rPr>
-        <w:rFonts w:hint="default" w:ascii="Wingdings" w:hAnsi="Wingdings"/>
+        <w:rFonts w:ascii="Wingdings" w:hAnsi="Wingdings" w:hint="default"/>
       </w:rPr>
     </w:lvl>
   </w:abstractNum>
@@ -10624,7 +10231,7 @@
         <w:ind w:left="720" w:hanging="360"/>
       </w:pPr>
       <w:rPr>
-        <w:rFonts w:hint="default" w:ascii="Symbol" w:hAnsi="Symbol"/>
+        <w:rFonts w:ascii="Symbol" w:hAnsi="Symbol" w:hint="default"/>
       </w:rPr>
     </w:lvl>
     <w:lvl w:ilvl="1" w:tplc="240A0003" w:tentative="1">
@@ -10636,7 +10243,7 @@
         <w:ind w:left="1440" w:hanging="360"/>
       </w:pPr>
       <w:rPr>
-        <w:rFonts w:hint="default" w:ascii="Courier New" w:hAnsi="Courier New" w:cs="Courier New"/>
+        <w:rFonts w:ascii="Courier New" w:hAnsi="Courier New" w:cs="Courier New" w:hint="default"/>
       </w:rPr>
     </w:lvl>
     <w:lvl w:ilvl="2" w:tplc="240A0005" w:tentative="1">
@@ -10648,7 +10255,7 @@
         <w:ind w:left="2160" w:hanging="360"/>
       </w:pPr>
       <w:rPr>
-        <w:rFonts w:hint="default" w:ascii="Wingdings" w:hAnsi="Wingdings"/>
+        <w:rFonts w:ascii="Wingdings" w:hAnsi="Wingdings" w:hint="default"/>
       </w:rPr>
     </w:lvl>
     <w:lvl w:ilvl="3" w:tplc="240A0001" w:tentative="1">
@@ -10660,7 +10267,7 @@
         <w:ind w:left="2880" w:hanging="360"/>
       </w:pPr>
       <w:rPr>
-        <w:rFonts w:hint="default" w:ascii="Symbol" w:hAnsi="Symbol"/>
+        <w:rFonts w:ascii="Symbol" w:hAnsi="Symbol" w:hint="default"/>
       </w:rPr>
     </w:lvl>
     <w:lvl w:ilvl="4" w:tplc="240A0003" w:tentative="1">
@@ -10672,7 +10279,7 @@
         <w:ind w:left="3600" w:hanging="360"/>
       </w:pPr>
       <w:rPr>
-        <w:rFonts w:hint="default" w:ascii="Courier New" w:hAnsi="Courier New" w:cs="Courier New"/>
+        <w:rFonts w:ascii="Courier New" w:hAnsi="Courier New" w:cs="Courier New" w:hint="default"/>
       </w:rPr>
     </w:lvl>
     <w:lvl w:ilvl="5" w:tplc="240A0005" w:tentative="1">
@@ -10684,7 +10291,7 @@
         <w:ind w:left="4320" w:hanging="360"/>
       </w:pPr>
       <w:rPr>
-        <w:rFonts w:hint="default" w:ascii="Wingdings" w:hAnsi="Wingdings"/>
+        <w:rFonts w:ascii="Wingdings" w:hAnsi="Wingdings" w:hint="default"/>
       </w:rPr>
     </w:lvl>
     <w:lvl w:ilvl="6" w:tplc="240A0001" w:tentative="1">
@@ -10696,7 +10303,7 @@
         <w:ind w:left="5040" w:hanging="360"/>
       </w:pPr>
       <w:rPr>
-        <w:rFonts w:hint="default" w:ascii="Symbol" w:hAnsi="Symbol"/>
+        <w:rFonts w:ascii="Symbol" w:hAnsi="Symbol" w:hint="default"/>
       </w:rPr>
     </w:lvl>
     <w:lvl w:ilvl="7" w:tplc="240A0003" w:tentative="1">
@@ -10708,7 +10315,7 @@
         <w:ind w:left="5760" w:hanging="360"/>
       </w:pPr>
       <w:rPr>
-        <w:rFonts w:hint="default" w:ascii="Courier New" w:hAnsi="Courier New" w:cs="Courier New"/>
+        <w:rFonts w:ascii="Courier New" w:hAnsi="Courier New" w:cs="Courier New" w:hint="default"/>
       </w:rPr>
     </w:lvl>
     <w:lvl w:ilvl="8" w:tplc="240A0005" w:tentative="1">
@@ -10720,7 +10327,7 @@
         <w:ind w:left="6480" w:hanging="360"/>
       </w:pPr>
       <w:rPr>
-        <w:rFonts w:hint="default" w:ascii="Wingdings" w:hAnsi="Wingdings"/>
+        <w:rFonts w:ascii="Wingdings" w:hAnsi="Wingdings" w:hint="default"/>
       </w:rPr>
     </w:lvl>
   </w:abstractNum>
@@ -10737,7 +10344,7 @@
         <w:ind w:left="720" w:hanging="360"/>
       </w:pPr>
       <w:rPr>
-        <w:rFonts w:hint="default" w:ascii="Symbol" w:hAnsi="Symbol"/>
+        <w:rFonts w:ascii="Symbol" w:hAnsi="Symbol" w:hint="default"/>
       </w:rPr>
     </w:lvl>
     <w:lvl w:ilvl="1" w:tplc="240A0003" w:tentative="1">
@@ -10749,7 +10356,7 @@
         <w:ind w:left="1440" w:hanging="360"/>
       </w:pPr>
       <w:rPr>
-        <w:rFonts w:hint="default" w:ascii="Courier New" w:hAnsi="Courier New" w:cs="Courier New"/>
+        <w:rFonts w:ascii="Courier New" w:hAnsi="Courier New" w:cs="Courier New" w:hint="default"/>
       </w:rPr>
     </w:lvl>
     <w:lvl w:ilvl="2" w:tplc="240A0005" w:tentative="1">
@@ -10761,7 +10368,7 @@
         <w:ind w:left="2160" w:hanging="360"/>
       </w:pPr>
       <w:rPr>
-        <w:rFonts w:hint="default" w:ascii="Wingdings" w:hAnsi="Wingdings"/>
+        <w:rFonts w:ascii="Wingdings" w:hAnsi="Wingdings" w:hint="default"/>
       </w:rPr>
     </w:lvl>
     <w:lvl w:ilvl="3" w:tplc="240A0001" w:tentative="1">
@@ -10773,7 +10380,7 @@
         <w:ind w:left="2880" w:hanging="360"/>
       </w:pPr>
       <w:rPr>
-        <w:rFonts w:hint="default" w:ascii="Symbol" w:hAnsi="Symbol"/>
+        <w:rFonts w:ascii="Symbol" w:hAnsi="Symbol" w:hint="default"/>
       </w:rPr>
     </w:lvl>
     <w:lvl w:ilvl="4" w:tplc="240A0003" w:tentative="1">
@@ -10785,7 +10392,7 @@
         <w:ind w:left="3600" w:hanging="360"/>
       </w:pPr>
       <w:rPr>
-        <w:rFonts w:hint="default" w:ascii="Courier New" w:hAnsi="Courier New" w:cs="Courier New"/>
+        <w:rFonts w:ascii="Courier New" w:hAnsi="Courier New" w:cs="Courier New" w:hint="default"/>
       </w:rPr>
     </w:lvl>
     <w:lvl w:ilvl="5" w:tplc="240A0005" w:tentative="1">
@@ -10797,7 +10404,7 @@
         <w:ind w:left="4320" w:hanging="360"/>
       </w:pPr>
       <w:rPr>
-        <w:rFonts w:hint="default" w:ascii="Wingdings" w:hAnsi="Wingdings"/>
+        <w:rFonts w:ascii="Wingdings" w:hAnsi="Wingdings" w:hint="default"/>
       </w:rPr>
     </w:lvl>
     <w:lvl w:ilvl="6" w:tplc="240A0001" w:tentative="1">
@@ -10809,7 +10416,7 @@
         <w:ind w:left="5040" w:hanging="360"/>
       </w:pPr>
       <w:rPr>
-        <w:rFonts w:hint="default" w:ascii="Symbol" w:hAnsi="Symbol"/>
+        <w:rFonts w:ascii="Symbol" w:hAnsi="Symbol" w:hint="default"/>
       </w:rPr>
     </w:lvl>
     <w:lvl w:ilvl="7" w:tplc="240A0003" w:tentative="1">
@@ -10821,7 +10428,7 @@
         <w:ind w:left="5760" w:hanging="360"/>
       </w:pPr>
       <w:rPr>
-        <w:rFonts w:hint="default" w:ascii="Courier New" w:hAnsi="Courier New" w:cs="Courier New"/>
+        <w:rFonts w:ascii="Courier New" w:hAnsi="Courier New" w:cs="Courier New" w:hint="default"/>
       </w:rPr>
     </w:lvl>
     <w:lvl w:ilvl="8" w:tplc="240A0005" w:tentative="1">
@@ -10833,7 +10440,7 @@
         <w:ind w:left="6480" w:hanging="360"/>
       </w:pPr>
       <w:rPr>
-        <w:rFonts w:hint="default" w:ascii="Wingdings" w:hAnsi="Wingdings"/>
+        <w:rFonts w:ascii="Wingdings" w:hAnsi="Wingdings" w:hint="default"/>
       </w:rPr>
     </w:lvl>
   </w:abstractNum>
@@ -10936,7 +10543,7 @@
         <w:ind w:left="720" w:hanging="360"/>
       </w:pPr>
       <w:rPr>
-        <w:rFonts w:hint="default" w:ascii="Symbol" w:hAnsi="Symbol"/>
+        <w:rFonts w:ascii="Symbol" w:hAnsi="Symbol" w:hint="default"/>
       </w:rPr>
     </w:lvl>
     <w:lvl w:ilvl="1" w:tplc="240A0003" w:tentative="1">
@@ -10948,7 +10555,7 @@
         <w:ind w:left="1440" w:hanging="360"/>
       </w:pPr>
       <w:rPr>
-        <w:rFonts w:hint="default" w:ascii="Courier New" w:hAnsi="Courier New" w:cs="Courier New"/>
+        <w:rFonts w:ascii="Courier New" w:hAnsi="Courier New" w:cs="Courier New" w:hint="default"/>
       </w:rPr>
     </w:lvl>
     <w:lvl w:ilvl="2" w:tplc="240A0005" w:tentative="1">
@@ -10960,7 +10567,7 @@
         <w:ind w:left="2160" w:hanging="360"/>
       </w:pPr>
       <w:rPr>
-        <w:rFonts w:hint="default" w:ascii="Wingdings" w:hAnsi="Wingdings"/>
+        <w:rFonts w:ascii="Wingdings" w:hAnsi="Wingdings" w:hint="default"/>
       </w:rPr>
     </w:lvl>
     <w:lvl w:ilvl="3" w:tplc="240A0001" w:tentative="1">
@@ -10972,7 +10579,7 @@
         <w:ind w:left="2880" w:hanging="360"/>
       </w:pPr>
       <w:rPr>
-        <w:rFonts w:hint="default" w:ascii="Symbol" w:hAnsi="Symbol"/>
+        <w:rFonts w:ascii="Symbol" w:hAnsi="Symbol" w:hint="default"/>
       </w:rPr>
     </w:lvl>
     <w:lvl w:ilvl="4" w:tplc="240A0003" w:tentative="1">
@@ -10984,7 +10591,7 @@
         <w:ind w:left="3600" w:hanging="360"/>
       </w:pPr>
       <w:rPr>
-        <w:rFonts w:hint="default" w:ascii="Courier New" w:hAnsi="Courier New" w:cs="Courier New"/>
+        <w:rFonts w:ascii="Courier New" w:hAnsi="Courier New" w:cs="Courier New" w:hint="default"/>
       </w:rPr>
     </w:lvl>
     <w:lvl w:ilvl="5" w:tplc="240A0005" w:tentative="1">
@@ -10996,7 +10603,7 @@
         <w:ind w:left="4320" w:hanging="360"/>
       </w:pPr>
       <w:rPr>
-        <w:rFonts w:hint="default" w:ascii="Wingdings" w:hAnsi="Wingdings"/>
+        <w:rFonts w:ascii="Wingdings" w:hAnsi="Wingdings" w:hint="default"/>
       </w:rPr>
     </w:lvl>
     <w:lvl w:ilvl="6" w:tplc="240A0001" w:tentative="1">
@@ -11008,7 +10615,7 @@
         <w:ind w:left="5040" w:hanging="360"/>
       </w:pPr>
       <w:rPr>
-        <w:rFonts w:hint="default" w:ascii="Symbol" w:hAnsi="Symbol"/>
+        <w:rFonts w:ascii="Symbol" w:hAnsi="Symbol" w:hint="default"/>
       </w:rPr>
     </w:lvl>
     <w:lvl w:ilvl="7" w:tplc="240A0003" w:tentative="1">
@@ -11020,7 +10627,7 @@
         <w:ind w:left="5760" w:hanging="360"/>
       </w:pPr>
       <w:rPr>
-        <w:rFonts w:hint="default" w:ascii="Courier New" w:hAnsi="Courier New" w:cs="Courier New"/>
+        <w:rFonts w:ascii="Courier New" w:hAnsi="Courier New" w:cs="Courier New" w:hint="default"/>
       </w:rPr>
     </w:lvl>
     <w:lvl w:ilvl="8" w:tplc="240A0005" w:tentative="1">
@@ -11032,11 +10639,124 @@
         <w:ind w:left="6480" w:hanging="360"/>
       </w:pPr>
       <w:rPr>
-        <w:rFonts w:hint="default" w:ascii="Wingdings" w:hAnsi="Wingdings"/>
+        <w:rFonts w:ascii="Wingdings" w:hAnsi="Wingdings" w:hint="default"/>
       </w:rPr>
     </w:lvl>
   </w:abstractNum>
   <w:abstractNum w:abstractNumId="10" w15:restartNumberingAfterBreak="0">
+    <w:nsid w:val="59E374CE"/>
+    <w:multiLevelType w:val="hybridMultilevel"/>
+    <w:tmpl w:val="4A3C354E"/>
+    <w:lvl w:ilvl="0" w:tplc="7E086B82">
+      <w:start w:val="1"/>
+      <w:numFmt w:val="bullet"/>
+      <w:lvlText w:val=""/>
+      <w:lvlJc w:val="left"/>
+      <w:pPr>
+        <w:ind w:left="720" w:hanging="360"/>
+      </w:pPr>
+      <w:rPr>
+        <w:rFonts w:ascii="Symbol" w:hAnsi="Symbol" w:hint="default"/>
+      </w:rPr>
+    </w:lvl>
+    <w:lvl w:ilvl="1" w:tplc="E2649BC0">
+      <w:start w:val="1"/>
+      <w:numFmt w:val="bullet"/>
+      <w:lvlText w:val="o"/>
+      <w:lvlJc w:val="left"/>
+      <w:pPr>
+        <w:ind w:left="1440" w:hanging="360"/>
+      </w:pPr>
+      <w:rPr>
+        <w:rFonts w:ascii="Courier New" w:hAnsi="Courier New" w:hint="default"/>
+      </w:rPr>
+    </w:lvl>
+    <w:lvl w:ilvl="2" w:tplc="BBE6F604">
+      <w:start w:val="1"/>
+      <w:numFmt w:val="bullet"/>
+      <w:lvlText w:val=""/>
+      <w:lvlJc w:val="left"/>
+      <w:pPr>
+        <w:ind w:left="2160" w:hanging="360"/>
+      </w:pPr>
+      <w:rPr>
+        <w:rFonts w:ascii="Wingdings" w:hAnsi="Wingdings" w:hint="default"/>
+      </w:rPr>
+    </w:lvl>
+    <w:lvl w:ilvl="3" w:tplc="9CD297CA">
+      <w:start w:val="1"/>
+      <w:numFmt w:val="bullet"/>
+      <w:lvlText w:val=""/>
+      <w:lvlJc w:val="left"/>
+      <w:pPr>
+        <w:ind w:left="2880" w:hanging="360"/>
+      </w:pPr>
+      <w:rPr>
+        <w:rFonts w:ascii="Symbol" w:hAnsi="Symbol" w:hint="default"/>
+      </w:rPr>
+    </w:lvl>
+    <w:lvl w:ilvl="4" w:tplc="BE8ECA9C">
+      <w:start w:val="1"/>
+      <w:numFmt w:val="bullet"/>
+      <w:lvlText w:val="o"/>
+      <w:lvlJc w:val="left"/>
+      <w:pPr>
+        <w:ind w:left="3600" w:hanging="360"/>
+      </w:pPr>
+      <w:rPr>
+        <w:rFonts w:ascii="Courier New" w:hAnsi="Courier New" w:hint="default"/>
+      </w:rPr>
+    </w:lvl>
+    <w:lvl w:ilvl="5" w:tplc="3E7EC114">
+      <w:start w:val="1"/>
+      <w:numFmt w:val="bullet"/>
+      <w:lvlText w:val=""/>
+      <w:lvlJc w:val="left"/>
+      <w:pPr>
+        <w:ind w:left="4320" w:hanging="360"/>
+      </w:pPr>
+      <w:rPr>
+        <w:rFonts w:ascii="Wingdings" w:hAnsi="Wingdings" w:hint="default"/>
+      </w:rPr>
+    </w:lvl>
+    <w:lvl w:ilvl="6" w:tplc="D1FE8C20">
+      <w:start w:val="1"/>
+      <w:numFmt w:val="bullet"/>
+      <w:lvlText w:val=""/>
+      <w:lvlJc w:val="left"/>
+      <w:pPr>
+        <w:ind w:left="5040" w:hanging="360"/>
+      </w:pPr>
+      <w:rPr>
+        <w:rFonts w:ascii="Symbol" w:hAnsi="Symbol" w:hint="default"/>
+      </w:rPr>
+    </w:lvl>
+    <w:lvl w:ilvl="7" w:tplc="348EA31A">
+      <w:start w:val="1"/>
+      <w:numFmt w:val="bullet"/>
+      <w:lvlText w:val="o"/>
+      <w:lvlJc w:val="left"/>
+      <w:pPr>
+        <w:ind w:left="5760" w:hanging="360"/>
+      </w:pPr>
+      <w:rPr>
+        <w:rFonts w:ascii="Courier New" w:hAnsi="Courier New" w:hint="default"/>
+      </w:rPr>
+    </w:lvl>
+    <w:lvl w:ilvl="8" w:tplc="C9C8A0D4">
+      <w:start w:val="1"/>
+      <w:numFmt w:val="bullet"/>
+      <w:lvlText w:val=""/>
+      <w:lvlJc w:val="left"/>
+      <w:pPr>
+        <w:ind w:left="6480" w:hanging="360"/>
+      </w:pPr>
+      <w:rPr>
+        <w:rFonts w:ascii="Wingdings" w:hAnsi="Wingdings" w:hint="default"/>
+      </w:rPr>
+    </w:lvl>
+  </w:abstractNum>
+  <w:abstractNum w:abstractNumId="11" w15:restartNumberingAfterBreak="0">
     <w:nsid w:val="5B5A4806"/>
     <w:multiLevelType w:val="hybridMultilevel"/>
     <w:tmpl w:val="51463AA4"/>
@@ -11049,7 +10769,7 @@
         <w:ind w:left="720" w:hanging="360"/>
       </w:pPr>
       <w:rPr>
-        <w:rFonts w:hint="default" w:ascii="Symbol" w:hAnsi="Symbol"/>
+        <w:rFonts w:ascii="Symbol" w:hAnsi="Symbol" w:hint="default"/>
       </w:rPr>
     </w:lvl>
     <w:lvl w:ilvl="1" w:tplc="240A0003" w:tentative="1">
@@ -11061,7 +10781,7 @@
         <w:ind w:left="1440" w:hanging="360"/>
       </w:pPr>
       <w:rPr>
-        <w:rFonts w:hint="default" w:ascii="Courier New" w:hAnsi="Courier New" w:cs="Courier New"/>
+        <w:rFonts w:ascii="Courier New" w:hAnsi="Courier New" w:cs="Courier New" w:hint="default"/>
       </w:rPr>
     </w:lvl>
     <w:lvl w:ilvl="2" w:tplc="240A0005" w:tentative="1">
@@ -11073,7 +10793,7 @@
         <w:ind w:left="2160" w:hanging="360"/>
       </w:pPr>
       <w:rPr>
-        <w:rFonts w:hint="default" w:ascii="Wingdings" w:hAnsi="Wingdings"/>
+        <w:rFonts w:ascii="Wingdings" w:hAnsi="Wingdings" w:hint="default"/>
       </w:rPr>
     </w:lvl>
     <w:lvl w:ilvl="3" w:tplc="240A0001" w:tentative="1">
@@ -11085,7 +10805,7 @@
         <w:ind w:left="2880" w:hanging="360"/>
       </w:pPr>
       <w:rPr>
-        <w:rFonts w:hint="default" w:ascii="Symbol" w:hAnsi="Symbol"/>
+        <w:rFonts w:ascii="Symbol" w:hAnsi="Symbol" w:hint="default"/>
       </w:rPr>
     </w:lvl>
     <w:lvl w:ilvl="4" w:tplc="240A0003" w:tentative="1">
@@ -11097,7 +10817,7 @@
         <w:ind w:left="3600" w:hanging="360"/>
       </w:pPr>
       <w:rPr>
-        <w:rFonts w:hint="default" w:ascii="Courier New" w:hAnsi="Courier New" w:cs="Courier New"/>
+        <w:rFonts w:ascii="Courier New" w:hAnsi="Courier New" w:cs="Courier New" w:hint="default"/>
       </w:rPr>
     </w:lvl>
     <w:lvl w:ilvl="5" w:tplc="240A0005" w:tentative="1">
@@ -11109,7 +10829,7 @@
         <w:ind w:left="4320" w:hanging="360"/>
       </w:pPr>
       <w:rPr>
-        <w:rFonts w:hint="default" w:ascii="Wingdings" w:hAnsi="Wingdings"/>
+        <w:rFonts w:ascii="Wingdings" w:hAnsi="Wingdings" w:hint="default"/>
       </w:rPr>
     </w:lvl>
     <w:lvl w:ilvl="6" w:tplc="240A0001" w:tentative="1">
@@ -11121,7 +10841,7 @@
         <w:ind w:left="5040" w:hanging="360"/>
       </w:pPr>
       <w:rPr>
-        <w:rFonts w:hint="default" w:ascii="Symbol" w:hAnsi="Symbol"/>
+        <w:rFonts w:ascii="Symbol" w:hAnsi="Symbol" w:hint="default"/>
       </w:rPr>
     </w:lvl>
     <w:lvl w:ilvl="7" w:tplc="240A0003" w:tentative="1">
@@ -11133,7 +10853,7 @@
         <w:ind w:left="5760" w:hanging="360"/>
       </w:pPr>
       <w:rPr>
-        <w:rFonts w:hint="default" w:ascii="Courier New" w:hAnsi="Courier New" w:cs="Courier New"/>
+        <w:rFonts w:ascii="Courier New" w:hAnsi="Courier New" w:cs="Courier New" w:hint="default"/>
       </w:rPr>
     </w:lvl>
     <w:lvl w:ilvl="8" w:tplc="240A0005" w:tentative="1">
@@ -11145,11 +10865,11 @@
         <w:ind w:left="6480" w:hanging="360"/>
       </w:pPr>
       <w:rPr>
-        <w:rFonts w:hint="default" w:ascii="Wingdings" w:hAnsi="Wingdings"/>
+        <w:rFonts w:ascii="Wingdings" w:hAnsi="Wingdings" w:hint="default"/>
       </w:rPr>
     </w:lvl>
   </w:abstractNum>
-  <w:abstractNum w:abstractNumId="11" w15:restartNumberingAfterBreak="0">
+  <w:abstractNum w:abstractNumId="12" w15:restartNumberingAfterBreak="0">
     <w:nsid w:val="5C0912C2"/>
     <w:multiLevelType w:val="hybridMultilevel"/>
     <w:tmpl w:val="69A419AE"/>
@@ -11235,7 +10955,7 @@
       </w:pPr>
     </w:lvl>
   </w:abstractNum>
-  <w:abstractNum w:abstractNumId="12" w15:restartNumberingAfterBreak="0">
+  <w:abstractNum w:abstractNumId="13" w15:restartNumberingAfterBreak="0">
     <w:nsid w:val="5E2A2B96"/>
     <w:multiLevelType w:val="hybridMultilevel"/>
     <w:tmpl w:val="9E2EE09E"/>
@@ -11248,7 +10968,7 @@
         <w:ind w:left="720" w:hanging="360"/>
       </w:pPr>
       <w:rPr>
-        <w:rFonts w:hint="default" w:ascii="Symbol" w:hAnsi="Symbol"/>
+        <w:rFonts w:ascii="Symbol" w:hAnsi="Symbol" w:hint="default"/>
       </w:rPr>
     </w:lvl>
     <w:lvl w:ilvl="1" w:tplc="240A0003" w:tentative="1">
@@ -11260,7 +10980,7 @@
         <w:ind w:left="1440" w:hanging="360"/>
       </w:pPr>
       <w:rPr>
-        <w:rFonts w:hint="default" w:ascii="Courier New" w:hAnsi="Courier New" w:cs="Courier New"/>
+        <w:rFonts w:ascii="Courier New" w:hAnsi="Courier New" w:cs="Courier New" w:hint="default"/>
       </w:rPr>
     </w:lvl>
     <w:lvl w:ilvl="2" w:tplc="240A0005" w:tentative="1">
@@ -11272,7 +10992,7 @@
         <w:ind w:left="2160" w:hanging="360"/>
       </w:pPr>
       <w:rPr>
-        <w:rFonts w:hint="default" w:ascii="Wingdings" w:hAnsi="Wingdings"/>
+        <w:rFonts w:ascii="Wingdings" w:hAnsi="Wingdings" w:hint="default"/>
       </w:rPr>
     </w:lvl>
     <w:lvl w:ilvl="3" w:tplc="240A0001" w:tentative="1">
@@ -11284,7 +11004,7 @@
         <w:ind w:left="2880" w:hanging="360"/>
       </w:pPr>
       <w:rPr>
-        <w:rFonts w:hint="default" w:ascii="Symbol" w:hAnsi="Symbol"/>
+        <w:rFonts w:ascii="Symbol" w:hAnsi="Symbol" w:hint="default"/>
       </w:rPr>
     </w:lvl>
     <w:lvl w:ilvl="4" w:tplc="240A0003" w:tentative="1">
@@ -11296,7 +11016,7 @@
         <w:ind w:left="3600" w:hanging="360"/>
       </w:pPr>
       <w:rPr>
-        <w:rFonts w:hint="default" w:ascii="Courier New" w:hAnsi="Courier New" w:cs="Courier New"/>
+        <w:rFonts w:ascii="Courier New" w:hAnsi="Courier New" w:cs="Courier New" w:hint="default"/>
       </w:rPr>
     </w:lvl>
     <w:lvl w:ilvl="5" w:tplc="240A0005" w:tentative="1">
@@ -11308,7 +11028,7 @@
         <w:ind w:left="4320" w:hanging="360"/>
       </w:pPr>
       <w:rPr>
-        <w:rFonts w:hint="default" w:ascii="Wingdings" w:hAnsi="Wingdings"/>
+        <w:rFonts w:ascii="Wingdings" w:hAnsi="Wingdings" w:hint="default"/>
       </w:rPr>
     </w:lvl>
     <w:lvl w:ilvl="6" w:tplc="240A0001" w:tentative="1">
@@ -11320,7 +11040,7 @@
         <w:ind w:left="5040" w:hanging="360"/>
       </w:pPr>
       <w:rPr>
-        <w:rFonts w:hint="default" w:ascii="Symbol" w:hAnsi="Symbol"/>
+        <w:rFonts w:ascii="Symbol" w:hAnsi="Symbol" w:hint="default"/>
       </w:rPr>
     </w:lvl>
     <w:lvl w:ilvl="7" w:tplc="240A0003" w:tentative="1">
@@ -11332,7 +11052,7 @@
         <w:ind w:left="5760" w:hanging="360"/>
       </w:pPr>
       <w:rPr>
-        <w:rFonts w:hint="default" w:ascii="Courier New" w:hAnsi="Courier New" w:cs="Courier New"/>
+        <w:rFonts w:ascii="Courier New" w:hAnsi="Courier New" w:cs="Courier New" w:hint="default"/>
       </w:rPr>
     </w:lvl>
     <w:lvl w:ilvl="8" w:tplc="240A0005" w:tentative="1">
@@ -11344,11 +11064,11 @@
         <w:ind w:left="6480" w:hanging="360"/>
       </w:pPr>
       <w:rPr>
-        <w:rFonts w:hint="default" w:ascii="Wingdings" w:hAnsi="Wingdings"/>
+        <w:rFonts w:ascii="Wingdings" w:hAnsi="Wingdings" w:hint="default"/>
       </w:rPr>
     </w:lvl>
   </w:abstractNum>
-  <w:abstractNum w:abstractNumId="13" w15:restartNumberingAfterBreak="0">
+  <w:abstractNum w:abstractNumId="14" w15:restartNumberingAfterBreak="0">
     <w:nsid w:val="60475B0B"/>
     <w:multiLevelType w:val="hybridMultilevel"/>
     <w:tmpl w:val="0CCC5286"/>
@@ -11361,7 +11081,7 @@
         <w:ind w:left="720" w:hanging="360"/>
       </w:pPr>
       <w:rPr>
-        <w:rFonts w:hint="default" w:ascii="Symbol" w:hAnsi="Symbol"/>
+        <w:rFonts w:ascii="Symbol" w:hAnsi="Symbol" w:hint="default"/>
       </w:rPr>
     </w:lvl>
     <w:lvl w:ilvl="1" w:tplc="240A0003" w:tentative="1">
@@ -11373,7 +11093,7 @@
         <w:ind w:left="1440" w:hanging="360"/>
       </w:pPr>
       <w:rPr>
-        <w:rFonts w:hint="default" w:ascii="Courier New" w:hAnsi="Courier New" w:cs="Courier New"/>
+        <w:rFonts w:ascii="Courier New" w:hAnsi="Courier New" w:cs="Courier New" w:hint="default"/>
       </w:rPr>
     </w:lvl>
     <w:lvl w:ilvl="2" w:tplc="240A0005" w:tentative="1">
@@ -11385,7 +11105,7 @@
         <w:ind w:left="2160" w:hanging="360"/>
       </w:pPr>
       <w:rPr>
-        <w:rFonts w:hint="default" w:ascii="Wingdings" w:hAnsi="Wingdings"/>
+        <w:rFonts w:ascii="Wingdings" w:hAnsi="Wingdings" w:hint="default"/>
       </w:rPr>
     </w:lvl>
     <w:lvl w:ilvl="3" w:tplc="240A0001" w:tentative="1">
@@ -11397,7 +11117,7 @@
         <w:ind w:left="2880" w:hanging="360"/>
       </w:pPr>
       <w:rPr>
-        <w:rFonts w:hint="default" w:ascii="Symbol" w:hAnsi="Symbol"/>
+        <w:rFonts w:ascii="Symbol" w:hAnsi="Symbol" w:hint="default"/>
       </w:rPr>
     </w:lvl>
     <w:lvl w:ilvl="4" w:tplc="240A0003" w:tentative="1">
@@ -11409,7 +11129,7 @@
         <w:ind w:left="3600" w:hanging="360"/>
       </w:pPr>
       <w:rPr>
-        <w:rFonts w:hint="default" w:ascii="Courier New" w:hAnsi="Courier New" w:cs="Courier New"/>
+        <w:rFonts w:ascii="Courier New" w:hAnsi="Courier New" w:cs="Courier New" w:hint="default"/>
       </w:rPr>
     </w:lvl>
     <w:lvl w:ilvl="5" w:tplc="240A0005" w:tentative="1">
@@ -11421,7 +11141,7 @@
         <w:ind w:left="4320" w:hanging="360"/>
       </w:pPr>
       <w:rPr>
-        <w:rFonts w:hint="default" w:ascii="Wingdings" w:hAnsi="Wingdings"/>
+        <w:rFonts w:ascii="Wingdings" w:hAnsi="Wingdings" w:hint="default"/>
       </w:rPr>
     </w:lvl>
     <w:lvl w:ilvl="6" w:tplc="240A0001" w:tentative="1">
@@ -11433,7 +11153,7 @@
         <w:ind w:left="5040" w:hanging="360"/>
       </w:pPr>
       <w:rPr>
-        <w:rFonts w:hint="default" w:ascii="Symbol" w:hAnsi="Symbol"/>
+        <w:rFonts w:ascii="Symbol" w:hAnsi="Symbol" w:hint="default"/>
       </w:rPr>
     </w:lvl>
     <w:lvl w:ilvl="7" w:tplc="240A0003" w:tentative="1">
@@ -11445,7 +11165,7 @@
         <w:ind w:left="5760" w:hanging="360"/>
       </w:pPr>
       <w:rPr>
-        <w:rFonts w:hint="default" w:ascii="Courier New" w:hAnsi="Courier New" w:cs="Courier New"/>
+        <w:rFonts w:ascii="Courier New" w:hAnsi="Courier New" w:cs="Courier New" w:hint="default"/>
       </w:rPr>
     </w:lvl>
     <w:lvl w:ilvl="8" w:tplc="240A0005" w:tentative="1">
@@ -11457,11 +11177,11 @@
         <w:ind w:left="6480" w:hanging="360"/>
       </w:pPr>
       <w:rPr>
-        <w:rFonts w:hint="default" w:ascii="Wingdings" w:hAnsi="Wingdings"/>
+        <w:rFonts w:ascii="Wingdings" w:hAnsi="Wingdings" w:hint="default"/>
       </w:rPr>
     </w:lvl>
   </w:abstractNum>
-  <w:abstractNum w:abstractNumId="14" w15:restartNumberingAfterBreak="0">
+  <w:abstractNum w:abstractNumId="15" w15:restartNumberingAfterBreak="0">
     <w:nsid w:val="740356DF"/>
     <w:multiLevelType w:val="hybridMultilevel"/>
     <w:tmpl w:val="69A419AE"/>
@@ -11547,7 +11267,7 @@
       </w:pPr>
     </w:lvl>
   </w:abstractNum>
-  <w:abstractNum w:abstractNumId="15" w15:restartNumberingAfterBreak="0">
+  <w:abstractNum w:abstractNumId="16" w15:restartNumberingAfterBreak="0">
     <w:nsid w:val="77886C48"/>
     <w:multiLevelType w:val="hybridMultilevel"/>
     <w:tmpl w:val="B53076EE"/>
@@ -11560,7 +11280,7 @@
         <w:ind w:left="720" w:hanging="360"/>
       </w:pPr>
       <w:rPr>
-        <w:rFonts w:hint="default" w:ascii="Symbol" w:hAnsi="Symbol"/>
+        <w:rFonts w:ascii="Symbol" w:hAnsi="Symbol" w:hint="default"/>
       </w:rPr>
     </w:lvl>
     <w:lvl w:ilvl="1" w:tplc="240A0003" w:tentative="1">
@@ -11572,7 +11292,7 @@
         <w:ind w:left="1440" w:hanging="360"/>
       </w:pPr>
       <w:rPr>
-        <w:rFonts w:hint="default" w:ascii="Courier New" w:hAnsi="Courier New" w:cs="Courier New"/>
+        <w:rFonts w:ascii="Courier New" w:hAnsi="Courier New" w:cs="Courier New" w:hint="default"/>
       </w:rPr>
     </w:lvl>
     <w:lvl w:ilvl="2" w:tplc="240A0005" w:tentative="1">
@@ -11584,7 +11304,7 @@
         <w:ind w:left="2160" w:hanging="360"/>
       </w:pPr>
       <w:rPr>
-        <w:rFonts w:hint="default" w:ascii="Wingdings" w:hAnsi="Wingdings"/>
+        <w:rFonts w:ascii="Wingdings" w:hAnsi="Wingdings" w:hint="default"/>
       </w:rPr>
     </w:lvl>
     <w:lvl w:ilvl="3" w:tplc="240A0001" w:tentative="1">
@@ -11596,7 +11316,7 @@
         <w:ind w:left="2880" w:hanging="360"/>
       </w:pPr>
       <w:rPr>
-        <w:rFonts w:hint="default" w:ascii="Symbol" w:hAnsi="Symbol"/>
+        <w:rFonts w:ascii="Symbol" w:hAnsi="Symbol" w:hint="default"/>
       </w:rPr>
     </w:lvl>
     <w:lvl w:ilvl="4" w:tplc="240A0003" w:tentative="1">
@@ -11608,7 +11328,7 @@
         <w:ind w:left="3600" w:hanging="360"/>
       </w:pPr>
       <w:rPr>
-        <w:rFonts w:hint="default" w:ascii="Courier New" w:hAnsi="Courier New" w:cs="Courier New"/>
+        <w:rFonts w:ascii="Courier New" w:hAnsi="Courier New" w:cs="Courier New" w:hint="default"/>
       </w:rPr>
     </w:lvl>
     <w:lvl w:ilvl="5" w:tplc="240A0005" w:tentative="1">
@@ -11620,7 +11340,7 @@
         <w:ind w:left="4320" w:hanging="360"/>
       </w:pPr>
       <w:rPr>
-        <w:rFonts w:hint="default" w:ascii="Wingdings" w:hAnsi="Wingdings"/>
+        <w:rFonts w:ascii="Wingdings" w:hAnsi="Wingdings" w:hint="default"/>
       </w:rPr>
     </w:lvl>
     <w:lvl w:ilvl="6" w:tplc="240A0001" w:tentative="1">
@@ -11632,7 +11352,7 @@
         <w:ind w:left="5040" w:hanging="360"/>
       </w:pPr>
       <w:rPr>
-        <w:rFonts w:hint="default" w:ascii="Symbol" w:hAnsi="Symbol"/>
+        <w:rFonts w:ascii="Symbol" w:hAnsi="Symbol" w:hint="default"/>
       </w:rPr>
     </w:lvl>
     <w:lvl w:ilvl="7" w:tplc="240A0003" w:tentative="1">
@@ -11644,7 +11364,7 @@
         <w:ind w:left="5760" w:hanging="360"/>
       </w:pPr>
       <w:rPr>
-        <w:rFonts w:hint="default" w:ascii="Courier New" w:hAnsi="Courier New" w:cs="Courier New"/>
+        <w:rFonts w:ascii="Courier New" w:hAnsi="Courier New" w:cs="Courier New" w:hint="default"/>
       </w:rPr>
     </w:lvl>
     <w:lvl w:ilvl="8" w:tplc="240A0005" w:tentative="1">
@@ -11656,59 +11376,59 @@
         <w:ind w:left="6480" w:hanging="360"/>
       </w:pPr>
       <w:rPr>
-        <w:rFonts w:hint="default" w:ascii="Wingdings" w:hAnsi="Wingdings"/>
+        <w:rFonts w:ascii="Wingdings" w:hAnsi="Wingdings" w:hint="default"/>
       </w:rPr>
     </w:lvl>
   </w:abstractNum>
-  <w:num w:numId="17">
-    <w:abstractNumId w:val="16"/>
+  <w:num w:numId="1">
+    <w:abstractNumId w:val="10"/>
   </w:num>
-  <w:num w:numId="1">
+  <w:num w:numId="2">
     <w:abstractNumId w:val="4"/>
   </w:num>
-  <w:num w:numId="2">
-    <w:abstractNumId w:val="12"/>
+  <w:num w:numId="3">
+    <w:abstractNumId w:val="13"/>
   </w:num>
-  <w:num w:numId="3">
+  <w:num w:numId="4">
     <w:abstractNumId w:val="8"/>
   </w:num>
-  <w:num w:numId="4">
+  <w:num w:numId="5">
     <w:abstractNumId w:val="2"/>
   </w:num>
-  <w:num w:numId="5">
+  <w:num w:numId="6">
     <w:abstractNumId w:val="7"/>
-  </w:num>
-  <w:num w:numId="6">
-    <w:abstractNumId w:val="10"/>
   </w:num>
   <w:num w:numId="7">
     <w:abstractNumId w:val="11"/>
   </w:num>
   <w:num w:numId="8">
+    <w:abstractNumId w:val="12"/>
+  </w:num>
+  <w:num w:numId="9">
+    <w:abstractNumId w:val="15"/>
+  </w:num>
+  <w:num w:numId="10">
+    <w:abstractNumId w:val="5"/>
+  </w:num>
+  <w:num w:numId="11">
+    <w:abstractNumId w:val="1"/>
+  </w:num>
+  <w:num w:numId="12">
     <w:abstractNumId w:val="14"/>
   </w:num>
-  <w:num w:numId="9">
-    <w:abstractNumId w:val="5"/>
-  </w:num>
-  <w:num w:numId="10">
-    <w:abstractNumId w:val="1"/>
-  </w:num>
-  <w:num w:numId="11">
-    <w:abstractNumId w:val="13"/>
-  </w:num>
-  <w:num w:numId="12">
+  <w:num w:numId="13">
     <w:abstractNumId w:val="3"/>
   </w:num>
-  <w:num w:numId="13">
-    <w:abstractNumId w:val="15"/>
+  <w:num w:numId="14">
+    <w:abstractNumId w:val="16"/>
   </w:num>
-  <w:num w:numId="14">
+  <w:num w:numId="15">
     <w:abstractNumId w:val="0"/>
   </w:num>
-  <w:num w:numId="15">
+  <w:num w:numId="16">
     <w:abstractNumId w:val="6"/>
   </w:num>
-  <w:num w:numId="16">
+  <w:num w:numId="17">
     <w:abstractNumId w:val="9"/>
   </w:num>
   <w:numIdMacAtCleanup w:val="16"/>
@@ -11728,7 +11448,7 @@
   <w:docDefaults>
     <w:rPrDefault>
       <w:rPr>
-        <w:rFonts w:ascii="Arial" w:hAnsi="Arial" w:eastAsia="Arial" w:cs="Arial"/>
+        <w:rFonts w:ascii="Arial" w:eastAsia="Arial" w:hAnsi="Arial" w:cs="Arial"/>
         <w:sz w:val="22"/>
         <w:szCs w:val="22"/>
         <w:lang w:val="es-CO" w:eastAsia="ja-JP" w:bidi="ar-SA"/>
@@ -11743,14 +11463,14 @@
   <w:latentStyles w:defLockedState="0" w:defUIPriority="99" w:defSemiHidden="0" w:defUnhideWhenUsed="0" w:defQFormat="0" w:count="376">
     <w:lsdException w:name="Normal" w:uiPriority="0" w:qFormat="1"/>
     <w:lsdException w:name="heading 1" w:uiPriority="9" w:qFormat="1"/>
-    <w:lsdException w:name="heading 2" w:uiPriority="9" w:semiHidden="1" w:unhideWhenUsed="1" w:qFormat="1"/>
-    <w:lsdException w:name="heading 3" w:uiPriority="9" w:semiHidden="1" w:unhideWhenUsed="1" w:qFormat="1"/>
-    <w:lsdException w:name="heading 4" w:uiPriority="9" w:semiHidden="1" w:unhideWhenUsed="1" w:qFormat="1"/>
-    <w:lsdException w:name="heading 5" w:uiPriority="9" w:semiHidden="1" w:unhideWhenUsed="1" w:qFormat="1"/>
-    <w:lsdException w:name="heading 6" w:uiPriority="9" w:semiHidden="1" w:unhideWhenUsed="1" w:qFormat="1"/>
-    <w:lsdException w:name="heading 7" w:uiPriority="9" w:semiHidden="1" w:unhideWhenUsed="1" w:qFormat="1"/>
-    <w:lsdException w:name="heading 8" w:uiPriority="9" w:semiHidden="1" w:unhideWhenUsed="1" w:qFormat="1"/>
-    <w:lsdException w:name="heading 9" w:uiPriority="9" w:semiHidden="1" w:unhideWhenUsed="1" w:qFormat="1"/>
+    <w:lsdException w:name="heading 2" w:semiHidden="1" w:uiPriority="9" w:unhideWhenUsed="1" w:qFormat="1"/>
+    <w:lsdException w:name="heading 3" w:semiHidden="1" w:uiPriority="9" w:unhideWhenUsed="1" w:qFormat="1"/>
+    <w:lsdException w:name="heading 4" w:semiHidden="1" w:uiPriority="9" w:unhideWhenUsed="1" w:qFormat="1"/>
+    <w:lsdException w:name="heading 5" w:semiHidden="1" w:uiPriority="9" w:unhideWhenUsed="1" w:qFormat="1"/>
+    <w:lsdException w:name="heading 6" w:semiHidden="1" w:uiPriority="9" w:unhideWhenUsed="1" w:qFormat="1"/>
+    <w:lsdException w:name="heading 7" w:semiHidden="1" w:uiPriority="9" w:unhideWhenUsed="1" w:qFormat="1"/>
+    <w:lsdException w:name="heading 8" w:semiHidden="1" w:uiPriority="9" w:unhideWhenUsed="1" w:qFormat="1"/>
+    <w:lsdException w:name="heading 9" w:semiHidden="1" w:uiPriority="9" w:unhideWhenUsed="1" w:qFormat="1"/>
     <w:lsdException w:name="index 1" w:semiHidden="1" w:unhideWhenUsed="1"/>
     <w:lsdException w:name="index 2" w:semiHidden="1" w:unhideWhenUsed="1"/>
     <w:lsdException w:name="index 3" w:semiHidden="1" w:unhideWhenUsed="1"/>
@@ -11760,22 +11480,22 @@
     <w:lsdException w:name="index 7" w:semiHidden="1" w:unhideWhenUsed="1"/>
     <w:lsdException w:name="index 8" w:semiHidden="1" w:unhideWhenUsed="1"/>
     <w:lsdException w:name="index 9" w:semiHidden="1" w:unhideWhenUsed="1"/>
-    <w:lsdException w:name="toc 1" w:uiPriority="39" w:semiHidden="1" w:unhideWhenUsed="1"/>
-    <w:lsdException w:name="toc 2" w:uiPriority="39" w:semiHidden="1" w:unhideWhenUsed="1"/>
-    <w:lsdException w:name="toc 3" w:uiPriority="39" w:semiHidden="1" w:unhideWhenUsed="1"/>
-    <w:lsdException w:name="toc 4" w:uiPriority="39" w:semiHidden="1" w:unhideWhenUsed="1"/>
-    <w:lsdException w:name="toc 5" w:uiPriority="39" w:semiHidden="1" w:unhideWhenUsed="1"/>
-    <w:lsdException w:name="toc 6" w:uiPriority="39" w:semiHidden="1" w:unhideWhenUsed="1"/>
-    <w:lsdException w:name="toc 7" w:uiPriority="39" w:semiHidden="1" w:unhideWhenUsed="1"/>
-    <w:lsdException w:name="toc 8" w:uiPriority="39" w:semiHidden="1" w:unhideWhenUsed="1"/>
-    <w:lsdException w:name="toc 9" w:uiPriority="39" w:semiHidden="1" w:unhideWhenUsed="1"/>
+    <w:lsdException w:name="toc 1" w:semiHidden="1" w:uiPriority="39" w:unhideWhenUsed="1"/>
+    <w:lsdException w:name="toc 2" w:semiHidden="1" w:uiPriority="39" w:unhideWhenUsed="1"/>
+    <w:lsdException w:name="toc 3" w:semiHidden="1" w:uiPriority="39" w:unhideWhenUsed="1"/>
+    <w:lsdException w:name="toc 4" w:semiHidden="1" w:uiPriority="39" w:unhideWhenUsed="1"/>
+    <w:lsdException w:name="toc 5" w:semiHidden="1" w:uiPriority="39" w:unhideWhenUsed="1"/>
+    <w:lsdException w:name="toc 6" w:semiHidden="1" w:uiPriority="39" w:unhideWhenUsed="1"/>
+    <w:lsdException w:name="toc 7" w:semiHidden="1" w:uiPriority="39" w:unhideWhenUsed="1"/>
+    <w:lsdException w:name="toc 8" w:semiHidden="1" w:uiPriority="39" w:unhideWhenUsed="1"/>
+    <w:lsdException w:name="toc 9" w:semiHidden="1" w:uiPriority="39" w:unhideWhenUsed="1"/>
     <w:lsdException w:name="Normal Indent" w:semiHidden="1" w:unhideWhenUsed="1"/>
     <w:lsdException w:name="footnote text" w:semiHidden="1" w:unhideWhenUsed="1"/>
     <w:lsdException w:name="annotation text" w:semiHidden="1" w:unhideWhenUsed="1"/>
     <w:lsdException w:name="header" w:semiHidden="1" w:unhideWhenUsed="1"/>
     <w:lsdException w:name="footer" w:semiHidden="1" w:unhideWhenUsed="1"/>
     <w:lsdException w:name="index heading" w:semiHidden="1" w:unhideWhenUsed="1"/>
-    <w:lsdException w:name="caption" w:uiPriority="35" w:semiHidden="1" w:unhideWhenUsed="1" w:qFormat="1"/>
+    <w:lsdException w:name="caption" w:semiHidden="1" w:uiPriority="35" w:unhideWhenUsed="1" w:qFormat="1"/>
     <w:lsdException w:name="table of figures" w:semiHidden="1" w:unhideWhenUsed="1"/>
     <w:lsdException w:name="envelope address" w:semiHidden="1" w:unhideWhenUsed="1"/>
     <w:lsdException w:name="envelope return" w:semiHidden="1" w:unhideWhenUsed="1"/>
@@ -11806,7 +11526,7 @@
     <w:lsdException w:name="Title" w:uiPriority="10" w:qFormat="1"/>
     <w:lsdException w:name="Closing" w:semiHidden="1" w:unhideWhenUsed="1"/>
     <w:lsdException w:name="Signature" w:semiHidden="1" w:unhideWhenUsed="1"/>
-    <w:lsdException w:name="Default Paragraph Font" w:uiPriority="1" w:semiHidden="1" w:unhideWhenUsed="1"/>
+    <w:lsdException w:name="Default Paragraph Font" w:semiHidden="1" w:uiPriority="1" w:unhideWhenUsed="1"/>
     <w:lsdException w:name="Body Text" w:semiHidden="1" w:unhideWhenUsed="1"/>
     <w:lsdException w:name="Body Text Indent" w:semiHidden="1" w:unhideWhenUsed="1"/>
     <w:lsdException w:name="List Continue" w:semiHidden="1" w:unhideWhenUsed="1"/>
@@ -12006,8 +11726,8 @@
     <w:lsdException w:name="Subtle Reference" w:uiPriority="31" w:qFormat="1"/>
     <w:lsdException w:name="Intense Reference" w:uiPriority="32" w:qFormat="1"/>
     <w:lsdException w:name="Book Title" w:uiPriority="33" w:qFormat="1"/>
-    <w:lsdException w:name="Bibliography" w:uiPriority="37" w:semiHidden="1" w:unhideWhenUsed="1"/>
-    <w:lsdException w:name="TOC Heading" w:uiPriority="39" w:semiHidden="1" w:unhideWhenUsed="1" w:qFormat="1"/>
+    <w:lsdException w:name="Bibliography" w:semiHidden="1" w:uiPriority="37" w:unhideWhenUsed="1"/>
+    <w:lsdException w:name="TOC Heading" w:semiHidden="1" w:uiPriority="39" w:unhideWhenUsed="1" w:qFormat="1"/>
     <w:lsdException w:name="Plain Table 1" w:uiPriority="41"/>
     <w:lsdException w:name="Plain Table 2" w:uiPriority="42"/>
     <w:lsdException w:name="Plain Table 3" w:uiPriority="43"/>
@@ -12118,7 +11838,7 @@
     <w:lsdException w:name="Unresolved Mention" w:semiHidden="1" w:unhideWhenUsed="1"/>
     <w:lsdException w:name="Smart Link" w:semiHidden="1" w:unhideWhenUsed="1"/>
   </w:latentStyles>
-  <w:style w:type="paragraph" w:styleId="Normal" w:default="1">
+  <w:style w:type="paragraph" w:default="1" w:styleId="Normal">
     <w:name w:val="Normal"/>
     <w:qFormat/>
     <w:rsid w:val="00D572B5"/>
@@ -12135,7 +11855,7 @@
       <w:keepNext/>
       <w:keepLines/>
       <w:numPr>
-        <w:numId w:val="1"/>
+        <w:numId w:val="2"/>
       </w:numPr>
       <w:spacing w:before="400" w:after="120"/>
       <w:outlineLvl w:val="0"/>
@@ -12243,13 +11963,13 @@
       <w:color w:val="666666"/>
     </w:rPr>
   </w:style>
-  <w:style w:type="character" w:styleId="Fuentedeprrafopredeter" w:default="1">
+  <w:style w:type="character" w:default="1" w:styleId="Fuentedeprrafopredeter">
     <w:name w:val="Default Paragraph Font"/>
     <w:uiPriority w:val="1"/>
     <w:semiHidden/>
     <w:unhideWhenUsed/>
   </w:style>
-  <w:style w:type="table" w:styleId="Tablanormal" w:default="1">
+  <w:style w:type="table" w:default="1" w:styleId="Tablanormal">
     <w:name w:val="Normal Table"/>
     <w:uiPriority w:val="99"/>
     <w:semiHidden/>
@@ -12264,7 +11984,7 @@
       </w:tblCellMar>
     </w:tblPr>
   </w:style>
-  <w:style w:type="numbering" w:styleId="Sinlista" w:default="1">
+  <w:style w:type="numbering" w:default="1" w:styleId="Sinlista">
     <w:name w:val="No List"/>
     <w:uiPriority w:val="99"/>
     <w:semiHidden/>
@@ -12286,11 +12006,11 @@
       <w:szCs w:val="52"/>
     </w:rPr>
   </w:style>
-  <w:style w:type="paragraph" w:styleId="Normal0" w:customStyle="1">
+  <w:style w:type="paragraph" w:customStyle="1" w:styleId="Normal0">
     <w:name w:val="Normal0"/>
     <w:qFormat/>
   </w:style>
-  <w:style w:type="paragraph" w:styleId="heading10" w:customStyle="1">
+  <w:style w:type="paragraph" w:customStyle="1" w:styleId="heading10">
     <w:name w:val="heading 10"/>
     <w:basedOn w:val="Normal0"/>
     <w:next w:val="Normal0"/>
@@ -12307,7 +12027,7 @@
       <w:szCs w:val="40"/>
     </w:rPr>
   </w:style>
-  <w:style w:type="paragraph" w:styleId="heading20" w:customStyle="1">
+  <w:style w:type="paragraph" w:customStyle="1" w:styleId="heading20">
     <w:name w:val="heading 20"/>
     <w:basedOn w:val="Normal0"/>
     <w:next w:val="Normal0"/>
@@ -12326,7 +12046,7 @@
       <w:szCs w:val="32"/>
     </w:rPr>
   </w:style>
-  <w:style w:type="paragraph" w:styleId="heading30" w:customStyle="1">
+  <w:style w:type="paragraph" w:customStyle="1" w:styleId="heading30">
     <w:name w:val="heading 30"/>
     <w:basedOn w:val="Normal0"/>
     <w:next w:val="Normal0"/>
@@ -12346,7 +12066,7 @@
       <w:szCs w:val="28"/>
     </w:rPr>
   </w:style>
-  <w:style w:type="paragraph" w:styleId="heading40" w:customStyle="1">
+  <w:style w:type="paragraph" w:customStyle="1" w:styleId="heading40">
     <w:name w:val="heading 40"/>
     <w:basedOn w:val="Normal0"/>
     <w:next w:val="Normal0"/>
@@ -12366,7 +12086,7 @@
       <w:szCs w:val="24"/>
     </w:rPr>
   </w:style>
-  <w:style w:type="paragraph" w:styleId="heading50" w:customStyle="1">
+  <w:style w:type="paragraph" w:customStyle="1" w:styleId="heading50">
     <w:name w:val="heading 50"/>
     <w:basedOn w:val="Normal0"/>
     <w:next w:val="Normal0"/>
@@ -12384,7 +12104,7 @@
       <w:color w:val="666666"/>
     </w:rPr>
   </w:style>
-  <w:style w:type="paragraph" w:styleId="heading60" w:customStyle="1">
+  <w:style w:type="paragraph" w:customStyle="1" w:styleId="heading60">
     <w:name w:val="heading 60"/>
     <w:basedOn w:val="Normal0"/>
     <w:next w:val="Normal0"/>
@@ -12403,7 +12123,7 @@
       <w:color w:val="666666"/>
     </w:rPr>
   </w:style>
-  <w:style w:type="table" w:styleId="NormalTable0" w:customStyle="1">
+  <w:style w:type="table" w:customStyle="1" w:styleId="NormalTable0">
     <w:name w:val="Normal Table0"/>
     <w:uiPriority w:val="99"/>
     <w:semiHidden/>
@@ -12418,7 +12138,7 @@
       </w:tblCellMar>
     </w:tblPr>
   </w:style>
-  <w:style w:type="table" w:styleId="NormalTable1" w:customStyle="1">
+  <w:style w:type="table" w:customStyle="1" w:styleId="NormalTable1">
     <w:name w:val="Normal Table1"/>
     <w:tblPr>
       <w:tblCellMar>
@@ -12429,7 +12149,7 @@
       </w:tblCellMar>
     </w:tblPr>
   </w:style>
-  <w:style w:type="paragraph" w:styleId="Title0" w:customStyle="1">
+  <w:style w:type="paragraph" w:customStyle="1" w:styleId="Title0">
     <w:name w:val="Title0"/>
     <w:basedOn w:val="Normal0"/>
     <w:next w:val="Normal0"/>
@@ -12445,7 +12165,7 @@
       <w:szCs w:val="52"/>
     </w:rPr>
   </w:style>
-  <w:style w:type="table" w:styleId="TableNormal" w:customStyle="1">
+  <w:style w:type="table" w:customStyle="1" w:styleId="TableNormal">
     <w:name w:val="Table Normal"/>
     <w:tblPr>
       <w:tblCellMar>
@@ -12473,7 +12193,7 @@
       <w:szCs w:val="30"/>
     </w:rPr>
   </w:style>
-  <w:style w:type="table" w:styleId="a" w:customStyle="1">
+  <w:style w:type="table" w:customStyle="1" w:styleId="a">
     <w:basedOn w:val="NormalTable0"/>
     <w:tblPr>
       <w:tblStyleRowBandSize w:val="1"/>
@@ -12486,7 +12206,7 @@
       </w:tblCellMar>
     </w:tblPr>
   </w:style>
-  <w:style w:type="table" w:styleId="a0" w:customStyle="1">
+  <w:style w:type="table" w:customStyle="1" w:styleId="a0">
     <w:basedOn w:val="NormalTable0"/>
     <w:tblPr>
       <w:tblStyleRowBandSize w:val="1"/>
@@ -12499,7 +12219,7 @@
       </w:tblCellMar>
     </w:tblPr>
   </w:style>
-  <w:style w:type="table" w:styleId="a1" w:customStyle="1">
+  <w:style w:type="table" w:customStyle="1" w:styleId="a1">
     <w:basedOn w:val="NormalTable0"/>
     <w:tblPr>
       <w:tblStyleRowBandSize w:val="1"/>
@@ -12522,12 +12242,12 @@
     </w:pPr>
     <w:tblPr>
       <w:tblBorders>
-        <w:top w:val="single" w:color="auto" w:sz="4" w:space="0"/>
-        <w:left w:val="single" w:color="auto" w:sz="4" w:space="0"/>
-        <w:bottom w:val="single" w:color="auto" w:sz="4" w:space="0"/>
-        <w:right w:val="single" w:color="auto" w:sz="4" w:space="0"/>
-        <w:insideH w:val="single" w:color="auto" w:sz="4" w:space="0"/>
-        <w:insideV w:val="single" w:color="auto" w:sz="4" w:space="0"/>
+        <w:top w:val="single" w:sz="4" w:space="0" w:color="auto"/>
+        <w:left w:val="single" w:sz="4" w:space="0" w:color="auto"/>
+        <w:bottom w:val="single" w:sz="4" w:space="0" w:color="auto"/>
+        <w:right w:val="single" w:sz="4" w:space="0" w:color="auto"/>
+        <w:insideH w:val="single" w:sz="4" w:space="0" w:color="auto"/>
+        <w:insideV w:val="single" w:sz="4" w:space="0" w:color="auto"/>
       </w:tblBorders>
     </w:tblPr>
   </w:style>
@@ -12546,7 +12266,7 @@
       <w:spacing w:line="240" w:lineRule="auto"/>
     </w:pPr>
   </w:style>
-  <w:style w:type="character" w:styleId="EncabezadoCar" w:customStyle="1">
+  <w:style w:type="character" w:customStyle="1" w:styleId="EncabezadoCar">
     <w:name w:val="Encabezado Car"/>
     <w:basedOn w:val="Fuentedeprrafopredeter"/>
     <w:link w:val="Encabezado"/>
@@ -12568,7 +12288,7 @@
       <w:spacing w:line="240" w:lineRule="auto"/>
     </w:pPr>
   </w:style>
-  <w:style w:type="character" w:styleId="PiedepginaCar" w:customStyle="1">
+  <w:style w:type="character" w:customStyle="1" w:styleId="PiedepginaCar">
     <w:name w:val="Pie de página Car"/>
     <w:basedOn w:val="Fuentedeprrafopredeter"/>
     <w:link w:val="Piedepgina"/>
@@ -12586,12 +12306,12 @@
       <w:spacing w:before="100" w:beforeAutospacing="1" w:after="100" w:afterAutospacing="1" w:line="240" w:lineRule="auto"/>
     </w:pPr>
     <w:rPr>
-      <w:rFonts w:ascii="Times New Roman" w:hAnsi="Times New Roman" w:eastAsia="Times New Roman" w:cs="Times New Roman"/>
+      <w:rFonts w:ascii="Times New Roman" w:eastAsia="Times New Roman" w:hAnsi="Times New Roman" w:cs="Times New Roman"/>
       <w:sz w:val="24"/>
       <w:szCs w:val="24"/>
     </w:rPr>
   </w:style>
-  <w:style w:type="character" w:styleId="Listavistosa-nfasis1Car" w:customStyle="1">
+  <w:style w:type="character" w:customStyle="1" w:styleId="Listavistosa-nfasis1Car">
     <w:name w:val="Lista vistosa - Énfasis 1 Car"/>
     <w:link w:val="Listavistosa-nfasis1"/>
     <w:uiPriority w:val="34"/>
@@ -12632,7 +12352,7 @@
       <w:tblPr/>
       <w:tcPr>
         <w:tcBorders>
-          <w:bottom w:val="single" w:color="FFFFFF" w:themeColor="background1" w:sz="12" w:space="0"/>
+          <w:bottom w:val="single" w:sz="12" w:space="0" w:color="FFFFFF" w:themeColor="background1"/>
         </w:tcBorders>
         <w:shd w:val="clear" w:color="auto" w:fill="9E3A38" w:themeFill="accent2" w:themeFillShade="CC"/>
       </w:tcPr>
@@ -12641,7 +12361,7 @@
       <w:tblPr/>
       <w:tcPr>
         <w:tcBorders>
-          <w:top w:val="single" w:color="000000" w:themeColor="text1" w:sz="12" w:space="0"/>
+          <w:top w:val="single" w:sz="12" w:space="0" w:color="000000" w:themeColor="text1"/>
         </w:tcBorders>
         <w:shd w:val="clear" w:color="auto" w:fill="FFFFFF" w:themeFill="background1"/>
       </w:tcPr>
@@ -12689,7 +12409,7 @@
       <w:u w:val="single"/>
     </w:rPr>
   </w:style>
-  <w:style w:type="character" w:styleId="Mencinsinresolver1" w:customStyle="1">
+  <w:style w:type="character" w:customStyle="1" w:styleId="Mencinsinresolver1">
     <w:name w:val="Mención sin resolver1"/>
     <w:basedOn w:val="Fuentedeprrafopredeter"/>
     <w:uiPriority w:val="99"/>
@@ -12730,7 +12450,7 @@
       <w:szCs w:val="18"/>
     </w:rPr>
   </w:style>
-  <w:style w:type="character" w:styleId="TextodegloboCar" w:customStyle="1">
+  <w:style w:type="character" w:customStyle="1" w:styleId="TextodegloboCar">
     <w:name w:val="Texto de globo Car"/>
     <w:basedOn w:val="Fuentedeprrafopredeter"/>
     <w:link w:val="Textodeglobo"/>
@@ -12770,7 +12490,7 @@
       <w:szCs w:val="20"/>
     </w:rPr>
   </w:style>
-  <w:style w:type="character" w:styleId="TextocomentarioCar" w:customStyle="1">
+  <w:style w:type="character" w:customStyle="1" w:styleId="TextocomentarioCar">
     <w:name w:val="Texto comentario Car"/>
     <w:basedOn w:val="Fuentedeprrafopredeter"/>
     <w:link w:val="Textocomentario"/>
@@ -12795,7 +12515,7 @@
       <w:bCs/>
     </w:rPr>
   </w:style>
-  <w:style w:type="character" w:styleId="AsuntodelcomentarioCar" w:customStyle="1">
+  <w:style w:type="character" w:customStyle="1" w:styleId="AsuntodelcomentarioCar">
     <w:name w:val="Asunto del comentario Car"/>
     <w:basedOn w:val="TextocomentarioCar"/>
     <w:link w:val="Asuntodelcomentario"/>
@@ -12809,7 +12529,7 @@
       <w:szCs w:val="20"/>
     </w:rPr>
   </w:style>
-  <w:style w:type="table" w:styleId="a2" w:customStyle="1">
+  <w:style w:type="table" w:customStyle="1" w:styleId="a2">
     <w:basedOn w:val="TableNormal"/>
     <w:pPr>
       <w:spacing w:line="240" w:lineRule="auto"/>
@@ -12831,7 +12551,7 @@
       <w:shd w:val="clear" w:color="auto" w:fill="EDF2F8"/>
     </w:tcPr>
   </w:style>
-  <w:style w:type="table" w:styleId="a3" w:customStyle="1">
+  <w:style w:type="table" w:customStyle="1" w:styleId="a3">
     <w:basedOn w:val="TableNormal"/>
     <w:pPr>
       <w:spacing w:line="240" w:lineRule="auto"/>
@@ -12853,7 +12573,7 @@
       <w:shd w:val="clear" w:color="auto" w:fill="EDF2F8"/>
     </w:tcPr>
   </w:style>
-  <w:style w:type="table" w:styleId="a4" w:customStyle="1">
+  <w:style w:type="table" w:customStyle="1" w:styleId="a4">
     <w:basedOn w:val="TableNormal"/>
     <w:pPr>
       <w:spacing w:line="240" w:lineRule="auto"/>
@@ -12875,7 +12595,7 @@
       <w:shd w:val="clear" w:color="auto" w:fill="EDF2F8"/>
     </w:tcPr>
   </w:style>
-  <w:style w:type="table" w:styleId="a5" w:customStyle="1">
+  <w:style w:type="table" w:customStyle="1" w:styleId="a5">
     <w:basedOn w:val="TableNormal"/>
     <w:pPr>
       <w:spacing w:line="240" w:lineRule="auto"/>
@@ -12897,7 +12617,7 @@
       <w:shd w:val="clear" w:color="auto" w:fill="EDF2F8"/>
     </w:tcPr>
   </w:style>
-  <w:style w:type="table" w:styleId="a6" w:customStyle="1">
+  <w:style w:type="table" w:customStyle="1" w:styleId="a6">
     <w:basedOn w:val="TableNormal"/>
     <w:tblPr>
       <w:tblStyleRowBandSize w:val="1"/>
@@ -12908,7 +12628,7 @@
       </w:tblCellMar>
     </w:tblPr>
   </w:style>
-  <w:style w:type="table" w:styleId="a7" w:customStyle="1">
+  <w:style w:type="table" w:customStyle="1" w:styleId="a7">
     <w:basedOn w:val="TableNormal"/>
     <w:tblPr>
       <w:tblStyleRowBandSize w:val="1"/>
@@ -12921,7 +12641,7 @@
       </w:tblCellMar>
     </w:tblPr>
   </w:style>
-  <w:style w:type="table" w:styleId="a8" w:customStyle="1">
+  <w:style w:type="table" w:customStyle="1" w:styleId="a8">
     <w:basedOn w:val="TableNormal"/>
     <w:tblPr>
       <w:tblStyleRowBandSize w:val="1"/>
@@ -12934,7 +12654,7 @@
       </w:tblCellMar>
     </w:tblPr>
   </w:style>
-  <w:style w:type="table" w:styleId="a9" w:customStyle="1">
+  <w:style w:type="table" w:customStyle="1" w:styleId="a9">
     <w:basedOn w:val="TableNormal"/>
     <w:tblPr>
       <w:tblStyleRowBandSize w:val="1"/>
@@ -12945,7 +12665,7 @@
       </w:tblCellMar>
     </w:tblPr>
   </w:style>
-  <w:style w:type="table" w:styleId="aa" w:customStyle="1">
+  <w:style w:type="table" w:customStyle="1" w:styleId="aa">
     <w:basedOn w:val="TableNormal"/>
     <w:tblPr>
       <w:tblStyleRowBandSize w:val="1"/>
@@ -12956,7 +12676,7 @@
       </w:tblCellMar>
     </w:tblPr>
   </w:style>
-  <w:style w:type="table" w:styleId="ab" w:customStyle="1">
+  <w:style w:type="table" w:customStyle="1" w:styleId="ab">
     <w:basedOn w:val="TableNormal"/>
     <w:pPr>
       <w:spacing w:line="240" w:lineRule="auto"/>
@@ -12978,7 +12698,7 @@
       <w:shd w:val="clear" w:color="auto" w:fill="EDF2F8"/>
     </w:tcPr>
   </w:style>
-  <w:style w:type="table" w:styleId="ac" w:customStyle="1">
+  <w:style w:type="table" w:customStyle="1" w:styleId="ac">
     <w:basedOn w:val="TableNormal"/>
     <w:pPr>
       <w:spacing w:line="240" w:lineRule="auto"/>
@@ -13000,7 +12720,7 @@
       <w:shd w:val="clear" w:color="auto" w:fill="EDF2F8"/>
     </w:tcPr>
   </w:style>
-  <w:style w:type="table" w:styleId="ad" w:customStyle="1">
+  <w:style w:type="table" w:customStyle="1" w:styleId="ad">
     <w:basedOn w:val="TableNormal"/>
     <w:pPr>
       <w:spacing w:line="240" w:lineRule="auto"/>
@@ -13022,7 +12742,7 @@
       <w:shd w:val="clear" w:color="auto" w:fill="EDF2F8"/>
     </w:tcPr>
   </w:style>
-  <w:style w:type="table" w:styleId="ae" w:customStyle="1">
+  <w:style w:type="table" w:customStyle="1" w:styleId="ae">
     <w:basedOn w:val="TableNormal"/>
     <w:pPr>
       <w:spacing w:line="240" w:lineRule="auto"/>
@@ -13044,7 +12764,7 @@
       <w:shd w:val="clear" w:color="auto" w:fill="EDF2F8"/>
     </w:tcPr>
   </w:style>
-  <w:style w:type="table" w:styleId="af" w:customStyle="1">
+  <w:style w:type="table" w:customStyle="1" w:styleId="af">
     <w:basedOn w:val="TableNormal"/>
     <w:pPr>
       <w:spacing w:line="240" w:lineRule="auto"/>
@@ -13066,7 +12786,7 @@
       <w:shd w:val="clear" w:color="auto" w:fill="EDF2F8"/>
     </w:tcPr>
   </w:style>
-  <w:style w:type="table" w:styleId="af0" w:customStyle="1">
+  <w:style w:type="table" w:customStyle="1" w:styleId="af0">
     <w:basedOn w:val="TableNormal"/>
     <w:pPr>
       <w:spacing w:line="240" w:lineRule="auto"/>
@@ -13088,7 +12808,7 @@
       <w:shd w:val="clear" w:color="auto" w:fill="EDF2F8"/>
     </w:tcPr>
   </w:style>
-  <w:style w:type="table" w:styleId="af1" w:customStyle="1">
+  <w:style w:type="table" w:customStyle="1" w:styleId="af1">
     <w:basedOn w:val="TableNormal"/>
     <w:pPr>
       <w:spacing w:line="240" w:lineRule="auto"/>
@@ -13110,7 +12830,7 @@
       <w:shd w:val="clear" w:color="auto" w:fill="EDF2F8"/>
     </w:tcPr>
   </w:style>
-  <w:style w:type="table" w:styleId="af2" w:customStyle="1">
+  <w:style w:type="table" w:customStyle="1" w:styleId="af2">
     <w:basedOn w:val="TableNormal"/>
     <w:pPr>
       <w:spacing w:line="240" w:lineRule="auto"/>
@@ -13132,7 +12852,7 @@
       <w:shd w:val="clear" w:color="auto" w:fill="EDF2F8"/>
     </w:tcPr>
   </w:style>
-  <w:style w:type="table" w:styleId="af3" w:customStyle="1">
+  <w:style w:type="table" w:customStyle="1" w:styleId="af3">
     <w:basedOn w:val="TableNormal"/>
     <w:pPr>
       <w:spacing w:line="240" w:lineRule="auto"/>
@@ -13154,7 +12874,7 @@
       <w:shd w:val="clear" w:color="auto" w:fill="EDF2F8"/>
     </w:tcPr>
   </w:style>
-  <w:style w:type="character" w:styleId="Mencinsinresolver2" w:customStyle="1">
+  <w:style w:type="character" w:customStyle="1" w:styleId="Mencinsinresolver2">
     <w:name w:val="Mención sin resolver2"/>
     <w:basedOn w:val="Fuentedeprrafopredeter"/>
     <w:uiPriority w:val="99"/>
@@ -13166,7 +12886,7 @@
       <w:shd w:val="clear" w:color="auto" w:fill="E1DFDD"/>
     </w:rPr>
   </w:style>
-  <w:style w:type="paragraph" w:styleId="Subtitle0" w:customStyle="1">
+  <w:style w:type="paragraph" w:customStyle="1" w:styleId="Subtitle0">
     <w:name w:val="Subtitle0"/>
     <w:basedOn w:val="Normal0"/>
     <w:next w:val="Normal0"/>
@@ -13181,7 +12901,7 @@
       <w:szCs w:val="30"/>
     </w:rPr>
   </w:style>
-  <w:style w:type="table" w:styleId="af4" w:customStyle="1">
+  <w:style w:type="table" w:customStyle="1" w:styleId="af4">
     <w:basedOn w:val="NormalTable1"/>
     <w:pPr>
       <w:spacing w:line="240" w:lineRule="auto"/>
@@ -13203,7 +12923,7 @@
       <w:shd w:val="clear" w:color="auto" w:fill="EDF2F8"/>
     </w:tcPr>
   </w:style>
-  <w:style w:type="table" w:styleId="af5" w:customStyle="1">
+  <w:style w:type="table" w:customStyle="1" w:styleId="af5">
     <w:basedOn w:val="NormalTable1"/>
     <w:pPr>
       <w:spacing w:line="240" w:lineRule="auto"/>
@@ -13225,7 +12945,7 @@
       <w:shd w:val="clear" w:color="auto" w:fill="EDF2F8"/>
     </w:tcPr>
   </w:style>
-  <w:style w:type="table" w:styleId="af6" w:customStyle="1">
+  <w:style w:type="table" w:customStyle="1" w:styleId="af6">
     <w:basedOn w:val="NormalTable1"/>
     <w:pPr>
       <w:spacing w:line="240" w:lineRule="auto"/>
@@ -13247,7 +12967,7 @@
       <w:shd w:val="clear" w:color="auto" w:fill="EDF2F8"/>
     </w:tcPr>
   </w:style>
-  <w:style w:type="table" w:styleId="af7" w:customStyle="1">
+  <w:style w:type="table" w:customStyle="1" w:styleId="af7">
     <w:basedOn w:val="NormalTable1"/>
     <w:pPr>
       <w:spacing w:line="240" w:lineRule="auto"/>
@@ -13269,7 +12989,7 @@
       <w:shd w:val="clear" w:color="auto" w:fill="EDF2F8"/>
     </w:tcPr>
   </w:style>
-  <w:style w:type="table" w:styleId="af8" w:customStyle="1">
+  <w:style w:type="table" w:customStyle="1" w:styleId="af8">
     <w:basedOn w:val="NormalTable1"/>
     <w:tblPr>
       <w:tblStyleRowBandSize w:val="1"/>
@@ -13282,7 +13002,7 @@
       </w:tblCellMar>
     </w:tblPr>
   </w:style>
-  <w:style w:type="table" w:styleId="af9" w:customStyle="1">
+  <w:style w:type="table" w:customStyle="1" w:styleId="af9">
     <w:basedOn w:val="NormalTable1"/>
     <w:tblPr>
       <w:tblStyleRowBandSize w:val="1"/>
@@ -13295,7 +13015,7 @@
       </w:tblCellMar>
     </w:tblPr>
   </w:style>
-  <w:style w:type="table" w:styleId="afa" w:customStyle="1">
+  <w:style w:type="table" w:customStyle="1" w:styleId="afa">
     <w:basedOn w:val="NormalTable1"/>
     <w:pPr>
       <w:spacing w:line="240" w:lineRule="auto"/>
@@ -13317,7 +13037,7 @@
       <w:shd w:val="clear" w:color="auto" w:fill="EDF2F8"/>
     </w:tcPr>
   </w:style>
-  <w:style w:type="table" w:styleId="afb" w:customStyle="1">
+  <w:style w:type="table" w:customStyle="1" w:styleId="afb">
     <w:basedOn w:val="NormalTable1"/>
     <w:pPr>
       <w:spacing w:line="240" w:lineRule="auto"/>
@@ -13339,7 +13059,7 @@
       <w:shd w:val="clear" w:color="auto" w:fill="EDF2F8"/>
     </w:tcPr>
   </w:style>
-  <w:style w:type="table" w:styleId="afc" w:customStyle="1">
+  <w:style w:type="table" w:customStyle="1" w:styleId="afc">
     <w:basedOn w:val="NormalTable1"/>
     <w:pPr>
       <w:spacing w:line="240" w:lineRule="auto"/>
@@ -13361,7 +13081,7 @@
       <w:shd w:val="clear" w:color="auto" w:fill="EDF2F8"/>
     </w:tcPr>
   </w:style>
-  <w:style w:type="table" w:styleId="afd" w:customStyle="1">
+  <w:style w:type="table" w:customStyle="1" w:styleId="afd">
     <w:basedOn w:val="NormalTable1"/>
     <w:pPr>
       <w:spacing w:line="240" w:lineRule="auto"/>
@@ -13383,7 +13103,7 @@
       <w:shd w:val="clear" w:color="auto" w:fill="EDF2F8"/>
     </w:tcPr>
   </w:style>
-  <w:style w:type="table" w:styleId="afe" w:customStyle="1">
+  <w:style w:type="table" w:customStyle="1" w:styleId="afe">
     <w:basedOn w:val="NormalTable1"/>
     <w:pPr>
       <w:spacing w:line="240" w:lineRule="auto"/>
@@ -20609,46 +20329,32 @@
 
 <file path=customXml/item1.xml><?xml version="1.0" encoding="utf-8"?>
 <p:properties xmlns:p="http://schemas.microsoft.com/office/2006/metadata/properties" xmlns:xsi="http://www.w3.org/2001/XMLSchema-instance" xmlns:pc="http://schemas.microsoft.com/office/infopath/2007/PartnerControls">
-  <documentManagement>
-    <TaxCatchAll xmlns="cb45339b-ced9-4d0d-8f64-77573914d53b" xsi:nil="true"/>
-    <lcf76f155ced4ddcb4097134ff3c332f xmlns="43a3ca16-9c26-4813-b83f-4aec9927b43f">
-      <Terms xmlns="http://schemas.microsoft.com/office/infopath/2007/PartnerControls"/>
-    </lcf76f155ced4ddcb4097134ff3c332f>
-  </documentManagement>
+  <documentManagement/>
 </p:properties>
 </file>
 
 <file path=customXml/item2.xml><?xml version="1.0" encoding="utf-8"?>
-<go:gDocsCustomXmlDataStorage xmlns:go="http://customooxmlschemas.google.com/" xmlns:r="http://schemas.openxmlformats.org/officeDocument/2006/relationships">
-  <go:docsCustomData xmlns:go="http://customooxmlschemas.google.com/" roundtripDataSignature="AMtx7mh3w1sXrKwdjzYCxjbwPkf7wsIk5w==">AMUW2mWhRc/xLonLdtoI8dz4BVu2GREgE7++Eme5Ko+W5/2G+QfXPKxV7NwLPPaJ77IM2LrlHDguxVZnDKcg4iQIvJIe+zJ9DBWjUaWFI+z0k4HbdiCFsJo=</go:docsCustomData>
-</go:gDocsCustomXmlDataStorage>
+<?mso-contentType ?>
+<FormTemplates xmlns="http://schemas.microsoft.com/sharepoint/v3/contenttype/forms">
+  <Display>DocumentLibraryForm</Display>
+  <Edit>DocumentLibraryForm</Edit>
+  <New>DocumentLibraryForm</New>
+</FormTemplates>
 </file>
 
 <file path=customXml/item3.xml><?xml version="1.0" encoding="utf-8"?>
-<ct:contentTypeSchema xmlns:ct="http://schemas.microsoft.com/office/2006/metadata/contentType" xmlns:ma="http://schemas.microsoft.com/office/2006/metadata/properties/metaAttributes" ct:_="" ma:_="" ma:contentTypeName="Documento" ma:contentTypeID="0x01010049282E1EDBE9234EA9E6D38F720E265F" ma:contentTypeVersion="15" ma:contentTypeDescription="Crear nuevo documento." ma:contentTypeScope="" ma:versionID="b31c7aa9eaf043a08b87120b3c4916e3">
-  <xsd:schema xmlns:xsd="http://www.w3.org/2001/XMLSchema" xmlns:xs="http://www.w3.org/2001/XMLSchema" xmlns:p="http://schemas.microsoft.com/office/2006/metadata/properties" xmlns:ns2="cb45339b-ced9-4d0d-8f64-77573914d53b" xmlns:ns3="43a3ca16-9c26-4813-b83f-4aec9927b43f" targetNamespace="http://schemas.microsoft.com/office/2006/metadata/properties" ma:root="true" ma:fieldsID="3533d065b04d75c457075bc55f1f5315" ns2:_="" ns3:_="">
-    <xsd:import namespace="cb45339b-ced9-4d0d-8f64-77573914d53b"/>
-    <xsd:import namespace="43a3ca16-9c26-4813-b83f-4aec9927b43f"/>
+<ct:contentTypeSchema xmlns:ct="http://schemas.microsoft.com/office/2006/metadata/contentType" xmlns:ma="http://schemas.microsoft.com/office/2006/metadata/properties/metaAttributes" ct:_="" ma:_="" ma:contentTypeName="Documento" ma:contentTypeID="0x0101005D7421CBAB376F47AC1876466873BE0C" ma:contentTypeVersion="3" ma:contentTypeDescription="Crear nuevo documento." ma:contentTypeScope="" ma:versionID="308b75037e4d6374a5a736f40eb4c856">
+  <xsd:schema xmlns:xsd="http://www.w3.org/2001/XMLSchema" xmlns:xs="http://www.w3.org/2001/XMLSchema" xmlns:p="http://schemas.microsoft.com/office/2006/metadata/properties" xmlns:ns2="55abea07-cd72-4a95-add0-1082a24cf9e9" targetNamespace="http://schemas.microsoft.com/office/2006/metadata/properties" ma:root="true" ma:fieldsID="55c05e079265cd52764aed35da6e8f4f" ns2:_="">
+    <xsd:import namespace="55abea07-cd72-4a95-add0-1082a24cf9e9"/>
     <xsd:element name="properties">
       <xsd:complexType>
         <xsd:sequence>
           <xsd:element name="documentManagement">
             <xsd:complexType>
               <xsd:all>
-                <xsd:element ref="ns2:SharedWithUsers" minOccurs="0"/>
-                <xsd:element ref="ns2:SharedWithDetails" minOccurs="0"/>
-                <xsd:element ref="ns3:MediaServiceMetadata" minOccurs="0"/>
-                <xsd:element ref="ns3:MediaServiceFastMetadata" minOccurs="0"/>
-                <xsd:element ref="ns3:MediaServiceDateTaken" minOccurs="0"/>
-                <xsd:element ref="ns3:MediaServiceObjectDetectorVersions" minOccurs="0"/>
-                <xsd:element ref="ns3:MediaLengthInSeconds" minOccurs="0"/>
-                <xsd:element ref="ns3:MediaServiceLocation" minOccurs="0"/>
-                <xsd:element ref="ns3:MediaServiceGenerationTime" minOccurs="0"/>
-                <xsd:element ref="ns3:MediaServiceEventHashCode" minOccurs="0"/>
-                <xsd:element ref="ns3:lcf76f155ced4ddcb4097134ff3c332f" minOccurs="0"/>
-                <xsd:element ref="ns2:TaxCatchAll" minOccurs="0"/>
-                <xsd:element ref="ns3:MediaServiceOCR" minOccurs="0"/>
-                <xsd:element ref="ns3:MediaServiceSearchProperties" minOccurs="0"/>
+                <xsd:element ref="ns2:MediaServiceMetadata" minOccurs="0"/>
+                <xsd:element ref="ns2:MediaServiceFastMetadata" minOccurs="0"/>
+                <xsd:element ref="ns2:MediaServiceSearchProperties" minOccurs="0"/>
               </xsd:all>
             </xsd:complexType>
           </xsd:element>
@@ -20656,105 +20362,20 @@
       </xsd:complexType>
     </xsd:element>
   </xsd:schema>
-  <xsd:schema xmlns:xsd="http://www.w3.org/2001/XMLSchema" xmlns:xs="http://www.w3.org/2001/XMLSchema" xmlns:dms="http://schemas.microsoft.com/office/2006/documentManagement/types" xmlns:pc="http://schemas.microsoft.com/office/infopath/2007/PartnerControls" targetNamespace="cb45339b-ced9-4d0d-8f64-77573914d53b" elementFormDefault="qualified">
+  <xsd:schema xmlns:xsd="http://www.w3.org/2001/XMLSchema" xmlns:xs="http://www.w3.org/2001/XMLSchema" xmlns:dms="http://schemas.microsoft.com/office/2006/documentManagement/types" xmlns:pc="http://schemas.microsoft.com/office/infopath/2007/PartnerControls" targetNamespace="55abea07-cd72-4a95-add0-1082a24cf9e9" elementFormDefault="qualified">
     <xsd:import namespace="http://schemas.microsoft.com/office/2006/documentManagement/types"/>
     <xsd:import namespace="http://schemas.microsoft.com/office/infopath/2007/PartnerControls"/>
-    <xsd:element name="SharedWithUsers" ma:index="8" nillable="true" ma:displayName="Compartido con" ma:internalName="SharedWithUsers" ma:readOnly="true">
-      <xsd:complexType>
-        <xsd:complexContent>
-          <xsd:extension base="dms:UserMulti">
-            <xsd:sequence>
-              <xsd:element name="UserInfo" minOccurs="0" maxOccurs="unbounded">
-                <xsd:complexType>
-                  <xsd:sequence>
-                    <xsd:element name="DisplayName" type="xsd:string" minOccurs="0"/>
-                    <xsd:element name="AccountId" type="dms:UserId" minOccurs="0" nillable="true"/>
-                    <xsd:element name="AccountType" type="xsd:string" minOccurs="0"/>
-                  </xsd:sequence>
-                </xsd:complexType>
-              </xsd:element>
-            </xsd:sequence>
-          </xsd:extension>
-        </xsd:complexContent>
-      </xsd:complexType>
-    </xsd:element>
-    <xsd:element name="SharedWithDetails" ma:index="9" nillable="true" ma:displayName="Detalles de uso compartido" ma:internalName="SharedWithDetails" ma:readOnly="true">
-      <xsd:simpleType>
-        <xsd:restriction base="dms:Note">
-          <xsd:maxLength value="255"/>
-        </xsd:restriction>
-      </xsd:simpleType>
-    </xsd:element>
-    <xsd:element name="TaxCatchAll" ma:index="20" nillable="true" ma:displayName="Taxonomy Catch All Column" ma:hidden="true" ma:list="{2f40a149-578b-41a1-8845-c88bc1831770}" ma:internalName="TaxCatchAll" ma:showField="CatchAllData" ma:web="cb45339b-ced9-4d0d-8f64-77573914d53b">
-      <xsd:complexType>
-        <xsd:complexContent>
-          <xsd:extension base="dms:MultiChoiceLookup">
-            <xsd:sequence>
-              <xsd:element name="Value" type="dms:Lookup" maxOccurs="unbounded" minOccurs="0" nillable="true"/>
-            </xsd:sequence>
-          </xsd:extension>
-        </xsd:complexContent>
-      </xsd:complexType>
-    </xsd:element>
-  </xsd:schema>
-  <xsd:schema xmlns:xsd="http://www.w3.org/2001/XMLSchema" xmlns:xs="http://www.w3.org/2001/XMLSchema" xmlns:dms="http://schemas.microsoft.com/office/2006/documentManagement/types" xmlns:pc="http://schemas.microsoft.com/office/infopath/2007/PartnerControls" targetNamespace="43a3ca16-9c26-4813-b83f-4aec9927b43f" elementFormDefault="qualified">
-    <xsd:import namespace="http://schemas.microsoft.com/office/2006/documentManagement/types"/>
-    <xsd:import namespace="http://schemas.microsoft.com/office/infopath/2007/PartnerControls"/>
-    <xsd:element name="MediaServiceMetadata" ma:index="10" nillable="true" ma:displayName="MediaServiceMetadata" ma:hidden="true" ma:internalName="MediaServiceMetadata" ma:readOnly="true">
+    <xsd:element name="MediaServiceMetadata" ma:index="8" nillable="true" ma:displayName="MediaServiceMetadata" ma:hidden="true" ma:internalName="MediaServiceMetadata" ma:readOnly="true">
       <xsd:simpleType>
         <xsd:restriction base="dms:Note"/>
       </xsd:simpleType>
     </xsd:element>
-    <xsd:element name="MediaServiceFastMetadata" ma:index="11" nillable="true" ma:displayName="MediaServiceFastMetadata" ma:hidden="true" ma:internalName="MediaServiceFastMetadata" ma:readOnly="true">
+    <xsd:element name="MediaServiceFastMetadata" ma:index="9" nillable="true" ma:displayName="MediaServiceFastMetadata" ma:hidden="true" ma:internalName="MediaServiceFastMetadata" ma:readOnly="true">
       <xsd:simpleType>
         <xsd:restriction base="dms:Note"/>
       </xsd:simpleType>
     </xsd:element>
-    <xsd:element name="MediaServiceDateTaken" ma:index="12" nillable="true" ma:displayName="MediaServiceDateTaken" ma:hidden="true" ma:indexed="true" ma:internalName="MediaServiceDateTaken" ma:readOnly="true">
-      <xsd:simpleType>
-        <xsd:restriction base="dms:Text"/>
-      </xsd:simpleType>
-    </xsd:element>
-    <xsd:element name="MediaServiceObjectDetectorVersions" ma:index="13" nillable="true" ma:displayName="MediaServiceObjectDetectorVersions" ma:hidden="true" ma:indexed="true" ma:internalName="MediaServiceObjectDetectorVersions" ma:readOnly="true">
-      <xsd:simpleType>
-        <xsd:restriction base="dms:Text"/>
-      </xsd:simpleType>
-    </xsd:element>
-    <xsd:element name="MediaLengthInSeconds" ma:index="14" nillable="true" ma:displayName="MediaLengthInSeconds" ma:hidden="true" ma:internalName="MediaLengthInSeconds" ma:readOnly="true">
-      <xsd:simpleType>
-        <xsd:restriction base="dms:Unknown"/>
-      </xsd:simpleType>
-    </xsd:element>
-    <xsd:element name="MediaServiceLocation" ma:index="15" nillable="true" ma:displayName="Location" ma:indexed="true" ma:internalName="MediaServiceLocation" ma:readOnly="true">
-      <xsd:simpleType>
-        <xsd:restriction base="dms:Text"/>
-      </xsd:simpleType>
-    </xsd:element>
-    <xsd:element name="MediaServiceGenerationTime" ma:index="16" nillable="true" ma:displayName="MediaServiceGenerationTime" ma:hidden="true" ma:internalName="MediaServiceGenerationTime" ma:readOnly="true">
-      <xsd:simpleType>
-        <xsd:restriction base="dms:Text"/>
-      </xsd:simpleType>
-    </xsd:element>
-    <xsd:element name="MediaServiceEventHashCode" ma:index="17" nillable="true" ma:displayName="MediaServiceEventHashCode" ma:hidden="true" ma:internalName="MediaServiceEventHashCode" ma:readOnly="true">
-      <xsd:simpleType>
-        <xsd:restriction base="dms:Text"/>
-      </xsd:simpleType>
-    </xsd:element>
-    <xsd:element name="lcf76f155ced4ddcb4097134ff3c332f" ma:index="19" nillable="true" ma:taxonomy="true" ma:internalName="lcf76f155ced4ddcb4097134ff3c332f" ma:taxonomyFieldName="MediaServiceImageTags" ma:displayName="Etiquetas de imagen" ma:readOnly="false" ma:fieldId="{5cf76f15-5ced-4ddc-b409-7134ff3c332f}" ma:taxonomyMulti="true" ma:sspId="d33c8c81-5745-4931-bcc4-c2aeafe86780" ma:termSetId="09814cd3-568e-fe90-9814-8d621ff8fb84" ma:anchorId="fba54fb3-c3e1-fe81-a776-ca4b69148c4d" ma:open="true" ma:isKeyword="false">
-      <xsd:complexType>
-        <xsd:sequence>
-          <xsd:element ref="pc:Terms" minOccurs="0" maxOccurs="1"/>
-        </xsd:sequence>
-      </xsd:complexType>
-    </xsd:element>
-    <xsd:element name="MediaServiceOCR" ma:index="21" nillable="true" ma:displayName="Extracted Text" ma:internalName="MediaServiceOCR" ma:readOnly="true">
-      <xsd:simpleType>
-        <xsd:restriction base="dms:Note">
-          <xsd:maxLength value="255"/>
-        </xsd:restriction>
-      </xsd:simpleType>
-    </xsd:element>
-    <xsd:element name="MediaServiceSearchProperties" ma:index="22" nillable="true" ma:displayName="MediaServiceSearchProperties" ma:hidden="true" ma:internalName="MediaServiceSearchProperties" ma:readOnly="true">
+    <xsd:element name="MediaServiceSearchProperties" ma:index="10" nillable="true" ma:displayName="MediaServiceSearchProperties" ma:hidden="true" ma:internalName="MediaServiceSearchProperties" ma:readOnly="true">
       <xsd:simpleType>
         <xsd:restriction base="dms:Note"/>
       </xsd:simpleType>
@@ -20860,12 +20481,9 @@
 </file>
 
 <file path=customXml/item4.xml><?xml version="1.0" encoding="utf-8"?>
-<?mso-contentType ?>
-<FormTemplates xmlns="http://schemas.microsoft.com/sharepoint/v3/contenttype/forms">
-  <Display>DocumentLibraryForm</Display>
-  <Edit>DocumentLibraryForm</Edit>
-  <New>DocumentLibraryForm</New>
-</FormTemplates>
+<go:gDocsCustomXmlDataStorage xmlns:go="http://customooxmlschemas.google.com/" xmlns:r="http://schemas.openxmlformats.org/officeDocument/2006/relationships">
+  <go:docsCustomData xmlns:go="http://customooxmlschemas.google.com/" roundtripDataSignature="AMtx7mh3w1sXrKwdjzYCxjbwPkf7wsIk5w==">AMUW2mWhRc/xLonLdtoI8dz4BVu2GREgE7++Eme5Ko+W5/2G+QfXPKxV7NwLPPaJ77IM2LrlHDguxVZnDKcg4iQIvJIe+zJ9DBWjUaWFI+z0k4HbdiCFsJo=</go:docsCustomData>
+</go:gDocsCustomXmlDataStorage>
 </file>
 
 <file path=customXml/itemProps1.xml><?xml version="1.0" encoding="utf-8"?>
@@ -20873,29 +20491,29 @@
   <ds:schemaRefs>
     <ds:schemaRef ds:uri="http://schemas.microsoft.com/office/2006/metadata/properties"/>
     <ds:schemaRef ds:uri="http://schemas.microsoft.com/office/infopath/2007/PartnerControls"/>
-    <ds:schemaRef ds:uri="1d52d4bc-3f95-4709-b359-1b96840d7671"/>
-    <ds:schemaRef ds:uri="8d1bea48-6525-4b05-8cf5-c6ad0dd5b02f"/>
+    <ds:schemaRef ds:uri="cb45339b-ced9-4d0d-8f64-77573914d53b"/>
+    <ds:schemaRef ds:uri="43a3ca16-9c26-4813-b83f-4aec9927b43f"/>
   </ds:schemaRefs>
 </ds:datastoreItem>
 </file>
 
 <file path=customXml/itemProps2.xml><?xml version="1.0" encoding="utf-8"?>
+<ds:datastoreItem xmlns:ds="http://schemas.openxmlformats.org/officeDocument/2006/customXml" ds:itemID="{83102ECF-E44F-4F73-A78F-FE313D1BFB9A}">
+  <ds:schemaRefs>
+    <ds:schemaRef ds:uri="http://schemas.microsoft.com/sharepoint/v3/contenttype/forms"/>
+  </ds:schemaRefs>
+</ds:datastoreItem>
+</file>
+
+<file path=customXml/itemProps3.xml><?xml version="1.0" encoding="utf-8"?>
+<ds:datastoreItem xmlns:ds="http://schemas.openxmlformats.org/officeDocument/2006/customXml" ds:itemID="{E4A041EC-DAE4-4FBC-807F-A5FB949C8174}"/>
+</file>
+
+<file path=customXml/itemProps4.xml><?xml version="1.0" encoding="utf-8"?>
 <ds:datastoreItem xmlns:ds="http://schemas.openxmlformats.org/officeDocument/2006/customXml" ds:itemID="{11111111-1234-1234-1234-123412341234}">
   <ds:schemaRefs>
     <ds:schemaRef ds:uri="http://customooxmlschemas.google.com/"/>
     <ds:schemaRef ds:uri="http://schemas.openxmlformats.org/officeDocument/2006/relationships"/>
   </ds:schemaRefs>
 </ds:datastoreItem>
-</file>
-
-<file path=customXml/itemProps3.xml><?xml version="1.0" encoding="utf-8"?>
-<ds:datastoreItem xmlns:ds="http://schemas.openxmlformats.org/officeDocument/2006/customXml" ds:itemID="{C9260B98-7113-491C-99A4-DCCFAA301815}"/>
-</file>
-
-<file path=customXml/itemProps4.xml><?xml version="1.0" encoding="utf-8"?>
-<ds:datastoreItem xmlns:ds="http://schemas.openxmlformats.org/officeDocument/2006/customXml" ds:itemID="{83102ECF-E44F-4F73-A78F-FE313D1BFB9A}">
-  <ds:schemaRefs>
-    <ds:schemaRef ds:uri="http://schemas.microsoft.com/sharepoint/v3/contenttype/forms"/>
-  </ds:schemaRefs>
-</ds:datastoreItem>
 </file>
--- a/fuentes/CF4_240201524_DI.docx
+++ b/fuentes/CF4_240201524_DI.docx
@@ -1,6 +1,6 @@
 
 <file path=word/document.xml><?xml version="1.0" encoding="utf-8"?>
-<w:document xmlns:wpc="http://schemas.microsoft.com/office/word/2010/wordprocessingCanvas" xmlns:cx="http://schemas.microsoft.com/office/drawing/2014/chartex" xmlns:cx1="http://schemas.microsoft.com/office/drawing/2015/9/8/chartex" xmlns:cx2="http://schemas.microsoft.com/office/drawing/2015/10/21/chartex" xmlns:cx3="http://schemas.microsoft.com/office/drawing/2016/5/9/chartex" xmlns:cx4="http://schemas.microsoft.com/office/drawing/2016/5/10/chartex" xmlns:cx5="http://schemas.microsoft.com/office/drawing/2016/5/11/chartex" xmlns:cx6="http://schemas.microsoft.com/office/drawing/2016/5/12/chartex" xmlns:cx7="http://schemas.microsoft.com/office/drawing/2016/5/13/chartex" xmlns:cx8="http://schemas.microsoft.com/office/drawing/2016/5/14/chartex" xmlns:mc="http://schemas.openxmlformats.org/markup-compatibility/2006" xmlns:aink="http://schemas.microsoft.com/office/drawing/2016/ink" xmlns:am3d="http://schemas.microsoft.com/office/drawing/2017/model3d" xmlns:o="urn:schemas-microsoft-com:office:office" xmlns:r="http://schemas.openxmlformats.org/officeDocument/2006/relationships" xmlns:m="http://schemas.openxmlformats.org/officeDocument/2006/math" xmlns:v="urn:schemas-microsoft-com:vml" xmlns:wp14="http://schemas.microsoft.com/office/word/2010/wordprocessingDrawing" xmlns:wp="http://schemas.openxmlformats.org/drawingml/2006/wordprocessingDrawing" xmlns:w10="urn:schemas-microsoft-com:office:word" xmlns:w="http://schemas.openxmlformats.org/wordprocessingml/2006/main" xmlns:w14="http://schemas.microsoft.com/office/word/2010/wordml" xmlns:w15="http://schemas.microsoft.com/office/word/2012/wordml" xmlns:w16cex="http://schemas.microsoft.com/office/word/2018/wordml/cex" xmlns:w16cid="http://schemas.microsoft.com/office/word/2016/wordml/cid" xmlns:w16="http://schemas.microsoft.com/office/word/2018/wordml" xmlns:w16sdtdh="http://schemas.microsoft.com/office/word/2020/wordml/sdtdatahash" xmlns:w16se="http://schemas.microsoft.com/office/word/2015/wordml/symex" xmlns:wpg="http://schemas.microsoft.com/office/word/2010/wordprocessingGroup" xmlns:wpi="http://schemas.microsoft.com/office/word/2010/wordprocessingInk" xmlns:wne="http://schemas.microsoft.com/office/word/2006/wordml" xmlns:wps="http://schemas.microsoft.com/office/word/2010/wordprocessingShape" mc:Ignorable="w14 w15 w16se w16cid w16 w16cex w16sdtdh wp14">
+<w:document xmlns:wpc="http://schemas.microsoft.com/office/word/2010/wordprocessingCanvas" xmlns:cx="http://schemas.microsoft.com/office/drawing/2014/chartex" xmlns:cx1="http://schemas.microsoft.com/office/drawing/2015/9/8/chartex" xmlns:cx2="http://schemas.microsoft.com/office/drawing/2015/10/21/chartex" xmlns:cx3="http://schemas.microsoft.com/office/drawing/2016/5/9/chartex" xmlns:cx4="http://schemas.microsoft.com/office/drawing/2016/5/10/chartex" xmlns:cx5="http://schemas.microsoft.com/office/drawing/2016/5/11/chartex" xmlns:cx6="http://schemas.microsoft.com/office/drawing/2016/5/12/chartex" xmlns:cx7="http://schemas.microsoft.com/office/drawing/2016/5/13/chartex" xmlns:cx8="http://schemas.microsoft.com/office/drawing/2016/5/14/chartex" xmlns:mc="http://schemas.openxmlformats.org/markup-compatibility/2006" xmlns:aink="http://schemas.microsoft.com/office/drawing/2016/ink" xmlns:am3d="http://schemas.microsoft.com/office/drawing/2017/model3d" xmlns:o="urn:schemas-microsoft-com:office:office" xmlns:r="http://schemas.openxmlformats.org/officeDocument/2006/relationships" xmlns:m="http://schemas.openxmlformats.org/officeDocument/2006/math" xmlns:v="urn:schemas-microsoft-com:vml" xmlns:wp14="http://schemas.microsoft.com/office/word/2010/wordprocessingDrawing" xmlns:wp="http://schemas.openxmlformats.org/drawingml/2006/wordprocessingDrawing" xmlns:w10="urn:schemas-microsoft-com:office:word" xmlns:w="http://schemas.openxmlformats.org/wordprocessingml/2006/main" xmlns:w14="http://schemas.microsoft.com/office/word/2010/wordml" xmlns:w15="http://schemas.microsoft.com/office/word/2012/wordml" xmlns:w16cex="http://schemas.microsoft.com/office/word/2018/wordml/cex" xmlns:w16cid="http://schemas.microsoft.com/office/word/2016/wordml/cid" xmlns:w16="http://schemas.microsoft.com/office/word/2018/wordml" xmlns:w16sdtdh="http://schemas.microsoft.com/office/word/2020/wordml/sdtdatahash" xmlns:w16se="http://schemas.microsoft.com/office/word/2015/wordml/symex" xmlns:wpg="http://schemas.microsoft.com/office/word/2010/wordprocessingGroup" xmlns:wpi="http://schemas.microsoft.com/office/word/2010/wordprocessingInk" xmlns:wne="http://schemas.microsoft.com/office/word/2006/wordml" xmlns:wps="http://schemas.microsoft.com/office/word/2010/wordprocessingShape" xmlns:a="http://schemas.openxmlformats.org/drawingml/2006/main" xmlns:pic="http://schemas.openxmlformats.org/drawingml/2006/picture" xmlns:a14="http://schemas.microsoft.com/office/drawing/2010/main" xmlns:dgm="http://schemas.openxmlformats.org/drawingml/2006/diagram" mc:Ignorable="w14 w15 w16se w16cid w16 w16cex w16sdtdh wp14">
   <w:body>
     <w:p>
       <w:pPr>
@@ -42,12 +42,12 @@
         <w:tblW w:w="9962" w:type="dxa"/>
         <w:tblInd w:w="0" w:type="dxa"/>
         <w:tblBorders>
-          <w:top w:val="single" w:sz="4" w:space="0" w:color="000000"/>
-          <w:left w:val="single" w:sz="4" w:space="0" w:color="000000"/>
-          <w:bottom w:val="single" w:sz="4" w:space="0" w:color="000000"/>
-          <w:right w:val="single" w:sz="4" w:space="0" w:color="000000"/>
-          <w:insideH w:val="single" w:sz="4" w:space="0" w:color="000000"/>
-          <w:insideV w:val="single" w:sz="4" w:space="0" w:color="000000"/>
+          <w:top w:val="single" w:color="000000" w:sz="4" w:space="0"/>
+          <w:left w:val="single" w:color="000000" w:sz="4" w:space="0"/>
+          <w:bottom w:val="single" w:color="000000" w:sz="4" w:space="0"/>
+          <w:right w:val="single" w:color="000000" w:sz="4" w:space="0"/>
+          <w:insideH w:val="single" w:color="000000" w:sz="4" w:space="0"/>
+          <w:insideV w:val="single" w:color="000000" w:sz="4" w:space="0"/>
         </w:tblBorders>
         <w:tblLayout w:type="fixed"/>
         <w:tblLook w:val="0400" w:firstRow="0" w:lastRow="0" w:firstColumn="0" w:lastColumn="0" w:noHBand="0" w:noVBand="1"/>
@@ -131,12 +131,12 @@
         <w:tblW w:w="9962" w:type="dxa"/>
         <w:tblInd w:w="0" w:type="dxa"/>
         <w:tblBorders>
-          <w:top w:val="single" w:sz="4" w:space="0" w:color="000000"/>
-          <w:left w:val="single" w:sz="4" w:space="0" w:color="000000"/>
-          <w:bottom w:val="single" w:sz="4" w:space="0" w:color="000000"/>
-          <w:right w:val="single" w:sz="4" w:space="0" w:color="000000"/>
-          <w:insideH w:val="single" w:sz="4" w:space="0" w:color="000000"/>
-          <w:insideV w:val="single" w:sz="4" w:space="0" w:color="000000"/>
+          <w:top w:val="single" w:color="000000" w:sz="4" w:space="0"/>
+          <w:left w:val="single" w:color="000000" w:sz="4" w:space="0"/>
+          <w:bottom w:val="single" w:color="000000" w:sz="4" w:space="0"/>
+          <w:right w:val="single" w:color="000000" w:sz="4" w:space="0"/>
+          <w:insideH w:val="single" w:color="000000" w:sz="4" w:space="0"/>
+          <w:insideV w:val="single" w:color="000000" w:sz="4" w:space="0"/>
         </w:tblBorders>
         <w:tblLayout w:type="fixed"/>
         <w:tblLook w:val="0400" w:firstRow="0" w:lastRow="0" w:firstColumn="0" w:lastColumn="0" w:noHBand="0" w:noVBand="1"/>
@@ -298,12 +298,12 @@
         <w:tblW w:w="9962" w:type="dxa"/>
         <w:tblInd w:w="0" w:type="dxa"/>
         <w:tblBorders>
-          <w:top w:val="single" w:sz="4" w:space="0" w:color="000000"/>
-          <w:left w:val="single" w:sz="4" w:space="0" w:color="000000"/>
-          <w:bottom w:val="single" w:sz="4" w:space="0" w:color="000000"/>
-          <w:right w:val="single" w:sz="4" w:space="0" w:color="000000"/>
-          <w:insideH w:val="single" w:sz="4" w:space="0" w:color="000000"/>
-          <w:insideV w:val="single" w:sz="4" w:space="0" w:color="000000"/>
+          <w:top w:val="single" w:color="000000" w:sz="4" w:space="0"/>
+          <w:left w:val="single" w:color="000000" w:sz="4" w:space="0"/>
+          <w:bottom w:val="single" w:color="000000" w:sz="4" w:space="0"/>
+          <w:right w:val="single" w:color="000000" w:sz="4" w:space="0"/>
+          <w:insideH w:val="single" w:color="000000" w:sz="4" w:space="0"/>
+          <w:insideV w:val="single" w:color="000000" w:sz="4" w:space="0"/>
         </w:tblBorders>
         <w:tblLayout w:type="fixed"/>
         <w:tblLook w:val="0400" w:firstRow="0" w:lastRow="0" w:firstColumn="0" w:lastColumn="0" w:noHBand="0" w:noVBand="1"/>
@@ -545,12 +545,12 @@
         <w:tblW w:w="9962" w:type="dxa"/>
         <w:tblInd w:w="0" w:type="dxa"/>
         <w:tblBorders>
-          <w:top w:val="single" w:sz="4" w:space="0" w:color="000000"/>
-          <w:left w:val="single" w:sz="4" w:space="0" w:color="000000"/>
-          <w:bottom w:val="single" w:sz="4" w:space="0" w:color="000000"/>
-          <w:right w:val="single" w:sz="4" w:space="0" w:color="000000"/>
-          <w:insideH w:val="single" w:sz="4" w:space="0" w:color="000000"/>
-          <w:insideV w:val="single" w:sz="4" w:space="0" w:color="000000"/>
+          <w:top w:val="single" w:color="000000" w:sz="4" w:space="0"/>
+          <w:left w:val="single" w:color="000000" w:sz="4" w:space="0"/>
+          <w:bottom w:val="single" w:color="000000" w:sz="4" w:space="0"/>
+          <w:right w:val="single" w:color="000000" w:sz="4" w:space="0"/>
+          <w:insideH w:val="single" w:color="000000" w:sz="4" w:space="0"/>
+          <w:insideV w:val="single" w:color="000000" w:sz="4" w:space="0"/>
         </w:tblBorders>
         <w:tblLayout w:type="fixed"/>
         <w:tblLook w:val="0400" w:firstRow="0" w:lastRow="0" w:firstColumn="0" w:lastColumn="0" w:noHBand="0" w:noVBand="1"/>
@@ -1794,7 +1794,7 @@
           </mc:Choice>
           <mc:Fallback>
             <w:pict>
-              <v:rect w14:anchorId="461A20D6" id="Rectángulo 1" o:spid="_x0000_s1026" style="width:516pt;height:69.75pt;visibility:visible;mso-wrap-style:square;mso-left-percent:-10001;mso-top-percent:-10001;mso-position-horizontal:absolute;mso-position-horizontal-relative:char;mso-position-vertical:absolute;mso-position-vertical-relative:line;mso-left-percent:-10001;mso-top-percent:-10001;v-text-anchor:top" o:gfxdata="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" fillcolor="white [3201]">
+              <v:rect id="Rectángulo 1" style="width:516pt;height:69.75pt;visibility:visible;mso-wrap-style:square;mso-left-percent:-10001;mso-top-percent:-10001;mso-position-horizontal:absolute;mso-position-horizontal-relative:char;mso-position-vertical:absolute;mso-position-vertical-relative:line;mso-left-percent:-10001;mso-top-percent:-10001;v-text-anchor:top" o:spid="_x0000_s1026" fillcolor="white [3201]" w14:anchorId="461A20D6" o:gfxdata="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">
                 <v:textbox>
                   <w:txbxContent>
                     <w:p>
@@ -1935,7 +1935,7 @@
       <w:commentRangeEnd w:id="2"/>
       <w:r>
         <w:rPr>
-          <w:rStyle w:val="Refdecomentario"/>
+          <w:rStyle w:val="CommentReference"/>
         </w:rPr>
         <w:commentReference w:id="2"/>
       </w:r>
@@ -2262,7 +2262,20 @@
         <w:pStyle w:val="Prrafodelista"/>
       </w:pPr>
       <w:r>
-        <w:t>Indica las semejanzas y diferencias entre dos más objetos, ideas o personas, comparándolos, según cierto número de categorías.</w:t>
+        <w:rPr/>
+        <w:t xml:space="preserve">Indica las semejanzas y diferencias entre dos </w:t>
+      </w:r>
+      <w:r>
+        <w:rPr/>
+        <w:t xml:space="preserve">o </w:t>
+      </w:r>
+      <w:r>
+        <w:rPr/>
+        <w:t xml:space="preserve">más </w:t>
+      </w:r>
+      <w:r>
+        <w:rPr/>
+        <w:t>objetos, ideas o personas, comparándolos, según cierto número de categorías.</w:t>
       </w:r>
     </w:p>
     <w:p/>
@@ -2712,7 +2725,7 @@
       </w:r>
       <w:r>
         <w:rPr>
-          <w:rFonts w:ascii="Calibri" w:eastAsia="Calibri" w:hAnsi="Calibri" w:cs="Calibri"/>
+          <w:rFonts w:ascii="Calibri" w:hAnsi="Calibri" w:eastAsia="Calibri" w:cs="Calibri"/>
           <w:color w:val="000000" w:themeColor="text1"/>
         </w:rPr>
         <w:t>de manera que la mirada hacia el tema sean diversas teorías</w:t>
@@ -3927,26 +3940,66 @@
     <w:p>
       <w:pPr>
         <w:rPr>
-          <w:b/>
-          <w:bCs/>
-        </w:rPr>
-      </w:pPr>
-      <w:r>
-        <w:rPr>
-          <w:b/>
-          <w:bCs/>
-        </w:rPr>
-        <w:t>Citar significa:</w:t>
-      </w:r>
-    </w:p>
-    <w:p>
-      <w:r>
-        <w:t>"Referir, anotar o mencionar un autor, un texto, un lugar, etc., que se alega en lo que se dice o escribe" …</w:t>
-      </w:r>
-    </w:p>
-    <w:p>
-      <w:r>
-        <w:t>"hacer mención de alguien o de algo." - RAE.</w:t>
+          <w:b w:val="1"/>
+          <w:bCs w:val="1"/>
+        </w:rPr>
+      </w:pPr>
+      <w:r>
+        <w:rPr>
+          <w:b w:val="1"/>
+          <w:bCs w:val="1"/>
+        </w:rPr>
+        <w:t xml:space="preserve">Según </w:t>
+      </w:r>
+      <w:r>
+        <w:rPr>
+          <w:b w:val="1"/>
+          <w:bCs w:val="1"/>
+        </w:rPr>
+        <w:t xml:space="preserve">la </w:t>
+      </w:r>
+      <w:r>
+        <w:rPr>
+          <w:b w:val="1"/>
+          <w:bCs w:val="1"/>
+        </w:rPr>
+        <w:t>RAE citar significa:</w:t>
+      </w:r>
+    </w:p>
+    <w:p>
+      <w:pPr>
+        <w:rPr>
+          <w:b w:val="1"/>
+          <w:bCs w:val="1"/>
+        </w:rPr>
+      </w:pPr>
+    </w:p>
+    <w:p>
+      <w:r>
+        <w:rPr/>
+        <w:t>"Referir, anotar o mencionar un autor, un texto, un lugar, etc., que se alega en lo que se dice o escribe"</w:t>
+      </w:r>
+      <w:r>
+        <w:rPr/>
+        <w:t>.</w:t>
+      </w:r>
+    </w:p>
+    <w:p>
+      <w:r>
+        <w:rPr/>
+        <w:t>"</w:t>
+      </w:r>
+      <w:r>
+        <w:rPr/>
+        <w:t>H</w:t>
+      </w:r>
+      <w:r>
+        <w:rPr/>
+        <w:t>acer mención de</w:t>
+      </w:r>
+      <w:r>
+        <w:rPr/>
+        <w:t xml:space="preserve"> alguien o de algo." </w:t>
       </w:r>
     </w:p>
     <w:p/>
@@ -4081,20 +4134,20 @@
                           <w:p>
                             <w:pPr>
                               <w:rPr>
-                                <w:rFonts w:ascii="Cambria" w:eastAsia="Cambria" w:hAnsi="Cambria"/>
+                                <w:rFonts w:ascii="Cambria" w:hAnsi="Cambria" w:eastAsia="Cambria"/>
                                 <w:lang w:val="en-US"/>
                               </w:rPr>
                             </w:pPr>
                             <w:r>
                               <w:rPr>
-                                <w:rFonts w:ascii="Cambria" w:eastAsia="Cambria" w:hAnsi="Cambria"/>
+                                <w:rFonts w:ascii="Cambria" w:hAnsi="Cambria" w:eastAsia="Cambria"/>
                                 <w:lang w:val="en-US"/>
                               </w:rPr>
                               <w:t>A la Página en Blanc</w:t>
                             </w:r>
                             <w:r>
                               <w:rPr>
-                                <w:rFonts w:ascii="Cambria" w:eastAsia="Cambria" w:hAnsi="Cambria"/>
+                                <w:rFonts w:ascii="Cambria" w:hAnsi="Cambria" w:eastAsia="Cambria"/>
                                 <w:lang w:val="en-US"/>
                               </w:rPr>
                               <w:t xml:space="preserve">o se la Derrota Mirándola a los Ojos. </w:t>
@@ -4103,14 +4156,14 @@
                           <w:p>
                             <w:pPr>
                               <w:rPr>
-                                <w:rFonts w:ascii="Cambria" w:eastAsia="Cambria" w:hAnsi="Cambria"/>
+                                <w:rFonts w:ascii="Cambria" w:hAnsi="Cambria" w:eastAsia="Cambria"/>
                                 <w:color w:val="000000"/>
                                 <w:lang w:val="en-US"/>
                               </w:rPr>
                             </w:pPr>
                             <w:r>
                               <w:rPr>
-                                <w:rFonts w:ascii="Cambria" w:eastAsia="Cambria" w:hAnsi="Cambria"/>
+                                <w:rFonts w:ascii="Cambria" w:hAnsi="Cambria" w:eastAsia="Cambria"/>
                                 <w:color w:val="000000"/>
                                 <w:lang w:val="en-US"/>
                               </w:rPr>
@@ -4120,13 +4173,13 @@
                           <w:p>
                             <w:pPr>
                               <w:rPr>
-                                <w:rFonts w:ascii="Cambria" w:eastAsia="Cambria" w:hAnsi="Cambria"/>
+                                <w:rFonts w:ascii="Cambria" w:hAnsi="Cambria" w:eastAsia="Cambria"/>
                                 <w:lang w:val="en-US"/>
                               </w:rPr>
                             </w:pPr>
                             <w:r>
                               <w:rPr>
-                                <w:rFonts w:ascii="Cambria" w:eastAsia="Cambria" w:hAnsi="Cambria"/>
+                                <w:rFonts w:ascii="Cambria" w:hAnsi="Cambria" w:eastAsia="Cambria"/>
                                 <w:lang w:val="en-US"/>
                               </w:rPr>
                               <w:t xml:space="preserve"> </w:t>
@@ -4135,13 +4188,13 @@
                           <w:p>
                             <w:pPr>
                               <w:rPr>
-                                <w:rFonts w:ascii="Cambria" w:eastAsia="Cambria" w:hAnsi="Cambria"/>
+                                <w:rFonts w:ascii="Cambria" w:hAnsi="Cambria" w:eastAsia="Cambria"/>
                                 <w:lang w:val="en-US"/>
                               </w:rPr>
                             </w:pPr>
                             <w:r>
                               <w:rPr>
-                                <w:rFonts w:ascii="Cambria" w:eastAsia="Cambria" w:hAnsi="Cambria"/>
+                                <w:rFonts w:ascii="Cambria" w:hAnsi="Cambria" w:eastAsia="Cambria"/>
                                 <w:lang w:val="en-US"/>
                               </w:rPr>
                               <w:t>Lo invitamos a explorar el siguiente video:</w:t>
@@ -4158,27 +4211,27 @@
           </mc:Choice>
           <mc:Fallback>
             <w:pict>
-              <v:rect w14:anchorId="1EC16DAA" id="drawing" o:spid="_x0000_s1027" style="width:409.5pt;height:49.5pt;visibility:visible;mso-wrap-style:square;mso-left-percent:-10001;mso-top-percent:-10001;mso-position-horizontal:absolute;mso-position-horizontal-relative:char;mso-position-vertical:absolute;mso-position-vertical-relative:line;mso-left-percent:-10001;mso-top-percent:-10001;v-text-anchor:top" o:gfxdata="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" fillcolor="white [3201]">
+              <v:rect id="drawing" style="width:409.5pt;height:49.5pt;visibility:visible;mso-wrap-style:square;mso-left-percent:-10001;mso-top-percent:-10001;mso-position-horizontal:absolute;mso-position-horizontal-relative:char;mso-position-vertical:absolute;mso-position-vertical-relative:line;mso-left-percent:-10001;mso-top-percent:-10001;v-text-anchor:top" o:spid="_x0000_s1027" fillcolor="white [3201]" w14:anchorId="1EC16DAA" o:gfxdata="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">
                 <v:path arrowok="t"/>
                 <v:textbox>
                   <w:txbxContent>
                     <w:p>
                       <w:pPr>
                         <w:rPr>
-                          <w:rFonts w:ascii="Cambria" w:eastAsia="Cambria" w:hAnsi="Cambria"/>
+                          <w:rFonts w:ascii="Cambria" w:hAnsi="Cambria" w:eastAsia="Cambria"/>
                           <w:lang w:val="en-US"/>
                         </w:rPr>
                       </w:pPr>
                       <w:r>
                         <w:rPr>
-                          <w:rFonts w:ascii="Cambria" w:eastAsia="Cambria" w:hAnsi="Cambria"/>
+                          <w:rFonts w:ascii="Cambria" w:hAnsi="Cambria" w:eastAsia="Cambria"/>
                           <w:lang w:val="en-US"/>
                         </w:rPr>
                         <w:t>A la Página en Blanc</w:t>
                       </w:r>
                       <w:r>
                         <w:rPr>
-                          <w:rFonts w:ascii="Cambria" w:eastAsia="Cambria" w:hAnsi="Cambria"/>
+                          <w:rFonts w:ascii="Cambria" w:hAnsi="Cambria" w:eastAsia="Cambria"/>
                           <w:lang w:val="en-US"/>
                         </w:rPr>
                         <w:t xml:space="preserve">o se la Derrota Mirándola a los Ojos. </w:t>
@@ -4187,14 +4240,14 @@
                     <w:p>
                       <w:pPr>
                         <w:rPr>
-                          <w:rFonts w:ascii="Cambria" w:eastAsia="Cambria" w:hAnsi="Cambria"/>
+                          <w:rFonts w:ascii="Cambria" w:hAnsi="Cambria" w:eastAsia="Cambria"/>
                           <w:color w:val="000000"/>
                           <w:lang w:val="en-US"/>
                         </w:rPr>
                       </w:pPr>
                       <w:r>
                         <w:rPr>
-                          <w:rFonts w:ascii="Cambria" w:eastAsia="Cambria" w:hAnsi="Cambria"/>
+                          <w:rFonts w:ascii="Cambria" w:hAnsi="Cambria" w:eastAsia="Cambria"/>
                           <w:color w:val="000000"/>
                           <w:lang w:val="en-US"/>
                         </w:rPr>
@@ -4204,13 +4257,13 @@
                     <w:p>
                       <w:pPr>
                         <w:rPr>
-                          <w:rFonts w:ascii="Cambria" w:eastAsia="Cambria" w:hAnsi="Cambria"/>
+                          <w:rFonts w:ascii="Cambria" w:hAnsi="Cambria" w:eastAsia="Cambria"/>
                           <w:lang w:val="en-US"/>
                         </w:rPr>
                       </w:pPr>
                       <w:r>
                         <w:rPr>
-                          <w:rFonts w:ascii="Cambria" w:eastAsia="Cambria" w:hAnsi="Cambria"/>
+                          <w:rFonts w:ascii="Cambria" w:hAnsi="Cambria" w:eastAsia="Cambria"/>
                           <w:lang w:val="en-US"/>
                         </w:rPr>
                         <w:t xml:space="preserve"> </w:t>
@@ -4219,13 +4272,13 @@
                     <w:p>
                       <w:pPr>
                         <w:rPr>
-                          <w:rFonts w:ascii="Cambria" w:eastAsia="Cambria" w:hAnsi="Cambria"/>
+                          <w:rFonts w:ascii="Cambria" w:hAnsi="Cambria" w:eastAsia="Cambria"/>
                           <w:lang w:val="en-US"/>
                         </w:rPr>
                       </w:pPr>
                       <w:r>
                         <w:rPr>
-                          <w:rFonts w:ascii="Cambria" w:eastAsia="Cambria" w:hAnsi="Cambria"/>
+                          <w:rFonts w:ascii="Cambria" w:hAnsi="Cambria" w:eastAsia="Cambria"/>
                           <w:lang w:val="en-US"/>
                         </w:rPr>
                         <w:t>Lo invitamos a explorar el siguiente video:</w:t>
@@ -4474,7 +4527,20 @@
         <w:spacing w:line="360" w:lineRule="auto"/>
       </w:pPr>
       <w:r>
-        <w:t>Para el caso que ocupa este curso, se enfocará la utilización de herramientas tecnológicas en contextos profesionales, ya sea desde la formación o el desempeño profesional, de manera que la asertividad caracterice la forma de emitir comunicados por medios tecnológicos.</w:t>
+        <w:rPr/>
+        <w:t xml:space="preserve">Para el caso que ocupa este </w:t>
+      </w:r>
+      <w:r>
+        <w:rPr/>
+        <w:t>componente formativo</w:t>
+      </w:r>
+      <w:r>
+        <w:rPr/>
+        <w:t xml:space="preserve">, se enfocará la utilización de herramientas tecnológicas en contextos profesionales, ya sea desde la formación o el desempeño profesional, de manera que </w:t>
+      </w:r>
+      <w:r>
+        <w:rPr/>
+        <w:t>la asertividad caracterice la forma de emitir comunicados por medios tecnológicos.</w:t>
       </w:r>
     </w:p>
     <w:p>
@@ -5134,9 +5200,25 @@
           <w:numId w:val="17"/>
         </w:numPr>
         <w:spacing w:line="360" w:lineRule="auto"/>
-      </w:pPr>
-      <w:r>
-        <w:t>Asunto: un saludo cordial.</w:t>
+        <w:rPr/>
+      </w:pPr>
+      <w:r>
+        <w:rPr>
+          <w:b w:val="1"/>
+          <w:bCs w:val="1"/>
+        </w:rPr>
+        <w:t>Saludo</w:t>
+      </w:r>
+      <w:r>
+        <w:rPr>
+          <w:b w:val="1"/>
+          <w:bCs w:val="1"/>
+        </w:rPr>
+        <w:t>:</w:t>
+      </w:r>
+      <w:r>
+        <w:rPr/>
+        <w:t xml:space="preserve"> un saludo cordial.</w:t>
       </w:r>
     </w:p>
     <w:p>
@@ -5632,7 +5714,7 @@
       </w:r>
       <w:r>
         <w:rPr>
-          <w:rFonts w:ascii="Calibri" w:eastAsia="Calibri" w:hAnsi="Calibri" w:cs="Calibri"/>
+          <w:rFonts w:ascii="Calibri" w:hAnsi="Calibri" w:eastAsia="Calibri" w:cs="Calibri"/>
           <w:color w:val="000000" w:themeColor="text1"/>
         </w:rPr>
         <w:t>(art. 15 de la Constitución Política de Colombia, 1991)</w:t>
@@ -5726,7 +5808,7 @@
       <w:pPr>
         <w:spacing w:line="360" w:lineRule="auto"/>
       </w:pPr>
-      <w:bookmarkStart w:id="8" w:name="_Hlk195713059"/>
+      <w:bookmarkStart w:name="_Hlk195713059" w:id="8"/>
       <w:r>
         <w:t>La escritura es una de las formas más complejas y poderosas de la comunicación humana. Desde una perspectiva teórica, representa un sistema de signos que permite codificar pensamientos, emociones e ideas de manera estructurada y permanente. A diferencia de la comunicación oral, que es efímera e inmediata, la escritura deja huella, puede revisarse, reflexionarse y compartirse en diversos contextos, lo que la convierte en un pilar fundamental del conocimiento y la cultura.</w:t>
       </w:r>
@@ -5993,12 +6075,12 @@
         <w:tblW w:w="10072" w:type="dxa"/>
         <w:tblInd w:w="0" w:type="dxa"/>
         <w:tblBorders>
-          <w:top w:val="single" w:sz="4" w:space="0" w:color="000000"/>
-          <w:left w:val="single" w:sz="4" w:space="0" w:color="000000"/>
-          <w:bottom w:val="single" w:sz="4" w:space="0" w:color="000000"/>
-          <w:right w:val="single" w:sz="4" w:space="0" w:color="000000"/>
-          <w:insideH w:val="single" w:sz="4" w:space="0" w:color="000000"/>
-          <w:insideV w:val="single" w:sz="4" w:space="0" w:color="000000"/>
+          <w:top w:val="single" w:color="000000" w:sz="4" w:space="0"/>
+          <w:left w:val="single" w:color="000000" w:sz="4" w:space="0"/>
+          <w:bottom w:val="single" w:color="000000" w:sz="4" w:space="0"/>
+          <w:right w:val="single" w:color="000000" w:sz="4" w:space="0"/>
+          <w:insideH w:val="single" w:color="000000" w:sz="4" w:space="0"/>
+          <w:insideV w:val="single" w:color="000000" w:sz="4" w:space="0"/>
         </w:tblBorders>
         <w:tblLayout w:type="fixed"/>
         <w:tblLook w:val="0400" w:firstRow="0" w:lastRow="0" w:firstColumn="0" w:lastColumn="0" w:noHBand="0" w:noVBand="1"/>
@@ -6302,7 +6384,7 @@
                 <w:szCs w:val="20"/>
               </w:rPr>
             </w:pPr>
-            <w:hyperlink r:id="rId25" w:history="1">
+            <w:hyperlink w:history="1" r:id="rId25">
               <w:r>
                 <w:rPr>
                   <w:rStyle w:val="Hipervnculo"/>
@@ -6368,12 +6450,12 @@
         <w:tblW w:w="9962" w:type="dxa"/>
         <w:tblInd w:w="0" w:type="dxa"/>
         <w:tblBorders>
-          <w:top w:val="single" w:sz="4" w:space="0" w:color="000000"/>
-          <w:left w:val="single" w:sz="4" w:space="0" w:color="000000"/>
-          <w:bottom w:val="single" w:sz="4" w:space="0" w:color="000000"/>
-          <w:right w:val="single" w:sz="4" w:space="0" w:color="000000"/>
-          <w:insideH w:val="single" w:sz="4" w:space="0" w:color="000000"/>
-          <w:insideV w:val="single" w:sz="4" w:space="0" w:color="000000"/>
+          <w:top w:val="single" w:color="000000" w:sz="4" w:space="0"/>
+          <w:left w:val="single" w:color="000000" w:sz="4" w:space="0"/>
+          <w:bottom w:val="single" w:color="000000" w:sz="4" w:space="0"/>
+          <w:right w:val="single" w:color="000000" w:sz="4" w:space="0"/>
+          <w:insideH w:val="single" w:color="000000" w:sz="4" w:space="0"/>
+          <w:insideV w:val="single" w:color="000000" w:sz="4" w:space="0"/>
         </w:tblBorders>
         <w:tblLayout w:type="fixed"/>
         <w:tblLook w:val="0400" w:firstRow="0" w:lastRow="0" w:firstColumn="0" w:lastColumn="0" w:noHBand="0" w:noVBand="1"/>
@@ -7455,7 +7537,7 @@
         </w:rPr>
         <w:t xml:space="preserve"> </w:t>
       </w:r>
-      <w:hyperlink r:id="rId26" w:history="1">
+      <w:hyperlink w:history="1" r:id="rId26">
         <w:r>
           <w:rPr>
             <w:rStyle w:val="Hipervnculo"/>
@@ -7484,7 +7566,7 @@
           <w:szCs w:val="24"/>
         </w:rPr>
         <w:pict w14:anchorId="260F2609">
-          <v:rect id="_x0000_i1025" style="width:0;height:0" o:hrstd="t" o:hrnoshade="t" o:hr="t" fillcolor="#12263f" stroked="f"/>
+          <v:rect id="_x0000_i1025" style="width:0;height:0" o:hr="t" o:hrstd="t" o:hrnoshade="t" fillcolor="#12263f" stroked="f"/>
         </w:pict>
       </w:r>
     </w:p>
@@ -7515,7 +7597,7 @@
         </w:rPr>
         <w:t xml:space="preserve"> </w:t>
       </w:r>
-      <w:hyperlink r:id="rId27" w:history="1">
+      <w:hyperlink w:history="1" r:id="rId27">
         <w:r>
           <w:rPr>
             <w:rStyle w:val="Hipervnculo"/>
@@ -7544,7 +7626,7 @@
           <w:szCs w:val="24"/>
         </w:rPr>
         <w:pict w14:anchorId="2E32FC04">
-          <v:rect id="_x0000_i1026" style="width:0;height:0" o:hrstd="t" o:hrnoshade="t" o:hr="t" fillcolor="#12263f" stroked="f"/>
+          <v:rect id="_x0000_i1026" style="width:0;height:0" o:hr="t" o:hrstd="t" o:hrnoshade="t" fillcolor="#12263f" stroked="f"/>
         </w:pict>
       </w:r>
     </w:p>
@@ -7584,7 +7666,7 @@
           <w:szCs w:val="24"/>
         </w:rPr>
         <w:pict w14:anchorId="74FAE9A3">
-          <v:rect id="_x0000_i1027" style="width:0;height:0" o:hrstd="t" o:hrnoshade="t" o:hr="t" fillcolor="#12263f" stroked="f"/>
+          <v:rect id="_x0000_i1027" style="width:0;height:0" o:hr="t" o:hrstd="t" o:hrnoshade="t" fillcolor="#12263f" stroked="f"/>
         </w:pict>
       </w:r>
     </w:p>
@@ -7615,7 +7697,7 @@
         </w:rPr>
         <w:t xml:space="preserve"> </w:t>
       </w:r>
-      <w:hyperlink r:id="rId28" w:tgtFrame="_blank" w:history="1">
+      <w:hyperlink w:tgtFrame="_blank" w:history="1" r:id="rId28">
         <w:r>
           <w:rPr>
             <w:rStyle w:val="Hipervnculo"/>
@@ -7644,7 +7726,7 @@
           <w:szCs w:val="24"/>
         </w:rPr>
         <w:pict w14:anchorId="58E1F74B">
-          <v:rect id="_x0000_i1028" style="width:0;height:0" o:hrstd="t" o:hrnoshade="t" o:hr="t" fillcolor="#12263f" stroked="f"/>
+          <v:rect id="_x0000_i1028" style="width:0;height:0" o:hr="t" o:hrstd="t" o:hrnoshade="t" fillcolor="#12263f" stroked="f"/>
         </w:pict>
       </w:r>
     </w:p>
@@ -7675,7 +7757,7 @@
         </w:rPr>
         <w:t xml:space="preserve"> </w:t>
       </w:r>
-      <w:hyperlink r:id="rId29" w:history="1">
+      <w:hyperlink w:history="1" r:id="rId29">
         <w:r>
           <w:rPr>
             <w:rStyle w:val="Hipervnculo"/>
@@ -7704,7 +7786,7 @@
           <w:szCs w:val="24"/>
         </w:rPr>
         <w:pict w14:anchorId="6FD8D36E">
-          <v:rect id="_x0000_i1029" style="width:0;height:0" o:hrstd="t" o:hrnoshade="t" o:hr="t" fillcolor="#12263f" stroked="f"/>
+          <v:rect id="_x0000_i1029" style="width:0;height:0" o:hr="t" o:hrstd="t" o:hrnoshade="t" fillcolor="#12263f" stroked="f"/>
         </w:pict>
       </w:r>
     </w:p>
@@ -7735,7 +7817,7 @@
         </w:rPr>
         <w:t xml:space="preserve"> </w:t>
       </w:r>
-      <w:hyperlink r:id="rId30" w:history="1">
+      <w:hyperlink w:history="1" r:id="rId30">
         <w:r>
           <w:rPr>
             <w:rStyle w:val="Hipervnculo"/>
@@ -7765,7 +7847,7 @@
         </w:rPr>
         <w:lastRenderedPageBreak/>
         <w:pict w14:anchorId="6C342555">
-          <v:rect id="_x0000_i1030" style="width:0;height:0" o:hrstd="t" o:hrnoshade="t" o:hr="t" fillcolor="#12263f" stroked="f"/>
+          <v:rect id="_x0000_i1030" style="width:0;height:0" o:hr="t" o:hrstd="t" o:hrnoshade="t" fillcolor="#12263f" stroked="f"/>
         </w:pict>
       </w:r>
     </w:p>
@@ -7796,7 +7878,7 @@
         </w:rPr>
         <w:t xml:space="preserve"> </w:t>
       </w:r>
-      <w:hyperlink r:id="rId31" w:history="1">
+      <w:hyperlink w:history="1" r:id="rId31">
         <w:r>
           <w:rPr>
             <w:rStyle w:val="Hipervnculo"/>
@@ -7825,7 +7907,7 @@
           <w:szCs w:val="24"/>
         </w:rPr>
         <w:pict w14:anchorId="2789302E">
-          <v:rect id="_x0000_i1031" style="width:0;height:0" o:hrstd="t" o:hrnoshade="t" o:hr="t" fillcolor="#12263f" stroked="f"/>
+          <v:rect id="_x0000_i1031" style="width:0;height:0" o:hr="t" o:hrstd="t" o:hrnoshade="t" fillcolor="#12263f" stroked="f"/>
         </w:pict>
       </w:r>
     </w:p>
@@ -7930,7 +8012,7 @@
           <w:szCs w:val="24"/>
         </w:rPr>
         <w:pict w14:anchorId="550A29C1">
-          <v:rect id="_x0000_i1032" style="width:0;height:0" o:hrstd="t" o:hrnoshade="t" o:hr="t" fillcolor="#12263f" stroked="f"/>
+          <v:rect id="_x0000_i1032" style="width:0;height:0" o:hr="t" o:hrstd="t" o:hrnoshade="t" fillcolor="#12263f" stroked="f"/>
         </w:pict>
       </w:r>
     </w:p>
@@ -7999,7 +8081,7 @@
           <w:szCs w:val="24"/>
         </w:rPr>
         <w:pict w14:anchorId="01F0B12D">
-          <v:rect id="_x0000_i1033" style="width:0;height:0" o:hrstd="t" o:hrnoshade="t" o:hr="t" fillcolor="#12263f" stroked="f"/>
+          <v:rect id="_x0000_i1033" style="width:0;height:0" o:hr="t" o:hrstd="t" o:hrnoshade="t" fillcolor="#12263f" stroked="f"/>
         </w:pict>
       </w:r>
     </w:p>
@@ -8039,7 +8121,7 @@
         </w:rPr>
         <w:t xml:space="preserve">(2020). Cita Indirecta. </w:t>
       </w:r>
-      <w:hyperlink r:id="rId34" w:anchor=":~:text=Cita%20indirecta%3A%20hace%20menci%C3%B3n%20de,antes%20de%20citar%20su%20idea">
+      <w:hyperlink w:anchor=":~:text=Cita%20indirecta%3A%20hace%20menci%C3%B3n%20de,antes%20de%20citar%20su%20idea" r:id="rId34">
         <w:r>
           <w:rPr>
             <w:rStyle w:val="Hipervnculo"/>
@@ -8079,12 +8161,12 @@
         <w:tblW w:w="9967" w:type="dxa"/>
         <w:tblInd w:w="0" w:type="dxa"/>
         <w:tblBorders>
-          <w:top w:val="single" w:sz="4" w:space="0" w:color="000000"/>
-          <w:left w:val="single" w:sz="4" w:space="0" w:color="000000"/>
-          <w:bottom w:val="single" w:sz="4" w:space="0" w:color="000000"/>
-          <w:right w:val="single" w:sz="4" w:space="0" w:color="000000"/>
-          <w:insideH w:val="single" w:sz="4" w:space="0" w:color="000000"/>
-          <w:insideV w:val="single" w:sz="4" w:space="0" w:color="000000"/>
+          <w:top w:val="single" w:color="000000" w:sz="4" w:space="0"/>
+          <w:left w:val="single" w:color="000000" w:sz="4" w:space="0"/>
+          <w:bottom w:val="single" w:color="000000" w:sz="4" w:space="0"/>
+          <w:right w:val="single" w:color="000000" w:sz="4" w:space="0"/>
+          <w:insideH w:val="single" w:color="000000" w:sz="4" w:space="0"/>
+          <w:insideV w:val="single" w:color="000000" w:sz="4" w:space="0"/>
         </w:tblBorders>
         <w:tblLayout w:type="fixed"/>
         <w:tblLook w:val="0400" w:firstRow="0" w:lastRow="0" w:firstColumn="0" w:lastColumn="0" w:noHBand="0" w:noVBand="1"/>
@@ -8597,12 +8679,12 @@
         <w:tblW w:w="9967" w:type="dxa"/>
         <w:tblInd w:w="0" w:type="dxa"/>
         <w:tblBorders>
-          <w:top w:val="single" w:sz="4" w:space="0" w:color="000000"/>
-          <w:left w:val="single" w:sz="4" w:space="0" w:color="000000"/>
-          <w:bottom w:val="single" w:sz="4" w:space="0" w:color="000000"/>
-          <w:right w:val="single" w:sz="4" w:space="0" w:color="000000"/>
-          <w:insideH w:val="single" w:sz="4" w:space="0" w:color="000000"/>
-          <w:insideV w:val="single" w:sz="4" w:space="0" w:color="000000"/>
+          <w:top w:val="single" w:color="000000" w:sz="4" w:space="0"/>
+          <w:left w:val="single" w:color="000000" w:sz="4" w:space="0"/>
+          <w:bottom w:val="single" w:color="000000" w:sz="4" w:space="0"/>
+          <w:right w:val="single" w:color="000000" w:sz="4" w:space="0"/>
+          <w:insideH w:val="single" w:color="000000" w:sz="4" w:space="0"/>
+          <w:insideV w:val="single" w:color="000000" w:sz="4" w:space="0"/>
         </w:tblBorders>
         <w:tblLayout w:type="fixed"/>
         <w:tblLook w:val="0400" w:firstRow="0" w:lastRow="0" w:firstColumn="0" w:lastColumn="0" w:noHBand="0" w:noVBand="1"/>
@@ -9056,7 +9138,7 @@
     <w:sectPr>
       <w:headerReference w:type="default" r:id="rId35"/>
       <w:footerReference w:type="default" r:id="rId36"/>
-      <w:pgSz w:w="12240" w:h="15840"/>
+      <w:pgSz w:w="12240" w:h="15840" w:orient="portrait"/>
       <w:pgMar w:top="1701" w:right="1134" w:bottom="1134" w:left="1134" w:header="720" w:footer="0" w:gutter="0"/>
       <w:pgNumType w:start="1"/>
       <w:cols w:space="720"/>
@@ -9067,7 +9149,7 @@
 
 <file path=word/comments.xml><?xml version="1.0" encoding="utf-8"?>
 <w:comments xmlns:wpc="http://schemas.microsoft.com/office/word/2010/wordprocessingCanvas" xmlns:cx="http://schemas.microsoft.com/office/drawing/2014/chartex" xmlns:cx1="http://schemas.microsoft.com/office/drawing/2015/9/8/chartex" xmlns:cx2="http://schemas.microsoft.com/office/drawing/2015/10/21/chartex" xmlns:cx3="http://schemas.microsoft.com/office/drawing/2016/5/9/chartex" xmlns:cx4="http://schemas.microsoft.com/office/drawing/2016/5/10/chartex" xmlns:cx5="http://schemas.microsoft.com/office/drawing/2016/5/11/chartex" xmlns:cx6="http://schemas.microsoft.com/office/drawing/2016/5/12/chartex" xmlns:cx7="http://schemas.microsoft.com/office/drawing/2016/5/13/chartex" xmlns:cx8="http://schemas.microsoft.com/office/drawing/2016/5/14/chartex" xmlns:mc="http://schemas.openxmlformats.org/markup-compatibility/2006" xmlns:aink="http://schemas.microsoft.com/office/drawing/2016/ink" xmlns:am3d="http://schemas.microsoft.com/office/drawing/2017/model3d" xmlns:o="urn:schemas-microsoft-com:office:office" xmlns:r="http://schemas.openxmlformats.org/officeDocument/2006/relationships" xmlns:m="http://schemas.openxmlformats.org/officeDocument/2006/math" xmlns:v="urn:schemas-microsoft-com:vml" xmlns:wp14="http://schemas.microsoft.com/office/word/2010/wordprocessingDrawing" xmlns:wp="http://schemas.openxmlformats.org/drawingml/2006/wordprocessingDrawing" xmlns:w10="urn:schemas-microsoft-com:office:word" xmlns:w="http://schemas.openxmlformats.org/wordprocessingml/2006/main" xmlns:w14="http://schemas.microsoft.com/office/word/2010/wordml" xmlns:w15="http://schemas.microsoft.com/office/word/2012/wordml" xmlns:w16cex="http://schemas.microsoft.com/office/word/2018/wordml/cex" xmlns:w16cid="http://schemas.microsoft.com/office/word/2016/wordml/cid" xmlns:w16="http://schemas.microsoft.com/office/word/2018/wordml" xmlns:w16sdtdh="http://schemas.microsoft.com/office/word/2020/wordml/sdtdatahash" xmlns:w16se="http://schemas.microsoft.com/office/word/2015/wordml/symex" xmlns:wpg="http://schemas.microsoft.com/office/word/2010/wordprocessingGroup" xmlns:wpi="http://schemas.microsoft.com/office/word/2010/wordprocessingInk" xmlns:wne="http://schemas.microsoft.com/office/word/2006/wordml" xmlns:wps="http://schemas.microsoft.com/office/word/2010/wordprocessingShape" mc:Ignorable="w14 w15 w16se w16cid w16 w16cex w16sdtdh wp14">
-  <w:comment w:id="0" w:author="Erika Fernanda Mejía Pinzón" w:date="2025-05-01T16:12:00Z" w:initials="EFMP">
+  <w:comment w:initials="EFMP" w:author="Erika Fernanda Mejía Pinzón" w:date="2025-05-01T16:12:00Z" w:id="0">
     <w:p>
       <w:pPr>
         <w:pStyle w:val="Textocomentario"/>
@@ -9078,7 +9160,7 @@
         </w:rPr>
         <w:annotationRef/>
       </w:r>
-      <w:hyperlink r:id="rId1" w:history="1">
+      <w:hyperlink w:history="1" r:id="rId1">
         <w:r>
           <w:rPr>
             <w:rStyle w:val="Hipervnculo"/>
@@ -9096,7 +9178,7 @@
       </w:pPr>
     </w:p>
   </w:comment>
-  <w:comment w:id="1" w:author="Erika Fernanda Mejía Pinzón" w:date="2025-05-01T16:14:00Z" w:initials="EFMP">
+  <w:comment w:initials="EFMP" w:author="Erika Fernanda Mejía Pinzón" w:date="2025-05-01T16:14:00Z" w:id="1">
     <w:p>
       <w:pPr>
         <w:pStyle w:val="Textocomentario"/>
@@ -9107,7 +9189,7 @@
         </w:rPr>
         <w:annotationRef/>
       </w:r>
-      <w:hyperlink r:id="rId2" w:history="1">
+      <w:hyperlink w:history="1" r:id="rId2">
         <w:r>
           <w:rPr>
             <w:rStyle w:val="Hipervnculo"/>
@@ -9120,7 +9202,7 @@
       </w:r>
     </w:p>
   </w:comment>
-  <w:comment w:id="2" w:author="Erika Fernanda Mejía Pinzón" w:date="2025-05-11T08:40:00Z" w:initials="EFMP">
+  <w:comment w:initials="EFMP" w:author="Erika Fernanda Mejía Pinzón" w:date="2025-05-11T08:40:00Z" w:id="2">
     <w:p>
       <w:pPr>
         <w:pStyle w:val="Textocomentario"/>
@@ -9141,7 +9223,7 @@
       </w:pPr>
     </w:p>
   </w:comment>
-  <w:comment w:id="3" w:author="Erika Fernanda Mejía Pinzón" w:date="1900-01-01T00:00:00Z" w:initials="EFMP">
+  <w:comment w:initials="EFMP" w:author="Erika Fernanda Mejía Pinzón" w:date="1900-01-01T00:00:00Z" w:id="3">
     <w:p>
       <w:r>
         <w:annotationRef/>
@@ -9154,7 +9236,7 @@
       </w:r>
     </w:p>
   </w:comment>
-  <w:comment w:id="4" w:author="Erika Fernanda Mejía Pinzón" w:date="2025-05-11T08:45:00Z" w:initials="EFMP">
+  <w:comment w:initials="EFMP" w:author="Erika Fernanda Mejía Pinzón" w:date="2025-05-11T08:45:00Z" w:id="4">
     <w:p>
       <w:pPr>
         <w:pStyle w:val="Textocomentario"/>
@@ -9170,7 +9252,7 @@
       </w:r>
     </w:p>
   </w:comment>
-  <w:comment w:id="5" w:author="Erika Fernanda Mejía Pinzón" w:date="2025-05-01T16:24:00Z" w:initials="EFMP">
+  <w:comment w:initials="EFMP" w:author="Erika Fernanda Mejía Pinzón" w:date="2025-05-01T16:24:00Z" w:id="5">
     <w:p>
       <w:pPr>
         <w:pStyle w:val="Textocomentario"/>
@@ -9186,7 +9268,7 @@
       </w:r>
     </w:p>
   </w:comment>
-  <w:comment w:id="6" w:author="Erika Fernanda Mejía Pinzón" w:date="2025-05-01T16:38:00Z" w:initials="EFMP">
+  <w:comment w:initials="EFMP" w:author="Erika Fernanda Mejía Pinzón" w:date="2025-05-01T16:38:00Z" w:id="6">
     <w:p>
       <w:pPr>
         <w:pStyle w:val="Textocomentario"/>
@@ -9213,7 +9295,7 @@
       </w:r>
     </w:p>
   </w:comment>
-  <w:comment w:id="7" w:author="Erika Fernanda Mejía Pinzón" w:date="2025-05-01T18:33:00Z" w:initials="EFMP">
+  <w:comment w:initials="EFMP" w:author="Erika Fernanda Mejía Pinzón" w:date="2025-05-01T18:33:00Z" w:id="7">
     <w:p>
       <w:pPr>
         <w:pStyle w:val="Textocomentario"/>
@@ -9229,7 +9311,7 @@
       </w:r>
     </w:p>
   </w:comment>
-  <w:comment w:id="9" w:author="Erika Fernanda Mejía Pinzón" w:date="2025-02-27T16:12:00Z" w:initials="EFMp">
+  <w:comment w:initials="EFMp" w:author="Erika Fernanda Mejía Pinzón" w:date="2025-02-27T16:12:00Z" w:id="9">
     <w:p>
       <w:pPr>
         <w:pStyle w:val="Textocomentario"/>
@@ -9250,7 +9332,7 @@
       </w:pPr>
     </w:p>
   </w:comment>
-  <w:comment w:id="10" w:author="Erika Fernanda Mejía Pinzón" w:date="2025-02-26T11:49:00Z" w:initials="EFMp">
+  <w:comment w:initials="EFMp" w:author="Erika Fernanda Mejía Pinzón" w:date="2025-02-26T11:49:00Z" w:id="10">
     <w:p>
       <w:pPr>
         <w:pStyle w:val="Textocomentario"/>
@@ -9373,7 +9455,7 @@
       <w:ind w:left="-2" w:hanging="2"/>
       <w:jc w:val="right"/>
       <w:rPr>
-        <w:rFonts w:ascii="Times New Roman" w:eastAsia="Times New Roman" w:hAnsi="Times New Roman" w:cs="Times New Roman"/>
+        <w:rFonts w:ascii="Times New Roman" w:hAnsi="Times New Roman" w:eastAsia="Times New Roman" w:cs="Times New Roman"/>
         <w:sz w:val="24"/>
         <w:szCs w:val="24"/>
       </w:rPr>
@@ -9384,7 +9466,7 @@
       <w:pStyle w:val="Normal0"/>
       <w:spacing w:line="240" w:lineRule="auto"/>
       <w:rPr>
-        <w:rFonts w:ascii="Times New Roman" w:eastAsia="Times New Roman" w:hAnsi="Times New Roman" w:cs="Times New Roman"/>
+        <w:rFonts w:ascii="Times New Roman" w:hAnsi="Times New Roman" w:eastAsia="Times New Roman" w:cs="Times New Roman"/>
         <w:sz w:val="24"/>
         <w:szCs w:val="24"/>
       </w:rPr>
@@ -9469,7 +9551,7 @@
 </file>
 
 <file path=word/header1.xml><?xml version="1.0" encoding="utf-8"?>
-<w:hdr xmlns:wpc="http://schemas.microsoft.com/office/word/2010/wordprocessingCanvas" xmlns:cx="http://schemas.microsoft.com/office/drawing/2014/chartex" xmlns:cx1="http://schemas.microsoft.com/office/drawing/2015/9/8/chartex" xmlns:cx2="http://schemas.microsoft.com/office/drawing/2015/10/21/chartex" xmlns:cx3="http://schemas.microsoft.com/office/drawing/2016/5/9/chartex" xmlns:cx4="http://schemas.microsoft.com/office/drawing/2016/5/10/chartex" xmlns:cx5="http://schemas.microsoft.com/office/drawing/2016/5/11/chartex" xmlns:cx6="http://schemas.microsoft.com/office/drawing/2016/5/12/chartex" xmlns:cx7="http://schemas.microsoft.com/office/drawing/2016/5/13/chartex" xmlns:cx8="http://schemas.microsoft.com/office/drawing/2016/5/14/chartex" xmlns:mc="http://schemas.openxmlformats.org/markup-compatibility/2006" xmlns:aink="http://schemas.microsoft.com/office/drawing/2016/ink" xmlns:am3d="http://schemas.microsoft.com/office/drawing/2017/model3d" xmlns:o="urn:schemas-microsoft-com:office:office" xmlns:r="http://schemas.openxmlformats.org/officeDocument/2006/relationships" xmlns:m="http://schemas.openxmlformats.org/officeDocument/2006/math" xmlns:v="urn:schemas-microsoft-com:vml" xmlns:wp14="http://schemas.microsoft.com/office/word/2010/wordprocessingDrawing" xmlns:wp="http://schemas.openxmlformats.org/drawingml/2006/wordprocessingDrawing" xmlns:w10="urn:schemas-microsoft-com:office:word" xmlns:w="http://schemas.openxmlformats.org/wordprocessingml/2006/main" xmlns:w14="http://schemas.microsoft.com/office/word/2010/wordml" xmlns:w15="http://schemas.microsoft.com/office/word/2012/wordml" xmlns:w16cex="http://schemas.microsoft.com/office/word/2018/wordml/cex" xmlns:w16cid="http://schemas.microsoft.com/office/word/2016/wordml/cid" xmlns:w16="http://schemas.microsoft.com/office/word/2018/wordml" xmlns:w16sdtdh="http://schemas.microsoft.com/office/word/2020/wordml/sdtdatahash" xmlns:w16se="http://schemas.microsoft.com/office/word/2015/wordml/symex" xmlns:wpg="http://schemas.microsoft.com/office/word/2010/wordprocessingGroup" xmlns:wpi="http://schemas.microsoft.com/office/word/2010/wordprocessingInk" xmlns:wne="http://schemas.microsoft.com/office/word/2006/wordml" xmlns:wps="http://schemas.microsoft.com/office/word/2010/wordprocessingShape" mc:Ignorable="w14 w15 w16se w16cid w16 w16cex w16sdtdh wp14">
+<w:hdr xmlns:wpc="http://schemas.microsoft.com/office/word/2010/wordprocessingCanvas" xmlns:cx="http://schemas.microsoft.com/office/drawing/2014/chartex" xmlns:cx1="http://schemas.microsoft.com/office/drawing/2015/9/8/chartex" xmlns:cx2="http://schemas.microsoft.com/office/drawing/2015/10/21/chartex" xmlns:cx3="http://schemas.microsoft.com/office/drawing/2016/5/9/chartex" xmlns:cx4="http://schemas.microsoft.com/office/drawing/2016/5/10/chartex" xmlns:cx5="http://schemas.microsoft.com/office/drawing/2016/5/11/chartex" xmlns:cx6="http://schemas.microsoft.com/office/drawing/2016/5/12/chartex" xmlns:cx7="http://schemas.microsoft.com/office/drawing/2016/5/13/chartex" xmlns:cx8="http://schemas.microsoft.com/office/drawing/2016/5/14/chartex" xmlns:mc="http://schemas.openxmlformats.org/markup-compatibility/2006" xmlns:aink="http://schemas.microsoft.com/office/drawing/2016/ink" xmlns:am3d="http://schemas.microsoft.com/office/drawing/2017/model3d" xmlns:o="urn:schemas-microsoft-com:office:office" xmlns:r="http://schemas.openxmlformats.org/officeDocument/2006/relationships" xmlns:m="http://schemas.openxmlformats.org/officeDocument/2006/math" xmlns:v="urn:schemas-microsoft-com:vml" xmlns:wp14="http://schemas.microsoft.com/office/word/2010/wordprocessingDrawing" xmlns:wp="http://schemas.openxmlformats.org/drawingml/2006/wordprocessingDrawing" xmlns:w10="urn:schemas-microsoft-com:office:word" xmlns:w="http://schemas.openxmlformats.org/wordprocessingml/2006/main" xmlns:w14="http://schemas.microsoft.com/office/word/2010/wordml" xmlns:w15="http://schemas.microsoft.com/office/word/2012/wordml" xmlns:w16cex="http://schemas.microsoft.com/office/word/2018/wordml/cex" xmlns:w16cid="http://schemas.microsoft.com/office/word/2016/wordml/cid" xmlns:w16="http://schemas.microsoft.com/office/word/2018/wordml" xmlns:w16sdtdh="http://schemas.microsoft.com/office/word/2020/wordml/sdtdatahash" xmlns:w16se="http://schemas.microsoft.com/office/word/2015/wordml/symex" xmlns:wpg="http://schemas.microsoft.com/office/word/2010/wordprocessingGroup" xmlns:wpi="http://schemas.microsoft.com/office/word/2010/wordprocessingInk" xmlns:wne="http://schemas.microsoft.com/office/word/2006/wordml" xmlns:wps="http://schemas.microsoft.com/office/word/2010/wordprocessingShape" xmlns:a="http://schemas.openxmlformats.org/drawingml/2006/main" xmlns:pic="http://schemas.openxmlformats.org/drawingml/2006/picture" xmlns:a14="http://schemas.microsoft.com/office/drawing/2010/main" mc:Ignorable="w14 w15 w16se w16cid w16 w16cex w16sdtdh wp14">
   <w:p>
     <w:pPr>
       <w:pStyle w:val="Normal0"/>
@@ -9576,7 +9658,7 @@
         <w:ind w:left="720" w:hanging="360"/>
       </w:pPr>
       <w:rPr>
-        <w:rFonts w:ascii="Symbol" w:hAnsi="Symbol" w:hint="default"/>
+        <w:rFonts w:hint="default" w:ascii="Symbol" w:hAnsi="Symbol"/>
       </w:rPr>
     </w:lvl>
     <w:lvl w:ilvl="1" w:tplc="240A0003" w:tentative="1">
@@ -9588,7 +9670,7 @@
         <w:ind w:left="1440" w:hanging="360"/>
       </w:pPr>
       <w:rPr>
-        <w:rFonts w:ascii="Courier New" w:hAnsi="Courier New" w:cs="Courier New" w:hint="default"/>
+        <w:rFonts w:hint="default" w:ascii="Courier New" w:hAnsi="Courier New" w:cs="Courier New"/>
       </w:rPr>
     </w:lvl>
     <w:lvl w:ilvl="2" w:tplc="240A0005" w:tentative="1">
@@ -9600,7 +9682,7 @@
         <w:ind w:left="2160" w:hanging="360"/>
       </w:pPr>
       <w:rPr>
-        <w:rFonts w:ascii="Wingdings" w:hAnsi="Wingdings" w:hint="default"/>
+        <w:rFonts w:hint="default" w:ascii="Wingdings" w:hAnsi="Wingdings"/>
       </w:rPr>
     </w:lvl>
     <w:lvl w:ilvl="3" w:tplc="240A0001" w:tentative="1">
@@ -9612,7 +9694,7 @@
         <w:ind w:left="2880" w:hanging="360"/>
       </w:pPr>
       <w:rPr>
-        <w:rFonts w:ascii="Symbol" w:hAnsi="Symbol" w:hint="default"/>
+        <w:rFonts w:hint="default" w:ascii="Symbol" w:hAnsi="Symbol"/>
       </w:rPr>
     </w:lvl>
     <w:lvl w:ilvl="4" w:tplc="240A0003" w:tentative="1">
@@ -9624,7 +9706,7 @@
         <w:ind w:left="3600" w:hanging="360"/>
       </w:pPr>
       <w:rPr>
-        <w:rFonts w:ascii="Courier New" w:hAnsi="Courier New" w:cs="Courier New" w:hint="default"/>
+        <w:rFonts w:hint="default" w:ascii="Courier New" w:hAnsi="Courier New" w:cs="Courier New"/>
       </w:rPr>
     </w:lvl>
     <w:lvl w:ilvl="5" w:tplc="240A0005" w:tentative="1">
@@ -9636,7 +9718,7 @@
         <w:ind w:left="4320" w:hanging="360"/>
       </w:pPr>
       <w:rPr>
-        <w:rFonts w:ascii="Wingdings" w:hAnsi="Wingdings" w:hint="default"/>
+        <w:rFonts w:hint="default" w:ascii="Wingdings" w:hAnsi="Wingdings"/>
       </w:rPr>
     </w:lvl>
     <w:lvl w:ilvl="6" w:tplc="240A0001" w:tentative="1">
@@ -9648,7 +9730,7 @@
         <w:ind w:left="5040" w:hanging="360"/>
       </w:pPr>
       <w:rPr>
-        <w:rFonts w:ascii="Symbol" w:hAnsi="Symbol" w:hint="default"/>
+        <w:rFonts w:hint="default" w:ascii="Symbol" w:hAnsi="Symbol"/>
       </w:rPr>
     </w:lvl>
     <w:lvl w:ilvl="7" w:tplc="240A0003" w:tentative="1">
@@ -9660,7 +9742,7 @@
         <w:ind w:left="5760" w:hanging="360"/>
       </w:pPr>
       <w:rPr>
-        <w:rFonts w:ascii="Courier New" w:hAnsi="Courier New" w:cs="Courier New" w:hint="default"/>
+        <w:rFonts w:hint="default" w:ascii="Courier New" w:hAnsi="Courier New" w:cs="Courier New"/>
       </w:rPr>
     </w:lvl>
     <w:lvl w:ilvl="8" w:tplc="240A0005" w:tentative="1">
@@ -9672,7 +9754,7 @@
         <w:ind w:left="6480" w:hanging="360"/>
       </w:pPr>
       <w:rPr>
-        <w:rFonts w:ascii="Wingdings" w:hAnsi="Wingdings" w:hint="default"/>
+        <w:rFonts w:hint="default" w:ascii="Wingdings" w:hAnsi="Wingdings"/>
       </w:rPr>
     </w:lvl>
   </w:abstractNum>
@@ -9689,7 +9771,7 @@
         <w:ind w:left="720" w:hanging="360"/>
       </w:pPr>
       <w:rPr>
-        <w:rFonts w:ascii="Symbol" w:hAnsi="Symbol" w:hint="default"/>
+        <w:rFonts w:hint="default" w:ascii="Symbol" w:hAnsi="Symbol"/>
       </w:rPr>
     </w:lvl>
     <w:lvl w:ilvl="1" w:tplc="240A0003" w:tentative="1">
@@ -9701,7 +9783,7 @@
         <w:ind w:left="1440" w:hanging="360"/>
       </w:pPr>
       <w:rPr>
-        <w:rFonts w:ascii="Courier New" w:hAnsi="Courier New" w:cs="Courier New" w:hint="default"/>
+        <w:rFonts w:hint="default" w:ascii="Courier New" w:hAnsi="Courier New" w:cs="Courier New"/>
       </w:rPr>
     </w:lvl>
     <w:lvl w:ilvl="2" w:tplc="240A0005" w:tentative="1">
@@ -9713,7 +9795,7 @@
         <w:ind w:left="2160" w:hanging="360"/>
       </w:pPr>
       <w:rPr>
-        <w:rFonts w:ascii="Wingdings" w:hAnsi="Wingdings" w:hint="default"/>
+        <w:rFonts w:hint="default" w:ascii="Wingdings" w:hAnsi="Wingdings"/>
       </w:rPr>
     </w:lvl>
     <w:lvl w:ilvl="3" w:tplc="240A0001" w:tentative="1">
@@ -9725,7 +9807,7 @@
         <w:ind w:left="2880" w:hanging="360"/>
       </w:pPr>
       <w:rPr>
-        <w:rFonts w:ascii="Symbol" w:hAnsi="Symbol" w:hint="default"/>
+        <w:rFonts w:hint="default" w:ascii="Symbol" w:hAnsi="Symbol"/>
       </w:rPr>
     </w:lvl>
     <w:lvl w:ilvl="4" w:tplc="240A0003" w:tentative="1">
@@ -9737,7 +9819,7 @@
         <w:ind w:left="3600" w:hanging="360"/>
       </w:pPr>
       <w:rPr>
-        <w:rFonts w:ascii="Courier New" w:hAnsi="Courier New" w:cs="Courier New" w:hint="default"/>
+        <w:rFonts w:hint="default" w:ascii="Courier New" w:hAnsi="Courier New" w:cs="Courier New"/>
       </w:rPr>
     </w:lvl>
     <w:lvl w:ilvl="5" w:tplc="240A0005" w:tentative="1">
@@ -9749,7 +9831,7 @@
         <w:ind w:left="4320" w:hanging="360"/>
       </w:pPr>
       <w:rPr>
-        <w:rFonts w:ascii="Wingdings" w:hAnsi="Wingdings" w:hint="default"/>
+        <w:rFonts w:hint="default" w:ascii="Wingdings" w:hAnsi="Wingdings"/>
       </w:rPr>
     </w:lvl>
     <w:lvl w:ilvl="6" w:tplc="240A0001" w:tentative="1">
@@ -9761,7 +9843,7 @@
         <w:ind w:left="5040" w:hanging="360"/>
       </w:pPr>
       <w:rPr>
-        <w:rFonts w:ascii="Symbol" w:hAnsi="Symbol" w:hint="default"/>
+        <w:rFonts w:hint="default" w:ascii="Symbol" w:hAnsi="Symbol"/>
       </w:rPr>
     </w:lvl>
     <w:lvl w:ilvl="7" w:tplc="240A0003" w:tentative="1">
@@ -9773,7 +9855,7 @@
         <w:ind w:left="5760" w:hanging="360"/>
       </w:pPr>
       <w:rPr>
-        <w:rFonts w:ascii="Courier New" w:hAnsi="Courier New" w:cs="Courier New" w:hint="default"/>
+        <w:rFonts w:hint="default" w:ascii="Courier New" w:hAnsi="Courier New" w:cs="Courier New"/>
       </w:rPr>
     </w:lvl>
     <w:lvl w:ilvl="8" w:tplc="240A0005" w:tentative="1">
@@ -9785,7 +9867,7 @@
         <w:ind w:left="6480" w:hanging="360"/>
       </w:pPr>
       <w:rPr>
-        <w:rFonts w:ascii="Wingdings" w:hAnsi="Wingdings" w:hint="default"/>
+        <w:rFonts w:hint="default" w:ascii="Wingdings" w:hAnsi="Wingdings"/>
       </w:rPr>
     </w:lvl>
   </w:abstractNum>
@@ -9802,7 +9884,7 @@
         <w:ind w:left="720" w:hanging="360"/>
       </w:pPr>
       <w:rPr>
-        <w:rFonts w:ascii="Symbol" w:hAnsi="Symbol" w:hint="default"/>
+        <w:rFonts w:hint="default" w:ascii="Symbol" w:hAnsi="Symbol"/>
       </w:rPr>
     </w:lvl>
     <w:lvl w:ilvl="1" w:tplc="240A0003" w:tentative="1">
@@ -9814,7 +9896,7 @@
         <w:ind w:left="1440" w:hanging="360"/>
       </w:pPr>
       <w:rPr>
-        <w:rFonts w:ascii="Courier New" w:hAnsi="Courier New" w:cs="Courier New" w:hint="default"/>
+        <w:rFonts w:hint="default" w:ascii="Courier New" w:hAnsi="Courier New" w:cs="Courier New"/>
       </w:rPr>
     </w:lvl>
     <w:lvl w:ilvl="2" w:tplc="240A0005" w:tentative="1">
@@ -9826,7 +9908,7 @@
         <w:ind w:left="2160" w:hanging="360"/>
       </w:pPr>
       <w:rPr>
-        <w:rFonts w:ascii="Wingdings" w:hAnsi="Wingdings" w:hint="default"/>
+        <w:rFonts w:hint="default" w:ascii="Wingdings" w:hAnsi="Wingdings"/>
       </w:rPr>
     </w:lvl>
     <w:lvl w:ilvl="3" w:tplc="240A0001" w:tentative="1">
@@ -9838,7 +9920,7 @@
         <w:ind w:left="2880" w:hanging="360"/>
       </w:pPr>
       <w:rPr>
-        <w:rFonts w:ascii="Symbol" w:hAnsi="Symbol" w:hint="default"/>
+        <w:rFonts w:hint="default" w:ascii="Symbol" w:hAnsi="Symbol"/>
       </w:rPr>
     </w:lvl>
     <w:lvl w:ilvl="4" w:tplc="240A0003" w:tentative="1">
@@ -9850,7 +9932,7 @@
         <w:ind w:left="3600" w:hanging="360"/>
       </w:pPr>
       <w:rPr>
-        <w:rFonts w:ascii="Courier New" w:hAnsi="Courier New" w:cs="Courier New" w:hint="default"/>
+        <w:rFonts w:hint="default" w:ascii="Courier New" w:hAnsi="Courier New" w:cs="Courier New"/>
       </w:rPr>
     </w:lvl>
     <w:lvl w:ilvl="5" w:tplc="240A0005" w:tentative="1">
@@ -9862,7 +9944,7 @@
         <w:ind w:left="4320" w:hanging="360"/>
       </w:pPr>
       <w:rPr>
-        <w:rFonts w:ascii="Wingdings" w:hAnsi="Wingdings" w:hint="default"/>
+        <w:rFonts w:hint="default" w:ascii="Wingdings" w:hAnsi="Wingdings"/>
       </w:rPr>
     </w:lvl>
     <w:lvl w:ilvl="6" w:tplc="240A0001" w:tentative="1">
@@ -9874,7 +9956,7 @@
         <w:ind w:left="5040" w:hanging="360"/>
       </w:pPr>
       <w:rPr>
-        <w:rFonts w:ascii="Symbol" w:hAnsi="Symbol" w:hint="default"/>
+        <w:rFonts w:hint="default" w:ascii="Symbol" w:hAnsi="Symbol"/>
       </w:rPr>
     </w:lvl>
     <w:lvl w:ilvl="7" w:tplc="240A0003" w:tentative="1">
@@ -9886,7 +9968,7 @@
         <w:ind w:left="5760" w:hanging="360"/>
       </w:pPr>
       <w:rPr>
-        <w:rFonts w:ascii="Courier New" w:hAnsi="Courier New" w:cs="Courier New" w:hint="default"/>
+        <w:rFonts w:hint="default" w:ascii="Courier New" w:hAnsi="Courier New" w:cs="Courier New"/>
       </w:rPr>
     </w:lvl>
     <w:lvl w:ilvl="8" w:tplc="240A0005" w:tentative="1">
@@ -9898,7 +9980,7 @@
         <w:ind w:left="6480" w:hanging="360"/>
       </w:pPr>
       <w:rPr>
-        <w:rFonts w:ascii="Wingdings" w:hAnsi="Wingdings" w:hint="default"/>
+        <w:rFonts w:hint="default" w:ascii="Wingdings" w:hAnsi="Wingdings"/>
       </w:rPr>
     </w:lvl>
   </w:abstractNum>
@@ -9915,7 +9997,7 @@
         <w:ind w:left="720" w:hanging="360"/>
       </w:pPr>
       <w:rPr>
-        <w:rFonts w:ascii="Symbol" w:hAnsi="Symbol" w:hint="default"/>
+        <w:rFonts w:hint="default" w:ascii="Symbol" w:hAnsi="Symbol"/>
       </w:rPr>
     </w:lvl>
     <w:lvl w:ilvl="1" w:tplc="240A0003" w:tentative="1">
@@ -9927,7 +10009,7 @@
         <w:ind w:left="1440" w:hanging="360"/>
       </w:pPr>
       <w:rPr>
-        <w:rFonts w:ascii="Courier New" w:hAnsi="Courier New" w:cs="Courier New" w:hint="default"/>
+        <w:rFonts w:hint="default" w:ascii="Courier New" w:hAnsi="Courier New" w:cs="Courier New"/>
       </w:rPr>
     </w:lvl>
     <w:lvl w:ilvl="2" w:tplc="240A0005" w:tentative="1">
@@ -9939,7 +10021,7 @@
         <w:ind w:left="2160" w:hanging="360"/>
       </w:pPr>
       <w:rPr>
-        <w:rFonts w:ascii="Wingdings" w:hAnsi="Wingdings" w:hint="default"/>
+        <w:rFonts w:hint="default" w:ascii="Wingdings" w:hAnsi="Wingdings"/>
       </w:rPr>
     </w:lvl>
     <w:lvl w:ilvl="3" w:tplc="240A0001" w:tentative="1">
@@ -9951,7 +10033,7 @@
         <w:ind w:left="2880" w:hanging="360"/>
       </w:pPr>
       <w:rPr>
-        <w:rFonts w:ascii="Symbol" w:hAnsi="Symbol" w:hint="default"/>
+        <w:rFonts w:hint="default" w:ascii="Symbol" w:hAnsi="Symbol"/>
       </w:rPr>
     </w:lvl>
     <w:lvl w:ilvl="4" w:tplc="240A0003" w:tentative="1">
@@ -9963,7 +10045,7 @@
         <w:ind w:left="3600" w:hanging="360"/>
       </w:pPr>
       <w:rPr>
-        <w:rFonts w:ascii="Courier New" w:hAnsi="Courier New" w:cs="Courier New" w:hint="default"/>
+        <w:rFonts w:hint="default" w:ascii="Courier New" w:hAnsi="Courier New" w:cs="Courier New"/>
       </w:rPr>
     </w:lvl>
     <w:lvl w:ilvl="5" w:tplc="240A0005" w:tentative="1">
@@ -9975,7 +10057,7 @@
         <w:ind w:left="4320" w:hanging="360"/>
       </w:pPr>
       <w:rPr>
-        <w:rFonts w:ascii="Wingdings" w:hAnsi="Wingdings" w:hint="default"/>
+        <w:rFonts w:hint="default" w:ascii="Wingdings" w:hAnsi="Wingdings"/>
       </w:rPr>
     </w:lvl>
     <w:lvl w:ilvl="6" w:tplc="240A0001" w:tentative="1">
@@ -9987,7 +10069,7 @@
         <w:ind w:left="5040" w:hanging="360"/>
       </w:pPr>
       <w:rPr>
-        <w:rFonts w:ascii="Symbol" w:hAnsi="Symbol" w:hint="default"/>
+        <w:rFonts w:hint="default" w:ascii="Symbol" w:hAnsi="Symbol"/>
       </w:rPr>
     </w:lvl>
     <w:lvl w:ilvl="7" w:tplc="240A0003" w:tentative="1">
@@ -9999,7 +10081,7 @@
         <w:ind w:left="5760" w:hanging="360"/>
       </w:pPr>
       <w:rPr>
-        <w:rFonts w:ascii="Courier New" w:hAnsi="Courier New" w:cs="Courier New" w:hint="default"/>
+        <w:rFonts w:hint="default" w:ascii="Courier New" w:hAnsi="Courier New" w:cs="Courier New"/>
       </w:rPr>
     </w:lvl>
     <w:lvl w:ilvl="8" w:tplc="240A0005" w:tentative="1">
@@ -10011,7 +10093,7 @@
         <w:ind w:left="6480" w:hanging="360"/>
       </w:pPr>
       <w:rPr>
-        <w:rFonts w:ascii="Wingdings" w:hAnsi="Wingdings" w:hint="default"/>
+        <w:rFonts w:hint="default" w:ascii="Wingdings" w:hAnsi="Wingdings"/>
       </w:rPr>
     </w:lvl>
   </w:abstractNum>
@@ -10118,7 +10200,7 @@
         <w:ind w:left="720" w:hanging="360"/>
       </w:pPr>
       <w:rPr>
-        <w:rFonts w:ascii="Symbol" w:hAnsi="Symbol" w:hint="default"/>
+        <w:rFonts w:hint="default" w:ascii="Symbol" w:hAnsi="Symbol"/>
       </w:rPr>
     </w:lvl>
     <w:lvl w:ilvl="1" w:tplc="240A0003" w:tentative="1">
@@ -10130,7 +10212,7 @@
         <w:ind w:left="1440" w:hanging="360"/>
       </w:pPr>
       <w:rPr>
-        <w:rFonts w:ascii="Courier New" w:hAnsi="Courier New" w:cs="Courier New" w:hint="default"/>
+        <w:rFonts w:hint="default" w:ascii="Courier New" w:hAnsi="Courier New" w:cs="Courier New"/>
       </w:rPr>
     </w:lvl>
     <w:lvl w:ilvl="2" w:tplc="240A0005" w:tentative="1">
@@ -10142,7 +10224,7 @@
         <w:ind w:left="2160" w:hanging="360"/>
       </w:pPr>
       <w:rPr>
-        <w:rFonts w:ascii="Wingdings" w:hAnsi="Wingdings" w:hint="default"/>
+        <w:rFonts w:hint="default" w:ascii="Wingdings" w:hAnsi="Wingdings"/>
       </w:rPr>
     </w:lvl>
     <w:lvl w:ilvl="3" w:tplc="240A0001" w:tentative="1">
@@ -10154,7 +10236,7 @@
         <w:ind w:left="2880" w:hanging="360"/>
       </w:pPr>
       <w:rPr>
-        <w:rFonts w:ascii="Symbol" w:hAnsi="Symbol" w:hint="default"/>
+        <w:rFonts w:hint="default" w:ascii="Symbol" w:hAnsi="Symbol"/>
       </w:rPr>
     </w:lvl>
     <w:lvl w:ilvl="4" w:tplc="240A0003" w:tentative="1">
@@ -10166,7 +10248,7 @@
         <w:ind w:left="3600" w:hanging="360"/>
       </w:pPr>
       <w:rPr>
-        <w:rFonts w:ascii="Courier New" w:hAnsi="Courier New" w:cs="Courier New" w:hint="default"/>
+        <w:rFonts w:hint="default" w:ascii="Courier New" w:hAnsi="Courier New" w:cs="Courier New"/>
       </w:rPr>
     </w:lvl>
     <w:lvl w:ilvl="5" w:tplc="240A0005" w:tentative="1">
@@ -10178,7 +10260,7 @@
         <w:ind w:left="4320" w:hanging="360"/>
       </w:pPr>
       <w:rPr>
-        <w:rFonts w:ascii="Wingdings" w:hAnsi="Wingdings" w:hint="default"/>
+        <w:rFonts w:hint="default" w:ascii="Wingdings" w:hAnsi="Wingdings"/>
       </w:rPr>
     </w:lvl>
     <w:lvl w:ilvl="6" w:tplc="240A0001" w:tentative="1">
@@ -10190,7 +10272,7 @@
         <w:ind w:left="5040" w:hanging="360"/>
       </w:pPr>
       <w:rPr>
-        <w:rFonts w:ascii="Symbol" w:hAnsi="Symbol" w:hint="default"/>
+        <w:rFonts w:hint="default" w:ascii="Symbol" w:hAnsi="Symbol"/>
       </w:rPr>
     </w:lvl>
     <w:lvl w:ilvl="7" w:tplc="240A0003" w:tentative="1">
@@ -10202,7 +10284,7 @@
         <w:ind w:left="5760" w:hanging="360"/>
       </w:pPr>
       <w:rPr>
-        <w:rFonts w:ascii="Courier New" w:hAnsi="Courier New" w:cs="Courier New" w:hint="default"/>
+        <w:rFonts w:hint="default" w:ascii="Courier New" w:hAnsi="Courier New" w:cs="Courier New"/>
       </w:rPr>
     </w:lvl>
     <w:lvl w:ilvl="8" w:tplc="240A0005" w:tentative="1">
@@ -10214,7 +10296,7 @@
         <w:ind w:left="6480" w:hanging="360"/>
       </w:pPr>
       <w:rPr>
-        <w:rFonts w:ascii="Wingdings" w:hAnsi="Wingdings" w:hint="default"/>
+        <w:rFonts w:hint="default" w:ascii="Wingdings" w:hAnsi="Wingdings"/>
       </w:rPr>
     </w:lvl>
   </w:abstractNum>
@@ -10231,7 +10313,7 @@
         <w:ind w:left="720" w:hanging="360"/>
       </w:pPr>
       <w:rPr>
-        <w:rFonts w:ascii="Symbol" w:hAnsi="Symbol" w:hint="default"/>
+        <w:rFonts w:hint="default" w:ascii="Symbol" w:hAnsi="Symbol"/>
       </w:rPr>
     </w:lvl>
     <w:lvl w:ilvl="1" w:tplc="240A0003" w:tentative="1">
@@ -10243,7 +10325,7 @@
         <w:ind w:left="1440" w:hanging="360"/>
       </w:pPr>
       <w:rPr>
-        <w:rFonts w:ascii="Courier New" w:hAnsi="Courier New" w:cs="Courier New" w:hint="default"/>
+        <w:rFonts w:hint="default" w:ascii="Courier New" w:hAnsi="Courier New" w:cs="Courier New"/>
       </w:rPr>
     </w:lvl>
     <w:lvl w:ilvl="2" w:tplc="240A0005" w:tentative="1">
@@ -10255,7 +10337,7 @@
         <w:ind w:left="2160" w:hanging="360"/>
       </w:pPr>
       <w:rPr>
-        <w:rFonts w:ascii="Wingdings" w:hAnsi="Wingdings" w:hint="default"/>
+        <w:rFonts w:hint="default" w:ascii="Wingdings" w:hAnsi="Wingdings"/>
       </w:rPr>
     </w:lvl>
     <w:lvl w:ilvl="3" w:tplc="240A0001" w:tentative="1">
@@ -10267,7 +10349,7 @@
         <w:ind w:left="2880" w:hanging="360"/>
       </w:pPr>
       <w:rPr>
-        <w:rFonts w:ascii="Symbol" w:hAnsi="Symbol" w:hint="default"/>
+        <w:rFonts w:hint="default" w:ascii="Symbol" w:hAnsi="Symbol"/>
       </w:rPr>
     </w:lvl>
     <w:lvl w:ilvl="4" w:tplc="240A0003" w:tentative="1">
@@ -10279,7 +10361,7 @@
         <w:ind w:left="3600" w:hanging="360"/>
       </w:pPr>
       <w:rPr>
-        <w:rFonts w:ascii="Courier New" w:hAnsi="Courier New" w:cs="Courier New" w:hint="default"/>
+        <w:rFonts w:hint="default" w:ascii="Courier New" w:hAnsi="Courier New" w:cs="Courier New"/>
       </w:rPr>
     </w:lvl>
     <w:lvl w:ilvl="5" w:tplc="240A0005" w:tentative="1">
@@ -10291,7 +10373,7 @@
         <w:ind w:left="4320" w:hanging="360"/>
       </w:pPr>
       <w:rPr>
-        <w:rFonts w:ascii="Wingdings" w:hAnsi="Wingdings" w:hint="default"/>
+        <w:rFonts w:hint="default" w:ascii="Wingdings" w:hAnsi="Wingdings"/>
       </w:rPr>
     </w:lvl>
     <w:lvl w:ilvl="6" w:tplc="240A0001" w:tentative="1">
@@ -10303,7 +10385,7 @@
         <w:ind w:left="5040" w:hanging="360"/>
       </w:pPr>
       <w:rPr>
-        <w:rFonts w:ascii="Symbol" w:hAnsi="Symbol" w:hint="default"/>
+        <w:rFonts w:hint="default" w:ascii="Symbol" w:hAnsi="Symbol"/>
       </w:rPr>
     </w:lvl>
     <w:lvl w:ilvl="7" w:tplc="240A0003" w:tentative="1">
@@ -10315,7 +10397,7 @@
         <w:ind w:left="5760" w:hanging="360"/>
       </w:pPr>
       <w:rPr>
-        <w:rFonts w:ascii="Courier New" w:hAnsi="Courier New" w:cs="Courier New" w:hint="default"/>
+        <w:rFonts w:hint="default" w:ascii="Courier New" w:hAnsi="Courier New" w:cs="Courier New"/>
       </w:rPr>
     </w:lvl>
     <w:lvl w:ilvl="8" w:tplc="240A0005" w:tentative="1">
@@ -10327,7 +10409,7 @@
         <w:ind w:left="6480" w:hanging="360"/>
       </w:pPr>
       <w:rPr>
-        <w:rFonts w:ascii="Wingdings" w:hAnsi="Wingdings" w:hint="default"/>
+        <w:rFonts w:hint="default" w:ascii="Wingdings" w:hAnsi="Wingdings"/>
       </w:rPr>
     </w:lvl>
   </w:abstractNum>
@@ -10344,7 +10426,7 @@
         <w:ind w:left="720" w:hanging="360"/>
       </w:pPr>
       <w:rPr>
-        <w:rFonts w:ascii="Symbol" w:hAnsi="Symbol" w:hint="default"/>
+        <w:rFonts w:hint="default" w:ascii="Symbol" w:hAnsi="Symbol"/>
       </w:rPr>
     </w:lvl>
     <w:lvl w:ilvl="1" w:tplc="240A0003" w:tentative="1">
@@ -10356,7 +10438,7 @@
         <w:ind w:left="1440" w:hanging="360"/>
       </w:pPr>
       <w:rPr>
-        <w:rFonts w:ascii="Courier New" w:hAnsi="Courier New" w:cs="Courier New" w:hint="default"/>
+        <w:rFonts w:hint="default" w:ascii="Courier New" w:hAnsi="Courier New" w:cs="Courier New"/>
       </w:rPr>
     </w:lvl>
     <w:lvl w:ilvl="2" w:tplc="240A0005" w:tentative="1">
@@ -10368,7 +10450,7 @@
         <w:ind w:left="2160" w:hanging="360"/>
       </w:pPr>
       <w:rPr>
-        <w:rFonts w:ascii="Wingdings" w:hAnsi="Wingdings" w:hint="default"/>
+        <w:rFonts w:hint="default" w:ascii="Wingdings" w:hAnsi="Wingdings"/>
       </w:rPr>
     </w:lvl>
     <w:lvl w:ilvl="3" w:tplc="240A0001" w:tentative="1">
@@ -10380,7 +10462,7 @@
         <w:ind w:left="2880" w:hanging="360"/>
       </w:pPr>
       <w:rPr>
-        <w:rFonts w:ascii="Symbol" w:hAnsi="Symbol" w:hint="default"/>
+        <w:rFonts w:hint="default" w:ascii="Symbol" w:hAnsi="Symbol"/>
       </w:rPr>
     </w:lvl>
     <w:lvl w:ilvl="4" w:tplc="240A0003" w:tentative="1">
@@ -10392,7 +10474,7 @@
         <w:ind w:left="3600" w:hanging="360"/>
       </w:pPr>
       <w:rPr>
-        <w:rFonts w:ascii="Courier New" w:hAnsi="Courier New" w:cs="Courier New" w:hint="default"/>
+        <w:rFonts w:hint="default" w:ascii="Courier New" w:hAnsi="Courier New" w:cs="Courier New"/>
       </w:rPr>
     </w:lvl>
     <w:lvl w:ilvl="5" w:tplc="240A0005" w:tentative="1">
@@ -10404,7 +10486,7 @@
         <w:ind w:left="4320" w:hanging="360"/>
       </w:pPr>
       <w:rPr>
-        <w:rFonts w:ascii="Wingdings" w:hAnsi="Wingdings" w:hint="default"/>
+        <w:rFonts w:hint="default" w:ascii="Wingdings" w:hAnsi="Wingdings"/>
       </w:rPr>
     </w:lvl>
     <w:lvl w:ilvl="6" w:tplc="240A0001" w:tentative="1">
@@ -10416,7 +10498,7 @@
         <w:ind w:left="5040" w:hanging="360"/>
       </w:pPr>
       <w:rPr>
-        <w:rFonts w:ascii="Symbol" w:hAnsi="Symbol" w:hint="default"/>
+        <w:rFonts w:hint="default" w:ascii="Symbol" w:hAnsi="Symbol"/>
       </w:rPr>
     </w:lvl>
     <w:lvl w:ilvl="7" w:tplc="240A0003" w:tentative="1">
@@ -10428,7 +10510,7 @@
         <w:ind w:left="5760" w:hanging="360"/>
       </w:pPr>
       <w:rPr>
-        <w:rFonts w:ascii="Courier New" w:hAnsi="Courier New" w:cs="Courier New" w:hint="default"/>
+        <w:rFonts w:hint="default" w:ascii="Courier New" w:hAnsi="Courier New" w:cs="Courier New"/>
       </w:rPr>
     </w:lvl>
     <w:lvl w:ilvl="8" w:tplc="240A0005" w:tentative="1">
@@ -10440,7 +10522,7 @@
         <w:ind w:left="6480" w:hanging="360"/>
       </w:pPr>
       <w:rPr>
-        <w:rFonts w:ascii="Wingdings" w:hAnsi="Wingdings" w:hint="default"/>
+        <w:rFonts w:hint="default" w:ascii="Wingdings" w:hAnsi="Wingdings"/>
       </w:rPr>
     </w:lvl>
   </w:abstractNum>
@@ -10543,7 +10625,7 @@
         <w:ind w:left="720" w:hanging="360"/>
       </w:pPr>
       <w:rPr>
-        <w:rFonts w:ascii="Symbol" w:hAnsi="Symbol" w:hint="default"/>
+        <w:rFonts w:hint="default" w:ascii="Symbol" w:hAnsi="Symbol"/>
       </w:rPr>
     </w:lvl>
     <w:lvl w:ilvl="1" w:tplc="240A0003" w:tentative="1">
@@ -10555,7 +10637,7 @@
         <w:ind w:left="1440" w:hanging="360"/>
       </w:pPr>
       <w:rPr>
-        <w:rFonts w:ascii="Courier New" w:hAnsi="Courier New" w:cs="Courier New" w:hint="default"/>
+        <w:rFonts w:hint="default" w:ascii="Courier New" w:hAnsi="Courier New" w:cs="Courier New"/>
       </w:rPr>
     </w:lvl>
     <w:lvl w:ilvl="2" w:tplc="240A0005" w:tentative="1">
@@ -10567,7 +10649,7 @@
         <w:ind w:left="2160" w:hanging="360"/>
       </w:pPr>
       <w:rPr>
-        <w:rFonts w:ascii="Wingdings" w:hAnsi="Wingdings" w:hint="default"/>
+        <w:rFonts w:hint="default" w:ascii="Wingdings" w:hAnsi="Wingdings"/>
       </w:rPr>
     </w:lvl>
     <w:lvl w:ilvl="3" w:tplc="240A0001" w:tentative="1">
@@ -10579,7 +10661,7 @@
         <w:ind w:left="2880" w:hanging="360"/>
       </w:pPr>
       <w:rPr>
-        <w:rFonts w:ascii="Symbol" w:hAnsi="Symbol" w:hint="default"/>
+        <w:rFonts w:hint="default" w:ascii="Symbol" w:hAnsi="Symbol"/>
       </w:rPr>
     </w:lvl>
     <w:lvl w:ilvl="4" w:tplc="240A0003" w:tentative="1">
@@ -10591,7 +10673,7 @@
         <w:ind w:left="3600" w:hanging="360"/>
       </w:pPr>
       <w:rPr>
-        <w:rFonts w:ascii="Courier New" w:hAnsi="Courier New" w:cs="Courier New" w:hint="default"/>
+        <w:rFonts w:hint="default" w:ascii="Courier New" w:hAnsi="Courier New" w:cs="Courier New"/>
       </w:rPr>
     </w:lvl>
     <w:lvl w:ilvl="5" w:tplc="240A0005" w:tentative="1">
@@ -10603,7 +10685,7 @@
         <w:ind w:left="4320" w:hanging="360"/>
       </w:pPr>
       <w:rPr>
-        <w:rFonts w:ascii="Wingdings" w:hAnsi="Wingdings" w:hint="default"/>
+        <w:rFonts w:hint="default" w:ascii="Wingdings" w:hAnsi="Wingdings"/>
       </w:rPr>
     </w:lvl>
     <w:lvl w:ilvl="6" w:tplc="240A0001" w:tentative="1">
@@ -10615,7 +10697,7 @@
         <w:ind w:left="5040" w:hanging="360"/>
       </w:pPr>
       <w:rPr>
-        <w:rFonts w:ascii="Symbol" w:hAnsi="Symbol" w:hint="default"/>
+        <w:rFonts w:hint="default" w:ascii="Symbol" w:hAnsi="Symbol"/>
       </w:rPr>
     </w:lvl>
     <w:lvl w:ilvl="7" w:tplc="240A0003" w:tentative="1">
@@ -10627,7 +10709,7 @@
         <w:ind w:left="5760" w:hanging="360"/>
       </w:pPr>
       <w:rPr>
-        <w:rFonts w:ascii="Courier New" w:hAnsi="Courier New" w:cs="Courier New" w:hint="default"/>
+        <w:rFonts w:hint="default" w:ascii="Courier New" w:hAnsi="Courier New" w:cs="Courier New"/>
       </w:rPr>
     </w:lvl>
     <w:lvl w:ilvl="8" w:tplc="240A0005" w:tentative="1">
@@ -10639,7 +10721,7 @@
         <w:ind w:left="6480" w:hanging="360"/>
       </w:pPr>
       <w:rPr>
-        <w:rFonts w:ascii="Wingdings" w:hAnsi="Wingdings" w:hint="default"/>
+        <w:rFonts w:hint="default" w:ascii="Wingdings" w:hAnsi="Wingdings"/>
       </w:rPr>
     </w:lvl>
   </w:abstractNum>
@@ -10656,7 +10738,7 @@
         <w:ind w:left="720" w:hanging="360"/>
       </w:pPr>
       <w:rPr>
-        <w:rFonts w:ascii="Symbol" w:hAnsi="Symbol" w:hint="default"/>
+        <w:rFonts w:hint="default" w:ascii="Symbol" w:hAnsi="Symbol"/>
       </w:rPr>
     </w:lvl>
     <w:lvl w:ilvl="1" w:tplc="E2649BC0">
@@ -10668,7 +10750,7 @@
         <w:ind w:left="1440" w:hanging="360"/>
       </w:pPr>
       <w:rPr>
-        <w:rFonts w:ascii="Courier New" w:hAnsi="Courier New" w:hint="default"/>
+        <w:rFonts w:hint="default" w:ascii="Courier New" w:hAnsi="Courier New"/>
       </w:rPr>
     </w:lvl>
     <w:lvl w:ilvl="2" w:tplc="BBE6F604">
@@ -10680,7 +10762,7 @@
         <w:ind w:left="2160" w:hanging="360"/>
       </w:pPr>
       <w:rPr>
-        <w:rFonts w:ascii="Wingdings" w:hAnsi="Wingdings" w:hint="default"/>
+        <w:rFonts w:hint="default" w:ascii="Wingdings" w:hAnsi="Wingdings"/>
       </w:rPr>
     </w:lvl>
     <w:lvl w:ilvl="3" w:tplc="9CD297CA">
@@ -10692,7 +10774,7 @@
         <w:ind w:left="2880" w:hanging="360"/>
       </w:pPr>
       <w:rPr>
-        <w:rFonts w:ascii="Symbol" w:hAnsi="Symbol" w:hint="default"/>
+        <w:rFonts w:hint="default" w:ascii="Symbol" w:hAnsi="Symbol"/>
       </w:rPr>
     </w:lvl>
     <w:lvl w:ilvl="4" w:tplc="BE8ECA9C">
@@ -10704,7 +10786,7 @@
         <w:ind w:left="3600" w:hanging="360"/>
       </w:pPr>
       <w:rPr>
-        <w:rFonts w:ascii="Courier New" w:hAnsi="Courier New" w:hint="default"/>
+        <w:rFonts w:hint="default" w:ascii="Courier New" w:hAnsi="Courier New"/>
       </w:rPr>
     </w:lvl>
     <w:lvl w:ilvl="5" w:tplc="3E7EC114">
@@ -10716,7 +10798,7 @@
         <w:ind w:left="4320" w:hanging="360"/>
       </w:pPr>
       <w:rPr>
-        <w:rFonts w:ascii="Wingdings" w:hAnsi="Wingdings" w:hint="default"/>
+        <w:rFonts w:hint="default" w:ascii="Wingdings" w:hAnsi="Wingdings"/>
       </w:rPr>
     </w:lvl>
     <w:lvl w:ilvl="6" w:tplc="D1FE8C20">
@@ -10728,7 +10810,7 @@
         <w:ind w:left="5040" w:hanging="360"/>
       </w:pPr>
       <w:rPr>
-        <w:rFonts w:ascii="Symbol" w:hAnsi="Symbol" w:hint="default"/>
+        <w:rFonts w:hint="default" w:ascii="Symbol" w:hAnsi="Symbol"/>
       </w:rPr>
     </w:lvl>
     <w:lvl w:ilvl="7" w:tplc="348EA31A">
@@ -10740,7 +10822,7 @@
         <w:ind w:left="5760" w:hanging="360"/>
       </w:pPr>
       <w:rPr>
-        <w:rFonts w:ascii="Courier New" w:hAnsi="Courier New" w:hint="default"/>
+        <w:rFonts w:hint="default" w:ascii="Courier New" w:hAnsi="Courier New"/>
       </w:rPr>
     </w:lvl>
     <w:lvl w:ilvl="8" w:tplc="C9C8A0D4">
@@ -10752,7 +10834,7 @@
         <w:ind w:left="6480" w:hanging="360"/>
       </w:pPr>
       <w:rPr>
-        <w:rFonts w:ascii="Wingdings" w:hAnsi="Wingdings" w:hint="default"/>
+        <w:rFonts w:hint="default" w:ascii="Wingdings" w:hAnsi="Wingdings"/>
       </w:rPr>
     </w:lvl>
   </w:abstractNum>
@@ -10769,7 +10851,7 @@
         <w:ind w:left="720" w:hanging="360"/>
       </w:pPr>
       <w:rPr>
-        <w:rFonts w:ascii="Symbol" w:hAnsi="Symbol" w:hint="default"/>
+        <w:rFonts w:hint="default" w:ascii="Symbol" w:hAnsi="Symbol"/>
       </w:rPr>
     </w:lvl>
     <w:lvl w:ilvl="1" w:tplc="240A0003" w:tentative="1">
@@ -10781,7 +10863,7 @@
         <w:ind w:left="1440" w:hanging="360"/>
       </w:pPr>
       <w:rPr>
-        <w:rFonts w:ascii="Courier New" w:hAnsi="Courier New" w:cs="Courier New" w:hint="default"/>
+        <w:rFonts w:hint="default" w:ascii="Courier New" w:hAnsi="Courier New" w:cs="Courier New"/>
       </w:rPr>
     </w:lvl>
     <w:lvl w:ilvl="2" w:tplc="240A0005" w:tentative="1">
@@ -10793,7 +10875,7 @@
         <w:ind w:left="2160" w:hanging="360"/>
       </w:pPr>
       <w:rPr>
-        <w:rFonts w:ascii="Wingdings" w:hAnsi="Wingdings" w:hint="default"/>
+        <w:rFonts w:hint="default" w:ascii="Wingdings" w:hAnsi="Wingdings"/>
       </w:rPr>
     </w:lvl>
     <w:lvl w:ilvl="3" w:tplc="240A0001" w:tentative="1">
@@ -10805,7 +10887,7 @@
         <w:ind w:left="2880" w:hanging="360"/>
       </w:pPr>
       <w:rPr>
-        <w:rFonts w:ascii="Symbol" w:hAnsi="Symbol" w:hint="default"/>
+        <w:rFonts w:hint="default" w:ascii="Symbol" w:hAnsi="Symbol"/>
       </w:rPr>
     </w:lvl>
     <w:lvl w:ilvl="4" w:tplc="240A0003" w:tentative="1">
@@ -10817,7 +10899,7 @@
         <w:ind w:left="3600" w:hanging="360"/>
       </w:pPr>
       <w:rPr>
-        <w:rFonts w:ascii="Courier New" w:hAnsi="Courier New" w:cs="Courier New" w:hint="default"/>
+        <w:rFonts w:hint="default" w:ascii="Courier New" w:hAnsi="Courier New" w:cs="Courier New"/>
       </w:rPr>
     </w:lvl>
     <w:lvl w:ilvl="5" w:tplc="240A0005" w:tentative="1">
@@ -10829,7 +10911,7 @@
         <w:ind w:left="4320" w:hanging="360"/>
       </w:pPr>
       <w:rPr>
-        <w:rFonts w:ascii="Wingdings" w:hAnsi="Wingdings" w:hint="default"/>
+        <w:rFonts w:hint="default" w:ascii="Wingdings" w:hAnsi="Wingdings"/>
       </w:rPr>
     </w:lvl>
     <w:lvl w:ilvl="6" w:tplc="240A0001" w:tentative="1">
@@ -10841,7 +10923,7 @@
         <w:ind w:left="5040" w:hanging="360"/>
       </w:pPr>
       <w:rPr>
-        <w:rFonts w:ascii="Symbol" w:hAnsi="Symbol" w:hint="default"/>
+        <w:rFonts w:hint="default" w:ascii="Symbol" w:hAnsi="Symbol"/>
       </w:rPr>
     </w:lvl>
     <w:lvl w:ilvl="7" w:tplc="240A0003" w:tentative="1">
@@ -10853,7 +10935,7 @@
         <w:ind w:left="5760" w:hanging="360"/>
       </w:pPr>
       <w:rPr>
-        <w:rFonts w:ascii="Courier New" w:hAnsi="Courier New" w:cs="Courier New" w:hint="default"/>
+        <w:rFonts w:hint="default" w:ascii="Courier New" w:hAnsi="Courier New" w:cs="Courier New"/>
       </w:rPr>
     </w:lvl>
     <w:lvl w:ilvl="8" w:tplc="240A0005" w:tentative="1">
@@ -10865,7 +10947,7 @@
         <w:ind w:left="6480" w:hanging="360"/>
       </w:pPr>
       <w:rPr>
-        <w:rFonts w:ascii="Wingdings" w:hAnsi="Wingdings" w:hint="default"/>
+        <w:rFonts w:hint="default" w:ascii="Wingdings" w:hAnsi="Wingdings"/>
       </w:rPr>
     </w:lvl>
   </w:abstractNum>
@@ -10968,7 +11050,7 @@
         <w:ind w:left="720" w:hanging="360"/>
       </w:pPr>
       <w:rPr>
-        <w:rFonts w:ascii="Symbol" w:hAnsi="Symbol" w:hint="default"/>
+        <w:rFonts w:hint="default" w:ascii="Symbol" w:hAnsi="Symbol"/>
       </w:rPr>
     </w:lvl>
     <w:lvl w:ilvl="1" w:tplc="240A0003" w:tentative="1">
@@ -10980,7 +11062,7 @@
         <w:ind w:left="1440" w:hanging="360"/>
       </w:pPr>
       <w:rPr>
-        <w:rFonts w:ascii="Courier New" w:hAnsi="Courier New" w:cs="Courier New" w:hint="default"/>
+        <w:rFonts w:hint="default" w:ascii="Courier New" w:hAnsi="Courier New" w:cs="Courier New"/>
       </w:rPr>
     </w:lvl>
     <w:lvl w:ilvl="2" w:tplc="240A0005" w:tentative="1">
@@ -10992,7 +11074,7 @@
         <w:ind w:left="2160" w:hanging="360"/>
       </w:pPr>
       <w:rPr>
-        <w:rFonts w:ascii="Wingdings" w:hAnsi="Wingdings" w:hint="default"/>
+        <w:rFonts w:hint="default" w:ascii="Wingdings" w:hAnsi="Wingdings"/>
       </w:rPr>
     </w:lvl>
     <w:lvl w:ilvl="3" w:tplc="240A0001" w:tentative="1">
@@ -11004,7 +11086,7 @@
         <w:ind w:left="2880" w:hanging="360"/>
       </w:pPr>
       <w:rPr>
-        <w:rFonts w:ascii="Symbol" w:hAnsi="Symbol" w:hint="default"/>
+        <w:rFonts w:hint="default" w:ascii="Symbol" w:hAnsi="Symbol"/>
       </w:rPr>
     </w:lvl>
     <w:lvl w:ilvl="4" w:tplc="240A0003" w:tentative="1">
@@ -11016,7 +11098,7 @@
         <w:ind w:left="3600" w:hanging="360"/>
       </w:pPr>
       <w:rPr>
-        <w:rFonts w:ascii="Courier New" w:hAnsi="Courier New" w:cs="Courier New" w:hint="default"/>
+        <w:rFonts w:hint="default" w:ascii="Courier New" w:hAnsi="Courier New" w:cs="Courier New"/>
       </w:rPr>
     </w:lvl>
     <w:lvl w:ilvl="5" w:tplc="240A0005" w:tentative="1">
@@ -11028,7 +11110,7 @@
         <w:ind w:left="4320" w:hanging="360"/>
       </w:pPr>
       <w:rPr>
-        <w:rFonts w:ascii="Wingdings" w:hAnsi="Wingdings" w:hint="default"/>
+        <w:rFonts w:hint="default" w:ascii="Wingdings" w:hAnsi="Wingdings"/>
       </w:rPr>
     </w:lvl>
     <w:lvl w:ilvl="6" w:tplc="240A0001" w:tentative="1">
@@ -11040,7 +11122,7 @@
         <w:ind w:left="5040" w:hanging="360"/>
       </w:pPr>
       <w:rPr>
-        <w:rFonts w:ascii="Symbol" w:hAnsi="Symbol" w:hint="default"/>
+        <w:rFonts w:hint="default" w:ascii="Symbol" w:hAnsi="Symbol"/>
       </w:rPr>
     </w:lvl>
     <w:lvl w:ilvl="7" w:tplc="240A0003" w:tentative="1">
@@ -11052,7 +11134,7 @@
         <w:ind w:left="5760" w:hanging="360"/>
       </w:pPr>
       <w:rPr>
-        <w:rFonts w:ascii="Courier New" w:hAnsi="Courier New" w:cs="Courier New" w:hint="default"/>
+        <w:rFonts w:hint="default" w:ascii="Courier New" w:hAnsi="Courier New" w:cs="Courier New"/>
       </w:rPr>
     </w:lvl>
     <w:lvl w:ilvl="8" w:tplc="240A0005" w:tentative="1">
@@ -11064,7 +11146,7 @@
         <w:ind w:left="6480" w:hanging="360"/>
       </w:pPr>
       <w:rPr>
-        <w:rFonts w:ascii="Wingdings" w:hAnsi="Wingdings" w:hint="default"/>
+        <w:rFonts w:hint="default" w:ascii="Wingdings" w:hAnsi="Wingdings"/>
       </w:rPr>
     </w:lvl>
   </w:abstractNum>
@@ -11081,7 +11163,7 @@
         <w:ind w:left="720" w:hanging="360"/>
       </w:pPr>
       <w:rPr>
-        <w:rFonts w:ascii="Symbol" w:hAnsi="Symbol" w:hint="default"/>
+        <w:rFonts w:hint="default" w:ascii="Symbol" w:hAnsi="Symbol"/>
       </w:rPr>
     </w:lvl>
     <w:lvl w:ilvl="1" w:tplc="240A0003" w:tentative="1">
@@ -11093,7 +11175,7 @@
         <w:ind w:left="1440" w:hanging="360"/>
       </w:pPr>
       <w:rPr>
-        <w:rFonts w:ascii="Courier New" w:hAnsi="Courier New" w:cs="Courier New" w:hint="default"/>
+        <w:rFonts w:hint="default" w:ascii="Courier New" w:hAnsi="Courier New" w:cs="Courier New"/>
       </w:rPr>
     </w:lvl>
     <w:lvl w:ilvl="2" w:tplc="240A0005" w:tentative="1">
@@ -11105,7 +11187,7 @@
         <w:ind w:left="2160" w:hanging="360"/>
       </w:pPr>
       <w:rPr>
-        <w:rFonts w:ascii="Wingdings" w:hAnsi="Wingdings" w:hint="default"/>
+        <w:rFonts w:hint="default" w:ascii="Wingdings" w:hAnsi="Wingdings"/>
       </w:rPr>
     </w:lvl>
     <w:lvl w:ilvl="3" w:tplc="240A0001" w:tentative="1">
@@ -11117,7 +11199,7 @@
         <w:ind w:left="2880" w:hanging="360"/>
       </w:pPr>
       <w:rPr>
-        <w:rFonts w:ascii="Symbol" w:hAnsi="Symbol" w:hint="default"/>
+        <w:rFonts w:hint="default" w:ascii="Symbol" w:hAnsi="Symbol"/>
       </w:rPr>
     </w:lvl>
     <w:lvl w:ilvl="4" w:tplc="240A0003" w:tentative="1">
@@ -11129,7 +11211,7 @@
         <w:ind w:left="3600" w:hanging="360"/>
       </w:pPr>
       <w:rPr>
-        <w:rFonts w:ascii="Courier New" w:hAnsi="Courier New" w:cs="Courier New" w:hint="default"/>
+        <w:rFonts w:hint="default" w:ascii="Courier New" w:hAnsi="Courier New" w:cs="Courier New"/>
       </w:rPr>
     </w:lvl>
     <w:lvl w:ilvl="5" w:tplc="240A0005" w:tentative="1">
@@ -11141,7 +11223,7 @@
         <w:ind w:left="4320" w:hanging="360"/>
       </w:pPr>
       <w:rPr>
-        <w:rFonts w:ascii="Wingdings" w:hAnsi="Wingdings" w:hint="default"/>
+        <w:rFonts w:hint="default" w:ascii="Wingdings" w:hAnsi="Wingdings"/>
       </w:rPr>
     </w:lvl>
     <w:lvl w:ilvl="6" w:tplc="240A0001" w:tentative="1">
@@ -11153,7 +11235,7 @@
         <w:ind w:left="5040" w:hanging="360"/>
       </w:pPr>
       <w:rPr>
-        <w:rFonts w:ascii="Symbol" w:hAnsi="Symbol" w:hint="default"/>
+        <w:rFonts w:hint="default" w:ascii="Symbol" w:hAnsi="Symbol"/>
       </w:rPr>
     </w:lvl>
     <w:lvl w:ilvl="7" w:tplc="240A0003" w:tentative="1">
@@ -11165,7 +11247,7 @@
         <w:ind w:left="5760" w:hanging="360"/>
       </w:pPr>
       <w:rPr>
-        <w:rFonts w:ascii="Courier New" w:hAnsi="Courier New" w:cs="Courier New" w:hint="default"/>
+        <w:rFonts w:hint="default" w:ascii="Courier New" w:hAnsi="Courier New" w:cs="Courier New"/>
       </w:rPr>
     </w:lvl>
     <w:lvl w:ilvl="8" w:tplc="240A0005" w:tentative="1">
@@ -11177,7 +11259,7 @@
         <w:ind w:left="6480" w:hanging="360"/>
       </w:pPr>
       <w:rPr>
-        <w:rFonts w:ascii="Wingdings" w:hAnsi="Wingdings" w:hint="default"/>
+        <w:rFonts w:hint="default" w:ascii="Wingdings" w:hAnsi="Wingdings"/>
       </w:rPr>
     </w:lvl>
   </w:abstractNum>
@@ -11280,7 +11362,7 @@
         <w:ind w:left="720" w:hanging="360"/>
       </w:pPr>
       <w:rPr>
-        <w:rFonts w:ascii="Symbol" w:hAnsi="Symbol" w:hint="default"/>
+        <w:rFonts w:hint="default" w:ascii="Symbol" w:hAnsi="Symbol"/>
       </w:rPr>
     </w:lvl>
     <w:lvl w:ilvl="1" w:tplc="240A0003" w:tentative="1">
@@ -11292,7 +11374,7 @@
         <w:ind w:left="1440" w:hanging="360"/>
       </w:pPr>
       <w:rPr>
-        <w:rFonts w:ascii="Courier New" w:hAnsi="Courier New" w:cs="Courier New" w:hint="default"/>
+        <w:rFonts w:hint="default" w:ascii="Courier New" w:hAnsi="Courier New" w:cs="Courier New"/>
       </w:rPr>
     </w:lvl>
     <w:lvl w:ilvl="2" w:tplc="240A0005" w:tentative="1">
@@ -11304,7 +11386,7 @@
         <w:ind w:left="2160" w:hanging="360"/>
       </w:pPr>
       <w:rPr>
-        <w:rFonts w:ascii="Wingdings" w:hAnsi="Wingdings" w:hint="default"/>
+        <w:rFonts w:hint="default" w:ascii="Wingdings" w:hAnsi="Wingdings"/>
       </w:rPr>
     </w:lvl>
     <w:lvl w:ilvl="3" w:tplc="240A0001" w:tentative="1">
@@ -11316,7 +11398,7 @@
         <w:ind w:left="2880" w:hanging="360"/>
       </w:pPr>
       <w:rPr>
-        <w:rFonts w:ascii="Symbol" w:hAnsi="Symbol" w:hint="default"/>
+        <w:rFonts w:hint="default" w:ascii="Symbol" w:hAnsi="Symbol"/>
       </w:rPr>
     </w:lvl>
     <w:lvl w:ilvl="4" w:tplc="240A0003" w:tentative="1">
@@ -11328,7 +11410,7 @@
         <w:ind w:left="3600" w:hanging="360"/>
       </w:pPr>
       <w:rPr>
-        <w:rFonts w:ascii="Courier New" w:hAnsi="Courier New" w:cs="Courier New" w:hint="default"/>
+        <w:rFonts w:hint="default" w:ascii="Courier New" w:hAnsi="Courier New" w:cs="Courier New"/>
       </w:rPr>
     </w:lvl>
     <w:lvl w:ilvl="5" w:tplc="240A0005" w:tentative="1">
@@ -11340,7 +11422,7 @@
         <w:ind w:left="4320" w:hanging="360"/>
       </w:pPr>
       <w:rPr>
-        <w:rFonts w:ascii="Wingdings" w:hAnsi="Wingdings" w:hint="default"/>
+        <w:rFonts w:hint="default" w:ascii="Wingdings" w:hAnsi="Wingdings"/>
       </w:rPr>
     </w:lvl>
     <w:lvl w:ilvl="6" w:tplc="240A0001" w:tentative="1">
@@ -11352,7 +11434,7 @@
         <w:ind w:left="5040" w:hanging="360"/>
       </w:pPr>
       <w:rPr>
-        <w:rFonts w:ascii="Symbol" w:hAnsi="Symbol" w:hint="default"/>
+        <w:rFonts w:hint="default" w:ascii="Symbol" w:hAnsi="Symbol"/>
       </w:rPr>
     </w:lvl>
     <w:lvl w:ilvl="7" w:tplc="240A0003" w:tentative="1">
@@ -11364,7 +11446,7 @@
         <w:ind w:left="5760" w:hanging="360"/>
       </w:pPr>
       <w:rPr>
-        <w:rFonts w:ascii="Courier New" w:hAnsi="Courier New" w:cs="Courier New" w:hint="default"/>
+        <w:rFonts w:hint="default" w:ascii="Courier New" w:hAnsi="Courier New" w:cs="Courier New"/>
       </w:rPr>
     </w:lvl>
     <w:lvl w:ilvl="8" w:tplc="240A0005" w:tentative="1">
@@ -11376,7 +11458,7 @@
         <w:ind w:left="6480" w:hanging="360"/>
       </w:pPr>
       <w:rPr>
-        <w:rFonts w:ascii="Wingdings" w:hAnsi="Wingdings" w:hint="default"/>
+        <w:rFonts w:hint="default" w:ascii="Wingdings" w:hAnsi="Wingdings"/>
       </w:rPr>
     </w:lvl>
   </w:abstractNum>
@@ -11448,7 +11530,7 @@
   <w:docDefaults>
     <w:rPrDefault>
       <w:rPr>
-        <w:rFonts w:ascii="Arial" w:eastAsia="Arial" w:hAnsi="Arial" w:cs="Arial"/>
+        <w:rFonts w:ascii="Arial" w:hAnsi="Arial" w:eastAsia="Arial" w:cs="Arial"/>
         <w:sz w:val="22"/>
         <w:szCs w:val="22"/>
         <w:lang w:val="es-CO" w:eastAsia="ja-JP" w:bidi="ar-SA"/>
@@ -11463,14 +11545,14 @@
   <w:latentStyles w:defLockedState="0" w:defUIPriority="99" w:defSemiHidden="0" w:defUnhideWhenUsed="0" w:defQFormat="0" w:count="376">
     <w:lsdException w:name="Normal" w:uiPriority="0" w:qFormat="1"/>
     <w:lsdException w:name="heading 1" w:uiPriority="9" w:qFormat="1"/>
-    <w:lsdException w:name="heading 2" w:semiHidden="1" w:uiPriority="9" w:unhideWhenUsed="1" w:qFormat="1"/>
-    <w:lsdException w:name="heading 3" w:semiHidden="1" w:uiPriority="9" w:unhideWhenUsed="1" w:qFormat="1"/>
-    <w:lsdException w:name="heading 4" w:semiHidden="1" w:uiPriority="9" w:unhideWhenUsed="1" w:qFormat="1"/>
-    <w:lsdException w:name="heading 5" w:semiHidden="1" w:uiPriority="9" w:unhideWhenUsed="1" w:qFormat="1"/>
-    <w:lsdException w:name="heading 6" w:semiHidden="1" w:uiPriority="9" w:unhideWhenUsed="1" w:qFormat="1"/>
-    <w:lsdException w:name="heading 7" w:semiHidden="1" w:uiPriority="9" w:unhideWhenUsed="1" w:qFormat="1"/>
-    <w:lsdException w:name="heading 8" w:semiHidden="1" w:uiPriority="9" w:unhideWhenUsed="1" w:qFormat="1"/>
-    <w:lsdException w:name="heading 9" w:semiHidden="1" w:uiPriority="9" w:unhideWhenUsed="1" w:qFormat="1"/>
+    <w:lsdException w:name="heading 2" w:uiPriority="9" w:semiHidden="1" w:unhideWhenUsed="1" w:qFormat="1"/>
+    <w:lsdException w:name="heading 3" w:uiPriority="9" w:semiHidden="1" w:unhideWhenUsed="1" w:qFormat="1"/>
+    <w:lsdException w:name="heading 4" w:uiPriority="9" w:semiHidden="1" w:unhideWhenUsed="1" w:qFormat="1"/>
+    <w:lsdException w:name="heading 5" w:uiPriority="9" w:semiHidden="1" w:unhideWhenUsed="1" w:qFormat="1"/>
+    <w:lsdException w:name="heading 6" w:uiPriority="9" w:semiHidden="1" w:unhideWhenUsed="1" w:qFormat="1"/>
+    <w:lsdException w:name="heading 7" w:uiPriority="9" w:semiHidden="1" w:unhideWhenUsed="1" w:qFormat="1"/>
+    <w:lsdException w:name="heading 8" w:uiPriority="9" w:semiHidden="1" w:unhideWhenUsed="1" w:qFormat="1"/>
+    <w:lsdException w:name="heading 9" w:uiPriority="9" w:semiHidden="1" w:unhideWhenUsed="1" w:qFormat="1"/>
     <w:lsdException w:name="index 1" w:semiHidden="1" w:unhideWhenUsed="1"/>
     <w:lsdException w:name="index 2" w:semiHidden="1" w:unhideWhenUsed="1"/>
     <w:lsdException w:name="index 3" w:semiHidden="1" w:unhideWhenUsed="1"/>
@@ -11480,22 +11562,22 @@
     <w:lsdException w:name="index 7" w:semiHidden="1" w:unhideWhenUsed="1"/>
     <w:lsdException w:name="index 8" w:semiHidden="1" w:unhideWhenUsed="1"/>
     <w:lsdException w:name="index 9" w:semiHidden="1" w:unhideWhenUsed="1"/>
-    <w:lsdException w:name="toc 1" w:semiHidden="1" w:uiPriority="39" w:unhideWhenUsed="1"/>
-    <w:lsdException w:name="toc 2" w:semiHidden="1" w:uiPriority="39" w:unhideWhenUsed="1"/>
-    <w:lsdException w:name="toc 3" w:semiHidden="1" w:uiPriority="39" w:unhideWhenUsed="1"/>
-    <w:lsdException w:name="toc 4" w:semiHidden="1" w:uiPriority="39" w:unhideWhenUsed="1"/>
-    <w:lsdException w:name="toc 5" w:semiHidden="1" w:uiPriority="39" w:unhideWhenUsed="1"/>
-    <w:lsdException w:name="toc 6" w:semiHidden="1" w:uiPriority="39" w:unhideWhenUsed="1"/>
-    <w:lsdException w:name="toc 7" w:semiHidden="1" w:uiPriority="39" w:unhideWhenUsed="1"/>
-    <w:lsdException w:name="toc 8" w:semiHidden="1" w:uiPriority="39" w:unhideWhenUsed="1"/>
-    <w:lsdException w:name="toc 9" w:semiHidden="1" w:uiPriority="39" w:unhideWhenUsed="1"/>
+    <w:lsdException w:name="toc 1" w:uiPriority="39" w:semiHidden="1" w:unhideWhenUsed="1"/>
+    <w:lsdException w:name="toc 2" w:uiPriority="39" w:semiHidden="1" w:unhideWhenUsed="1"/>
+    <w:lsdException w:name="toc 3" w:uiPriority="39" w:semiHidden="1" w:unhideWhenUsed="1"/>
+    <w:lsdException w:name="toc 4" w:uiPriority="39" w:semiHidden="1" w:unhideWhenUsed="1"/>
+    <w:lsdException w:name="toc 5" w:uiPriority="39" w:semiHidden="1" w:unhideWhenUsed="1"/>
+    <w:lsdException w:name="toc 6" w:uiPriority="39" w:semiHidden="1" w:unhideWhenUsed="1"/>
+    <w:lsdException w:name="toc 7" w:uiPriority="39" w:semiHidden="1" w:unhideWhenUsed="1"/>
+    <w:lsdException w:name="toc 8" w:uiPriority="39" w:semiHidden="1" w:unhideWhenUsed="1"/>
+    <w:lsdException w:name="toc 9" w:uiPriority="39" w:semiHidden="1" w:unhideWhenUsed="1"/>
     <w:lsdException w:name="Normal Indent" w:semiHidden="1" w:unhideWhenUsed="1"/>
     <w:lsdException w:name="footnote text" w:semiHidden="1" w:unhideWhenUsed="1"/>
     <w:lsdException w:name="annotation text" w:semiHidden="1" w:unhideWhenUsed="1"/>
     <w:lsdException w:name="header" w:semiHidden="1" w:unhideWhenUsed="1"/>
     <w:lsdException w:name="footer" w:semiHidden="1" w:unhideWhenUsed="1"/>
     <w:lsdException w:name="index heading" w:semiHidden="1" w:unhideWhenUsed="1"/>
-    <w:lsdException w:name="caption" w:semiHidden="1" w:uiPriority="35" w:unhideWhenUsed="1" w:qFormat="1"/>
+    <w:lsdException w:name="caption" w:uiPriority="35" w:semiHidden="1" w:unhideWhenUsed="1" w:qFormat="1"/>
     <w:lsdException w:name="table of figures" w:semiHidden="1" w:unhideWhenUsed="1"/>
     <w:lsdException w:name="envelope address" w:semiHidden="1" w:unhideWhenUsed="1"/>
     <w:lsdException w:name="envelope return" w:semiHidden="1" w:unhideWhenUsed="1"/>
@@ -11526,7 +11608,7 @@
     <w:lsdException w:name="Title" w:uiPriority="10" w:qFormat="1"/>
     <w:lsdException w:name="Closing" w:semiHidden="1" w:unhideWhenUsed="1"/>
     <w:lsdException w:name="Signature" w:semiHidden="1" w:unhideWhenUsed="1"/>
-    <w:lsdException w:name="Default Paragraph Font" w:semiHidden="1" w:uiPriority="1" w:unhideWhenUsed="1"/>
+    <w:lsdException w:name="Default Paragraph Font" w:uiPriority="1" w:semiHidden="1" w:unhideWhenUsed="1"/>
     <w:lsdException w:name="Body Text" w:semiHidden="1" w:unhideWhenUsed="1"/>
     <w:lsdException w:name="Body Text Indent" w:semiHidden="1" w:unhideWhenUsed="1"/>
     <w:lsdException w:name="List Continue" w:semiHidden="1" w:unhideWhenUsed="1"/>
@@ -11726,8 +11808,8 @@
     <w:lsdException w:name="Subtle Reference" w:uiPriority="31" w:qFormat="1"/>
     <w:lsdException w:name="Intense Reference" w:uiPriority="32" w:qFormat="1"/>
     <w:lsdException w:name="Book Title" w:uiPriority="33" w:qFormat="1"/>
-    <w:lsdException w:name="Bibliography" w:semiHidden="1" w:uiPriority="37" w:unhideWhenUsed="1"/>
-    <w:lsdException w:name="TOC Heading" w:semiHidden="1" w:uiPriority="39" w:unhideWhenUsed="1" w:qFormat="1"/>
+    <w:lsdException w:name="Bibliography" w:uiPriority="37" w:semiHidden="1" w:unhideWhenUsed="1"/>
+    <w:lsdException w:name="TOC Heading" w:uiPriority="39" w:semiHidden="1" w:unhideWhenUsed="1" w:qFormat="1"/>
     <w:lsdException w:name="Plain Table 1" w:uiPriority="41"/>
     <w:lsdException w:name="Plain Table 2" w:uiPriority="42"/>
     <w:lsdException w:name="Plain Table 3" w:uiPriority="43"/>
@@ -11838,7 +11920,7 @@
     <w:lsdException w:name="Unresolved Mention" w:semiHidden="1" w:unhideWhenUsed="1"/>
     <w:lsdException w:name="Smart Link" w:semiHidden="1" w:unhideWhenUsed="1"/>
   </w:latentStyles>
-  <w:style w:type="paragraph" w:default="1" w:styleId="Normal">
+  <w:style w:type="paragraph" w:styleId="Normal" w:default="1">
     <w:name w:val="Normal"/>
     <w:qFormat/>
     <w:rsid w:val="00D572B5"/>
@@ -11963,13 +12045,13 @@
       <w:color w:val="666666"/>
     </w:rPr>
   </w:style>
-  <w:style w:type="character" w:default="1" w:styleId="Fuentedeprrafopredeter">
+  <w:style w:type="character" w:styleId="Fuentedeprrafopredeter" w:default="1">
     <w:name w:val="Default Paragraph Font"/>
     <w:uiPriority w:val="1"/>
     <w:semiHidden/>
     <w:unhideWhenUsed/>
   </w:style>
-  <w:style w:type="table" w:default="1" w:styleId="Tablanormal">
+  <w:style w:type="table" w:styleId="Tablanormal" w:default="1">
     <w:name w:val="Normal Table"/>
     <w:uiPriority w:val="99"/>
     <w:semiHidden/>
@@ -11984,7 +12066,7 @@
       </w:tblCellMar>
     </w:tblPr>
   </w:style>
-  <w:style w:type="numbering" w:default="1" w:styleId="Sinlista">
+  <w:style w:type="numbering" w:styleId="Sinlista" w:default="1">
     <w:name w:val="No List"/>
     <w:uiPriority w:val="99"/>
     <w:semiHidden/>
@@ -12006,11 +12088,11 @@
       <w:szCs w:val="52"/>
     </w:rPr>
   </w:style>
-  <w:style w:type="paragraph" w:customStyle="1" w:styleId="Normal0">
+  <w:style w:type="paragraph" w:styleId="Normal0" w:customStyle="1">
     <w:name w:val="Normal0"/>
     <w:qFormat/>
   </w:style>
-  <w:style w:type="paragraph" w:customStyle="1" w:styleId="heading10">
+  <w:style w:type="paragraph" w:styleId="heading10" w:customStyle="1">
     <w:name w:val="heading 10"/>
     <w:basedOn w:val="Normal0"/>
     <w:next w:val="Normal0"/>
@@ -12027,7 +12109,7 @@
       <w:szCs w:val="40"/>
     </w:rPr>
   </w:style>
-  <w:style w:type="paragraph" w:customStyle="1" w:styleId="heading20">
+  <w:style w:type="paragraph" w:styleId="heading20" w:customStyle="1">
     <w:name w:val="heading 20"/>
     <w:basedOn w:val="Normal0"/>
     <w:next w:val="Normal0"/>
@@ -12046,7 +12128,7 @@
       <w:szCs w:val="32"/>
     </w:rPr>
   </w:style>
-  <w:style w:type="paragraph" w:customStyle="1" w:styleId="heading30">
+  <w:style w:type="paragraph" w:styleId="heading30" w:customStyle="1">
     <w:name w:val="heading 30"/>
     <w:basedOn w:val="Normal0"/>
     <w:next w:val="Normal0"/>
@@ -12066,7 +12148,7 @@
       <w:szCs w:val="28"/>
     </w:rPr>
   </w:style>
-  <w:style w:type="paragraph" w:customStyle="1" w:styleId="heading40">
+  <w:style w:type="paragraph" w:styleId="heading40" w:customStyle="1">
     <w:name w:val="heading 40"/>
     <w:basedOn w:val="Normal0"/>
     <w:next w:val="Normal0"/>
@@ -12086,7 +12168,7 @@
       <w:szCs w:val="24"/>
     </w:rPr>
   </w:style>
-  <w:style w:type="paragraph" w:customStyle="1" w:styleId="heading50">
+  <w:style w:type="paragraph" w:styleId="heading50" w:customStyle="1">
     <w:name w:val="heading 50"/>
     <w:basedOn w:val="Normal0"/>
     <w:next w:val="Normal0"/>
@@ -12104,7 +12186,7 @@
       <w:color w:val="666666"/>
     </w:rPr>
   </w:style>
-  <w:style w:type="paragraph" w:customStyle="1" w:styleId="heading60">
+  <w:style w:type="paragraph" w:styleId="heading60" w:customStyle="1">
     <w:name w:val="heading 60"/>
     <w:basedOn w:val="Normal0"/>
     <w:next w:val="Normal0"/>
@@ -12123,7 +12205,7 @@
       <w:color w:val="666666"/>
     </w:rPr>
   </w:style>
-  <w:style w:type="table" w:customStyle="1" w:styleId="NormalTable0">
+  <w:style w:type="table" w:styleId="NormalTable0" w:customStyle="1">
     <w:name w:val="Normal Table0"/>
     <w:uiPriority w:val="99"/>
     <w:semiHidden/>
@@ -12138,7 +12220,7 @@
       </w:tblCellMar>
     </w:tblPr>
   </w:style>
-  <w:style w:type="table" w:customStyle="1" w:styleId="NormalTable1">
+  <w:style w:type="table" w:styleId="NormalTable1" w:customStyle="1">
     <w:name w:val="Normal Table1"/>
     <w:tblPr>
       <w:tblCellMar>
@@ -12149,7 +12231,7 @@
       </w:tblCellMar>
     </w:tblPr>
   </w:style>
-  <w:style w:type="paragraph" w:customStyle="1" w:styleId="Title0">
+  <w:style w:type="paragraph" w:styleId="Title0" w:customStyle="1">
     <w:name w:val="Title0"/>
     <w:basedOn w:val="Normal0"/>
     <w:next w:val="Normal0"/>
@@ -12165,7 +12247,7 @@
       <w:szCs w:val="52"/>
     </w:rPr>
   </w:style>
-  <w:style w:type="table" w:customStyle="1" w:styleId="TableNormal">
+  <w:style w:type="table" w:styleId="TableNormal" w:customStyle="1">
     <w:name w:val="Table Normal"/>
     <w:tblPr>
       <w:tblCellMar>
@@ -12193,7 +12275,7 @@
       <w:szCs w:val="30"/>
     </w:rPr>
   </w:style>
-  <w:style w:type="table" w:customStyle="1" w:styleId="a">
+  <w:style w:type="table" w:styleId="a" w:customStyle="1">
     <w:basedOn w:val="NormalTable0"/>
     <w:tblPr>
       <w:tblStyleRowBandSize w:val="1"/>
@@ -12206,7 +12288,7 @@
       </w:tblCellMar>
     </w:tblPr>
   </w:style>
-  <w:style w:type="table" w:customStyle="1" w:styleId="a0">
+  <w:style w:type="table" w:styleId="a0" w:customStyle="1">
     <w:basedOn w:val="NormalTable0"/>
     <w:tblPr>
       <w:tblStyleRowBandSize w:val="1"/>
@@ -12219,7 +12301,7 @@
       </w:tblCellMar>
     </w:tblPr>
   </w:style>
-  <w:style w:type="table" w:customStyle="1" w:styleId="a1">
+  <w:style w:type="table" w:styleId="a1" w:customStyle="1">
     <w:basedOn w:val="NormalTable0"/>
     <w:tblPr>
       <w:tblStyleRowBandSize w:val="1"/>
@@ -12242,12 +12324,12 @@
     </w:pPr>
     <w:tblPr>
       <w:tblBorders>
-        <w:top w:val="single" w:sz="4" w:space="0" w:color="auto"/>
-        <w:left w:val="single" w:sz="4" w:space="0" w:color="auto"/>
-        <w:bottom w:val="single" w:sz="4" w:space="0" w:color="auto"/>
-        <w:right w:val="single" w:sz="4" w:space="0" w:color="auto"/>
-        <w:insideH w:val="single" w:sz="4" w:space="0" w:color="auto"/>
-        <w:insideV w:val="single" w:sz="4" w:space="0" w:color="auto"/>
+        <w:top w:val="single" w:color="auto" w:sz="4" w:space="0"/>
+        <w:left w:val="single" w:color="auto" w:sz="4" w:space="0"/>
+        <w:bottom w:val="single" w:color="auto" w:sz="4" w:space="0"/>
+        <w:right w:val="single" w:color="auto" w:sz="4" w:space="0"/>
+        <w:insideH w:val="single" w:color="auto" w:sz="4" w:space="0"/>
+        <w:insideV w:val="single" w:color="auto" w:sz="4" w:space="0"/>
       </w:tblBorders>
     </w:tblPr>
   </w:style>
@@ -12266,7 +12348,7 @@
       <w:spacing w:line="240" w:lineRule="auto"/>
     </w:pPr>
   </w:style>
-  <w:style w:type="character" w:customStyle="1" w:styleId="EncabezadoCar">
+  <w:style w:type="character" w:styleId="EncabezadoCar" w:customStyle="1">
     <w:name w:val="Encabezado Car"/>
     <w:basedOn w:val="Fuentedeprrafopredeter"/>
     <w:link w:val="Encabezado"/>
@@ -12288,7 +12370,7 @@
       <w:spacing w:line="240" w:lineRule="auto"/>
     </w:pPr>
   </w:style>
-  <w:style w:type="character" w:customStyle="1" w:styleId="PiedepginaCar">
+  <w:style w:type="character" w:styleId="PiedepginaCar" w:customStyle="1">
     <w:name w:val="Pie de página Car"/>
     <w:basedOn w:val="Fuentedeprrafopredeter"/>
     <w:link w:val="Piedepgina"/>
@@ -12306,12 +12388,12 @@
       <w:spacing w:before="100" w:beforeAutospacing="1" w:after="100" w:afterAutospacing="1" w:line="240" w:lineRule="auto"/>
     </w:pPr>
     <w:rPr>
-      <w:rFonts w:ascii="Times New Roman" w:eastAsia="Times New Roman" w:hAnsi="Times New Roman" w:cs="Times New Roman"/>
+      <w:rFonts w:ascii="Times New Roman" w:hAnsi="Times New Roman" w:eastAsia="Times New Roman" w:cs="Times New Roman"/>
       <w:sz w:val="24"/>
       <w:szCs w:val="24"/>
     </w:rPr>
   </w:style>
-  <w:style w:type="character" w:customStyle="1" w:styleId="Listavistosa-nfasis1Car">
+  <w:style w:type="character" w:styleId="Listavistosa-nfasis1Car" w:customStyle="1">
     <w:name w:val="Lista vistosa - Énfasis 1 Car"/>
     <w:link w:val="Listavistosa-nfasis1"/>
     <w:uiPriority w:val="34"/>
@@ -12352,7 +12434,7 @@
       <w:tblPr/>
       <w:tcPr>
         <w:tcBorders>
-          <w:bottom w:val="single" w:sz="12" w:space="0" w:color="FFFFFF" w:themeColor="background1"/>
+          <w:bottom w:val="single" w:color="FFFFFF" w:themeColor="background1" w:sz="12" w:space="0"/>
         </w:tcBorders>
         <w:shd w:val="clear" w:color="auto" w:fill="9E3A38" w:themeFill="accent2" w:themeFillShade="CC"/>
       </w:tcPr>
@@ -12361,7 +12443,7 @@
       <w:tblPr/>
       <w:tcPr>
         <w:tcBorders>
-          <w:top w:val="single" w:sz="12" w:space="0" w:color="000000" w:themeColor="text1"/>
+          <w:top w:val="single" w:color="000000" w:themeColor="text1" w:sz="12" w:space="0"/>
         </w:tcBorders>
         <w:shd w:val="clear" w:color="auto" w:fill="FFFFFF" w:themeFill="background1"/>
       </w:tcPr>
@@ -12409,7 +12491,7 @@
       <w:u w:val="single"/>
     </w:rPr>
   </w:style>
-  <w:style w:type="character" w:customStyle="1" w:styleId="Mencinsinresolver1">
+  <w:style w:type="character" w:styleId="Mencinsinresolver1" w:customStyle="1">
     <w:name w:val="Mención sin resolver1"/>
     <w:basedOn w:val="Fuentedeprrafopredeter"/>
     <w:uiPriority w:val="99"/>
@@ -12450,7 +12532,7 @@
       <w:szCs w:val="18"/>
     </w:rPr>
   </w:style>
-  <w:style w:type="character" w:customStyle="1" w:styleId="TextodegloboCar">
+  <w:style w:type="character" w:styleId="TextodegloboCar" w:customStyle="1">
     <w:name w:val="Texto de globo Car"/>
     <w:basedOn w:val="Fuentedeprrafopredeter"/>
     <w:link w:val="Textodeglobo"/>
@@ -12490,7 +12572,7 @@
       <w:szCs w:val="20"/>
     </w:rPr>
   </w:style>
-  <w:style w:type="character" w:customStyle="1" w:styleId="TextocomentarioCar">
+  <w:style w:type="character" w:styleId="TextocomentarioCar" w:customStyle="1">
     <w:name w:val="Texto comentario Car"/>
     <w:basedOn w:val="Fuentedeprrafopredeter"/>
     <w:link w:val="Textocomentario"/>
@@ -12515,7 +12597,7 @@
       <w:bCs/>
     </w:rPr>
   </w:style>
-  <w:style w:type="character" w:customStyle="1" w:styleId="AsuntodelcomentarioCar">
+  <w:style w:type="character" w:styleId="AsuntodelcomentarioCar" w:customStyle="1">
     <w:name w:val="Asunto del comentario Car"/>
     <w:basedOn w:val="TextocomentarioCar"/>
     <w:link w:val="Asuntodelcomentario"/>
@@ -12529,7 +12611,7 @@
       <w:szCs w:val="20"/>
     </w:rPr>
   </w:style>
-  <w:style w:type="table" w:customStyle="1" w:styleId="a2">
+  <w:style w:type="table" w:styleId="a2" w:customStyle="1">
     <w:basedOn w:val="TableNormal"/>
     <w:pPr>
       <w:spacing w:line="240" w:lineRule="auto"/>
@@ -12551,7 +12633,7 @@
       <w:shd w:val="clear" w:color="auto" w:fill="EDF2F8"/>
     </w:tcPr>
   </w:style>
-  <w:style w:type="table" w:customStyle="1" w:styleId="a3">
+  <w:style w:type="table" w:styleId="a3" w:customStyle="1">
     <w:basedOn w:val="TableNormal"/>
     <w:pPr>
       <w:spacing w:line="240" w:lineRule="auto"/>
@@ -12573,7 +12655,7 @@
       <w:shd w:val="clear" w:color="auto" w:fill="EDF2F8"/>
     </w:tcPr>
   </w:style>
-  <w:style w:type="table" w:customStyle="1" w:styleId="a4">
+  <w:style w:type="table" w:styleId="a4" w:customStyle="1">
     <w:basedOn w:val="TableNormal"/>
     <w:pPr>
       <w:spacing w:line="240" w:lineRule="auto"/>
@@ -12595,7 +12677,7 @@
       <w:shd w:val="clear" w:color="auto" w:fill="EDF2F8"/>
     </w:tcPr>
   </w:style>
-  <w:style w:type="table" w:customStyle="1" w:styleId="a5">
+  <w:style w:type="table" w:styleId="a5" w:customStyle="1">
     <w:basedOn w:val="TableNormal"/>
     <w:pPr>
       <w:spacing w:line="240" w:lineRule="auto"/>
@@ -12617,7 +12699,7 @@
       <w:shd w:val="clear" w:color="auto" w:fill="EDF2F8"/>
     </w:tcPr>
   </w:style>
-  <w:style w:type="table" w:customStyle="1" w:styleId="a6">
+  <w:style w:type="table" w:styleId="a6" w:customStyle="1">
     <w:basedOn w:val="TableNormal"/>
     <w:tblPr>
       <w:tblStyleRowBandSize w:val="1"/>
@@ -12628,7 +12710,7 @@
       </w:tblCellMar>
     </w:tblPr>
   </w:style>
-  <w:style w:type="table" w:customStyle="1" w:styleId="a7">
+  <w:style w:type="table" w:styleId="a7" w:customStyle="1">
     <w:basedOn w:val="TableNormal"/>
     <w:tblPr>
       <w:tblStyleRowBandSize w:val="1"/>
@@ -12641,7 +12723,7 @@
       </w:tblCellMar>
     </w:tblPr>
   </w:style>
-  <w:style w:type="table" w:customStyle="1" w:styleId="a8">
+  <w:style w:type="table" w:styleId="a8" w:customStyle="1">
     <w:basedOn w:val="TableNormal"/>
     <w:tblPr>
       <w:tblStyleRowBandSize w:val="1"/>
@@ -12654,7 +12736,7 @@
       </w:tblCellMar>
     </w:tblPr>
   </w:style>
-  <w:style w:type="table" w:customStyle="1" w:styleId="a9">
+  <w:style w:type="table" w:styleId="a9" w:customStyle="1">
     <w:basedOn w:val="TableNormal"/>
     <w:tblPr>
       <w:tblStyleRowBandSize w:val="1"/>
@@ -12665,7 +12747,7 @@
       </w:tblCellMar>
     </w:tblPr>
   </w:style>
-  <w:style w:type="table" w:customStyle="1" w:styleId="aa">
+  <w:style w:type="table" w:styleId="aa" w:customStyle="1">
     <w:basedOn w:val="TableNormal"/>
     <w:tblPr>
       <w:tblStyleRowBandSize w:val="1"/>
@@ -12676,7 +12758,7 @@
       </w:tblCellMar>
     </w:tblPr>
   </w:style>
-  <w:style w:type="table" w:customStyle="1" w:styleId="ab">
+  <w:style w:type="table" w:styleId="ab" w:customStyle="1">
     <w:basedOn w:val="TableNormal"/>
     <w:pPr>
       <w:spacing w:line="240" w:lineRule="auto"/>
@@ -12698,7 +12780,7 @@
       <w:shd w:val="clear" w:color="auto" w:fill="EDF2F8"/>
     </w:tcPr>
   </w:style>
-  <w:style w:type="table" w:customStyle="1" w:styleId="ac">
+  <w:style w:type="table" w:styleId="ac" w:customStyle="1">
     <w:basedOn w:val="TableNormal"/>
     <w:pPr>
       <w:spacing w:line="240" w:lineRule="auto"/>
@@ -12720,7 +12802,7 @@
       <w:shd w:val="clear" w:color="auto" w:fill="EDF2F8"/>
     </w:tcPr>
   </w:style>
-  <w:style w:type="table" w:customStyle="1" w:styleId="ad">
+  <w:style w:type="table" w:styleId="ad" w:customStyle="1">
     <w:basedOn w:val="TableNormal"/>
     <w:pPr>
       <w:spacing w:line="240" w:lineRule="auto"/>
@@ -12742,7 +12824,7 @@
       <w:shd w:val="clear" w:color="auto" w:fill="EDF2F8"/>
     </w:tcPr>
   </w:style>
-  <w:style w:type="table" w:customStyle="1" w:styleId="ae">
+  <w:style w:type="table" w:styleId="ae" w:customStyle="1">
     <w:basedOn w:val="TableNormal"/>
     <w:pPr>
       <w:spacing w:line="240" w:lineRule="auto"/>
@@ -12764,7 +12846,7 @@
       <w:shd w:val="clear" w:color="auto" w:fill="EDF2F8"/>
     </w:tcPr>
   </w:style>
-  <w:style w:type="table" w:customStyle="1" w:styleId="af">
+  <w:style w:type="table" w:styleId="af" w:customStyle="1">
     <w:basedOn w:val="TableNormal"/>
     <w:pPr>
       <w:spacing w:line="240" w:lineRule="auto"/>
@@ -12786,7 +12868,7 @@
       <w:shd w:val="clear" w:color="auto" w:fill="EDF2F8"/>
     </w:tcPr>
   </w:style>
-  <w:style w:type="table" w:customStyle="1" w:styleId="af0">
+  <w:style w:type="table" w:styleId="af0" w:customStyle="1">
     <w:basedOn w:val="TableNormal"/>
     <w:pPr>
       <w:spacing w:line="240" w:lineRule="auto"/>
@@ -12808,7 +12890,7 @@
       <w:shd w:val="clear" w:color="auto" w:fill="EDF2F8"/>
     </w:tcPr>
   </w:style>
-  <w:style w:type="table" w:customStyle="1" w:styleId="af1">
+  <w:style w:type="table" w:styleId="af1" w:customStyle="1">
     <w:basedOn w:val="TableNormal"/>
     <w:pPr>
       <w:spacing w:line="240" w:lineRule="auto"/>
@@ -12830,7 +12912,7 @@
       <w:shd w:val="clear" w:color="auto" w:fill="EDF2F8"/>
     </w:tcPr>
   </w:style>
-  <w:style w:type="table" w:customStyle="1" w:styleId="af2">
+  <w:style w:type="table" w:styleId="af2" w:customStyle="1">
     <w:basedOn w:val="TableNormal"/>
     <w:pPr>
       <w:spacing w:line="240" w:lineRule="auto"/>
@@ -12852,7 +12934,7 @@
       <w:shd w:val="clear" w:color="auto" w:fill="EDF2F8"/>
     </w:tcPr>
   </w:style>
-  <w:style w:type="table" w:customStyle="1" w:styleId="af3">
+  <w:style w:type="table" w:styleId="af3" w:customStyle="1">
     <w:basedOn w:val="TableNormal"/>
     <w:pPr>
       <w:spacing w:line="240" w:lineRule="auto"/>
@@ -12874,7 +12956,7 @@
       <w:shd w:val="clear" w:color="auto" w:fill="EDF2F8"/>
     </w:tcPr>
   </w:style>
-  <w:style w:type="character" w:customStyle="1" w:styleId="Mencinsinresolver2">
+  <w:style w:type="character" w:styleId="Mencinsinresolver2" w:customStyle="1">
     <w:name w:val="Mención sin resolver2"/>
     <w:basedOn w:val="Fuentedeprrafopredeter"/>
     <w:uiPriority w:val="99"/>
@@ -12886,7 +12968,7 @@
       <w:shd w:val="clear" w:color="auto" w:fill="E1DFDD"/>
     </w:rPr>
   </w:style>
-  <w:style w:type="paragraph" w:customStyle="1" w:styleId="Subtitle0">
+  <w:style w:type="paragraph" w:styleId="Subtitle0" w:customStyle="1">
     <w:name w:val="Subtitle0"/>
     <w:basedOn w:val="Normal0"/>
     <w:next w:val="Normal0"/>
@@ -12901,7 +12983,7 @@
       <w:szCs w:val="30"/>
     </w:rPr>
   </w:style>
-  <w:style w:type="table" w:customStyle="1" w:styleId="af4">
+  <w:style w:type="table" w:styleId="af4" w:customStyle="1">
     <w:basedOn w:val="NormalTable1"/>
     <w:pPr>
       <w:spacing w:line="240" w:lineRule="auto"/>
@@ -12923,7 +13005,7 @@
       <w:shd w:val="clear" w:color="auto" w:fill="EDF2F8"/>
     </w:tcPr>
   </w:style>
-  <w:style w:type="table" w:customStyle="1" w:styleId="af5">
+  <w:style w:type="table" w:styleId="af5" w:customStyle="1">
     <w:basedOn w:val="NormalTable1"/>
     <w:pPr>
       <w:spacing w:line="240" w:lineRule="auto"/>
@@ -12945,7 +13027,7 @@
       <w:shd w:val="clear" w:color="auto" w:fill="EDF2F8"/>
     </w:tcPr>
   </w:style>
-  <w:style w:type="table" w:customStyle="1" w:styleId="af6">
+  <w:style w:type="table" w:styleId="af6" w:customStyle="1">
     <w:basedOn w:val="NormalTable1"/>
     <w:pPr>
       <w:spacing w:line="240" w:lineRule="auto"/>
@@ -12967,7 +13049,7 @@
       <w:shd w:val="clear" w:color="auto" w:fill="EDF2F8"/>
     </w:tcPr>
   </w:style>
-  <w:style w:type="table" w:customStyle="1" w:styleId="af7">
+  <w:style w:type="table" w:styleId="af7" w:customStyle="1">
     <w:basedOn w:val="NormalTable1"/>
     <w:pPr>
       <w:spacing w:line="240" w:lineRule="auto"/>
@@ -12989,7 +13071,7 @@
       <w:shd w:val="clear" w:color="auto" w:fill="EDF2F8"/>
     </w:tcPr>
   </w:style>
-  <w:style w:type="table" w:customStyle="1" w:styleId="af8">
+  <w:style w:type="table" w:styleId="af8" w:customStyle="1">
     <w:basedOn w:val="NormalTable1"/>
     <w:tblPr>
       <w:tblStyleRowBandSize w:val="1"/>
@@ -13002,7 +13084,7 @@
       </w:tblCellMar>
     </w:tblPr>
   </w:style>
-  <w:style w:type="table" w:customStyle="1" w:styleId="af9">
+  <w:style w:type="table" w:styleId="af9" w:customStyle="1">
     <w:basedOn w:val="NormalTable1"/>
     <w:tblPr>
       <w:tblStyleRowBandSize w:val="1"/>
@@ -13015,7 +13097,7 @@
       </w:tblCellMar>
     </w:tblPr>
   </w:style>
-  <w:style w:type="table" w:customStyle="1" w:styleId="afa">
+  <w:style w:type="table" w:styleId="afa" w:customStyle="1">
     <w:basedOn w:val="NormalTable1"/>
     <w:pPr>
       <w:spacing w:line="240" w:lineRule="auto"/>
@@ -13037,7 +13119,7 @@
       <w:shd w:val="clear" w:color="auto" w:fill="EDF2F8"/>
     </w:tcPr>
   </w:style>
-  <w:style w:type="table" w:customStyle="1" w:styleId="afb">
+  <w:style w:type="table" w:styleId="afb" w:customStyle="1">
     <w:basedOn w:val="NormalTable1"/>
     <w:pPr>
       <w:spacing w:line="240" w:lineRule="auto"/>
@@ -13059,7 +13141,7 @@
       <w:shd w:val="clear" w:color="auto" w:fill="EDF2F8"/>
     </w:tcPr>
   </w:style>
-  <w:style w:type="table" w:customStyle="1" w:styleId="afc">
+  <w:style w:type="table" w:styleId="afc" w:customStyle="1">
     <w:basedOn w:val="NormalTable1"/>
     <w:pPr>
       <w:spacing w:line="240" w:lineRule="auto"/>
@@ -13081,7 +13163,7 @@
       <w:shd w:val="clear" w:color="auto" w:fill="EDF2F8"/>
     </w:tcPr>
   </w:style>
-  <w:style w:type="table" w:customStyle="1" w:styleId="afd">
+  <w:style w:type="table" w:styleId="afd" w:customStyle="1">
     <w:basedOn w:val="NormalTable1"/>
     <w:pPr>
       <w:spacing w:line="240" w:lineRule="auto"/>
@@ -13103,7 +13185,7 @@
       <w:shd w:val="clear" w:color="auto" w:fill="EDF2F8"/>
     </w:tcPr>
   </w:style>
-  <w:style w:type="table" w:customStyle="1" w:styleId="afe">
+  <w:style w:type="table" w:styleId="afe" w:customStyle="1">
     <w:basedOn w:val="NormalTable1"/>
     <w:pPr>
       <w:spacing w:line="240" w:lineRule="auto"/>
@@ -20329,7 +20411,12 @@
 
 <file path=customXml/item1.xml><?xml version="1.0" encoding="utf-8"?>
 <p:properties xmlns:p="http://schemas.microsoft.com/office/2006/metadata/properties" xmlns:xsi="http://www.w3.org/2001/XMLSchema-instance" xmlns:pc="http://schemas.microsoft.com/office/infopath/2007/PartnerControls">
-  <documentManagement/>
+  <documentManagement>
+    <lcf76f155ced4ddcb4097134ff3c332f xmlns="55abea07-cd72-4a95-add0-1082a24cf9e9">
+      <Terms xmlns="http://schemas.microsoft.com/office/infopath/2007/PartnerControls"/>
+    </lcf76f155ced4ddcb4097134ff3c332f>
+    <TaxCatchAll xmlns="285d351f-f218-493a-825f-85a9dfbde315" xsi:nil="true"/>
+  </documentManagement>
 </p:properties>
 </file>
 
@@ -20343,9 +20430,10 @@
 </file>
 
 <file path=customXml/item3.xml><?xml version="1.0" encoding="utf-8"?>
-<ct:contentTypeSchema xmlns:ct="http://schemas.microsoft.com/office/2006/metadata/contentType" xmlns:ma="http://schemas.microsoft.com/office/2006/metadata/properties/metaAttributes" ct:_="" ma:_="" ma:contentTypeName="Documento" ma:contentTypeID="0x0101005D7421CBAB376F47AC1876466873BE0C" ma:contentTypeVersion="3" ma:contentTypeDescription="Crear nuevo documento." ma:contentTypeScope="" ma:versionID="308b75037e4d6374a5a736f40eb4c856">
-  <xsd:schema xmlns:xsd="http://www.w3.org/2001/XMLSchema" xmlns:xs="http://www.w3.org/2001/XMLSchema" xmlns:p="http://schemas.microsoft.com/office/2006/metadata/properties" xmlns:ns2="55abea07-cd72-4a95-add0-1082a24cf9e9" targetNamespace="http://schemas.microsoft.com/office/2006/metadata/properties" ma:root="true" ma:fieldsID="55c05e079265cd52764aed35da6e8f4f" ns2:_="">
+<ct:contentTypeSchema xmlns:ct="http://schemas.microsoft.com/office/2006/metadata/contentType" xmlns:ma="http://schemas.microsoft.com/office/2006/metadata/properties/metaAttributes" ct:_="" ma:_="" ma:contentTypeName="Documento" ma:contentTypeID="0x0101005D7421CBAB376F47AC1876466873BE0C" ma:contentTypeVersion="11" ma:contentTypeDescription="Crear nuevo documento." ma:contentTypeScope="" ma:versionID="3a1bba6d8728ce939bf9f95dae234b40">
+  <xsd:schema xmlns:xsd="http://www.w3.org/2001/XMLSchema" xmlns:xs="http://www.w3.org/2001/XMLSchema" xmlns:p="http://schemas.microsoft.com/office/2006/metadata/properties" xmlns:ns2="55abea07-cd72-4a95-add0-1082a24cf9e9" xmlns:ns3="285d351f-f218-493a-825f-85a9dfbde315" targetNamespace="http://schemas.microsoft.com/office/2006/metadata/properties" ma:root="true" ma:fieldsID="a4f96e62c8f781ccc064189483c2e669" ns2:_="" ns3:_="">
     <xsd:import namespace="55abea07-cd72-4a95-add0-1082a24cf9e9"/>
+    <xsd:import namespace="285d351f-f218-493a-825f-85a9dfbde315"/>
     <xsd:element name="properties">
       <xsd:complexType>
         <xsd:sequence>
@@ -20355,6 +20443,13 @@
                 <xsd:element ref="ns2:MediaServiceMetadata" minOccurs="0"/>
                 <xsd:element ref="ns2:MediaServiceFastMetadata" minOccurs="0"/>
                 <xsd:element ref="ns2:MediaServiceSearchProperties" minOccurs="0"/>
+                <xsd:element ref="ns2:MediaServiceDateTaken" minOccurs="0"/>
+                <xsd:element ref="ns2:lcf76f155ced4ddcb4097134ff3c332f" minOccurs="0"/>
+                <xsd:element ref="ns3:TaxCatchAll" minOccurs="0"/>
+                <xsd:element ref="ns2:MediaServiceOCR" minOccurs="0"/>
+                <xsd:element ref="ns2:MediaServiceGenerationTime" minOccurs="0"/>
+                <xsd:element ref="ns2:MediaServiceEventHashCode" minOccurs="0"/>
+                <xsd:element ref="ns2:MediaLengthInSeconds" minOccurs="0"/>
               </xsd:all>
             </xsd:complexType>
           </xsd:element>
@@ -20379,6 +20474,55 @@
       <xsd:simpleType>
         <xsd:restriction base="dms:Note"/>
       </xsd:simpleType>
+    </xsd:element>
+    <xsd:element name="MediaServiceDateTaken" ma:index="11" nillable="true" ma:displayName="MediaServiceDateTaken" ma:hidden="true" ma:indexed="true" ma:internalName="MediaServiceDateTaken" ma:readOnly="true">
+      <xsd:simpleType>
+        <xsd:restriction base="dms:Text"/>
+      </xsd:simpleType>
+    </xsd:element>
+    <xsd:element name="lcf76f155ced4ddcb4097134ff3c332f" ma:index="13" nillable="true" ma:taxonomy="true" ma:internalName="lcf76f155ced4ddcb4097134ff3c332f" ma:taxonomyFieldName="MediaServiceImageTags" ma:displayName="Etiquetas de imagen" ma:readOnly="false" ma:fieldId="{5cf76f15-5ced-4ddc-b409-7134ff3c332f}" ma:taxonomyMulti="true" ma:sspId="d33c8c81-5745-4931-bcc4-c2aeafe86780" ma:termSetId="09814cd3-568e-fe90-9814-8d621ff8fb84" ma:anchorId="fba54fb3-c3e1-fe81-a776-ca4b69148c4d" ma:open="true" ma:isKeyword="false">
+      <xsd:complexType>
+        <xsd:sequence>
+          <xsd:element ref="pc:Terms" minOccurs="0" maxOccurs="1"/>
+        </xsd:sequence>
+      </xsd:complexType>
+    </xsd:element>
+    <xsd:element name="MediaServiceOCR" ma:index="15" nillable="true" ma:displayName="Extracted Text" ma:internalName="MediaServiceOCR" ma:readOnly="true">
+      <xsd:simpleType>
+        <xsd:restriction base="dms:Note">
+          <xsd:maxLength value="255"/>
+        </xsd:restriction>
+      </xsd:simpleType>
+    </xsd:element>
+    <xsd:element name="MediaServiceGenerationTime" ma:index="16" nillable="true" ma:displayName="MediaServiceGenerationTime" ma:hidden="true" ma:internalName="MediaServiceGenerationTime" ma:readOnly="true">
+      <xsd:simpleType>
+        <xsd:restriction base="dms:Text"/>
+      </xsd:simpleType>
+    </xsd:element>
+    <xsd:element name="MediaServiceEventHashCode" ma:index="17" nillable="true" ma:displayName="MediaServiceEventHashCode" ma:hidden="true" ma:internalName="MediaServiceEventHashCode" ma:readOnly="true">
+      <xsd:simpleType>
+        <xsd:restriction base="dms:Text"/>
+      </xsd:simpleType>
+    </xsd:element>
+    <xsd:element name="MediaLengthInSeconds" ma:index="18" nillable="true" ma:displayName="MediaLengthInSeconds" ma:hidden="true" ma:internalName="MediaLengthInSeconds" ma:readOnly="true">
+      <xsd:simpleType>
+        <xsd:restriction base="dms:Unknown"/>
+      </xsd:simpleType>
+    </xsd:element>
+  </xsd:schema>
+  <xsd:schema xmlns:xsd="http://www.w3.org/2001/XMLSchema" xmlns:xs="http://www.w3.org/2001/XMLSchema" xmlns:dms="http://schemas.microsoft.com/office/2006/documentManagement/types" xmlns:pc="http://schemas.microsoft.com/office/infopath/2007/PartnerControls" targetNamespace="285d351f-f218-493a-825f-85a9dfbde315" elementFormDefault="qualified">
+    <xsd:import namespace="http://schemas.microsoft.com/office/2006/documentManagement/types"/>
+    <xsd:import namespace="http://schemas.microsoft.com/office/infopath/2007/PartnerControls"/>
+    <xsd:element name="TaxCatchAll" ma:index="14" nillable="true" ma:displayName="Taxonomy Catch All Column" ma:hidden="true" ma:list="{5d57ac59-ec13-4ab6-8bf8-a162ea89df9b}" ma:internalName="TaxCatchAll" ma:showField="CatchAllData" ma:web="285d351f-f218-493a-825f-85a9dfbde315">
+      <xsd:complexType>
+        <xsd:complexContent>
+          <xsd:extension base="dms:MultiChoiceLookup">
+            <xsd:sequence>
+              <xsd:element name="Value" type="dms:Lookup" maxOccurs="unbounded" minOccurs="0" nillable="true"/>
+            </xsd:sequence>
+          </xsd:extension>
+        </xsd:complexContent>
+      </xsd:complexType>
     </xsd:element>
   </xsd:schema>
   <xsd:schema xmlns="http://schemas.openxmlformats.org/package/2006/metadata/core-properties" xmlns:xsd="http://www.w3.org/2001/XMLSchema" xmlns:xsi="http://www.w3.org/2001/XMLSchema-instance" xmlns:dc="http://purl.org/dc/elements/1.1/" xmlns:dcterms="http://purl.org/dc/terms/" xmlns:odoc="http://schemas.microsoft.com/internal/obd" targetNamespace="http://schemas.openxmlformats.org/package/2006/metadata/core-properties" elementFormDefault="qualified" attributeFormDefault="unqualified" blockDefault="#all">
@@ -20506,7 +20650,7 @@
 </file>
 
 <file path=customXml/itemProps3.xml><?xml version="1.0" encoding="utf-8"?>
-<ds:datastoreItem xmlns:ds="http://schemas.openxmlformats.org/officeDocument/2006/customXml" ds:itemID="{E4A041EC-DAE4-4FBC-807F-A5FB949C8174}"/>
+<ds:datastoreItem xmlns:ds="http://schemas.openxmlformats.org/officeDocument/2006/customXml" ds:itemID="{6B9EC337-82EF-40DB-AE48-E9BE77356933}"/>
 </file>
 
 <file path=customXml/itemProps4.xml><?xml version="1.0" encoding="utf-8"?>
